--- a/הצעת פרויקט - מעודכן גל-     33054.docx
+++ b/הצעת פרויקט - מעודכן גל-     33054.docx
@@ -2487,16 +2487,7 @@
           <w:szCs w:val="28"/>
           <w:rtl/>
         </w:rPr>
-        <w:t>בדיקה של</w:t>
-      </w:r>
-      <w:r>
-        <w:rPr>
-          <w:rFonts w:ascii="David" w:eastAsia="Arial" w:hAnsi="David" w:cs="David"/>
-          <w:sz w:val="28"/>
-          <w:szCs w:val="28"/>
-          <w:rtl/>
-        </w:rPr>
-        <w:t xml:space="preserve"> חבילות הרשת המגיעות ויוצאות מהמכשיר</w:t>
+        <w:t>בדיקה של חבילות הרשת המגיעות ויוצאות מהמכשיר</w:t>
       </w:r>
       <w:r>
         <w:rPr>
@@ -2784,7 +2775,7 @@
         <w:ind w:left="4" w:right="1690" w:hanging="4"/>
         <w:jc w:val="left"/>
         <w:rPr>
-          <w:rFonts w:ascii="David" w:hAnsi="David" w:cs="David" w:hint="cs"/>
+          <w:rFonts w:ascii="David" w:hAnsi="David" w:cs="David"/>
           <w:sz w:val="28"/>
           <w:szCs w:val="28"/>
         </w:rPr>
@@ -3047,7 +3038,7 @@
         <w:ind w:right="687"/>
         <w:jc w:val="left"/>
         <w:rPr>
-          <w:rFonts w:ascii="David" w:eastAsia="Arial" w:hAnsi="David" w:cs="David" w:hint="cs"/>
+          <w:rFonts w:ascii="David" w:eastAsia="Arial" w:hAnsi="David" w:cs="David"/>
           <w:sz w:val="28"/>
           <w:szCs w:val="28"/>
           <w:rtl/>
@@ -6429,16 +6420,16 @@
         <w:ind w:left="927" w:right="71"/>
         <w:jc w:val="left"/>
         <w:rPr>
+          <w:rFonts w:ascii="David" w:hAnsi="David" w:cs="David"/>
+          <w:sz w:val="28"/>
+          <w:szCs w:val="28"/>
+        </w:rPr>
+      </w:pPr>
+      <w:r>
+        <w:rPr>
           <w:rFonts w:ascii="David" w:hAnsi="David" w:cs="David" w:hint="cs"/>
           <w:sz w:val="28"/>
           <w:szCs w:val="28"/>
-        </w:rPr>
-      </w:pPr>
-      <w:r>
-        <w:rPr>
-          <w:rFonts w:ascii="David" w:hAnsi="David" w:cs="David" w:hint="cs"/>
-          <w:sz w:val="28"/>
-          <w:szCs w:val="28"/>
           <w:rtl/>
         </w:rPr>
         <w:t xml:space="preserve">פתרון: </w:t>
@@ -6532,15 +6523,24 @@
         <w:ind w:right="71"/>
         <w:rPr>
           <w:rFonts w:ascii="David" w:hAnsi="David" w:cs="David"/>
-          <w:sz w:val="28"/>
-          <w:szCs w:val="28"/>
-        </w:rPr>
-      </w:pPr>
-      <w:r>
-        <w:rPr>
-          <w:rFonts w:ascii="David" w:eastAsia="Arial" w:hAnsi="David" w:cs="David"/>
-          <w:sz w:val="28"/>
-          <w:szCs w:val="28"/>
+          <w:sz w:val="72"/>
+          <w:szCs w:val="72"/>
+        </w:rPr>
+      </w:pPr>
+      <w:r>
+        <w:rPr>
+          <w:rFonts w:ascii="David" w:eastAsia="Arial" w:hAnsi="David" w:cs="David" w:hint="cs"/>
+          <w:sz w:val="72"/>
+          <w:szCs w:val="72"/>
+          <w:rtl/>
+        </w:rPr>
+        <w:t>נדרש למלא!!!</w:t>
+      </w:r>
+      <w:r>
+        <w:rPr>
+          <w:rFonts w:ascii="David" w:eastAsia="Arial" w:hAnsi="David" w:cs="David"/>
+          <w:sz w:val="72"/>
+          <w:szCs w:val="72"/>
         </w:rPr>
         <w:t xml:space="preserve"> </w:t>
       </w:r>
@@ -6822,7 +6822,7 @@
           <w:sz w:val="28"/>
           <w:szCs w:val="28"/>
         </w:rPr>
-        <w:t xml:space="preserve"> </w:t>
+        <w:t xml:space="preserve">  </w:t>
       </w:r>
     </w:p>
     <w:p>
@@ -6867,136 +6867,13 @@
     </w:p>
     <w:p>
       <w:pPr>
-        <w:bidi w:val="0"/>
-        <w:spacing w:after="0"/>
-        <w:ind w:right="71"/>
-        <w:rPr>
-          <w:rFonts w:ascii="David" w:hAnsi="David" w:cs="David"/>
-          <w:sz w:val="28"/>
-          <w:szCs w:val="28"/>
-        </w:rPr>
-      </w:pPr>
-      <w:r>
-        <w:rPr>
-          <w:rFonts w:ascii="David" w:eastAsia="Arial" w:hAnsi="David" w:cs="David"/>
-          <w:sz w:val="28"/>
-          <w:szCs w:val="28"/>
-        </w:rPr>
-        <w:t xml:space="preserve"> </w:t>
-      </w:r>
-    </w:p>
-    <w:p>
-      <w:pPr>
-        <w:bidi w:val="0"/>
-        <w:spacing w:after="0"/>
-        <w:ind w:right="71"/>
-        <w:rPr>
-          <w:rFonts w:ascii="David" w:hAnsi="David" w:cs="David"/>
-          <w:sz w:val="28"/>
-          <w:szCs w:val="28"/>
-        </w:rPr>
-      </w:pPr>
-      <w:r>
-        <w:rPr>
-          <w:rFonts w:ascii="David" w:eastAsia="Arial" w:hAnsi="David" w:cs="David"/>
-          <w:sz w:val="28"/>
-          <w:szCs w:val="28"/>
-        </w:rPr>
-        <w:t xml:space="preserve"> </w:t>
-      </w:r>
-    </w:p>
-    <w:p>
-      <w:pPr>
-        <w:bidi w:val="0"/>
-        <w:spacing w:after="0"/>
-        <w:ind w:right="71"/>
-        <w:rPr>
-          <w:rFonts w:ascii="David" w:hAnsi="David" w:cs="David"/>
-          <w:sz w:val="28"/>
-          <w:szCs w:val="28"/>
-        </w:rPr>
-      </w:pPr>
-      <w:r>
-        <w:rPr>
-          <w:rFonts w:ascii="David" w:eastAsia="Arial" w:hAnsi="David" w:cs="David"/>
-          <w:sz w:val="28"/>
-          <w:szCs w:val="28"/>
-        </w:rPr>
-        <w:t xml:space="preserve"> </w:t>
-      </w:r>
-    </w:p>
-    <w:p>
-      <w:pPr>
-        <w:bidi w:val="0"/>
-        <w:spacing w:after="0"/>
-        <w:ind w:right="71"/>
-        <w:rPr>
-          <w:rFonts w:ascii="David" w:hAnsi="David" w:cs="David"/>
-          <w:sz w:val="28"/>
-          <w:szCs w:val="28"/>
-        </w:rPr>
-      </w:pPr>
-      <w:r>
-        <w:rPr>
-          <w:rFonts w:ascii="David" w:eastAsia="Arial" w:hAnsi="David" w:cs="David"/>
-          <w:sz w:val="28"/>
-          <w:szCs w:val="28"/>
-        </w:rPr>
-        <w:t xml:space="preserve"> </w:t>
-      </w:r>
-    </w:p>
-    <w:p>
-      <w:pPr>
-        <w:bidi w:val="0"/>
-        <w:spacing w:after="0"/>
-        <w:ind w:right="71"/>
-        <w:rPr>
-          <w:rFonts w:ascii="David" w:hAnsi="David" w:cs="David"/>
-          <w:sz w:val="28"/>
-          <w:szCs w:val="28"/>
-        </w:rPr>
-      </w:pPr>
-      <w:r>
-        <w:rPr>
-          <w:rFonts w:ascii="David" w:eastAsia="Arial" w:hAnsi="David" w:cs="David"/>
-          <w:sz w:val="28"/>
-          <w:szCs w:val="28"/>
-        </w:rPr>
-        <w:t xml:space="preserve"> </w:t>
-      </w:r>
-    </w:p>
-    <w:p>
-      <w:pPr>
-        <w:bidi w:val="0"/>
-        <w:spacing w:after="0"/>
-        <w:ind w:right="71"/>
-        <w:rPr>
-          <w:rFonts w:ascii="David" w:hAnsi="David" w:cs="David"/>
-          <w:sz w:val="28"/>
-          <w:szCs w:val="28"/>
-        </w:rPr>
-      </w:pPr>
-      <w:r>
-        <w:rPr>
-          <w:rFonts w:ascii="David" w:eastAsia="Arial" w:hAnsi="David" w:cs="David"/>
-          <w:sz w:val="28"/>
-          <w:szCs w:val="28"/>
-        </w:rPr>
-        <w:t xml:space="preserve"> </w:t>
-      </w:r>
-    </w:p>
-    <w:p>
-      <w:pPr>
+        <w:pStyle w:val="a3"/>
+        <w:numPr>
+          <w:ilvl w:val="0"/>
+          <w:numId w:val="18"/>
+        </w:numPr>
         <w:spacing w:after="103"/>
-        <w:ind w:left="295" w:hanging="10"/>
         <w:jc w:val="left"/>
-        <w:rPr>
-          <w:rFonts w:ascii="David" w:hAnsi="David" w:cs="David"/>
-          <w:sz w:val="28"/>
-          <w:szCs w:val="28"/>
-        </w:rPr>
-      </w:pPr>
-      <w:r>
         <w:rPr>
           <w:rFonts w:ascii="David" w:eastAsia="Arial" w:hAnsi="David" w:cs="David"/>
           <w:b/>
@@ -7004,8 +6881,7 @@
           <w:sz w:val="28"/>
           <w:szCs w:val="28"/>
         </w:rPr>
-        <w:t>7</w:t>
-      </w:r>
+      </w:pPr>
       <w:r>
         <w:rPr>
           <w:rFonts w:ascii="David" w:eastAsia="Arial" w:hAnsi="David" w:cs="David"/>
@@ -7015,90 +6891,225 @@
           <w:szCs w:val="28"/>
           <w:rtl/>
         </w:rPr>
-        <w:t xml:space="preserve">. פתרון טכנולוגי נבחר: </w:t>
-      </w:r>
-    </w:p>
-    <w:p>
-      <w:pPr>
-        <w:bidi w:val="0"/>
-        <w:spacing w:after="0"/>
-        <w:ind w:right="52"/>
-        <w:rPr>
-          <w:rFonts w:ascii="David" w:hAnsi="David" w:cs="David"/>
-          <w:sz w:val="28"/>
-          <w:szCs w:val="28"/>
-        </w:rPr>
-      </w:pPr>
-      <w:r>
-        <w:rPr>
-          <w:rFonts w:ascii="David" w:eastAsia="Times New Roman" w:hAnsi="David" w:cs="David"/>
-          <w:sz w:val="28"/>
-          <w:szCs w:val="28"/>
-        </w:rPr>
-        <w:t xml:space="preserve"> </w:t>
-      </w:r>
-    </w:p>
-    <w:p>
-      <w:pPr>
-        <w:bidi w:val="0"/>
-        <w:spacing w:after="0"/>
-        <w:ind w:left="1088"/>
+        <w:t xml:space="preserve">פתרון טכנולוגי נבחר: </w:t>
+      </w:r>
+    </w:p>
+    <w:p>
+      <w:pPr>
+        <w:pStyle w:val="a3"/>
+        <w:spacing w:after="103"/>
         <w:jc w:val="left"/>
         <w:rPr>
-          <w:rFonts w:ascii="David" w:hAnsi="David" w:cs="David"/>
-          <w:sz w:val="28"/>
-          <w:szCs w:val="28"/>
-        </w:rPr>
-      </w:pPr>
-      <w:r>
-        <w:rPr>
-          <w:rFonts w:ascii="David" w:eastAsia="Arial" w:hAnsi="David" w:cs="David"/>
-          <w:sz w:val="28"/>
-          <w:szCs w:val="28"/>
-        </w:rPr>
-        <w:lastRenderedPageBreak/>
-        <w:t xml:space="preserve"> </w:t>
-      </w:r>
-      <w:r>
-        <w:rPr>
-          <w:rFonts w:ascii="David" w:hAnsi="David" w:cs="David"/>
+          <w:rFonts w:ascii="David" w:eastAsia="Arial" w:hAnsi="David" w:cs="David"/>
+          <w:b/>
+          <w:bCs/>
+          <w:sz w:val="28"/>
+          <w:szCs w:val="28"/>
+          <w:rtl/>
+        </w:rPr>
+      </w:pPr>
+    </w:p>
+    <w:p>
+      <w:pPr>
+        <w:pStyle w:val="a3"/>
+        <w:numPr>
+          <w:ilvl w:val="1"/>
+          <w:numId w:val="18"/>
+        </w:numPr>
+        <w:spacing w:after="103"/>
+        <w:jc w:val="left"/>
+        <w:rPr>
+          <w:rFonts w:ascii="David" w:hAnsi="David" w:cs="David"/>
+          <w:b/>
+          <w:bCs/>
+          <w:sz w:val="28"/>
+          <w:szCs w:val="28"/>
+          <w:u w:val="single"/>
+        </w:rPr>
+      </w:pPr>
+      <w:r>
+        <w:rPr>
+          <w:rFonts w:ascii="David" w:hAnsi="David" w:cs="David" w:hint="cs"/>
+          <w:b/>
+          <w:bCs/>
+          <w:sz w:val="28"/>
+          <w:szCs w:val="28"/>
+          <w:u w:val="single"/>
+          <w:rtl/>
+        </w:rPr>
+        <w:t>טופולוגית הפתרון-</w:t>
+      </w:r>
+    </w:p>
+    <w:p>
+      <w:pPr>
+        <w:pStyle w:val="a3"/>
+        <w:spacing w:after="103"/>
+        <w:ind w:left="927"/>
+        <w:jc w:val="left"/>
+        <w:rPr>
+          <w:rFonts w:ascii="David" w:hAnsi="David" w:cs="David"/>
+          <w:sz w:val="28"/>
+          <w:szCs w:val="28"/>
+          <w:rtl/>
+        </w:rPr>
+      </w:pPr>
+    </w:p>
+    <w:p>
+      <w:pPr>
+        <w:pStyle w:val="a3"/>
+        <w:spacing w:after="103"/>
+        <w:ind w:left="927"/>
+        <w:jc w:val="left"/>
+        <w:rPr>
+          <w:rFonts w:ascii="David" w:hAnsi="David" w:cs="David" w:hint="cs"/>
+          <w:sz w:val="28"/>
+          <w:szCs w:val="28"/>
+        </w:rPr>
+      </w:pPr>
+      <w:r>
+        <w:rPr>
+          <w:b/>
+          <w:bCs/>
           <w:noProof/>
-          <w:sz w:val="28"/>
-          <w:szCs w:val="28"/>
+          <w:sz w:val="32"/>
+          <w:szCs w:val="32"/>
         </w:rPr>
         <w:drawing>
-          <wp:inline distT="0" distB="0" distL="0" distR="0" wp14:anchorId="79C5A819" wp14:editId="2ECEBB4C">
-            <wp:extent cx="5715000" cy="5981700"/>
+          <wp:anchor distT="0" distB="0" distL="114300" distR="114300" simplePos="0" relativeHeight="251663360" behindDoc="1" locked="0" layoutInCell="1" allowOverlap="1" wp14:anchorId="774B403D" wp14:editId="7501EE5A">
+            <wp:simplePos x="0" y="0"/>
+            <wp:positionH relativeFrom="page">
+              <wp:align>center</wp:align>
+            </wp:positionH>
+            <wp:positionV relativeFrom="paragraph">
+              <wp:posOffset>-73025</wp:posOffset>
+            </wp:positionV>
+            <wp:extent cx="6002020" cy="4503420"/>
             <wp:effectExtent l="0" t="0" r="0" b="0"/>
-            <wp:docPr id="2971" name="Picture 2971"/>
-            <wp:cNvGraphicFramePr/>
+            <wp:wrapTight wrapText="bothSides">
+              <wp:wrapPolygon edited="0">
+                <wp:start x="137" y="183"/>
+                <wp:lineTo x="137" y="5208"/>
+                <wp:lineTo x="548" y="6213"/>
+                <wp:lineTo x="754" y="6396"/>
+                <wp:lineTo x="11792" y="7675"/>
+                <wp:lineTo x="12957" y="7675"/>
+                <wp:lineTo x="12957" y="9137"/>
+                <wp:lineTo x="137" y="9685"/>
+                <wp:lineTo x="137" y="13980"/>
+                <wp:lineTo x="274" y="15716"/>
+                <wp:lineTo x="6993" y="16447"/>
+                <wp:lineTo x="12957" y="16447"/>
+                <wp:lineTo x="12957" y="19919"/>
+                <wp:lineTo x="13231" y="20832"/>
+                <wp:lineTo x="13643" y="21289"/>
+                <wp:lineTo x="21390" y="21289"/>
+                <wp:lineTo x="21458" y="15898"/>
+                <wp:lineTo x="20499" y="15533"/>
+                <wp:lineTo x="17345" y="14985"/>
+                <wp:lineTo x="17893" y="14985"/>
+                <wp:lineTo x="19402" y="13888"/>
+                <wp:lineTo x="19402" y="13523"/>
+                <wp:lineTo x="20019" y="13523"/>
+                <wp:lineTo x="21458" y="12518"/>
+                <wp:lineTo x="21321" y="4020"/>
+                <wp:lineTo x="20978" y="3107"/>
+                <wp:lineTo x="8638" y="1736"/>
+                <wp:lineTo x="8501" y="1279"/>
+                <wp:lineTo x="7884" y="183"/>
+                <wp:lineTo x="137" y="183"/>
+              </wp:wrapPolygon>
+            </wp:wrapTight>
+            <wp:docPr id="1" name="תמונה 1"/>
+            <wp:cNvGraphicFramePr>
+              <a:graphicFrameLocks xmlns:a="http://schemas.openxmlformats.org/drawingml/2006/main" noChangeAspect="1"/>
+            </wp:cNvGraphicFramePr>
             <a:graphic xmlns:a="http://schemas.openxmlformats.org/drawingml/2006/main">
               <a:graphicData uri="http://schemas.openxmlformats.org/drawingml/2006/picture">
                 <pic:pic xmlns:pic="http://schemas.openxmlformats.org/drawingml/2006/picture">
                   <pic:nvPicPr>
-                    <pic:cNvPr id="2971" name="Picture 2971"/>
-                    <pic:cNvPicPr/>
+                    <pic:cNvPr id="0" name="Picture 1"/>
+                    <pic:cNvPicPr>
+                      <a:picLocks noChangeAspect="1" noChangeArrowheads="1"/>
+                    </pic:cNvPicPr>
                   </pic:nvPicPr>
                   <pic:blipFill>
-                    <a:blip r:embed="rId7"/>
+                    <a:blip r:embed="rId7" cstate="print">
+                      <a:extLst>
+                        <a:ext uri="{28A0092B-C50C-407E-A947-70E740481C1C}">
+                          <a14:useLocalDpi xmlns:a14="http://schemas.microsoft.com/office/drawing/2010/main" val="0"/>
+                        </a:ext>
+                      </a:extLst>
+                    </a:blip>
+                    <a:srcRect/>
                     <a:stretch>
                       <a:fillRect/>
                     </a:stretch>
                   </pic:blipFill>
-                  <pic:spPr>
+                  <pic:spPr bwMode="auto">
                     <a:xfrm>
                       <a:off x="0" y="0"/>
-                      <a:ext cx="5715000" cy="5981700"/>
+                      <a:ext cx="6002020" cy="4503420"/>
                     </a:xfrm>
                     <a:prstGeom prst="rect">
                       <a:avLst/>
                     </a:prstGeom>
+                    <a:noFill/>
+                    <a:ln>
+                      <a:noFill/>
+                    </a:ln>
                   </pic:spPr>
                 </pic:pic>
               </a:graphicData>
             </a:graphic>
-          </wp:inline>
+            <wp14:sizeRelH relativeFrom="margin">
+              <wp14:pctWidth>0</wp14:pctWidth>
+            </wp14:sizeRelH>
+            <wp14:sizeRelV relativeFrom="margin">
+              <wp14:pctHeight>0</wp14:pctHeight>
+            </wp14:sizeRelV>
+          </wp:anchor>
         </w:drawing>
+      </w:r>
+    </w:p>
+    <w:p>
+      <w:pPr>
+        <w:bidi w:val="0"/>
+        <w:spacing w:after="0"/>
+        <w:ind w:right="52"/>
+        <w:rPr>
+          <w:rFonts w:ascii="David" w:hAnsi="David" w:cs="David"/>
+          <w:sz w:val="28"/>
+          <w:szCs w:val="28"/>
+        </w:rPr>
+      </w:pPr>
+      <w:r>
+        <w:rPr>
+          <w:rFonts w:ascii="David" w:eastAsia="Times New Roman" w:hAnsi="David" w:cs="David"/>
+          <w:sz w:val="28"/>
+          <w:szCs w:val="28"/>
+        </w:rPr>
+        <w:t xml:space="preserve"> </w:t>
+      </w:r>
+    </w:p>
+    <w:p>
+      <w:pPr>
+        <w:bidi w:val="0"/>
+        <w:spacing w:after="0"/>
+        <w:ind w:left="1088"/>
+        <w:jc w:val="left"/>
+        <w:rPr>
+          <w:rFonts w:ascii="David" w:hAnsi="David" w:cs="David"/>
+          <w:sz w:val="28"/>
+          <w:szCs w:val="28"/>
+        </w:rPr>
+      </w:pPr>
+      <w:r>
+        <w:rPr>
+          <w:rFonts w:ascii="David" w:eastAsia="Arial" w:hAnsi="David" w:cs="David"/>
+          <w:sz w:val="28"/>
+          <w:szCs w:val="28"/>
+        </w:rPr>
+        <w:t xml:space="preserve"> </w:t>
       </w:r>
     </w:p>
     <w:p>
@@ -7300,107 +7311,7 @@
           <w:sz w:val="28"/>
           <w:szCs w:val="28"/>
         </w:rPr>
-        <w:t xml:space="preserve"> </w:t>
-      </w:r>
-    </w:p>
-    <w:p>
-      <w:pPr>
-        <w:bidi w:val="0"/>
-        <w:spacing w:after="0"/>
-        <w:ind w:right="67"/>
-        <w:rPr>
-          <w:rFonts w:ascii="David" w:hAnsi="David" w:cs="David"/>
-          <w:sz w:val="28"/>
-          <w:szCs w:val="28"/>
-        </w:rPr>
-      </w:pPr>
-      <w:r>
-        <w:rPr>
-          <w:rFonts w:ascii="David" w:eastAsia="Arial" w:hAnsi="David" w:cs="David"/>
-          <w:sz w:val="28"/>
-          <w:szCs w:val="28"/>
-        </w:rPr>
-        <w:t xml:space="preserve"> </w:t>
-      </w:r>
-    </w:p>
-    <w:p>
-      <w:pPr>
-        <w:bidi w:val="0"/>
-        <w:spacing w:after="0"/>
-        <w:ind w:right="67"/>
-        <w:rPr>
-          <w:rFonts w:ascii="David" w:hAnsi="David" w:cs="David"/>
-          <w:sz w:val="28"/>
-          <w:szCs w:val="28"/>
-        </w:rPr>
-      </w:pPr>
-      <w:r>
-        <w:rPr>
-          <w:rFonts w:ascii="David" w:eastAsia="Arial" w:hAnsi="David" w:cs="David"/>
-          <w:sz w:val="28"/>
-          <w:szCs w:val="28"/>
-        </w:rPr>
-        <w:t xml:space="preserve"> </w:t>
-      </w:r>
-    </w:p>
-    <w:p>
-      <w:pPr>
-        <w:bidi w:val="0"/>
-        <w:spacing w:after="0"/>
-        <w:ind w:right="67"/>
-        <w:rPr>
-          <w:rFonts w:ascii="David" w:hAnsi="David" w:cs="David"/>
-          <w:sz w:val="28"/>
-          <w:szCs w:val="28"/>
-        </w:rPr>
-      </w:pPr>
-      <w:r>
-        <w:rPr>
-          <w:rFonts w:ascii="David" w:eastAsia="Arial" w:hAnsi="David" w:cs="David"/>
-          <w:sz w:val="28"/>
-          <w:szCs w:val="28"/>
-        </w:rPr>
-        <w:t xml:space="preserve"> </w:t>
-      </w:r>
-    </w:p>
-    <w:p>
-      <w:pPr>
-        <w:bidi w:val="0"/>
-        <w:spacing w:after="0"/>
-        <w:ind w:right="67"/>
-        <w:rPr>
-          <w:rFonts w:ascii="David" w:hAnsi="David" w:cs="David"/>
-          <w:sz w:val="28"/>
-          <w:szCs w:val="28"/>
-        </w:rPr>
-      </w:pPr>
-      <w:r>
-        <w:rPr>
-          <w:rFonts w:ascii="David" w:eastAsia="Arial" w:hAnsi="David" w:cs="David"/>
-          <w:sz w:val="28"/>
-          <w:szCs w:val="28"/>
-        </w:rPr>
-        <w:t xml:space="preserve"> </w:t>
-      </w:r>
-    </w:p>
-    <w:p>
-      <w:pPr>
-        <w:bidi w:val="0"/>
-        <w:spacing w:after="0"/>
-        <w:ind w:right="67"/>
-        <w:rPr>
-          <w:rFonts w:ascii="David" w:hAnsi="David" w:cs="David"/>
-          <w:sz w:val="28"/>
-          <w:szCs w:val="28"/>
-        </w:rPr>
-      </w:pPr>
-      <w:r>
-        <w:rPr>
-          <w:rFonts w:ascii="David" w:eastAsia="Arial" w:hAnsi="David" w:cs="David"/>
-          <w:sz w:val="28"/>
-          <w:szCs w:val="28"/>
-        </w:rPr>
-        <w:t xml:space="preserve"> </w:t>
+        <w:t xml:space="preserve">  </w:t>
       </w:r>
     </w:p>
     <w:p>
@@ -7473,570 +7384,331 @@
           <w:bCs/>
           <w:sz w:val="28"/>
           <w:szCs w:val="28"/>
-        </w:rPr>
-        <w:t>7</w:t>
-      </w:r>
-      <w:r>
-        <w:rPr>
-          <w:rFonts w:ascii="David" w:eastAsia="Arial" w:hAnsi="David" w:cs="David"/>
+          <w:rtl/>
+        </w:rPr>
+        <w:t xml:space="preserve"> </w:t>
+      </w:r>
+    </w:p>
+    <w:p>
+      <w:pPr>
+        <w:bidi w:val="0"/>
+        <w:spacing w:after="18"/>
+        <w:ind w:right="67"/>
+        <w:rPr>
+          <w:rFonts w:ascii="David" w:eastAsia="Segoe UI Symbol" w:hAnsi="David" w:cs="David"/>
+          <w:sz w:val="28"/>
+          <w:szCs w:val="28"/>
+        </w:rPr>
+      </w:pPr>
+    </w:p>
+    <w:p>
+      <w:pPr>
+        <w:bidi w:val="0"/>
+        <w:spacing w:after="18"/>
+        <w:ind w:right="67"/>
+        <w:rPr>
+          <w:rFonts w:ascii="David" w:hAnsi="David" w:cs="David"/>
+          <w:sz w:val="28"/>
+          <w:szCs w:val="28"/>
+        </w:rPr>
+      </w:pPr>
+    </w:p>
+    <w:p>
+      <w:pPr>
+        <w:pStyle w:val="a3"/>
+        <w:numPr>
+          <w:ilvl w:val="1"/>
+          <w:numId w:val="18"/>
+        </w:numPr>
+        <w:jc w:val="left"/>
+        <w:rPr>
+          <w:rFonts w:ascii="David" w:eastAsia="Times New Roman" w:hAnsi="David" w:cs="David"/>
           <w:b/>
           <w:bCs/>
           <w:sz w:val="28"/>
           <w:szCs w:val="28"/>
-          <w:rtl/>
-        </w:rPr>
-        <w:t>.</w:t>
-      </w:r>
-      <w:r>
-        <w:rPr>
-          <w:rFonts w:ascii="David" w:eastAsia="Arial" w:hAnsi="David" w:cs="David"/>
+          <w:u w:val="single"/>
+        </w:rPr>
+      </w:pPr>
+      <w:r>
+        <w:rPr>
+          <w:rFonts w:ascii="David" w:eastAsia="Times New Roman" w:hAnsi="David" w:cs="David" w:hint="cs"/>
           <w:b/>
           <w:bCs/>
           <w:sz w:val="28"/>
           <w:szCs w:val="28"/>
-        </w:rPr>
-        <w:t>1</w:t>
-      </w:r>
-      <w:r>
-        <w:rPr>
-          <w:rFonts w:ascii="David" w:eastAsia="Arial" w:hAnsi="David" w:cs="David"/>
+          <w:u w:val="single"/>
+          <w:rtl/>
+        </w:rPr>
+        <w:lastRenderedPageBreak/>
+        <w:t xml:space="preserve">טכנולוגיות בשימוש </w:t>
+      </w:r>
+      <w:r>
+        <w:rPr>
+          <w:rFonts w:ascii="David" w:eastAsia="Times New Roman" w:hAnsi="David" w:cs="David"/>
           <w:b/>
           <w:bCs/>
           <w:sz w:val="28"/>
           <w:szCs w:val="28"/>
+          <w:u w:val="single"/>
+          <w:rtl/>
+        </w:rPr>
+        <w:t xml:space="preserve">: </w:t>
+      </w:r>
+    </w:p>
+    <w:p>
+      <w:pPr>
+        <w:pStyle w:val="a3"/>
+        <w:numPr>
+          <w:ilvl w:val="0"/>
+          <w:numId w:val="21"/>
+        </w:numPr>
+        <w:spacing w:after="0"/>
+        <w:jc w:val="left"/>
+        <w:rPr>
+          <w:rFonts w:ascii="David" w:hAnsi="David" w:cs="David"/>
+          <w:sz w:val="28"/>
+          <w:szCs w:val="28"/>
+        </w:rPr>
+      </w:pPr>
+      <w:r>
+        <w:rPr>
+          <w:rFonts w:ascii="David" w:hAnsi="David" w:cs="David" w:hint="cs"/>
+          <w:sz w:val="28"/>
+          <w:szCs w:val="28"/>
+        </w:rPr>
+        <w:t>ANDROID STUDIO</w:t>
+      </w:r>
+      <w:r>
+        <w:rPr>
+          <w:rFonts w:ascii="David" w:hAnsi="David" w:cs="David" w:hint="cs"/>
+          <w:sz w:val="28"/>
+          <w:szCs w:val="28"/>
+          <w:rtl/>
+        </w:rPr>
+        <w:t xml:space="preserve">- סביבת הפיתוח עבור מערכת האנדרואיד. האפליקציה שלנו עובדת בסביבת פיתוח </w:t>
+      </w:r>
+      <w:r>
+        <w:rPr>
+          <w:rFonts w:ascii="David" w:hAnsi="David" w:cs="David" w:hint="cs"/>
+          <w:sz w:val="28"/>
+          <w:szCs w:val="28"/>
+        </w:rPr>
+        <w:t>ANDROID</w:t>
+      </w:r>
+      <w:r>
+        <w:rPr>
+          <w:rFonts w:ascii="David" w:hAnsi="David" w:cs="David" w:hint="cs"/>
+          <w:sz w:val="28"/>
+          <w:szCs w:val="28"/>
           <w:rtl/>
         </w:rPr>
         <w:t>.</w:t>
       </w:r>
-      <w:r>
-        <w:rPr>
-          <w:rFonts w:ascii="David" w:eastAsia="Arial" w:hAnsi="David" w:cs="David"/>
+    </w:p>
+    <w:p>
+      <w:pPr>
+        <w:pStyle w:val="a3"/>
+        <w:numPr>
+          <w:ilvl w:val="0"/>
+          <w:numId w:val="21"/>
+        </w:numPr>
+        <w:spacing w:after="0"/>
+        <w:jc w:val="left"/>
+        <w:rPr>
+          <w:rFonts w:ascii="David" w:hAnsi="David" w:cs="David" w:hint="cs"/>
+          <w:sz w:val="28"/>
+          <w:szCs w:val="28"/>
+        </w:rPr>
+      </w:pPr>
+      <w:r>
+        <w:rPr>
+          <w:rFonts w:ascii="David" w:hAnsi="David" w:cs="David" w:hint="cs"/>
+          <w:sz w:val="28"/>
+          <w:szCs w:val="28"/>
+        </w:rPr>
+        <w:t>FIREBASE</w:t>
+      </w:r>
+      <w:r>
+        <w:rPr>
+          <w:rFonts w:ascii="David" w:hAnsi="David" w:cs="David" w:hint="cs"/>
+          <w:sz w:val="28"/>
+          <w:szCs w:val="28"/>
+          <w:rtl/>
+        </w:rPr>
+        <w:t>- שרת אחסון מטעם גוגל,</w:t>
+      </w:r>
+      <w:r>
+        <w:rPr>
+          <w:rFonts w:ascii="David" w:hAnsi="David" w:cs="David" w:hint="cs"/>
+          <w:sz w:val="28"/>
+          <w:szCs w:val="28"/>
+          <w:rtl/>
+        </w:rPr>
+        <w:t xml:space="preserve"> עבור אחסון בסיס הנתונים של המערכת בענן.</w:t>
+      </w:r>
+    </w:p>
+    <w:p>
+      <w:pPr>
+        <w:bidi w:val="0"/>
+        <w:spacing w:after="18"/>
+        <w:ind w:right="67"/>
+        <w:rPr>
+          <w:rFonts w:ascii="David" w:hAnsi="David" w:cs="David"/>
+          <w:sz w:val="28"/>
+          <w:szCs w:val="28"/>
+        </w:rPr>
+      </w:pPr>
+      <w:r>
+        <w:rPr>
+          <w:rFonts w:ascii="David" w:eastAsia="Arial" w:hAnsi="David" w:cs="David"/>
+          <w:sz w:val="28"/>
+          <w:szCs w:val="28"/>
+        </w:rPr>
+        <w:t xml:space="preserve"> </w:t>
+      </w:r>
+    </w:p>
+    <w:p>
+      <w:pPr>
+        <w:pStyle w:val="a3"/>
+        <w:numPr>
+          <w:ilvl w:val="1"/>
+          <w:numId w:val="18"/>
+        </w:numPr>
+        <w:spacing w:after="22"/>
+        <w:ind w:right="52"/>
+        <w:jc w:val="left"/>
+        <w:rPr>
+          <w:rFonts w:ascii="David" w:hAnsi="David" w:cs="David"/>
           <w:b/>
           <w:bCs/>
           <w:sz w:val="28"/>
           <w:szCs w:val="28"/>
-          <w:rtl/>
-        </w:rPr>
-        <w:tab/>
-        <w:t xml:space="preserve">טכנולוגיות בשימוש: </w:t>
-      </w:r>
-    </w:p>
-    <w:p>
-      <w:pPr>
-        <w:spacing w:after="5" w:line="250" w:lineRule="auto"/>
-        <w:ind w:left="358" w:right="2840" w:hanging="358"/>
-        <w:rPr>
-          <w:rFonts w:ascii="David" w:hAnsi="David" w:cs="David"/>
-          <w:sz w:val="28"/>
-          <w:szCs w:val="28"/>
-        </w:rPr>
-      </w:pPr>
-      <w:r>
-        <w:rPr>
-          <w:rFonts w:ascii="David" w:eastAsia="Segoe UI Symbol" w:hAnsi="David" w:cs="David"/>
-          <w:sz w:val="28"/>
-          <w:szCs w:val="28"/>
-          <w:rtl/>
-        </w:rPr>
-        <w:lastRenderedPageBreak/>
-        <w:t></w:t>
-      </w:r>
-      <w:r>
-        <w:rPr>
-          <w:rFonts w:ascii="David" w:eastAsia="Arial" w:hAnsi="David" w:cs="David"/>
-          <w:sz w:val="28"/>
-          <w:szCs w:val="28"/>
-          <w:rtl/>
-        </w:rPr>
-        <w:t xml:space="preserve"> הטכנולוגיות בהן אנו משתמשים הן </w:t>
-      </w:r>
-      <w:r>
-        <w:rPr>
-          <w:rFonts w:ascii="David" w:eastAsia="Arial" w:hAnsi="David" w:cs="David"/>
-          <w:sz w:val="28"/>
-          <w:szCs w:val="28"/>
-        </w:rPr>
-        <w:t>Android Studio</w:t>
-      </w:r>
-      <w:r>
-        <w:rPr>
-          <w:rFonts w:ascii="David" w:eastAsia="Arial" w:hAnsi="David" w:cs="David"/>
-          <w:sz w:val="28"/>
-          <w:szCs w:val="28"/>
-          <w:rtl/>
-        </w:rPr>
-        <w:t xml:space="preserve">, פלטפורמת </w:t>
-      </w:r>
-      <w:r>
-        <w:rPr>
-          <w:rFonts w:ascii="David" w:eastAsia="Arial" w:hAnsi="David" w:cs="David"/>
-          <w:sz w:val="28"/>
-          <w:szCs w:val="28"/>
-        </w:rPr>
-        <w:t>Flutter</w:t>
-      </w:r>
-      <w:r>
-        <w:rPr>
-          <w:rFonts w:ascii="David" w:eastAsia="Arial" w:hAnsi="David" w:cs="David"/>
-          <w:sz w:val="28"/>
-          <w:szCs w:val="28"/>
-          <w:rtl/>
-        </w:rPr>
-        <w:t xml:space="preserve"> ושרת אחסון מטעם גוגל </w:t>
-      </w:r>
-      <w:r>
-        <w:rPr>
-          <w:rFonts w:ascii="David" w:eastAsia="Arial" w:hAnsi="David" w:cs="David"/>
-          <w:sz w:val="28"/>
-          <w:szCs w:val="28"/>
-        </w:rPr>
-        <w:t>Firebase</w:t>
-      </w:r>
-      <w:r>
-        <w:rPr>
-          <w:rFonts w:ascii="David" w:eastAsia="Arial" w:hAnsi="David" w:cs="David"/>
-          <w:sz w:val="28"/>
-          <w:szCs w:val="28"/>
-          <w:rtl/>
-        </w:rPr>
-        <w:t xml:space="preserve">. </w:t>
-      </w:r>
-    </w:p>
-    <w:p>
-      <w:pPr>
-        <w:bidi w:val="0"/>
-        <w:spacing w:after="18"/>
-        <w:ind w:right="67"/>
-        <w:rPr>
-          <w:rFonts w:ascii="David" w:hAnsi="David" w:cs="David"/>
-          <w:sz w:val="28"/>
-          <w:szCs w:val="28"/>
-        </w:rPr>
-      </w:pPr>
-      <w:r>
-        <w:rPr>
-          <w:rFonts w:ascii="David" w:eastAsia="Arial" w:hAnsi="David" w:cs="David"/>
-          <w:sz w:val="28"/>
-          <w:szCs w:val="28"/>
-        </w:rPr>
-        <w:t xml:space="preserve"> </w:t>
-      </w:r>
-    </w:p>
-    <w:p>
-      <w:pPr>
-        <w:tabs>
-          <w:tab w:val="center" w:pos="787"/>
-          <w:tab w:val="center" w:pos="2119"/>
-        </w:tabs>
-        <w:spacing w:after="129"/>
-        <w:jc w:val="left"/>
-        <w:rPr>
-          <w:rFonts w:ascii="David" w:hAnsi="David" w:cs="David"/>
-          <w:sz w:val="28"/>
-          <w:szCs w:val="28"/>
-        </w:rPr>
-      </w:pPr>
-      <w:r>
-        <w:rPr>
-          <w:rFonts w:ascii="David" w:hAnsi="David" w:cs="David"/>
-          <w:sz w:val="28"/>
-          <w:szCs w:val="28"/>
-          <w:rtl/>
-        </w:rPr>
-        <w:tab/>
-      </w:r>
-      <w:r>
-        <w:rPr>
-          <w:rFonts w:ascii="David" w:eastAsia="Arial" w:hAnsi="David" w:cs="David"/>
+          <w:u w:val="single"/>
+        </w:rPr>
+      </w:pPr>
+      <w:r>
+        <w:rPr>
+          <w:rFonts w:ascii="David" w:hAnsi="David" w:cs="David" w:hint="cs"/>
           <w:b/>
           <w:bCs/>
           <w:sz w:val="28"/>
           <w:szCs w:val="28"/>
-        </w:rPr>
-        <w:t>7</w:t>
-      </w:r>
-      <w:r>
-        <w:rPr>
-          <w:rFonts w:ascii="David" w:eastAsia="Arial" w:hAnsi="David" w:cs="David"/>
+          <w:u w:val="single"/>
+          <w:rtl/>
+        </w:rPr>
+        <w:t xml:space="preserve"> שפות הפיתוח:</w:t>
+      </w:r>
+    </w:p>
+    <w:p>
+      <w:pPr>
+        <w:pStyle w:val="a3"/>
+        <w:numPr>
+          <w:ilvl w:val="0"/>
+          <w:numId w:val="22"/>
+        </w:numPr>
+        <w:spacing w:after="22"/>
+        <w:ind w:right="52"/>
+        <w:jc w:val="left"/>
+        <w:rPr>
+          <w:rFonts w:ascii="David" w:hAnsi="David" w:cs="David"/>
           <w:b/>
           <w:bCs/>
           <w:sz w:val="28"/>
           <w:szCs w:val="28"/>
-          <w:rtl/>
-        </w:rPr>
-        <w:t>.</w:t>
-      </w:r>
-      <w:r>
-        <w:rPr>
-          <w:rFonts w:ascii="David" w:eastAsia="Arial" w:hAnsi="David" w:cs="David"/>
+          <w:u w:val="single"/>
+        </w:rPr>
+      </w:pPr>
+      <w:r>
+        <w:rPr>
+          <w:rFonts w:ascii="David" w:hAnsi="David" w:cs="David" w:hint="cs"/>
+          <w:sz w:val="28"/>
+          <w:szCs w:val="28"/>
+        </w:rPr>
+        <w:t>JAVA</w:t>
+      </w:r>
+      <w:r>
+        <w:rPr>
+          <w:rFonts w:ascii="David" w:hAnsi="David" w:cs="David" w:hint="cs"/>
+          <w:sz w:val="28"/>
+          <w:szCs w:val="28"/>
+          <w:rtl/>
+        </w:rPr>
+        <w:t xml:space="preserve"> בסביבת פיתוח </w:t>
+      </w:r>
+      <w:r>
+        <w:rPr>
+          <w:rFonts w:ascii="David" w:hAnsi="David" w:cs="David" w:hint="cs"/>
+          <w:sz w:val="28"/>
+          <w:szCs w:val="28"/>
+        </w:rPr>
+        <w:t>ANDROID</w:t>
+      </w:r>
+      <w:r>
+        <w:rPr>
+          <w:rFonts w:ascii="David" w:hAnsi="David" w:cs="David" w:hint="cs"/>
+          <w:sz w:val="28"/>
+          <w:szCs w:val="28"/>
+          <w:rtl/>
+        </w:rPr>
+        <w:t xml:space="preserve">- עבור פיתוח </w:t>
+      </w:r>
+      <w:r>
+        <w:rPr>
+          <w:rFonts w:ascii="David" w:hAnsi="David" w:cs="David" w:hint="cs"/>
+          <w:sz w:val="28"/>
+          <w:szCs w:val="28"/>
+          <w:rtl/>
+        </w:rPr>
+        <w:t xml:space="preserve">ובניית </w:t>
+      </w:r>
+      <w:r>
+        <w:rPr>
+          <w:rFonts w:ascii="David" w:hAnsi="David" w:cs="David" w:hint="cs"/>
+          <w:sz w:val="28"/>
+          <w:szCs w:val="28"/>
+          <w:rtl/>
+        </w:rPr>
+        <w:t>האפליקציה.</w:t>
+      </w:r>
+    </w:p>
+    <w:p>
+      <w:pPr>
+        <w:pStyle w:val="a3"/>
+        <w:spacing w:after="22"/>
+        <w:ind w:left="1647" w:right="52"/>
+        <w:jc w:val="left"/>
+        <w:rPr>
+          <w:rFonts w:ascii="David" w:hAnsi="David" w:cs="David"/>
           <w:b/>
           <w:bCs/>
           <w:sz w:val="28"/>
           <w:szCs w:val="28"/>
-        </w:rPr>
-        <w:t>2</w:t>
-      </w:r>
-      <w:r>
-        <w:rPr>
-          <w:rFonts w:ascii="David" w:eastAsia="Arial" w:hAnsi="David" w:cs="David"/>
-          <w:b/>
-          <w:bCs/>
-          <w:sz w:val="28"/>
-          <w:szCs w:val="28"/>
-          <w:rtl/>
-        </w:rPr>
-        <w:t>.</w:t>
-      </w:r>
-      <w:r>
-        <w:rPr>
-          <w:rFonts w:ascii="David" w:eastAsia="Arial" w:hAnsi="David" w:cs="David"/>
-          <w:b/>
-          <w:bCs/>
-          <w:sz w:val="28"/>
-          <w:szCs w:val="28"/>
-          <w:rtl/>
-        </w:rPr>
-        <w:tab/>
-        <w:t xml:space="preserve"> שפות הפיתוח: </w:t>
-      </w:r>
-    </w:p>
-    <w:p>
-      <w:pPr>
-        <w:bidi w:val="0"/>
-        <w:spacing w:after="0"/>
-        <w:ind w:right="52"/>
-        <w:rPr>
-          <w:rFonts w:ascii="David" w:hAnsi="David" w:cs="David"/>
-          <w:sz w:val="28"/>
-          <w:szCs w:val="28"/>
-        </w:rPr>
-      </w:pPr>
-      <w:r>
-        <w:rPr>
-          <w:rFonts w:ascii="David" w:eastAsia="Times New Roman" w:hAnsi="David" w:cs="David"/>
-          <w:sz w:val="28"/>
-          <w:szCs w:val="28"/>
-        </w:rPr>
-        <w:t xml:space="preserve"> </w:t>
-      </w:r>
-    </w:p>
-    <w:p>
-      <w:pPr>
-        <w:spacing w:after="5" w:line="250" w:lineRule="auto"/>
-        <w:ind w:left="359" w:right="1428" w:hanging="359"/>
-        <w:rPr>
-          <w:rFonts w:ascii="David" w:hAnsi="David" w:cs="David"/>
-          <w:sz w:val="28"/>
-          <w:szCs w:val="28"/>
-        </w:rPr>
-      </w:pPr>
-      <w:r>
-        <w:rPr>
-          <w:rFonts w:ascii="David" w:eastAsia="Segoe UI Symbol" w:hAnsi="David" w:cs="David"/>
-          <w:sz w:val="28"/>
-          <w:szCs w:val="28"/>
-          <w:rtl/>
-        </w:rPr>
-        <w:t></w:t>
-      </w:r>
-      <w:r>
-        <w:rPr>
-          <w:rFonts w:ascii="David" w:eastAsia="Arial" w:hAnsi="David" w:cs="David"/>
-          <w:sz w:val="28"/>
-          <w:szCs w:val="28"/>
-          <w:rtl/>
-        </w:rPr>
-        <w:t xml:space="preserve"> שפת הפיתוח שאותה בחרנו הינה שפת </w:t>
-      </w:r>
-      <w:r>
-        <w:rPr>
-          <w:rFonts w:ascii="David" w:eastAsia="Arial" w:hAnsi="David" w:cs="David"/>
-          <w:sz w:val="28"/>
-          <w:szCs w:val="28"/>
-        </w:rPr>
-        <w:t>Dart</w:t>
-      </w:r>
-      <w:r>
-        <w:rPr>
-          <w:rFonts w:ascii="David" w:eastAsia="Arial" w:hAnsi="David" w:cs="David"/>
-          <w:sz w:val="28"/>
-          <w:szCs w:val="28"/>
-          <w:rtl/>
-        </w:rPr>
-        <w:t xml:space="preserve">. בחרנו זאת מכיוון שרצינו לאתגר את עצמנו בלימוד של שפה חדשה ואהבנו את הפן העיצובי שלה. </w:t>
-      </w:r>
-    </w:p>
-    <w:p>
-      <w:pPr>
-        <w:bidi w:val="0"/>
-        <w:spacing w:after="0"/>
-        <w:ind w:left="842"/>
-        <w:jc w:val="center"/>
-        <w:rPr>
-          <w:rFonts w:ascii="David" w:hAnsi="David" w:cs="David"/>
-          <w:sz w:val="28"/>
-          <w:szCs w:val="28"/>
-        </w:rPr>
-      </w:pPr>
-      <w:r>
-        <w:rPr>
-          <w:rFonts w:ascii="David" w:eastAsia="Arial" w:hAnsi="David" w:cs="David"/>
-          <w:sz w:val="28"/>
-          <w:szCs w:val="28"/>
-        </w:rPr>
-        <w:t xml:space="preserve"> </w:t>
-      </w:r>
-    </w:p>
-    <w:p>
-      <w:pPr>
-        <w:bidi w:val="0"/>
-        <w:spacing w:after="18"/>
-        <w:ind w:right="67"/>
-        <w:rPr>
-          <w:rFonts w:ascii="David" w:hAnsi="David" w:cs="David"/>
-          <w:sz w:val="28"/>
-          <w:szCs w:val="28"/>
-        </w:rPr>
-      </w:pPr>
-      <w:r>
-        <w:rPr>
-          <w:rFonts w:ascii="David" w:eastAsia="Arial" w:hAnsi="David" w:cs="David"/>
-          <w:sz w:val="28"/>
-          <w:szCs w:val="28"/>
-        </w:rPr>
-        <w:t xml:space="preserve"> </w:t>
-      </w:r>
-    </w:p>
-    <w:p>
-      <w:pPr>
-        <w:tabs>
-          <w:tab w:val="center" w:pos="787"/>
-          <w:tab w:val="center" w:pos="2953"/>
-        </w:tabs>
-        <w:spacing w:after="129"/>
-        <w:jc w:val="left"/>
-        <w:rPr>
-          <w:rFonts w:ascii="David" w:hAnsi="David" w:cs="David"/>
-          <w:sz w:val="28"/>
-          <w:szCs w:val="28"/>
-        </w:rPr>
-      </w:pPr>
-      <w:r>
-        <w:rPr>
-          <w:rFonts w:ascii="David" w:hAnsi="David" w:cs="David"/>
-          <w:sz w:val="28"/>
-          <w:szCs w:val="28"/>
-          <w:rtl/>
-        </w:rPr>
-        <w:tab/>
-      </w:r>
-      <w:r>
-        <w:rPr>
-          <w:rFonts w:ascii="David" w:eastAsia="Arial" w:hAnsi="David" w:cs="David"/>
-          <w:b/>
-          <w:bCs/>
-          <w:sz w:val="28"/>
-          <w:szCs w:val="28"/>
-        </w:rPr>
-        <w:t>7</w:t>
-      </w:r>
-      <w:r>
-        <w:rPr>
-          <w:rFonts w:ascii="David" w:eastAsia="Arial" w:hAnsi="David" w:cs="David"/>
-          <w:b/>
-          <w:bCs/>
-          <w:sz w:val="28"/>
-          <w:szCs w:val="28"/>
-          <w:rtl/>
-        </w:rPr>
-        <w:t>.</w:t>
-      </w:r>
-      <w:r>
-        <w:rPr>
-          <w:rFonts w:ascii="David" w:eastAsia="Arial" w:hAnsi="David" w:cs="David"/>
-          <w:b/>
-          <w:bCs/>
-          <w:sz w:val="28"/>
-          <w:szCs w:val="28"/>
-        </w:rPr>
-        <w:t>3</w:t>
-      </w:r>
-      <w:r>
-        <w:rPr>
-          <w:rFonts w:ascii="David" w:eastAsia="Arial" w:hAnsi="David" w:cs="David"/>
-          <w:b/>
-          <w:bCs/>
-          <w:sz w:val="28"/>
-          <w:szCs w:val="28"/>
-          <w:rtl/>
-        </w:rPr>
-        <w:t>.</w:t>
-      </w:r>
-      <w:r>
-        <w:rPr>
-          <w:rFonts w:ascii="David" w:eastAsia="Arial" w:hAnsi="David" w:cs="David"/>
-          <w:b/>
-          <w:bCs/>
-          <w:sz w:val="28"/>
-          <w:szCs w:val="28"/>
-          <w:rtl/>
-        </w:rPr>
-        <w:tab/>
-        <w:t xml:space="preserve"> תיאור הארכיטקטורה הנבחרת: </w:t>
-      </w:r>
-    </w:p>
-    <w:p>
-      <w:pPr>
-        <w:numPr>
-          <w:ilvl w:val="3"/>
-          <w:numId w:val="8"/>
-        </w:numPr>
-        <w:spacing w:after="5" w:line="250" w:lineRule="auto"/>
-        <w:ind w:left="1715" w:right="1182" w:hanging="360"/>
-        <w:rPr>
-          <w:rFonts w:ascii="David" w:hAnsi="David" w:cs="David"/>
-          <w:sz w:val="28"/>
-          <w:szCs w:val="28"/>
-        </w:rPr>
-      </w:pPr>
-      <w:r>
-        <w:rPr>
-          <w:rFonts w:ascii="David" w:eastAsia="Arial" w:hAnsi="David" w:cs="David"/>
-          <w:sz w:val="28"/>
-          <w:szCs w:val="28"/>
-          <w:rtl/>
-        </w:rPr>
-        <w:t xml:space="preserve">המערכת מבוססת על מודל שלוש השכבות. </w:t>
-      </w:r>
-    </w:p>
-    <w:p>
-      <w:pPr>
-        <w:numPr>
-          <w:ilvl w:val="3"/>
-          <w:numId w:val="8"/>
-        </w:numPr>
-        <w:spacing w:after="5" w:line="250" w:lineRule="auto"/>
-        <w:ind w:left="1715" w:right="1182" w:hanging="360"/>
-        <w:rPr>
-          <w:rFonts w:ascii="David" w:hAnsi="David" w:cs="David"/>
-          <w:sz w:val="28"/>
-          <w:szCs w:val="28"/>
-        </w:rPr>
-      </w:pPr>
-      <w:r>
-        <w:rPr>
-          <w:rFonts w:ascii="David" w:eastAsia="Arial" w:hAnsi="David" w:cs="David"/>
-          <w:sz w:val="28"/>
-          <w:szCs w:val="28"/>
-          <w:rtl/>
-        </w:rPr>
-        <w:t>בשכבת הלקוח יושב ה-</w:t>
-      </w:r>
-      <w:r>
-        <w:rPr>
-          <w:rFonts w:ascii="David" w:eastAsia="Arial" w:hAnsi="David" w:cs="David"/>
-          <w:sz w:val="28"/>
-          <w:szCs w:val="28"/>
-        </w:rPr>
-        <w:t xml:space="preserve">GUI </w:t>
-      </w:r>
-      <w:r>
-        <w:rPr>
-          <w:rFonts w:ascii="David" w:eastAsia="Arial" w:hAnsi="David" w:cs="David"/>
-          <w:sz w:val="28"/>
-          <w:szCs w:val="28"/>
-          <w:rtl/>
-        </w:rPr>
-        <w:t xml:space="preserve">)ממשק המשתמש(. </w:t>
-      </w:r>
-    </w:p>
-    <w:p>
-      <w:pPr>
-        <w:numPr>
-          <w:ilvl w:val="3"/>
-          <w:numId w:val="8"/>
-        </w:numPr>
-        <w:spacing w:after="5" w:line="250" w:lineRule="auto"/>
-        <w:ind w:left="1715" w:right="1182" w:hanging="360"/>
-        <w:rPr>
-          <w:rFonts w:ascii="David" w:hAnsi="David" w:cs="David"/>
-          <w:sz w:val="28"/>
-          <w:szCs w:val="28"/>
-        </w:rPr>
-      </w:pPr>
-      <w:r>
-        <w:rPr>
-          <w:rFonts w:ascii="David" w:eastAsia="Arial" w:hAnsi="David" w:cs="David"/>
-          <w:sz w:val="28"/>
-          <w:szCs w:val="28"/>
-          <w:rtl/>
-        </w:rPr>
-        <w:t xml:space="preserve">המערכת מתקשרת באמצעות פרוטוקול מאובטח עם מחשב השרת שמכיל את בסיסי הנתונים. </w:t>
-      </w:r>
-    </w:p>
-    <w:p>
-      <w:pPr>
-        <w:numPr>
-          <w:ilvl w:val="3"/>
-          <w:numId w:val="8"/>
-        </w:numPr>
-        <w:spacing w:after="5" w:line="250" w:lineRule="auto"/>
-        <w:ind w:left="1715" w:right="1182" w:hanging="360"/>
-        <w:rPr>
-          <w:rFonts w:ascii="David" w:hAnsi="David" w:cs="David"/>
-          <w:sz w:val="28"/>
-          <w:szCs w:val="28"/>
-        </w:rPr>
-      </w:pPr>
-      <w:r>
-        <w:rPr>
-          <w:rFonts w:ascii="David" w:eastAsia="Arial" w:hAnsi="David" w:cs="David"/>
-          <w:sz w:val="28"/>
-          <w:szCs w:val="28"/>
-          <w:rtl/>
-        </w:rPr>
-        <w:t xml:space="preserve">השרת מתקשר עם האימות של גוגל </w:t>
-      </w:r>
-      <w:proofErr w:type="spellStart"/>
-      <w:r>
-        <w:rPr>
-          <w:rFonts w:ascii="David" w:eastAsia="Arial" w:hAnsi="David" w:cs="David"/>
-          <w:sz w:val="28"/>
-          <w:szCs w:val="28"/>
-          <w:rtl/>
-        </w:rPr>
-        <w:t>ופייסבוק</w:t>
-      </w:r>
-      <w:proofErr w:type="spellEnd"/>
-      <w:r>
-        <w:rPr>
-          <w:rFonts w:ascii="David" w:eastAsia="Arial" w:hAnsi="David" w:cs="David"/>
-          <w:sz w:val="28"/>
-          <w:szCs w:val="28"/>
-          <w:rtl/>
-        </w:rPr>
-        <w:t xml:space="preserve">  באמצעות פרוטוקול תקשורת מאובטח ,בנוסף השרת מתקשר באמצעות פרוטוקול מאובטח עם מחשב המנהל. </w:t>
-      </w:r>
-    </w:p>
-    <w:p>
-      <w:pPr>
-        <w:bidi w:val="0"/>
+          <w:u w:val="single"/>
+        </w:rPr>
+      </w:pPr>
+      <w:r>
+        <w:rPr>
+          <w:rFonts w:ascii="David" w:hAnsi="David" w:cs="David" w:hint="cs"/>
+          <w:sz w:val="28"/>
+          <w:szCs w:val="28"/>
+          <w:rtl/>
+        </w:rPr>
+        <w:t xml:space="preserve"> </w:t>
+      </w:r>
+    </w:p>
+    <w:p>
+      <w:pPr>
         <w:spacing w:after="22"/>
         <w:ind w:right="52"/>
-        <w:rPr>
-          <w:rFonts w:ascii="David" w:hAnsi="David" w:cs="David"/>
-          <w:sz w:val="28"/>
-          <w:szCs w:val="28"/>
-        </w:rPr>
-      </w:pPr>
-      <w:r>
-        <w:rPr>
-          <w:rFonts w:ascii="David" w:eastAsia="Times New Roman" w:hAnsi="David" w:cs="David"/>
-          <w:sz w:val="28"/>
-          <w:szCs w:val="28"/>
-        </w:rPr>
-        <w:t xml:space="preserve"> </w:t>
-      </w:r>
+        <w:jc w:val="left"/>
+        <w:rPr>
+          <w:rFonts w:ascii="David" w:hAnsi="David" w:cs="David" w:hint="cs"/>
+          <w:sz w:val="28"/>
+          <w:szCs w:val="28"/>
+          <w:rtl/>
+        </w:rPr>
+      </w:pPr>
     </w:p>
     <w:p>
       <w:pPr>
@@ -8343,7 +8015,6 @@
           <w:szCs w:val="28"/>
           <w:rtl/>
         </w:rPr>
-        <w:lastRenderedPageBreak/>
         <w:tab/>
       </w:r>
       <w:r>
@@ -8580,6 +8251,7 @@
           <w:sz w:val="28"/>
           <w:szCs w:val="28"/>
         </w:rPr>
+        <w:lastRenderedPageBreak/>
         <w:t xml:space="preserve"> </w:t>
       </w:r>
       <w:r>
@@ -8970,6 +8642,7 @@
         </w:rPr>
         <w:t xml:space="preserve"> Dart SDK </w:t>
       </w:r>
+      <w:proofErr w:type="gramStart"/>
       <w:r>
         <w:rPr>
           <w:rFonts w:ascii="David" w:eastAsia="Segoe UI Symbol" w:hAnsi="David" w:cs="David"/>
@@ -8984,7 +8657,16 @@
           <w:sz w:val="28"/>
           <w:szCs w:val="28"/>
         </w:rPr>
-        <w:t xml:space="preserve"> Java SDK </w:t>
+        <w:t xml:space="preserve"> Java</w:t>
+      </w:r>
+      <w:proofErr w:type="gramEnd"/>
+      <w:r>
+        <w:rPr>
+          <w:rFonts w:ascii="David" w:eastAsia="Arial" w:hAnsi="David" w:cs="David"/>
+          <w:sz w:val="28"/>
+          <w:szCs w:val="28"/>
+        </w:rPr>
+        <w:t xml:space="preserve"> SDK </w:t>
       </w:r>
       <w:r>
         <w:rPr>
@@ -9194,7 +8876,6 @@
           <w:sz w:val="28"/>
           <w:szCs w:val="28"/>
         </w:rPr>
-        <w:lastRenderedPageBreak/>
         <w:t xml:space="preserve"> </w:t>
       </w:r>
     </w:p>
@@ -9268,6 +8949,7 @@
           <w:sz w:val="28"/>
           <w:szCs w:val="28"/>
         </w:rPr>
+        <w:lastRenderedPageBreak/>
         <w:t xml:space="preserve"> </w:t>
       </w:r>
       <w:r>
@@ -9860,7 +9542,6 @@
           <w:szCs w:val="28"/>
           <w:rtl/>
         </w:rPr>
-        <w:lastRenderedPageBreak/>
         <w:tab/>
       </w:r>
       <w:r>
@@ -10040,6 +9721,7 @@
           <w:sz w:val="28"/>
           <w:szCs w:val="28"/>
         </w:rPr>
+        <w:lastRenderedPageBreak/>
         <w:t xml:space="preserve"> </w:t>
       </w:r>
     </w:p>
@@ -10612,7 +10294,6 @@
           <w:sz w:val="28"/>
           <w:szCs w:val="28"/>
         </w:rPr>
-        <w:lastRenderedPageBreak/>
         <w:t xml:space="preserve"> </w:t>
       </w:r>
     </w:p>
@@ -10696,6 +10377,7 @@
           <w:sz w:val="28"/>
           <w:szCs w:val="28"/>
         </w:rPr>
+        <w:lastRenderedPageBreak/>
         <w:t xml:space="preserve"> </w:t>
       </w:r>
     </w:p>
@@ -11006,7 +10688,6 @@
           <w:sz w:val="28"/>
           <w:szCs w:val="28"/>
         </w:rPr>
-        <w:lastRenderedPageBreak/>
         <w:t xml:space="preserve"> </w:t>
       </w:r>
     </w:p>
@@ -11066,15 +10747,34 @@
           <w:sz w:val="28"/>
           <w:szCs w:val="28"/>
         </w:rPr>
-        <w:t xml:space="preserve"> </w:t>
-      </w:r>
-      <w:r>
-        <w:rPr>
-          <w:rFonts w:ascii="David" w:hAnsi="David" w:cs="David"/>
-          <w:sz w:val="28"/>
-          <w:szCs w:val="28"/>
-        </w:rPr>
-        <w:t>Sequence diagram write story</w:t>
+        <w:lastRenderedPageBreak/>
+        <w:t xml:space="preserve"> </w:t>
+      </w:r>
+      <w:r>
+        <w:rPr>
+          <w:rFonts w:ascii="David" w:hAnsi="David" w:cs="David"/>
+          <w:sz w:val="28"/>
+          <w:szCs w:val="28"/>
+        </w:rPr>
+        <w:t xml:space="preserve">Sequence </w:t>
+      </w:r>
+      <w:proofErr w:type="gramStart"/>
+      <w:r>
+        <w:rPr>
+          <w:rFonts w:ascii="David" w:hAnsi="David" w:cs="David"/>
+          <w:sz w:val="28"/>
+          <w:szCs w:val="28"/>
+        </w:rPr>
+        <w:t>diagram</w:t>
+      </w:r>
+      <w:proofErr w:type="gramEnd"/>
+      <w:r>
+        <w:rPr>
+          <w:rFonts w:ascii="David" w:hAnsi="David" w:cs="David"/>
+          <w:sz w:val="28"/>
+          <w:szCs w:val="28"/>
+        </w:rPr>
+        <w:t xml:space="preserve"> write story</w:t>
       </w:r>
     </w:p>
     <w:p>
@@ -19010,7 +18710,27 @@
           <w:sz w:val="28"/>
           <w:szCs w:val="28"/>
         </w:rPr>
-        <w:t xml:space="preserve"> )version control (</w:t>
+        <w:t xml:space="preserve"> </w:t>
+      </w:r>
+      <w:proofErr w:type="gramStart"/>
+      <w:r>
+        <w:rPr>
+          <w:rFonts w:ascii="David" w:eastAsia="Arial" w:hAnsi="David" w:cs="David"/>
+          <w:b/>
+          <w:sz w:val="28"/>
+          <w:szCs w:val="28"/>
+        </w:rPr>
+        <w:t>)version</w:t>
+      </w:r>
+      <w:proofErr w:type="gramEnd"/>
+      <w:r>
+        <w:rPr>
+          <w:rFonts w:ascii="David" w:eastAsia="Arial" w:hAnsi="David" w:cs="David"/>
+          <w:b/>
+          <w:sz w:val="28"/>
+          <w:szCs w:val="28"/>
+        </w:rPr>
+        <w:t xml:space="preserve"> control (</w:t>
       </w:r>
       <w:r>
         <w:rPr>
@@ -24338,6 +24058,119 @@
     </w:lvl>
   </w:abstractNum>
   <w:abstractNum w:abstractNumId="3" w15:restartNumberingAfterBreak="0">
+    <w:nsid w:val="049D2405"/>
+    <w:multiLevelType w:val="hybridMultilevel"/>
+    <w:tmpl w:val="03A41AF8"/>
+    <w:lvl w:ilvl="0" w:tplc="04090001">
+      <w:start w:val="1"/>
+      <w:numFmt w:val="bullet"/>
+      <w:lvlText w:val=""/>
+      <w:lvlJc w:val="left"/>
+      <w:pPr>
+        <w:ind w:left="1647" w:hanging="360"/>
+      </w:pPr>
+      <w:rPr>
+        <w:rFonts w:ascii="Symbol" w:hAnsi="Symbol" w:hint="default"/>
+      </w:rPr>
+    </w:lvl>
+    <w:lvl w:ilvl="1" w:tplc="04090003" w:tentative="1">
+      <w:start w:val="1"/>
+      <w:numFmt w:val="bullet"/>
+      <w:lvlText w:val="o"/>
+      <w:lvlJc w:val="left"/>
+      <w:pPr>
+        <w:ind w:left="2367" w:hanging="360"/>
+      </w:pPr>
+      <w:rPr>
+        <w:rFonts w:ascii="Courier New" w:hAnsi="Courier New" w:cs="Courier New" w:hint="default"/>
+      </w:rPr>
+    </w:lvl>
+    <w:lvl w:ilvl="2" w:tplc="04090005" w:tentative="1">
+      <w:start w:val="1"/>
+      <w:numFmt w:val="bullet"/>
+      <w:lvlText w:val=""/>
+      <w:lvlJc w:val="left"/>
+      <w:pPr>
+        <w:ind w:left="3087" w:hanging="360"/>
+      </w:pPr>
+      <w:rPr>
+        <w:rFonts w:ascii="Wingdings" w:hAnsi="Wingdings" w:hint="default"/>
+      </w:rPr>
+    </w:lvl>
+    <w:lvl w:ilvl="3" w:tplc="04090001" w:tentative="1">
+      <w:start w:val="1"/>
+      <w:numFmt w:val="bullet"/>
+      <w:lvlText w:val=""/>
+      <w:lvlJc w:val="left"/>
+      <w:pPr>
+        <w:ind w:left="3807" w:hanging="360"/>
+      </w:pPr>
+      <w:rPr>
+        <w:rFonts w:ascii="Symbol" w:hAnsi="Symbol" w:hint="default"/>
+      </w:rPr>
+    </w:lvl>
+    <w:lvl w:ilvl="4" w:tplc="04090003" w:tentative="1">
+      <w:start w:val="1"/>
+      <w:numFmt w:val="bullet"/>
+      <w:lvlText w:val="o"/>
+      <w:lvlJc w:val="left"/>
+      <w:pPr>
+        <w:ind w:left="4527" w:hanging="360"/>
+      </w:pPr>
+      <w:rPr>
+        <w:rFonts w:ascii="Courier New" w:hAnsi="Courier New" w:cs="Courier New" w:hint="default"/>
+      </w:rPr>
+    </w:lvl>
+    <w:lvl w:ilvl="5" w:tplc="04090005" w:tentative="1">
+      <w:start w:val="1"/>
+      <w:numFmt w:val="bullet"/>
+      <w:lvlText w:val=""/>
+      <w:lvlJc w:val="left"/>
+      <w:pPr>
+        <w:ind w:left="5247" w:hanging="360"/>
+      </w:pPr>
+      <w:rPr>
+        <w:rFonts w:ascii="Wingdings" w:hAnsi="Wingdings" w:hint="default"/>
+      </w:rPr>
+    </w:lvl>
+    <w:lvl w:ilvl="6" w:tplc="04090001" w:tentative="1">
+      <w:start w:val="1"/>
+      <w:numFmt w:val="bullet"/>
+      <w:lvlText w:val=""/>
+      <w:lvlJc w:val="left"/>
+      <w:pPr>
+        <w:ind w:left="5967" w:hanging="360"/>
+      </w:pPr>
+      <w:rPr>
+        <w:rFonts w:ascii="Symbol" w:hAnsi="Symbol" w:hint="default"/>
+      </w:rPr>
+    </w:lvl>
+    <w:lvl w:ilvl="7" w:tplc="04090003" w:tentative="1">
+      <w:start w:val="1"/>
+      <w:numFmt w:val="bullet"/>
+      <w:lvlText w:val="o"/>
+      <w:lvlJc w:val="left"/>
+      <w:pPr>
+        <w:ind w:left="6687" w:hanging="360"/>
+      </w:pPr>
+      <w:rPr>
+        <w:rFonts w:ascii="Courier New" w:hAnsi="Courier New" w:cs="Courier New" w:hint="default"/>
+      </w:rPr>
+    </w:lvl>
+    <w:lvl w:ilvl="8" w:tplc="04090005" w:tentative="1">
+      <w:start w:val="1"/>
+      <w:numFmt w:val="bullet"/>
+      <w:lvlText w:val=""/>
+      <w:lvlJc w:val="left"/>
+      <w:pPr>
+        <w:ind w:left="7407" w:hanging="360"/>
+      </w:pPr>
+      <w:rPr>
+        <w:rFonts w:ascii="Wingdings" w:hAnsi="Wingdings" w:hint="default"/>
+      </w:rPr>
+    </w:lvl>
+  </w:abstractNum>
+  <w:abstractNum w:abstractNumId="4" w15:restartNumberingAfterBreak="0">
     <w:nsid w:val="056C3A95"/>
     <w:multiLevelType w:val="hybridMultilevel"/>
     <w:tmpl w:val="586CAA3A"/>
@@ -24550,7 +24383,7 @@
       </w:rPr>
     </w:lvl>
   </w:abstractNum>
-  <w:abstractNum w:abstractNumId="4" w15:restartNumberingAfterBreak="0">
+  <w:abstractNum w:abstractNumId="5" w15:restartNumberingAfterBreak="0">
     <w:nsid w:val="05FC47C5"/>
     <w:multiLevelType w:val="hybridMultilevel"/>
     <w:tmpl w:val="24681CB4"/>
@@ -24762,7 +24595,7 @@
       </w:rPr>
     </w:lvl>
   </w:abstractNum>
-  <w:abstractNum w:abstractNumId="5" w15:restartNumberingAfterBreak="0">
+  <w:abstractNum w:abstractNumId="6" w15:restartNumberingAfterBreak="0">
     <w:nsid w:val="10EA11D8"/>
     <w:multiLevelType w:val="hybridMultilevel"/>
     <w:tmpl w:val="8B1884BE"/>
@@ -24975,7 +24808,7 @@
       </w:rPr>
     </w:lvl>
   </w:abstractNum>
-  <w:abstractNum w:abstractNumId="6" w15:restartNumberingAfterBreak="0">
+  <w:abstractNum w:abstractNumId="7" w15:restartNumberingAfterBreak="0">
     <w:nsid w:val="175F4AE7"/>
     <w:multiLevelType w:val="hybridMultilevel"/>
     <w:tmpl w:val="ADDEBC52"/>
@@ -25197,7 +25030,7 @@
       </w:rPr>
     </w:lvl>
   </w:abstractNum>
-  <w:abstractNum w:abstractNumId="7" w15:restartNumberingAfterBreak="0">
+  <w:abstractNum w:abstractNumId="8" w15:restartNumberingAfterBreak="0">
     <w:nsid w:val="1A5F5436"/>
     <w:multiLevelType w:val="hybridMultilevel"/>
     <w:tmpl w:val="BFAEFE90"/>
@@ -25409,7 +25242,7 @@
       </w:rPr>
     </w:lvl>
   </w:abstractNum>
-  <w:abstractNum w:abstractNumId="8" w15:restartNumberingAfterBreak="0">
+  <w:abstractNum w:abstractNumId="9" w15:restartNumberingAfterBreak="0">
     <w:nsid w:val="1BE257E1"/>
     <w:multiLevelType w:val="hybridMultilevel"/>
     <w:tmpl w:val="1CEAAF66"/>
@@ -25630,7 +25463,7 @@
       </w:rPr>
     </w:lvl>
   </w:abstractNum>
-  <w:abstractNum w:abstractNumId="9" w15:restartNumberingAfterBreak="0">
+  <w:abstractNum w:abstractNumId="10" w15:restartNumberingAfterBreak="0">
     <w:nsid w:val="228B5BD9"/>
     <w:multiLevelType w:val="hybridMultilevel"/>
     <w:tmpl w:val="9D16EA3A"/>
@@ -25843,7 +25676,7 @@
       </w:rPr>
     </w:lvl>
   </w:abstractNum>
-  <w:abstractNum w:abstractNumId="10" w15:restartNumberingAfterBreak="0">
+  <w:abstractNum w:abstractNumId="11" w15:restartNumberingAfterBreak="0">
     <w:nsid w:val="31553CC3"/>
     <w:multiLevelType w:val="hybridMultilevel"/>
     <w:tmpl w:val="6F28D450"/>
@@ -26056,7 +25889,7 @@
       </w:rPr>
     </w:lvl>
   </w:abstractNum>
-  <w:abstractNum w:abstractNumId="11" w15:restartNumberingAfterBreak="0">
+  <w:abstractNum w:abstractNumId="12" w15:restartNumberingAfterBreak="0">
     <w:nsid w:val="370F0741"/>
     <w:multiLevelType w:val="hybridMultilevel"/>
     <w:tmpl w:val="06F8AF18"/>
@@ -26268,7 +26101,7 @@
       </w:rPr>
     </w:lvl>
   </w:abstractNum>
-  <w:abstractNum w:abstractNumId="12" w15:restartNumberingAfterBreak="0">
+  <w:abstractNum w:abstractNumId="13" w15:restartNumberingAfterBreak="0">
     <w:nsid w:val="3C210DA8"/>
     <w:multiLevelType w:val="hybridMultilevel"/>
     <w:tmpl w:val="56B6E204"/>
@@ -26489,7 +26322,7 @@
       </w:rPr>
     </w:lvl>
   </w:abstractNum>
-  <w:abstractNum w:abstractNumId="13" w15:restartNumberingAfterBreak="0">
+  <w:abstractNum w:abstractNumId="14" w15:restartNumberingAfterBreak="0">
     <w:nsid w:val="4649298D"/>
     <w:multiLevelType w:val="hybridMultilevel"/>
     <w:tmpl w:val="99AA882E"/>
@@ -26701,7 +26534,7 @@
       </w:rPr>
     </w:lvl>
   </w:abstractNum>
-  <w:abstractNum w:abstractNumId="14" w15:restartNumberingAfterBreak="0">
+  <w:abstractNum w:abstractNumId="15" w15:restartNumberingAfterBreak="0">
     <w:nsid w:val="478E4B6F"/>
     <w:multiLevelType w:val="multilevel"/>
     <w:tmpl w:val="268AE734"/>
@@ -26923,7 +26756,7 @@
       </w:rPr>
     </w:lvl>
   </w:abstractNum>
-  <w:abstractNum w:abstractNumId="15" w15:restartNumberingAfterBreak="0">
+  <w:abstractNum w:abstractNumId="16" w15:restartNumberingAfterBreak="0">
     <w:nsid w:val="5588188F"/>
     <w:multiLevelType w:val="hybridMultilevel"/>
     <w:tmpl w:val="D1ECF458"/>
@@ -27144,7 +26977,7 @@
       </w:rPr>
     </w:lvl>
   </w:abstractNum>
-  <w:abstractNum w:abstractNumId="16" w15:restartNumberingAfterBreak="0">
+  <w:abstractNum w:abstractNumId="17" w15:restartNumberingAfterBreak="0">
     <w:nsid w:val="599C0FA7"/>
     <w:multiLevelType w:val="multilevel"/>
     <w:tmpl w:val="6C22AD32"/>
@@ -27257,7 +27090,7 @@
       </w:rPr>
     </w:lvl>
   </w:abstractNum>
-  <w:abstractNum w:abstractNumId="17" w15:restartNumberingAfterBreak="0">
+  <w:abstractNum w:abstractNumId="18" w15:restartNumberingAfterBreak="0">
     <w:nsid w:val="61C50A81"/>
     <w:multiLevelType w:val="hybridMultilevel"/>
     <w:tmpl w:val="4C0005A6"/>
@@ -27469,7 +27302,7 @@
       </w:rPr>
     </w:lvl>
   </w:abstractNum>
-  <w:abstractNum w:abstractNumId="18" w15:restartNumberingAfterBreak="0">
+  <w:abstractNum w:abstractNumId="19" w15:restartNumberingAfterBreak="0">
     <w:nsid w:val="6F9862F9"/>
     <w:multiLevelType w:val="hybridMultilevel"/>
     <w:tmpl w:val="8780BF8E"/>
@@ -27690,7 +27523,7 @@
       </w:rPr>
     </w:lvl>
   </w:abstractNum>
-  <w:abstractNum w:abstractNumId="19" w15:restartNumberingAfterBreak="0">
+  <w:abstractNum w:abstractNumId="20" w15:restartNumberingAfterBreak="0">
     <w:nsid w:val="78D84EAB"/>
     <w:multiLevelType w:val="hybridMultilevel"/>
     <w:tmpl w:val="7826D6A0"/>
@@ -27779,65 +27612,184 @@
       </w:pPr>
     </w:lvl>
   </w:abstractNum>
+  <w:abstractNum w:abstractNumId="21" w15:restartNumberingAfterBreak="0">
+    <w:nsid w:val="7AD928F9"/>
+    <w:multiLevelType w:val="hybridMultilevel"/>
+    <w:tmpl w:val="414A0668"/>
+    <w:lvl w:ilvl="0" w:tplc="04090001">
+      <w:start w:val="1"/>
+      <w:numFmt w:val="bullet"/>
+      <w:lvlText w:val=""/>
+      <w:lvlJc w:val="left"/>
+      <w:pPr>
+        <w:ind w:left="1562" w:hanging="360"/>
+      </w:pPr>
+      <w:rPr>
+        <w:rFonts w:ascii="Symbol" w:hAnsi="Symbol" w:hint="default"/>
+      </w:rPr>
+    </w:lvl>
+    <w:lvl w:ilvl="1" w:tplc="04090003" w:tentative="1">
+      <w:start w:val="1"/>
+      <w:numFmt w:val="bullet"/>
+      <w:lvlText w:val="o"/>
+      <w:lvlJc w:val="left"/>
+      <w:pPr>
+        <w:ind w:left="2282" w:hanging="360"/>
+      </w:pPr>
+      <w:rPr>
+        <w:rFonts w:ascii="Courier New" w:hAnsi="Courier New" w:cs="Courier New" w:hint="default"/>
+      </w:rPr>
+    </w:lvl>
+    <w:lvl w:ilvl="2" w:tplc="04090005" w:tentative="1">
+      <w:start w:val="1"/>
+      <w:numFmt w:val="bullet"/>
+      <w:lvlText w:val=""/>
+      <w:lvlJc w:val="left"/>
+      <w:pPr>
+        <w:ind w:left="3002" w:hanging="360"/>
+      </w:pPr>
+      <w:rPr>
+        <w:rFonts w:ascii="Wingdings" w:hAnsi="Wingdings" w:hint="default"/>
+      </w:rPr>
+    </w:lvl>
+    <w:lvl w:ilvl="3" w:tplc="04090001" w:tentative="1">
+      <w:start w:val="1"/>
+      <w:numFmt w:val="bullet"/>
+      <w:lvlText w:val=""/>
+      <w:lvlJc w:val="left"/>
+      <w:pPr>
+        <w:ind w:left="3722" w:hanging="360"/>
+      </w:pPr>
+      <w:rPr>
+        <w:rFonts w:ascii="Symbol" w:hAnsi="Symbol" w:hint="default"/>
+      </w:rPr>
+    </w:lvl>
+    <w:lvl w:ilvl="4" w:tplc="04090003" w:tentative="1">
+      <w:start w:val="1"/>
+      <w:numFmt w:val="bullet"/>
+      <w:lvlText w:val="o"/>
+      <w:lvlJc w:val="left"/>
+      <w:pPr>
+        <w:ind w:left="4442" w:hanging="360"/>
+      </w:pPr>
+      <w:rPr>
+        <w:rFonts w:ascii="Courier New" w:hAnsi="Courier New" w:cs="Courier New" w:hint="default"/>
+      </w:rPr>
+    </w:lvl>
+    <w:lvl w:ilvl="5" w:tplc="04090005" w:tentative="1">
+      <w:start w:val="1"/>
+      <w:numFmt w:val="bullet"/>
+      <w:lvlText w:val=""/>
+      <w:lvlJc w:val="left"/>
+      <w:pPr>
+        <w:ind w:left="5162" w:hanging="360"/>
+      </w:pPr>
+      <w:rPr>
+        <w:rFonts w:ascii="Wingdings" w:hAnsi="Wingdings" w:hint="default"/>
+      </w:rPr>
+    </w:lvl>
+    <w:lvl w:ilvl="6" w:tplc="04090001" w:tentative="1">
+      <w:start w:val="1"/>
+      <w:numFmt w:val="bullet"/>
+      <w:lvlText w:val=""/>
+      <w:lvlJc w:val="left"/>
+      <w:pPr>
+        <w:ind w:left="5882" w:hanging="360"/>
+      </w:pPr>
+      <w:rPr>
+        <w:rFonts w:ascii="Symbol" w:hAnsi="Symbol" w:hint="default"/>
+      </w:rPr>
+    </w:lvl>
+    <w:lvl w:ilvl="7" w:tplc="04090003" w:tentative="1">
+      <w:start w:val="1"/>
+      <w:numFmt w:val="bullet"/>
+      <w:lvlText w:val="o"/>
+      <w:lvlJc w:val="left"/>
+      <w:pPr>
+        <w:ind w:left="6602" w:hanging="360"/>
+      </w:pPr>
+      <w:rPr>
+        <w:rFonts w:ascii="Courier New" w:hAnsi="Courier New" w:cs="Courier New" w:hint="default"/>
+      </w:rPr>
+    </w:lvl>
+    <w:lvl w:ilvl="8" w:tplc="04090005" w:tentative="1">
+      <w:start w:val="1"/>
+      <w:numFmt w:val="bullet"/>
+      <w:lvlText w:val=""/>
+      <w:lvlJc w:val="left"/>
+      <w:pPr>
+        <w:ind w:left="7322" w:hanging="360"/>
+      </w:pPr>
+      <w:rPr>
+        <w:rFonts w:ascii="Wingdings" w:hAnsi="Wingdings" w:hint="default"/>
+      </w:rPr>
+    </w:lvl>
+  </w:abstractNum>
   <w:num w:numId="1">
-    <w:abstractNumId w:val="18"/>
+    <w:abstractNumId w:val="19"/>
   </w:num>
   <w:num w:numId="2">
-    <w:abstractNumId w:val="6"/>
+    <w:abstractNumId w:val="7"/>
   </w:num>
   <w:num w:numId="3">
-    <w:abstractNumId w:val="7"/>
+    <w:abstractNumId w:val="8"/>
   </w:num>
   <w:num w:numId="4">
-    <w:abstractNumId w:val="11"/>
+    <w:abstractNumId w:val="12"/>
   </w:num>
   <w:num w:numId="5">
     <w:abstractNumId w:val="1"/>
   </w:num>
   <w:num w:numId="6">
-    <w:abstractNumId w:val="9"/>
+    <w:abstractNumId w:val="10"/>
   </w:num>
   <w:num w:numId="7">
-    <w:abstractNumId w:val="10"/>
+    <w:abstractNumId w:val="11"/>
   </w:num>
   <w:num w:numId="8">
-    <w:abstractNumId w:val="3"/>
+    <w:abstractNumId w:val="4"/>
   </w:num>
   <w:num w:numId="9">
-    <w:abstractNumId w:val="5"/>
+    <w:abstractNumId w:val="6"/>
   </w:num>
   <w:num w:numId="10">
-    <w:abstractNumId w:val="15"/>
+    <w:abstractNumId w:val="16"/>
   </w:num>
   <w:num w:numId="11">
-    <w:abstractNumId w:val="13"/>
+    <w:abstractNumId w:val="14"/>
   </w:num>
   <w:num w:numId="12">
-    <w:abstractNumId w:val="4"/>
+    <w:abstractNumId w:val="5"/>
   </w:num>
   <w:num w:numId="13">
     <w:abstractNumId w:val="0"/>
   </w:num>
   <w:num w:numId="14">
-    <w:abstractNumId w:val="17"/>
+    <w:abstractNumId w:val="18"/>
   </w:num>
   <w:num w:numId="15">
-    <w:abstractNumId w:val="14"/>
+    <w:abstractNumId w:val="15"/>
   </w:num>
   <w:num w:numId="16">
-    <w:abstractNumId w:val="8"/>
+    <w:abstractNumId w:val="9"/>
   </w:num>
   <w:num w:numId="17">
-    <w:abstractNumId w:val="12"/>
+    <w:abstractNumId w:val="13"/>
   </w:num>
   <w:num w:numId="18">
     <w:abstractNumId w:val="2"/>
   </w:num>
   <w:num w:numId="19">
-    <w:abstractNumId w:val="19"/>
+    <w:abstractNumId w:val="20"/>
   </w:num>
   <w:num w:numId="20">
-    <w:abstractNumId w:val="16"/>
+    <w:abstractNumId w:val="17"/>
+  </w:num>
+  <w:num w:numId="21">
+    <w:abstractNumId w:val="21"/>
+  </w:num>
+  <w:num w:numId="22">
+    <w:abstractNumId w:val="3"/>
   </w:num>
 </w:numbering>
 </file>

--- a/הצעת פרויקט - מעודכן גל-     33054.docx
+++ b/הצעת פרויקט - מעודכן גל-     33054.docx
@@ -106,7 +106,34 @@
           <w:szCs w:val="24"/>
           <w:rtl/>
         </w:rPr>
-        <w:t xml:space="preserve"> )הצעה לפרויקט גמר(</w:t>
+        <w:t xml:space="preserve"> </w:t>
+      </w:r>
+      <w:r>
+        <w:rPr>
+          <w:rFonts w:ascii="David" w:eastAsia="David" w:hAnsi="David" w:cs="David" w:hint="cs"/>
+          <w:sz w:val="24"/>
+          <w:szCs w:val="24"/>
+          <w:rtl/>
+        </w:rPr>
+        <w:t>(</w:t>
+      </w:r>
+      <w:r>
+        <w:rPr>
+          <w:rFonts w:ascii="David" w:eastAsia="David" w:hAnsi="David" w:cs="David"/>
+          <w:sz w:val="24"/>
+          <w:szCs w:val="24"/>
+          <w:rtl/>
+        </w:rPr>
+        <w:t>הצעה לפרויקט גמר</w:t>
+      </w:r>
+      <w:r>
+        <w:rPr>
+          <w:rFonts w:ascii="David" w:eastAsia="David" w:hAnsi="David" w:cs="David" w:hint="cs"/>
+          <w:sz w:val="24"/>
+          <w:szCs w:val="24"/>
+          <w:rtl/>
+        </w:rPr>
+        <w:t>)</w:t>
       </w:r>
       <w:r>
         <w:rPr>
@@ -177,41 +204,7 @@
           <w:sz w:val="26"/>
           <w:szCs w:val="26"/>
         </w:rPr>
-        <w:t>07</w:t>
-      </w:r>
-      <w:r>
-        <w:rPr>
-          <w:rFonts w:ascii="David" w:eastAsia="Arial" w:hAnsi="David" w:cs="David"/>
-          <w:sz w:val="26"/>
-          <w:szCs w:val="26"/>
-          <w:rtl/>
-        </w:rPr>
-        <w:t>.</w:t>
-      </w:r>
-      <w:r>
-        <w:rPr>
-          <w:rFonts w:ascii="David" w:eastAsia="Arial" w:hAnsi="David" w:cs="David"/>
-          <w:sz w:val="26"/>
-          <w:szCs w:val="26"/>
-        </w:rPr>
-        <w:t>04</w:t>
-      </w:r>
-      <w:r>
-        <w:rPr>
-          <w:rFonts w:ascii="David" w:eastAsia="Arial" w:hAnsi="David" w:cs="David"/>
-          <w:sz w:val="26"/>
-          <w:szCs w:val="26"/>
-          <w:rtl/>
-        </w:rPr>
-        <w:t>.</w:t>
-      </w:r>
-      <w:r>
-        <w:rPr>
-          <w:rFonts w:ascii="David" w:eastAsia="Arial" w:hAnsi="David" w:cs="David"/>
-          <w:sz w:val="26"/>
-          <w:szCs w:val="26"/>
-        </w:rPr>
-        <w:t>2021</w:t>
+        <w:t>16.04.2022</w:t>
       </w:r>
       <w:r>
         <w:rPr>
@@ -642,12 +635,21 @@
             </w:pPr>
             <w:r>
               <w:rPr>
+                <w:rFonts w:ascii="David" w:eastAsia="Arial" w:hAnsi="David" w:cs="David" w:hint="cs"/>
+                <w:sz w:val="26"/>
+                <w:szCs w:val="26"/>
+                <w:rtl/>
+              </w:rPr>
+              <w:t>יוני</w:t>
+            </w:r>
+            <w:r>
+              <w:rPr>
                 <w:rFonts w:ascii="David" w:eastAsia="Arial" w:hAnsi="David" w:cs="David"/>
                 <w:sz w:val="26"/>
                 <w:szCs w:val="26"/>
                 <w:rtl/>
               </w:rPr>
-              <w:t xml:space="preserve">אוגוסט </w:t>
+              <w:t xml:space="preserve"> </w:t>
             </w:r>
             <w:r>
               <w:rPr>
@@ -836,12 +838,21 @@
             </w:pPr>
             <w:r>
               <w:rPr>
+                <w:rFonts w:ascii="David" w:eastAsia="Arial" w:hAnsi="David" w:cs="David" w:hint="cs"/>
+                <w:sz w:val="26"/>
+                <w:szCs w:val="26"/>
+                <w:rtl/>
+              </w:rPr>
+              <w:t>יוני</w:t>
+            </w:r>
+            <w:r>
+              <w:rPr>
                 <w:rFonts w:ascii="David" w:eastAsia="Arial" w:hAnsi="David" w:cs="David"/>
                 <w:sz w:val="26"/>
                 <w:szCs w:val="26"/>
                 <w:rtl/>
               </w:rPr>
-              <w:t xml:space="preserve">אוגוסט </w:t>
+              <w:t xml:space="preserve"> </w:t>
             </w:r>
             <w:r>
               <w:rPr>
@@ -6961,7 +6972,7 @@
         <w:ind w:left="927"/>
         <w:jc w:val="left"/>
         <w:rPr>
-          <w:rFonts w:ascii="David" w:hAnsi="David" w:cs="David" w:hint="cs"/>
+          <w:rFonts w:ascii="David" w:hAnsi="David" w:cs="David"/>
           <w:sz w:val="28"/>
           <w:szCs w:val="28"/>
         </w:rPr>
@@ -7516,7 +7527,7 @@
         <w:spacing w:after="0"/>
         <w:jc w:val="left"/>
         <w:rPr>
-          <w:rFonts w:ascii="David" w:hAnsi="David" w:cs="David" w:hint="cs"/>
+          <w:rFonts w:ascii="David" w:hAnsi="David" w:cs="David"/>
           <w:sz w:val="28"/>
           <w:szCs w:val="28"/>
         </w:rPr>
@@ -7699,179 +7710,169 @@
     </w:p>
     <w:p>
       <w:pPr>
+        <w:pStyle w:val="a3"/>
+        <w:numPr>
+          <w:ilvl w:val="1"/>
+          <w:numId w:val="18"/>
+        </w:numPr>
         <w:spacing w:after="22"/>
         <w:ind w:right="52"/>
         <w:jc w:val="left"/>
         <w:rPr>
-          <w:rFonts w:ascii="David" w:hAnsi="David" w:cs="David" w:hint="cs"/>
-          <w:sz w:val="28"/>
-          <w:szCs w:val="28"/>
-          <w:rtl/>
-        </w:rPr>
-      </w:pPr>
-    </w:p>
-    <w:p>
-      <w:pPr>
-        <w:tabs>
-          <w:tab w:val="center" w:pos="787"/>
-          <w:tab w:val="center" w:pos="2701"/>
-        </w:tabs>
-        <w:spacing w:after="60"/>
-        <w:jc w:val="left"/>
-        <w:rPr>
-          <w:rFonts w:ascii="David" w:hAnsi="David" w:cs="David"/>
-          <w:sz w:val="28"/>
-          <w:szCs w:val="28"/>
-        </w:rPr>
-      </w:pPr>
-      <w:r>
-        <w:rPr>
-          <w:rFonts w:ascii="David" w:hAnsi="David" w:cs="David"/>
-          <w:sz w:val="28"/>
-          <w:szCs w:val="28"/>
-          <w:rtl/>
-        </w:rPr>
-        <w:tab/>
-      </w:r>
-      <w:r>
-        <w:rPr>
-          <w:rFonts w:ascii="David" w:eastAsia="Arial" w:hAnsi="David" w:cs="David"/>
+          <w:rFonts w:ascii="David" w:hAnsi="David" w:cs="David"/>
           <w:b/>
           <w:bCs/>
           <w:sz w:val="28"/>
           <w:szCs w:val="28"/>
-        </w:rPr>
-        <w:t>7</w:t>
-      </w:r>
-      <w:r>
-        <w:rPr>
-          <w:rFonts w:ascii="David" w:eastAsia="Arial" w:hAnsi="David" w:cs="David"/>
+          <w:u w:val="single"/>
+        </w:rPr>
+      </w:pPr>
+      <w:r>
+        <w:rPr>
+          <w:rFonts w:ascii="David" w:hAnsi="David" w:cs="David" w:hint="cs"/>
           <w:b/>
           <w:bCs/>
           <w:sz w:val="28"/>
           <w:szCs w:val="28"/>
-          <w:rtl/>
-        </w:rPr>
-        <w:t>.</w:t>
-      </w:r>
-      <w:r>
-        <w:rPr>
-          <w:rFonts w:ascii="David" w:eastAsia="Arial" w:hAnsi="David" w:cs="David"/>
+          <w:u w:val="single"/>
+          <w:rtl/>
+        </w:rPr>
+        <w:t>תיאור הארכיטקטורה הנבחרת:</w:t>
+      </w:r>
+    </w:p>
+    <w:p>
+      <w:pPr>
+        <w:pStyle w:val="a3"/>
+        <w:numPr>
+          <w:ilvl w:val="0"/>
+          <w:numId w:val="22"/>
+        </w:numPr>
+        <w:spacing w:after="22"/>
+        <w:ind w:right="52"/>
+        <w:jc w:val="left"/>
+        <w:rPr>
+          <w:rFonts w:ascii="David" w:hAnsi="David" w:cs="David"/>
           <w:b/>
           <w:bCs/>
           <w:sz w:val="28"/>
           <w:szCs w:val="28"/>
-        </w:rPr>
-        <w:t>4</w:t>
-      </w:r>
-      <w:r>
-        <w:rPr>
-          <w:rFonts w:ascii="David" w:eastAsia="Arial" w:hAnsi="David" w:cs="David"/>
+          <w:u w:val="single"/>
+        </w:rPr>
+      </w:pPr>
+      <w:r>
+        <w:rPr>
+          <w:rFonts w:ascii="David" w:hAnsi="David" w:cs="David" w:hint="cs"/>
+          <w:sz w:val="28"/>
+          <w:szCs w:val="28"/>
+          <w:rtl/>
+        </w:rPr>
+        <w:t>הארכיטקטורה הנבחרת היא מודל ה-3 שכבות (</w:t>
+      </w:r>
+      <w:r>
+        <w:rPr>
+          <w:rFonts w:ascii="David" w:hAnsi="David" w:cs="David" w:hint="cs"/>
+          <w:sz w:val="28"/>
+          <w:szCs w:val="28"/>
+        </w:rPr>
+        <w:t>T</w:t>
+      </w:r>
+      <w:r>
+        <w:rPr>
+          <w:rFonts w:ascii="David" w:hAnsi="David" w:cs="David"/>
+          <w:sz w:val="28"/>
+          <w:szCs w:val="28"/>
+        </w:rPr>
+        <w:t>ier Architecture 3</w:t>
+      </w:r>
+      <w:r>
+        <w:rPr>
+          <w:rFonts w:ascii="David" w:hAnsi="David" w:cs="David" w:hint="cs"/>
+          <w:sz w:val="28"/>
+          <w:szCs w:val="28"/>
+          <w:rtl/>
+        </w:rPr>
+        <w:t>)</w:t>
+      </w:r>
+      <w:r>
+        <w:rPr>
+          <w:rFonts w:ascii="David" w:hAnsi="David" w:cs="David" w:hint="cs"/>
+          <w:sz w:val="28"/>
+          <w:szCs w:val="28"/>
+          <w:rtl/>
+        </w:rPr>
+        <w:t xml:space="preserve">- </w:t>
+      </w:r>
+      <w:r>
+        <w:rPr>
+          <w:rFonts w:ascii="David" w:hAnsi="David" w:cs="David" w:hint="cs"/>
+          <w:sz w:val="28"/>
+          <w:szCs w:val="28"/>
+          <w:rtl/>
+        </w:rPr>
+        <w:t xml:space="preserve">הפרויקט מבוסס </w:t>
+      </w:r>
+      <w:r>
+        <w:rPr>
+          <w:rFonts w:ascii="David" w:hAnsi="David" w:cs="David" w:hint="cs"/>
+          <w:sz w:val="28"/>
+          <w:szCs w:val="28"/>
+        </w:rPr>
+        <w:t>DATABASE</w:t>
+      </w:r>
+      <w:r>
+        <w:rPr>
+          <w:rFonts w:ascii="David" w:hAnsi="David" w:cs="David" w:hint="cs"/>
+          <w:sz w:val="28"/>
+          <w:szCs w:val="28"/>
+          <w:rtl/>
+        </w:rPr>
+        <w:t xml:space="preserve"> לכן מבוצע שימוש בגישה של מודל שלושת השכבות, בארכיטקטורה זו קיימת הפרדה בין השכבות השונות בפרויקט. הי</w:t>
+      </w:r>
+      <w:r>
+        <w:rPr>
+          <w:rFonts w:ascii="David" w:hAnsi="David" w:cs="David" w:hint="cs"/>
+          <w:sz w:val="28"/>
+          <w:szCs w:val="28"/>
+          <w:rtl/>
+        </w:rPr>
+        <w:t>תרון העיקרי בחלוקה לשכבות הוא תחזוקה קלה במיוחד במערכות גדולות, כך שניתן יחסית בקלות להחליף כל שכבה מבלי לגעת בשכבות האחרות כאשר נרצה לעשות שינויים בתוכנית.</w:t>
+      </w:r>
+    </w:p>
+    <w:p>
+      <w:pPr>
+        <w:pStyle w:val="a3"/>
+        <w:spacing w:after="22"/>
+        <w:ind w:left="1647" w:right="52"/>
+        <w:jc w:val="left"/>
+        <w:rPr>
+          <w:rFonts w:ascii="David" w:hAnsi="David" w:cs="David"/>
           <w:b/>
           <w:bCs/>
           <w:sz w:val="28"/>
           <w:szCs w:val="28"/>
-          <w:rtl/>
-        </w:rPr>
-        <w:t>.</w:t>
-      </w:r>
-      <w:r>
-        <w:rPr>
-          <w:rFonts w:ascii="David" w:eastAsia="Arial" w:hAnsi="David" w:cs="David"/>
+          <w:u w:val="single"/>
+        </w:rPr>
+      </w:pPr>
+    </w:p>
+    <w:p>
+      <w:pPr>
+        <w:pStyle w:val="a3"/>
+        <w:numPr>
+          <w:ilvl w:val="1"/>
+          <w:numId w:val="18"/>
+        </w:numPr>
+        <w:spacing w:after="22"/>
+        <w:ind w:right="52"/>
+        <w:jc w:val="left"/>
+        <w:rPr>
+          <w:rFonts w:ascii="David" w:hAnsi="David" w:cs="David"/>
           <w:b/>
           <w:bCs/>
           <w:sz w:val="28"/>
           <w:szCs w:val="28"/>
-          <w:rtl/>
-        </w:rPr>
-        <w:tab/>
-        <w:t xml:space="preserve"> חלוקה לתוכניות ומודולים: </w:t>
-      </w:r>
-    </w:p>
-    <w:p>
-      <w:pPr>
-        <w:bidi w:val="0"/>
-        <w:spacing w:after="0"/>
-        <w:jc w:val="left"/>
-        <w:rPr>
-          <w:rFonts w:ascii="David" w:hAnsi="David" w:cs="David"/>
-          <w:sz w:val="28"/>
-          <w:szCs w:val="28"/>
-        </w:rPr>
-      </w:pPr>
-      <w:r>
-        <w:rPr>
-          <w:rFonts w:ascii="David" w:eastAsia="Times New Roman" w:hAnsi="David" w:cs="David"/>
-          <w:sz w:val="28"/>
-          <w:szCs w:val="28"/>
-        </w:rPr>
-        <w:t xml:space="preserve"> </w:t>
-      </w:r>
-      <w:r>
-        <w:rPr>
-          <w:rFonts w:ascii="David" w:hAnsi="David" w:cs="David"/>
-          <w:noProof/>
-          <w:sz w:val="28"/>
-          <w:szCs w:val="28"/>
-        </w:rPr>
-        <w:drawing>
-          <wp:inline distT="0" distB="0" distL="0" distR="0" wp14:anchorId="4BF421F5" wp14:editId="6FC79B8D">
-            <wp:extent cx="6418580" cy="4913630"/>
-            <wp:effectExtent l="0" t="0" r="0" b="0"/>
-            <wp:docPr id="3294" name="Picture 3294"/>
-            <wp:cNvGraphicFramePr/>
-            <a:graphic xmlns:a="http://schemas.openxmlformats.org/drawingml/2006/main">
-              <a:graphicData uri="http://schemas.openxmlformats.org/drawingml/2006/picture">
-                <pic:pic xmlns:pic="http://schemas.openxmlformats.org/drawingml/2006/picture">
-                  <pic:nvPicPr>
-                    <pic:cNvPr id="3294" name="Picture 3294"/>
-                    <pic:cNvPicPr/>
-                  </pic:nvPicPr>
-                  <pic:blipFill>
-                    <a:blip r:embed="rId8"/>
-                    <a:stretch>
-                      <a:fillRect/>
-                    </a:stretch>
-                  </pic:blipFill>
-                  <pic:spPr>
-                    <a:xfrm>
-                      <a:off x="0" y="0"/>
-                      <a:ext cx="6418580" cy="4913630"/>
-                    </a:xfrm>
-                    <a:prstGeom prst="rect">
-                      <a:avLst/>
-                    </a:prstGeom>
-                  </pic:spPr>
-                </pic:pic>
-              </a:graphicData>
-            </a:graphic>
-          </wp:inline>
-        </w:drawing>
-      </w:r>
-    </w:p>
-    <w:p>
-      <w:pPr>
-        <w:tabs>
-          <w:tab w:val="center" w:pos="787"/>
-          <w:tab w:val="center" w:pos="2112"/>
-        </w:tabs>
-        <w:spacing w:after="129"/>
-        <w:jc w:val="left"/>
-        <w:rPr>
-          <w:rFonts w:ascii="David" w:hAnsi="David" w:cs="David"/>
-          <w:sz w:val="28"/>
-          <w:szCs w:val="28"/>
-        </w:rPr>
-      </w:pPr>
-      <w:r>
-        <w:rPr>
-          <w:rFonts w:ascii="David" w:hAnsi="David" w:cs="David"/>
-          <w:sz w:val="28"/>
-          <w:szCs w:val="28"/>
-          <w:rtl/>
-        </w:rPr>
-        <w:tab/>
-      </w:r>
+          <w:u w:val="single"/>
+        </w:rPr>
+      </w:pPr>
       <w:r>
         <w:rPr>
           <w:rFonts w:ascii="David" w:eastAsia="Arial" w:hAnsi="David" w:cs="David"/>
@@ -7879,58 +7880,80 @@
           <w:bCs/>
           <w:sz w:val="28"/>
           <w:szCs w:val="28"/>
-        </w:rPr>
-        <w:t>7</w:t>
-      </w:r>
-      <w:r>
-        <w:rPr>
-          <w:rFonts w:ascii="David" w:eastAsia="Arial" w:hAnsi="David" w:cs="David"/>
+          <w:rtl/>
+        </w:rPr>
+        <w:t xml:space="preserve"> </w:t>
+      </w:r>
+      <w:r>
+        <w:rPr>
+          <w:rFonts w:ascii="David" w:hAnsi="David" w:cs="David" w:hint="cs"/>
           <w:b/>
           <w:bCs/>
           <w:sz w:val="28"/>
           <w:szCs w:val="28"/>
-          <w:rtl/>
-        </w:rPr>
-        <w:t>.</w:t>
-      </w:r>
-      <w:r>
-        <w:rPr>
-          <w:rFonts w:ascii="David" w:eastAsia="Arial" w:hAnsi="David" w:cs="David"/>
+          <w:u w:val="single"/>
+          <w:rtl/>
+        </w:rPr>
+        <w:t>חלוקה לתוכניות ומודולים:</w:t>
+      </w:r>
+    </w:p>
+    <w:p>
+      <w:pPr>
+        <w:pStyle w:val="a3"/>
+        <w:spacing w:after="22"/>
+        <w:ind w:left="927" w:right="52"/>
+        <w:jc w:val="left"/>
+        <w:rPr>
+          <w:rFonts w:ascii="David" w:hAnsi="David" w:cs="David"/>
           <w:b/>
           <w:bCs/>
           <w:sz w:val="28"/>
           <w:szCs w:val="28"/>
-        </w:rPr>
-        <w:t>5</w:t>
-      </w:r>
-      <w:r>
-        <w:rPr>
-          <w:rFonts w:ascii="David" w:eastAsia="Arial" w:hAnsi="David" w:cs="David"/>
+          <w:u w:val="single"/>
+        </w:rPr>
+      </w:pPr>
+    </w:p>
+    <w:p>
+      <w:pPr>
+        <w:pStyle w:val="a3"/>
+        <w:numPr>
+          <w:ilvl w:val="1"/>
+          <w:numId w:val="18"/>
+        </w:numPr>
+        <w:spacing w:after="22"/>
+        <w:ind w:right="52"/>
+        <w:jc w:val="left"/>
+        <w:rPr>
+          <w:rFonts w:ascii="David" w:hAnsi="David" w:cs="David"/>
           <w:b/>
           <w:bCs/>
           <w:sz w:val="28"/>
           <w:szCs w:val="28"/>
-          <w:rtl/>
-        </w:rPr>
-        <w:t>.</w:t>
-      </w:r>
-      <w:r>
-        <w:rPr>
-          <w:rFonts w:ascii="David" w:eastAsia="Arial" w:hAnsi="David" w:cs="David"/>
+          <w:u w:val="single"/>
+        </w:rPr>
+      </w:pPr>
+      <w:r>
+        <w:rPr>
+          <w:rFonts w:ascii="David" w:hAnsi="David" w:cs="David" w:hint="cs"/>
           <w:b/>
           <w:bCs/>
           <w:sz w:val="28"/>
           <w:szCs w:val="28"/>
-          <w:rtl/>
-        </w:rPr>
-        <w:tab/>
-        <w:t xml:space="preserve"> סביבת השרת: </w:t>
-      </w:r>
-    </w:p>
-    <w:p>
-      <w:pPr>
+          <w:u w:val="single"/>
+          <w:rtl/>
+        </w:rPr>
+        <w:t>סביבת השרת:</w:t>
+      </w:r>
+    </w:p>
+    <w:p>
+      <w:pPr>
+        <w:pStyle w:val="a3"/>
+        <w:numPr>
+          <w:ilvl w:val="0"/>
+          <w:numId w:val="22"/>
+        </w:numPr>
         <w:spacing w:after="5" w:line="250" w:lineRule="auto"/>
-        <w:ind w:left="372" w:right="687" w:hanging="10"/>
+        <w:ind w:right="687"/>
         <w:jc w:val="left"/>
         <w:rPr>
           <w:rFonts w:ascii="David" w:hAnsi="David" w:cs="David"/>
@@ -7940,21 +7963,12 @@
       </w:pPr>
       <w:r>
         <w:rPr>
-          <w:rFonts w:ascii="David" w:eastAsia="Segoe UI Symbol" w:hAnsi="David" w:cs="David"/>
-          <w:sz w:val="28"/>
-          <w:szCs w:val="28"/>
-          <w:rtl/>
-        </w:rPr>
-        <w:t></w:t>
-      </w:r>
-      <w:r>
-        <w:rPr>
-          <w:rFonts w:ascii="David" w:eastAsia="Arial" w:hAnsi="David" w:cs="David"/>
-          <w:sz w:val="28"/>
-          <w:szCs w:val="28"/>
-          <w:rtl/>
-        </w:rPr>
-        <w:t xml:space="preserve"> סביבת שרת תהיה בסביבת ענן בפלטפורמת </w:t>
+          <w:rFonts w:ascii="David" w:eastAsia="Arial" w:hAnsi="David" w:cs="David"/>
+          <w:sz w:val="28"/>
+          <w:szCs w:val="28"/>
+          <w:rtl/>
+        </w:rPr>
+        <w:t xml:space="preserve">סביבת שרת תהיה בסביבת ענן בפלטפורמת </w:t>
       </w:r>
       <w:r>
         <w:rPr>
@@ -7976,47 +7990,35 @@
     </w:p>
     <w:p>
       <w:pPr>
-        <w:bidi w:val="0"/>
-        <w:spacing w:after="0"/>
-        <w:ind w:right="67"/>
-        <w:rPr>
-          <w:rFonts w:ascii="David" w:hAnsi="David" w:cs="David"/>
-          <w:sz w:val="28"/>
-          <w:szCs w:val="28"/>
-        </w:rPr>
-      </w:pPr>
-      <w:r>
-        <w:rPr>
-          <w:rFonts w:ascii="David" w:eastAsia="Arial" w:hAnsi="David" w:cs="David"/>
-          <w:sz w:val="28"/>
-          <w:szCs w:val="28"/>
-        </w:rPr>
-        <w:t xml:space="preserve"> </w:t>
-      </w:r>
-    </w:p>
-    <w:p>
-      <w:pPr>
-        <w:tabs>
-          <w:tab w:val="center" w:pos="787"/>
-          <w:tab w:val="center" w:pos="2981"/>
-        </w:tabs>
-        <w:spacing w:after="118"/>
+        <w:pStyle w:val="a3"/>
+        <w:spacing w:after="5" w:line="250" w:lineRule="auto"/>
+        <w:ind w:left="1647" w:right="687"/>
         <w:jc w:val="left"/>
         <w:rPr>
           <w:rFonts w:ascii="David" w:hAnsi="David" w:cs="David"/>
           <w:sz w:val="28"/>
           <w:szCs w:val="28"/>
-        </w:rPr>
-      </w:pPr>
-      <w:r>
-        <w:rPr>
-          <w:rFonts w:ascii="David" w:hAnsi="David" w:cs="David"/>
-          <w:sz w:val="28"/>
-          <w:szCs w:val="28"/>
-          <w:rtl/>
-        </w:rPr>
-        <w:tab/>
-      </w:r>
+          <w:rtl/>
+        </w:rPr>
+      </w:pPr>
+    </w:p>
+    <w:p>
+      <w:pPr>
+        <w:pStyle w:val="a3"/>
+        <w:numPr>
+          <w:ilvl w:val="1"/>
+          <w:numId w:val="18"/>
+        </w:numPr>
+        <w:spacing w:after="5" w:line="250" w:lineRule="auto"/>
+        <w:ind w:right="687"/>
+        <w:jc w:val="left"/>
+        <w:rPr>
+          <w:rFonts w:ascii="David" w:hAnsi="David" w:cs="David"/>
+          <w:sz w:val="28"/>
+          <w:szCs w:val="28"/>
+          <w:u w:val="single"/>
+        </w:rPr>
+      </w:pPr>
       <w:r>
         <w:rPr>
           <w:rFonts w:ascii="David" w:eastAsia="Arial" w:hAnsi="David" w:cs="David"/>
@@ -8024,8 +8026,20 @@
           <w:bCs/>
           <w:sz w:val="28"/>
           <w:szCs w:val="28"/>
-        </w:rPr>
-        <w:t>7</w:t>
+          <w:u w:val="single"/>
+          <w:rtl/>
+        </w:rPr>
+        <w:t xml:space="preserve">ממשק המשתמש/לקוח – </w:t>
+      </w:r>
+      <w:r>
+        <w:rPr>
+          <w:rFonts w:ascii="David" w:eastAsia="Arial" w:hAnsi="David" w:cs="David"/>
+          <w:b/>
+          <w:sz w:val="28"/>
+          <w:szCs w:val="28"/>
+          <w:u w:val="single"/>
+        </w:rPr>
+        <w:t>GUI</w:t>
       </w:r>
       <w:r>
         <w:rPr>
@@ -8034,72 +8048,41 @@
           <w:bCs/>
           <w:sz w:val="28"/>
           <w:szCs w:val="28"/>
-          <w:rtl/>
-        </w:rPr>
-        <w:t>.</w:t>
-      </w:r>
-      <w:r>
-        <w:rPr>
-          <w:rFonts w:ascii="David" w:eastAsia="Arial" w:hAnsi="David" w:cs="David"/>
-          <w:b/>
-          <w:bCs/>
-          <w:sz w:val="28"/>
-          <w:szCs w:val="28"/>
-        </w:rPr>
-        <w:t>6</w:t>
-      </w:r>
-      <w:r>
-        <w:rPr>
-          <w:rFonts w:ascii="David" w:eastAsia="Arial" w:hAnsi="David" w:cs="David"/>
-          <w:b/>
-          <w:bCs/>
-          <w:sz w:val="28"/>
-          <w:szCs w:val="28"/>
-          <w:rtl/>
-        </w:rPr>
-        <w:t>.</w:t>
-      </w:r>
-      <w:r>
-        <w:rPr>
-          <w:rFonts w:ascii="David" w:eastAsia="Arial" w:hAnsi="David" w:cs="David"/>
-          <w:b/>
-          <w:bCs/>
-          <w:sz w:val="28"/>
-          <w:szCs w:val="28"/>
-          <w:rtl/>
-        </w:rPr>
-        <w:tab/>
-        <w:t xml:space="preserve">ממשק המשתמש/לקוח – </w:t>
-      </w:r>
-      <w:r>
-        <w:rPr>
-          <w:rFonts w:ascii="David" w:eastAsia="Arial" w:hAnsi="David" w:cs="David"/>
-          <w:b/>
-          <w:sz w:val="28"/>
-          <w:szCs w:val="28"/>
-        </w:rPr>
-        <w:t>GUI</w:t>
-      </w:r>
-      <w:r>
-        <w:rPr>
-          <w:rFonts w:ascii="David" w:eastAsia="Arial" w:hAnsi="David" w:cs="David"/>
-          <w:b/>
-          <w:bCs/>
-          <w:sz w:val="28"/>
-          <w:szCs w:val="28"/>
-          <w:rtl/>
-        </w:rPr>
-        <w:t xml:space="preserve">: </w:t>
-      </w:r>
-    </w:p>
-    <w:p>
-      <w:pPr>
+          <w:u w:val="single"/>
+          <w:rtl/>
+        </w:rPr>
+        <w:t>:</w:t>
+      </w:r>
+    </w:p>
+    <w:p>
+      <w:pPr>
+        <w:bidi w:val="0"/>
+        <w:spacing w:after="0"/>
+        <w:ind w:right="67"/>
+        <w:rPr>
+          <w:rFonts w:ascii="David" w:hAnsi="David" w:cs="David"/>
+          <w:sz w:val="28"/>
+          <w:szCs w:val="28"/>
+        </w:rPr>
+      </w:pPr>
+      <w:r>
+        <w:rPr>
+          <w:rFonts w:ascii="David" w:eastAsia="Arial" w:hAnsi="David" w:cs="David"/>
+          <w:sz w:val="28"/>
+          <w:szCs w:val="28"/>
+        </w:rPr>
+        <w:t xml:space="preserve"> </w:t>
+      </w:r>
+    </w:p>
+    <w:p>
+      <w:pPr>
+        <w:pStyle w:val="a3"/>
         <w:numPr>
-          <w:ilvl w:val="1"/>
-          <w:numId w:val="5"/>
+          <w:ilvl w:val="0"/>
+          <w:numId w:val="22"/>
         </w:numPr>
         <w:spacing w:after="5" w:line="250" w:lineRule="auto"/>
-        <w:ind w:left="541" w:right="1618" w:hanging="360"/>
+        <w:ind w:right="1618"/>
         <w:jc w:val="left"/>
         <w:rPr>
           <w:rFonts w:ascii="David" w:hAnsi="David" w:cs="David"/>
@@ -8119,12 +8102,13 @@
     </w:p>
     <w:p>
       <w:pPr>
+        <w:pStyle w:val="a3"/>
         <w:numPr>
-          <w:ilvl w:val="1"/>
-          <w:numId w:val="5"/>
+          <w:ilvl w:val="0"/>
+          <w:numId w:val="22"/>
         </w:numPr>
         <w:spacing w:after="5" w:line="250" w:lineRule="auto"/>
-        <w:ind w:left="541" w:right="1618" w:hanging="360"/>
+        <w:ind w:right="1618"/>
         <w:jc w:val="left"/>
         <w:rPr>
           <w:rFonts w:ascii="David" w:hAnsi="David" w:cs="David"/>
@@ -8149,25 +8133,41 @@
         <w:ind w:left="842"/>
         <w:jc w:val="center"/>
         <w:rPr>
-          <w:rFonts w:ascii="David" w:hAnsi="David" w:cs="David"/>
-          <w:sz w:val="28"/>
-          <w:szCs w:val="28"/>
-        </w:rPr>
-      </w:pPr>
-      <w:r>
-        <w:rPr>
-          <w:rFonts w:ascii="David" w:eastAsia="Arial" w:hAnsi="David" w:cs="David"/>
-          <w:sz w:val="28"/>
-          <w:szCs w:val="28"/>
-        </w:rPr>
-        <w:t xml:space="preserve"> </w:t>
-      </w:r>
-    </w:p>
-    <w:p>
-      <w:pPr>
-        <w:bidi w:val="0"/>
+          <w:rFonts w:ascii="David" w:eastAsia="Arial" w:hAnsi="David" w:cs="David"/>
+          <w:sz w:val="28"/>
+          <w:szCs w:val="28"/>
+        </w:rPr>
+      </w:pPr>
+    </w:p>
+    <w:p>
+      <w:pPr>
+        <w:bidi w:val="0"/>
+        <w:spacing w:after="0"/>
+        <w:ind w:left="842"/>
+        <w:jc w:val="center"/>
+        <w:rPr>
+          <w:rFonts w:ascii="David" w:hAnsi="David" w:cs="David"/>
+          <w:sz w:val="28"/>
+          <w:szCs w:val="28"/>
+        </w:rPr>
+      </w:pPr>
+      <w:r>
+        <w:rPr>
+          <w:rFonts w:ascii="David" w:eastAsia="Arial" w:hAnsi="David" w:cs="David"/>
+          <w:sz w:val="28"/>
+          <w:szCs w:val="28"/>
+        </w:rPr>
+        <w:t xml:space="preserve"> </w:t>
+      </w:r>
+    </w:p>
+    <w:p>
+      <w:pPr>
+        <w:pStyle w:val="a3"/>
+        <w:numPr>
+          <w:ilvl w:val="0"/>
+          <w:numId w:val="22"/>
+        </w:numPr>
         <w:spacing w:after="5" w:line="238" w:lineRule="auto"/>
-        <w:ind w:left="5658" w:firstLine="1082"/>
         <w:jc w:val="left"/>
         <w:rPr>
           <w:rFonts w:ascii="David" w:hAnsi="David" w:cs="David"/>
@@ -8180,27 +8180,32 @@
           <w:rFonts w:ascii="David" w:eastAsia="Arial" w:hAnsi="David" w:cs="David"/>
           <w:sz w:val="28"/>
           <w:szCs w:val="28"/>
-        </w:rPr>
-        <w:t xml:space="preserve"> </w:t>
-      </w:r>
-      <w:r>
-        <w:rPr>
-          <w:rFonts w:ascii="David" w:eastAsia="Arial" w:hAnsi="David" w:cs="David"/>
-          <w:sz w:val="28"/>
-          <w:szCs w:val="28"/>
           <w:rtl/>
         </w:rPr>
         <w:t>לפניכם  לינק לאב טיפוס של המערכת</w:t>
       </w:r>
-      <w:r>
-        <w:rPr>
-          <w:rFonts w:ascii="David" w:eastAsia="Arial" w:hAnsi="David" w:cs="David"/>
-          <w:sz w:val="28"/>
-          <w:szCs w:val="28"/>
-        </w:rPr>
-        <w:t xml:space="preserve"> </w:t>
-      </w:r>
-      <w:hyperlink r:id="rId9">
+    </w:p>
+    <w:p>
+      <w:pPr>
+        <w:pStyle w:val="a3"/>
+        <w:spacing w:after="5" w:line="238" w:lineRule="auto"/>
+        <w:ind w:left="1647"/>
+        <w:jc w:val="left"/>
+        <w:rPr>
+          <w:rFonts w:ascii="David" w:hAnsi="David" w:cs="David"/>
+          <w:sz w:val="28"/>
+          <w:szCs w:val="28"/>
+        </w:rPr>
+      </w:pPr>
+      <w:r>
+        <w:rPr>
+          <w:rFonts w:ascii="David" w:eastAsia="Arial" w:hAnsi="David" w:cs="David"/>
+          <w:sz w:val="28"/>
+          <w:szCs w:val="28"/>
+        </w:rPr>
+        <w:t xml:space="preserve"> </w:t>
+      </w:r>
+      <w:hyperlink r:id="rId8">
         <w:r>
           <w:rPr>
             <w:rFonts w:ascii="David" w:eastAsia="Arial" w:hAnsi="David" w:cs="David"/>
@@ -8235,65 +8240,263 @@
     </w:p>
     <w:p>
       <w:pPr>
-        <w:bidi w:val="0"/>
-        <w:spacing w:after="0"/>
-        <w:ind w:left="6681"/>
-        <w:jc w:val="center"/>
-        <w:rPr>
-          <w:rFonts w:ascii="David" w:hAnsi="David" w:cs="David"/>
-          <w:sz w:val="28"/>
-          <w:szCs w:val="28"/>
-        </w:rPr>
-      </w:pPr>
-      <w:r>
-        <w:rPr>
-          <w:rFonts w:ascii="David" w:eastAsia="Arial" w:hAnsi="David" w:cs="David"/>
-          <w:sz w:val="28"/>
-          <w:szCs w:val="28"/>
-        </w:rPr>
-        <w:lastRenderedPageBreak/>
-        <w:t xml:space="preserve"> </w:t>
-      </w:r>
-      <w:r>
-        <w:rPr>
-          <w:rFonts w:ascii="David" w:hAnsi="David" w:cs="David"/>
+        <w:spacing w:after="0"/>
+        <w:jc w:val="left"/>
+        <w:rPr>
+          <w:rFonts w:ascii="David" w:hAnsi="David" w:cs="David"/>
+          <w:sz w:val="44"/>
+          <w:szCs w:val="44"/>
+          <w:rtl/>
+        </w:rPr>
+      </w:pPr>
+      <w:r>
+        <w:rPr>
+          <w:rFonts w:ascii="David" w:hAnsi="David" w:cs="David" w:hint="cs"/>
           <w:noProof/>
-          <w:sz w:val="28"/>
-          <w:szCs w:val="28"/>
-        </w:rPr>
-        <w:drawing>
-          <wp:inline distT="0" distB="0" distL="0" distR="0" wp14:anchorId="57A77179" wp14:editId="4DB91589">
-            <wp:extent cx="2160905" cy="3970020"/>
-            <wp:effectExtent l="0" t="0" r="0" b="0"/>
-            <wp:docPr id="3435" name="Picture 3435"/>
-            <wp:cNvGraphicFramePr/>
-            <a:graphic xmlns:a="http://schemas.openxmlformats.org/drawingml/2006/main">
-              <a:graphicData uri="http://schemas.openxmlformats.org/drawingml/2006/picture">
-                <pic:pic xmlns:pic="http://schemas.openxmlformats.org/drawingml/2006/picture">
-                  <pic:nvPicPr>
-                    <pic:cNvPr id="3435" name="Picture 3435"/>
-                    <pic:cNvPicPr/>
-                  </pic:nvPicPr>
-                  <pic:blipFill>
-                    <a:blip r:embed="rId10"/>
-                    <a:stretch>
-                      <a:fillRect/>
-                    </a:stretch>
-                  </pic:blipFill>
-                  <pic:spPr>
-                    <a:xfrm>
-                      <a:off x="0" y="0"/>
-                      <a:ext cx="2160905" cy="3970020"/>
-                    </a:xfrm>
-                    <a:prstGeom prst="rect">
-                      <a:avLst/>
-                    </a:prstGeom>
-                  </pic:spPr>
-                </pic:pic>
-              </a:graphicData>
-            </a:graphic>
-          </wp:inline>
-        </w:drawing>
+          <w:sz w:val="44"/>
+          <w:szCs w:val="44"/>
+          <w:highlight w:val="yellow"/>
+          <w:rtl/>
+        </w:rPr>
+        <w:t>תמונה של אב טיפוס</w:t>
+      </w:r>
+      <w:r>
+        <w:rPr>
+          <w:rFonts w:ascii="David" w:hAnsi="David" w:cs="David" w:hint="cs"/>
+          <w:sz w:val="44"/>
+          <w:szCs w:val="44"/>
+          <w:rtl/>
+        </w:rPr>
+        <w:t xml:space="preserve"> </w:t>
+      </w:r>
+    </w:p>
+    <w:p>
+      <w:pPr>
+        <w:spacing w:after="0"/>
+        <w:jc w:val="left"/>
+        <w:rPr>
+          <w:rFonts w:ascii="David" w:hAnsi="David" w:cs="David"/>
+          <w:sz w:val="44"/>
+          <w:szCs w:val="44"/>
+          <w:rtl/>
+        </w:rPr>
+      </w:pPr>
+    </w:p>
+    <w:p>
+      <w:pPr>
+        <w:pStyle w:val="a3"/>
+        <w:numPr>
+          <w:ilvl w:val="1"/>
+          <w:numId w:val="18"/>
+        </w:numPr>
+        <w:spacing w:after="0"/>
+        <w:jc w:val="left"/>
+        <w:rPr>
+          <w:rFonts w:ascii="David" w:hAnsi="David" w:cs="David"/>
+          <w:sz w:val="28"/>
+          <w:szCs w:val="28"/>
+        </w:rPr>
+      </w:pPr>
+      <w:r>
+        <w:rPr>
+          <w:rFonts w:ascii="David" w:hAnsi="David" w:cs="David" w:hint="cs"/>
+          <w:b/>
+          <w:bCs/>
+          <w:sz w:val="28"/>
+          <w:szCs w:val="28"/>
+          <w:u w:val="single"/>
+          <w:rtl/>
+        </w:rPr>
+        <w:t xml:space="preserve">ממשקים למערכות אחרות/ </w:t>
+      </w:r>
+      <w:r>
+        <w:rPr>
+          <w:rFonts w:ascii="David" w:hAnsi="David" w:cs="David" w:hint="cs"/>
+          <w:b/>
+          <w:bCs/>
+          <w:sz w:val="28"/>
+          <w:szCs w:val="28"/>
+          <w:u w:val="single"/>
+        </w:rPr>
+        <w:t>API</w:t>
+      </w:r>
+      <w:r>
+        <w:rPr>
+          <w:rFonts w:ascii="David" w:hAnsi="David" w:cs="David" w:hint="cs"/>
+          <w:b/>
+          <w:bCs/>
+          <w:sz w:val="28"/>
+          <w:szCs w:val="28"/>
+          <w:u w:val="single"/>
+          <w:rtl/>
+        </w:rPr>
+        <w:t>:</w:t>
+      </w:r>
+    </w:p>
+    <w:p>
+      <w:pPr>
+        <w:pStyle w:val="a3"/>
+        <w:numPr>
+          <w:ilvl w:val="0"/>
+          <w:numId w:val="24"/>
+        </w:numPr>
+        <w:spacing w:after="0"/>
+        <w:jc w:val="left"/>
+        <w:rPr>
+          <w:rFonts w:ascii="David" w:hAnsi="David" w:cs="David"/>
+          <w:sz w:val="28"/>
+          <w:szCs w:val="28"/>
+        </w:rPr>
+      </w:pPr>
+      <w:r>
+        <w:rPr>
+          <w:rFonts w:ascii="David" w:hAnsi="David" w:cs="David" w:hint="cs"/>
+          <w:sz w:val="28"/>
+          <w:szCs w:val="28"/>
+          <w:rtl/>
+        </w:rPr>
+        <w:t xml:space="preserve">המערכת תתממשק למערכות </w:t>
+      </w:r>
+      <w:r>
+        <w:rPr>
+          <w:rFonts w:ascii="David" w:hAnsi="David" w:cs="David" w:hint="cs"/>
+          <w:sz w:val="28"/>
+          <w:szCs w:val="28"/>
+        </w:rPr>
+        <w:t>API</w:t>
+      </w:r>
+      <w:r>
+        <w:rPr>
+          <w:rFonts w:ascii="David" w:hAnsi="David" w:cs="David" w:hint="cs"/>
+          <w:sz w:val="28"/>
+          <w:szCs w:val="28"/>
+          <w:rtl/>
+        </w:rPr>
+        <w:t xml:space="preserve"> של גוגל לצורך חיבור ל-</w:t>
+      </w:r>
+      <w:r>
+        <w:rPr>
+          <w:rFonts w:ascii="David" w:hAnsi="David" w:cs="David" w:hint="cs"/>
+          <w:sz w:val="28"/>
+          <w:szCs w:val="28"/>
+        </w:rPr>
+        <w:t>FIREBASE</w:t>
+      </w:r>
+      <w:r>
+        <w:rPr>
+          <w:rFonts w:ascii="David" w:hAnsi="David" w:cs="David" w:hint="cs"/>
+          <w:sz w:val="28"/>
+          <w:szCs w:val="28"/>
+          <w:rtl/>
+        </w:rPr>
+        <w:t xml:space="preserve"> של גוגל לצורך שימוש בגוגל</w:t>
+      </w:r>
+      <w:r>
+        <w:rPr>
+          <w:rFonts w:ascii="David" w:hAnsi="David" w:cs="David" w:hint="cs"/>
+          <w:sz w:val="28"/>
+          <w:szCs w:val="28"/>
+          <w:rtl/>
+        </w:rPr>
+        <w:t>.</w:t>
+      </w:r>
+    </w:p>
+    <w:p>
+      <w:pPr>
+        <w:spacing w:after="0"/>
+        <w:jc w:val="left"/>
+        <w:rPr>
+          <w:rFonts w:ascii="David" w:hAnsi="David" w:cs="David"/>
+          <w:sz w:val="28"/>
+          <w:szCs w:val="28"/>
+          <w:rtl/>
+        </w:rPr>
+      </w:pPr>
+    </w:p>
+    <w:p>
+      <w:pPr>
+        <w:pStyle w:val="a3"/>
+        <w:numPr>
+          <w:ilvl w:val="1"/>
+          <w:numId w:val="18"/>
+        </w:numPr>
+        <w:spacing w:after="0"/>
+        <w:jc w:val="left"/>
+        <w:rPr>
+          <w:rFonts w:ascii="David" w:hAnsi="David" w:cs="David"/>
+          <w:b/>
+          <w:bCs/>
+          <w:sz w:val="28"/>
+          <w:szCs w:val="28"/>
+          <w:u w:val="single"/>
+        </w:rPr>
+      </w:pPr>
+      <w:r>
+        <w:rPr>
+          <w:rFonts w:ascii="David" w:hAnsi="David" w:cs="David" w:hint="cs"/>
+          <w:b/>
+          <w:bCs/>
+          <w:sz w:val="28"/>
+          <w:szCs w:val="28"/>
+          <w:u w:val="single"/>
+          <w:rtl/>
+        </w:rPr>
+        <w:t>שימוש בחבילות תוכנה:</w:t>
+      </w:r>
+    </w:p>
+    <w:p>
+      <w:pPr>
+        <w:pStyle w:val="a3"/>
+        <w:numPr>
+          <w:ilvl w:val="0"/>
+          <w:numId w:val="25"/>
+        </w:numPr>
+        <w:spacing w:after="0"/>
+        <w:jc w:val="left"/>
+        <w:rPr>
+          <w:rFonts w:ascii="David" w:hAnsi="David" w:cs="David"/>
+          <w:b/>
+          <w:bCs/>
+          <w:sz w:val="28"/>
+          <w:szCs w:val="28"/>
+          <w:u w:val="single"/>
+        </w:rPr>
+      </w:pPr>
+      <w:r>
+        <w:rPr>
+          <w:rFonts w:ascii="David" w:eastAsia="Arial" w:hAnsi="David" w:cs="David"/>
+          <w:sz w:val="28"/>
+          <w:szCs w:val="28"/>
+        </w:rPr>
+        <w:t>Java SDK</w:t>
+      </w:r>
+    </w:p>
+    <w:p>
+      <w:pPr>
+        <w:pStyle w:val="a3"/>
+        <w:numPr>
+          <w:ilvl w:val="0"/>
+          <w:numId w:val="25"/>
+        </w:numPr>
+        <w:spacing w:after="0"/>
+        <w:jc w:val="left"/>
+        <w:rPr>
+          <w:rFonts w:ascii="David" w:hAnsi="David" w:cs="David" w:hint="cs"/>
+          <w:b/>
+          <w:bCs/>
+          <w:sz w:val="28"/>
+          <w:szCs w:val="28"/>
+          <w:u w:val="single"/>
+          <w:rtl/>
+        </w:rPr>
+      </w:pPr>
+      <w:r>
+        <w:rPr>
+          <w:rFonts w:ascii="Arial" w:hAnsi="Arial" w:cs="Arial"/>
+          <w:color w:val="202124"/>
+          <w:shd w:val="clear" w:color="auto" w:fill="FFFFFF"/>
+        </w:rPr>
+        <w:t> Android SDK</w:t>
       </w:r>
     </w:p>
     <w:p>
@@ -8336,192 +8539,7 @@
           <w:sz w:val="28"/>
           <w:szCs w:val="28"/>
         </w:rPr>
-        <w:t xml:space="preserve"> </w:t>
-      </w:r>
-    </w:p>
-    <w:p>
-      <w:pPr>
-        <w:tabs>
-          <w:tab w:val="center" w:pos="787"/>
-          <w:tab w:val="center" w:pos="3058"/>
-        </w:tabs>
-        <w:spacing w:after="129"/>
-        <w:jc w:val="left"/>
-        <w:rPr>
-          <w:rFonts w:ascii="David" w:hAnsi="David" w:cs="David"/>
-          <w:sz w:val="28"/>
-          <w:szCs w:val="28"/>
-        </w:rPr>
-      </w:pPr>
-      <w:r>
-        <w:rPr>
-          <w:rFonts w:ascii="David" w:hAnsi="David" w:cs="David"/>
-          <w:sz w:val="28"/>
-          <w:szCs w:val="28"/>
-          <w:rtl/>
-        </w:rPr>
-        <w:tab/>
-      </w:r>
-      <w:r>
-        <w:rPr>
-          <w:rFonts w:ascii="David" w:eastAsia="Arial" w:hAnsi="David" w:cs="David"/>
-          <w:b/>
-          <w:bCs/>
-          <w:sz w:val="28"/>
-          <w:szCs w:val="28"/>
-        </w:rPr>
-        <w:t>7</w:t>
-      </w:r>
-      <w:r>
-        <w:rPr>
-          <w:rFonts w:ascii="David" w:eastAsia="Arial" w:hAnsi="David" w:cs="David"/>
-          <w:b/>
-          <w:bCs/>
-          <w:sz w:val="28"/>
-          <w:szCs w:val="28"/>
-          <w:rtl/>
-        </w:rPr>
-        <w:t>.</w:t>
-      </w:r>
-      <w:r>
-        <w:rPr>
-          <w:rFonts w:ascii="David" w:eastAsia="Arial" w:hAnsi="David" w:cs="David"/>
-          <w:b/>
-          <w:bCs/>
-          <w:sz w:val="28"/>
-          <w:szCs w:val="28"/>
-        </w:rPr>
-        <w:t>7</w:t>
-      </w:r>
-      <w:r>
-        <w:rPr>
-          <w:rFonts w:ascii="David" w:eastAsia="Arial" w:hAnsi="David" w:cs="David"/>
-          <w:b/>
-          <w:bCs/>
-          <w:sz w:val="28"/>
-          <w:szCs w:val="28"/>
-          <w:rtl/>
-        </w:rPr>
-        <w:t>.</w:t>
-      </w:r>
-      <w:r>
-        <w:rPr>
-          <w:rFonts w:ascii="David" w:eastAsia="Arial" w:hAnsi="David" w:cs="David"/>
-          <w:b/>
-          <w:bCs/>
-          <w:sz w:val="28"/>
-          <w:szCs w:val="28"/>
-          <w:rtl/>
-        </w:rPr>
-        <w:tab/>
-        <w:t xml:space="preserve"> ממשקים למערכות אחרות/ </w:t>
-      </w:r>
-      <w:r>
-        <w:rPr>
-          <w:rFonts w:ascii="David" w:eastAsia="Arial" w:hAnsi="David" w:cs="David"/>
-          <w:b/>
-          <w:sz w:val="28"/>
-          <w:szCs w:val="28"/>
-        </w:rPr>
-        <w:t xml:space="preserve">API </w:t>
-      </w:r>
-      <w:r>
-        <w:rPr>
-          <w:rFonts w:ascii="David" w:eastAsia="Arial" w:hAnsi="David" w:cs="David"/>
-          <w:b/>
-          <w:bCs/>
-          <w:sz w:val="28"/>
-          <w:szCs w:val="28"/>
-          <w:rtl/>
-        </w:rPr>
-        <w:t xml:space="preserve">:   </w:t>
-      </w:r>
-    </w:p>
-    <w:p>
-      <w:pPr>
-        <w:spacing w:after="5" w:line="250" w:lineRule="auto"/>
-        <w:ind w:left="4" w:right="1476" w:hanging="4"/>
-        <w:rPr>
-          <w:rFonts w:ascii="David" w:hAnsi="David" w:cs="David"/>
-          <w:sz w:val="28"/>
-          <w:szCs w:val="28"/>
-        </w:rPr>
-      </w:pPr>
-      <w:r>
-        <w:rPr>
-          <w:rFonts w:ascii="David" w:eastAsia="Segoe UI Symbol" w:hAnsi="David" w:cs="David"/>
-          <w:sz w:val="28"/>
-          <w:szCs w:val="28"/>
-          <w:rtl/>
-        </w:rPr>
-        <w:t></w:t>
-      </w:r>
-      <w:r>
-        <w:rPr>
-          <w:rFonts w:ascii="David" w:eastAsia="Arial" w:hAnsi="David" w:cs="David"/>
-          <w:sz w:val="28"/>
-          <w:szCs w:val="28"/>
-          <w:rtl/>
-        </w:rPr>
-        <w:t xml:space="preserve"> המערכת תתממשק למערכות </w:t>
-      </w:r>
-      <w:r>
-        <w:rPr>
-          <w:rFonts w:ascii="David" w:eastAsia="Arial" w:hAnsi="David" w:cs="David"/>
-          <w:sz w:val="28"/>
-          <w:szCs w:val="28"/>
-        </w:rPr>
-        <w:t>API</w:t>
-      </w:r>
-      <w:r>
-        <w:rPr>
-          <w:rFonts w:ascii="David" w:eastAsia="Arial" w:hAnsi="David" w:cs="David"/>
-          <w:sz w:val="28"/>
-          <w:szCs w:val="28"/>
-          <w:rtl/>
-        </w:rPr>
-        <w:t xml:space="preserve"> של </w:t>
-      </w:r>
-      <w:proofErr w:type="spellStart"/>
-      <w:r>
-        <w:rPr>
-          <w:rFonts w:ascii="David" w:eastAsia="Arial" w:hAnsi="David" w:cs="David"/>
-          <w:sz w:val="28"/>
-          <w:szCs w:val="28"/>
-          <w:rtl/>
-        </w:rPr>
-        <w:t>פייסבוק</w:t>
-      </w:r>
-      <w:proofErr w:type="spellEnd"/>
-      <w:r>
-        <w:rPr>
-          <w:rFonts w:ascii="David" w:eastAsia="Arial" w:hAnsi="David" w:cs="David"/>
-          <w:sz w:val="28"/>
-          <w:szCs w:val="28"/>
-          <w:rtl/>
-        </w:rPr>
-        <w:t xml:space="preserve"> וגוגל לצורך זיהוי ואימות משתמשים. </w:t>
-      </w:r>
-    </w:p>
-    <w:p>
-      <w:pPr>
-        <w:bidi w:val="0"/>
-        <w:spacing w:after="0"/>
-        <w:ind w:left="842"/>
-        <w:jc w:val="center"/>
-        <w:rPr>
-          <w:rFonts w:ascii="David" w:hAnsi="David" w:cs="David"/>
-          <w:sz w:val="28"/>
-          <w:szCs w:val="28"/>
-        </w:rPr>
-      </w:pPr>
-      <w:r>
-        <w:rPr>
-          <w:rFonts w:ascii="David" w:eastAsia="Arial" w:hAnsi="David" w:cs="David"/>
-          <w:sz w:val="28"/>
-          <w:szCs w:val="28"/>
-        </w:rPr>
-        <w:t xml:space="preserve"> </w:t>
+        <w:t xml:space="preserve">  </w:t>
       </w:r>
     </w:p>
     <w:p>
@@ -8569,130 +8587,7 @@
       </w:r>
       <w:r>
         <w:rPr>
-          <w:rFonts w:ascii="David" w:eastAsia="Arial" w:hAnsi="David" w:cs="David"/>
-          <w:b/>
-          <w:bCs/>
-          <w:sz w:val="28"/>
-          <w:szCs w:val="28"/>
-        </w:rPr>
-        <w:t>7</w:t>
-      </w:r>
-      <w:r>
-        <w:rPr>
-          <w:rFonts w:ascii="David" w:eastAsia="Arial" w:hAnsi="David" w:cs="David"/>
-          <w:b/>
-          <w:bCs/>
-          <w:sz w:val="28"/>
-          <w:szCs w:val="28"/>
-          <w:rtl/>
-        </w:rPr>
-        <w:t>.</w:t>
-      </w:r>
-      <w:r>
-        <w:rPr>
-          <w:rFonts w:ascii="David" w:eastAsia="Arial" w:hAnsi="David" w:cs="David"/>
-          <w:b/>
-          <w:bCs/>
-          <w:sz w:val="28"/>
-          <w:szCs w:val="28"/>
-        </w:rPr>
-        <w:t>8</w:t>
-      </w:r>
-      <w:r>
-        <w:rPr>
-          <w:rFonts w:ascii="David" w:eastAsia="Arial" w:hAnsi="David" w:cs="David"/>
-          <w:b/>
-          <w:bCs/>
-          <w:sz w:val="28"/>
-          <w:szCs w:val="28"/>
-          <w:rtl/>
-        </w:rPr>
-        <w:t>.</w:t>
-      </w:r>
-      <w:r>
-        <w:rPr>
-          <w:rFonts w:ascii="David" w:eastAsia="Arial" w:hAnsi="David" w:cs="David"/>
-          <w:b/>
-          <w:bCs/>
-          <w:sz w:val="28"/>
-          <w:szCs w:val="28"/>
-          <w:rtl/>
-        </w:rPr>
-        <w:tab/>
-        <w:t xml:space="preserve"> שימוש בחבילות תוכנה:  </w:t>
-      </w:r>
-    </w:p>
-    <w:p>
-      <w:pPr>
-        <w:bidi w:val="0"/>
-        <w:spacing w:after="0" w:line="322" w:lineRule="auto"/>
-        <w:ind w:left="7530" w:right="714" w:firstLine="106"/>
-        <w:jc w:val="left"/>
-        <w:rPr>
-          <w:rFonts w:ascii="David" w:hAnsi="David" w:cs="David"/>
-          <w:sz w:val="28"/>
-          <w:szCs w:val="28"/>
-        </w:rPr>
-      </w:pPr>
-      <w:r>
-        <w:rPr>
-          <w:rFonts w:ascii="David" w:eastAsia="Arial" w:hAnsi="David" w:cs="David"/>
-          <w:sz w:val="28"/>
-          <w:szCs w:val="28"/>
-        </w:rPr>
-        <w:t xml:space="preserve"> Dart SDK </w:t>
-      </w:r>
-      <w:proofErr w:type="gramStart"/>
-      <w:r>
-        <w:rPr>
-          <w:rFonts w:ascii="David" w:eastAsia="Segoe UI Symbol" w:hAnsi="David" w:cs="David"/>
-          <w:sz w:val="28"/>
-          <w:szCs w:val="28"/>
-        </w:rPr>
-        <w:t xml:space="preserve"> </w:t>
-      </w:r>
-      <w:r>
-        <w:rPr>
-          <w:rFonts w:ascii="David" w:eastAsia="Arial" w:hAnsi="David" w:cs="David"/>
-          <w:sz w:val="28"/>
-          <w:szCs w:val="28"/>
-        </w:rPr>
-        <w:t xml:space="preserve"> Java</w:t>
-      </w:r>
-      <w:proofErr w:type="gramEnd"/>
-      <w:r>
-        <w:rPr>
-          <w:rFonts w:ascii="David" w:eastAsia="Arial" w:hAnsi="David" w:cs="David"/>
-          <w:sz w:val="28"/>
-          <w:szCs w:val="28"/>
-        </w:rPr>
-        <w:t xml:space="preserve"> SDK </w:t>
-      </w:r>
-      <w:r>
-        <w:rPr>
-          <w:rFonts w:ascii="David" w:eastAsia="Segoe UI Symbol" w:hAnsi="David" w:cs="David"/>
-          <w:sz w:val="28"/>
-          <w:szCs w:val="28"/>
-        </w:rPr>
-        <w:t></w:t>
-      </w:r>
-    </w:p>
-    <w:p>
-      <w:pPr>
-        <w:bidi w:val="0"/>
-        <w:spacing w:after="103"/>
-        <w:ind w:left="8498"/>
-        <w:jc w:val="left"/>
-        <w:rPr>
-          <w:rFonts w:ascii="David" w:hAnsi="David" w:cs="David"/>
-          <w:sz w:val="28"/>
-          <w:szCs w:val="28"/>
-        </w:rPr>
-      </w:pPr>
-      <w:r>
-        <w:rPr>
-          <w:rFonts w:ascii="David" w:eastAsia="Arial" w:hAnsi="David" w:cs="David"/>
-          <w:b/>
+          <w:rFonts w:ascii="David" w:eastAsia="Times New Roman" w:hAnsi="David" w:cs="David"/>
           <w:sz w:val="28"/>
           <w:szCs w:val="28"/>
         </w:rPr>
@@ -8736,26 +8631,7 @@
           <w:sz w:val="28"/>
           <w:szCs w:val="28"/>
         </w:rPr>
-        <w:t xml:space="preserve"> </w:t>
-      </w:r>
-    </w:p>
-    <w:p>
-      <w:pPr>
-        <w:bidi w:val="0"/>
-        <w:spacing w:after="0"/>
-        <w:ind w:right="52"/>
-        <w:rPr>
-          <w:rFonts w:ascii="David" w:hAnsi="David" w:cs="David"/>
-          <w:sz w:val="28"/>
-          <w:szCs w:val="28"/>
-        </w:rPr>
-      </w:pPr>
-      <w:r>
-        <w:rPr>
-          <w:rFonts w:ascii="David" w:eastAsia="Times New Roman" w:hAnsi="David" w:cs="David"/>
-          <w:sz w:val="28"/>
-          <w:szCs w:val="28"/>
-        </w:rPr>
+        <w:lastRenderedPageBreak/>
         <w:t xml:space="preserve"> </w:t>
       </w:r>
     </w:p>
@@ -8949,7 +8825,6 @@
           <w:sz w:val="28"/>
           <w:szCs w:val="28"/>
         </w:rPr>
-        <w:lastRenderedPageBreak/>
         <w:t xml:space="preserve"> </w:t>
       </w:r>
       <w:r>
@@ -8973,7 +8848,7 @@
                     <pic:cNvPicPr/>
                   </pic:nvPicPr>
                   <pic:blipFill>
-                    <a:blip r:embed="rId11"/>
+                    <a:blip r:embed="rId9"/>
                     <a:stretch>
                       <a:fillRect/>
                     </a:stretch>
@@ -9413,6 +9288,7 @@
           <w:sz w:val="28"/>
           <w:szCs w:val="28"/>
         </w:rPr>
+        <w:lastRenderedPageBreak/>
         <w:t xml:space="preserve"> </w:t>
       </w:r>
     </w:p>
@@ -9605,9 +9481,10 @@
         <w:ind w:left="372" w:right="687" w:hanging="10"/>
         <w:jc w:val="left"/>
         <w:rPr>
-          <w:rFonts w:ascii="David" w:hAnsi="David" w:cs="David"/>
-          <w:sz w:val="28"/>
-          <w:szCs w:val="28"/>
+          <w:rFonts w:ascii="David" w:hAnsi="David" w:cs="David" w:hint="cs"/>
+          <w:sz w:val="28"/>
+          <w:szCs w:val="28"/>
+          <w:rtl/>
         </w:rPr>
       </w:pPr>
       <w:r>
@@ -9626,7 +9503,59 @@
           <w:szCs w:val="28"/>
           <w:rtl/>
         </w:rPr>
-        <w:t xml:space="preserve"> שיטת אחסון -בסיס נתונים לא </w:t>
+        <w:t xml:space="preserve"> שיטת אחסון </w:t>
+      </w:r>
+      <w:r>
+        <w:rPr>
+          <w:rFonts w:ascii="David" w:eastAsia="Arial" w:hAnsi="David" w:cs="David"/>
+          <w:sz w:val="28"/>
+          <w:szCs w:val="28"/>
+          <w:rtl/>
+        </w:rPr>
+        <w:t>–</w:t>
+      </w:r>
+      <w:r>
+        <w:rPr>
+          <w:rFonts w:ascii="David" w:eastAsia="Arial" w:hAnsi="David" w:cs="David" w:hint="cs"/>
+          <w:sz w:val="28"/>
+          <w:szCs w:val="28"/>
+          <w:rtl/>
+        </w:rPr>
+        <w:t xml:space="preserve"> </w:t>
+      </w:r>
+      <w:r>
+        <w:rPr>
+          <w:rFonts w:ascii="David" w:eastAsia="Arial" w:hAnsi="David" w:cs="David" w:hint="cs"/>
+          <w:sz w:val="28"/>
+          <w:szCs w:val="28"/>
+        </w:rPr>
+        <w:t>F</w:t>
+      </w:r>
+      <w:r>
+        <w:rPr>
+          <w:rFonts w:ascii="David" w:eastAsia="Arial" w:hAnsi="David" w:cs="David"/>
+          <w:sz w:val="28"/>
+          <w:szCs w:val="28"/>
+        </w:rPr>
+        <w:t>ire Base</w:t>
+      </w:r>
+      <w:r>
+        <w:rPr>
+          <w:rFonts w:ascii="David" w:eastAsia="Arial" w:hAnsi="David" w:cs="David" w:hint="cs"/>
+          <w:sz w:val="28"/>
+          <w:szCs w:val="28"/>
+          <w:rtl/>
+        </w:rPr>
+        <w:t xml:space="preserve"> </w:t>
+      </w:r>
+      <w:r>
+        <w:rPr>
+          <w:rFonts w:ascii="David" w:eastAsia="Arial" w:hAnsi="David" w:cs="David"/>
+          <w:sz w:val="28"/>
+          <w:szCs w:val="28"/>
+          <w:rtl/>
+        </w:rPr>
+        <w:t xml:space="preserve">בסיס נתונים לא </w:t>
       </w:r>
       <w:proofErr w:type="spellStart"/>
       <w:r>
@@ -9654,7 +9583,7 @@
           <w:sz w:val="28"/>
           <w:szCs w:val="28"/>
         </w:rPr>
-        <w:t xml:space="preserve">fire base-no </w:t>
+        <w:t xml:space="preserve">no </w:t>
       </w:r>
       <w:proofErr w:type="spellStart"/>
       <w:r>
@@ -9676,12 +9605,21 @@
       </w:r>
       <w:r>
         <w:rPr>
-          <w:rFonts w:ascii="David" w:eastAsia="Arial" w:hAnsi="David" w:cs="David"/>
-          <w:sz w:val="28"/>
-          <w:szCs w:val="28"/>
-          <w:rtl/>
-        </w:rPr>
-        <w:t xml:space="preserve">( </w:t>
+          <w:rFonts w:ascii="David" w:hAnsi="David" w:cs="David" w:hint="cs"/>
+          <w:sz w:val="28"/>
+          <w:szCs w:val="28"/>
+          <w:rtl/>
+        </w:rPr>
+        <w:t>)</w:t>
+      </w:r>
+      <w:r>
+        <w:rPr>
+          <w:rFonts w:ascii="David" w:hAnsi="David" w:cs="David" w:hint="cs"/>
+          <w:sz w:val="28"/>
+          <w:szCs w:val="28"/>
+          <w:rtl/>
+        </w:rPr>
+        <w:t>.</w:t>
       </w:r>
     </w:p>
     <w:p>
@@ -9721,7 +9659,6 @@
           <w:sz w:val="28"/>
           <w:szCs w:val="28"/>
         </w:rPr>
-        <w:lastRenderedPageBreak/>
         <w:t xml:space="preserve"> </w:t>
       </w:r>
     </w:p>
@@ -10076,7 +10013,7 @@
                     <pic:cNvPicPr/>
                   </pic:nvPicPr>
                   <pic:blipFill>
-                    <a:blip r:embed="rId12"/>
+                    <a:blip r:embed="rId10"/>
                     <a:stretch>
                       <a:fillRect/>
                     </a:stretch>
@@ -10174,6 +10111,7 @@
           <w:sz w:val="28"/>
           <w:szCs w:val="28"/>
         </w:rPr>
+        <w:lastRenderedPageBreak/>
         <w:t xml:space="preserve"> </w:t>
       </w:r>
     </w:p>
@@ -10377,7 +10315,6 @@
           <w:sz w:val="28"/>
           <w:szCs w:val="28"/>
         </w:rPr>
-        <w:lastRenderedPageBreak/>
         <w:t xml:space="preserve"> </w:t>
       </w:r>
     </w:p>
@@ -10470,7 +10407,7 @@
                     <pic:cNvPicPr/>
                   </pic:nvPicPr>
                   <pic:blipFill>
-                    <a:blip r:embed="rId13"/>
+                    <a:blip r:embed="rId11"/>
                     <a:stretch>
                       <a:fillRect/>
                     </a:stretch>
@@ -10568,6 +10505,7 @@
           <w:sz w:val="28"/>
           <w:szCs w:val="28"/>
         </w:rPr>
+        <w:lastRenderedPageBreak/>
         <w:t xml:space="preserve"> </w:t>
       </w:r>
     </w:p>
@@ -10747,7 +10685,6 @@
           <w:sz w:val="28"/>
           <w:szCs w:val="28"/>
         </w:rPr>
-        <w:lastRenderedPageBreak/>
         <w:t xml:space="preserve"> </w:t>
       </w:r>
       <w:r>
@@ -10878,7 +10815,7 @@
                     <pic:cNvPicPr/>
                   </pic:nvPicPr>
                   <pic:blipFill>
-                    <a:blip r:embed="rId14"/>
+                    <a:blip r:embed="rId12"/>
                     <a:stretch>
                       <a:fillRect/>
                     </a:stretch>
@@ -10976,6 +10913,7 @@
           <w:sz w:val="28"/>
           <w:szCs w:val="28"/>
         </w:rPr>
+        <w:lastRenderedPageBreak/>
         <w:t xml:space="preserve"> </w:t>
       </w:r>
     </w:p>
@@ -11104,7 +11042,6 @@
           <w:sz w:val="28"/>
           <w:szCs w:val="28"/>
         </w:rPr>
-        <w:lastRenderedPageBreak/>
         <w:t xml:space="preserve"> </w:t>
       </w:r>
       <w:r>
@@ -11128,7 +11065,7 @@
                     <pic:cNvPicPr/>
                   </pic:nvPicPr>
                   <pic:blipFill>
-                    <a:blip r:embed="rId15"/>
+                    <a:blip r:embed="rId13"/>
                     <a:stretch>
                       <a:fillRect/>
                     </a:stretch>
@@ -11407,6 +11344,7 @@
           <w:sz w:val="28"/>
           <w:szCs w:val="28"/>
         </w:rPr>
+        <w:lastRenderedPageBreak/>
         <w:t xml:space="preserve"> Dataflow :9.3</w:t>
       </w:r>
       <w:r>
@@ -11478,7 +11416,6 @@
           <w:sz w:val="28"/>
           <w:szCs w:val="28"/>
         </w:rPr>
-        <w:lastRenderedPageBreak/>
         <w:t xml:space="preserve"> </w:t>
       </w:r>
       <w:r>
@@ -11502,7 +11439,7 @@
                     <pic:cNvPicPr/>
                   </pic:nvPicPr>
                   <pic:blipFill>
-                    <a:blip r:embed="rId16"/>
+                    <a:blip r:embed="rId14"/>
                     <a:stretch>
                       <a:fillRect/>
                     </a:stretch>
@@ -11849,6 +11786,7 @@
           <w:sz w:val="28"/>
           <w:szCs w:val="28"/>
         </w:rPr>
+        <w:lastRenderedPageBreak/>
         <w:t xml:space="preserve"> </w:t>
       </w:r>
     </w:p>
@@ -11971,7 +11909,6 @@
           <w:szCs w:val="28"/>
           <w:rtl/>
         </w:rPr>
-        <w:lastRenderedPageBreak/>
         <w:t>המערכת תאגור את המידע שהמשתמשים הזינו באפליקציה על גבי שרת ה-</w:t>
       </w:r>
       <w:r>
@@ -13161,6 +13098,7 @@
           <w:sz w:val="28"/>
           <w:szCs w:val="28"/>
         </w:rPr>
+        <w:lastRenderedPageBreak/>
         <w:t xml:space="preserve"> </w:t>
       </w:r>
     </w:p>
@@ -13209,7 +13147,6 @@
           <w:szCs w:val="28"/>
           <w:rtl/>
         </w:rPr>
-        <w:lastRenderedPageBreak/>
         <w:t>למדנו קורסים ב</w:t>
       </w:r>
       <w:r>
@@ -13300,7 +13237,7 @@
         </w:rPr>
         <w:t xml:space="preserve"> </w:t>
       </w:r>
-      <w:hyperlink r:id="rId17">
+      <w:hyperlink r:id="rId15">
         <w:r>
           <w:rPr>
             <w:rFonts w:ascii="David" w:eastAsia="Arial" w:hAnsi="David" w:cs="David"/>
@@ -13312,6 +13249,30 @@
           <w:t>/</w:t>
         </w:r>
       </w:hyperlink>
+      <w:hyperlink r:id="rId16">
+        <w:r>
+          <w:rPr>
+            <w:rFonts w:ascii="David" w:eastAsia="Arial" w:hAnsi="David" w:cs="David"/>
+            <w:color w:val="0000FF"/>
+            <w:sz w:val="28"/>
+            <w:szCs w:val="28"/>
+            <w:u w:val="single" w:color="0000FF"/>
+          </w:rPr>
+          <w:t>https://www.udemy.com/course/complete</w:t>
+        </w:r>
+      </w:hyperlink>
+      <w:hyperlink r:id="rId17">
+        <w:r>
+          <w:rPr>
+            <w:rFonts w:ascii="David" w:eastAsia="Arial" w:hAnsi="David" w:cs="David"/>
+            <w:color w:val="0000FF"/>
+            <w:sz w:val="28"/>
+            <w:szCs w:val="28"/>
+            <w:u w:val="single" w:color="0000FF"/>
+          </w:rPr>
+          <w:t>-</w:t>
+        </w:r>
+      </w:hyperlink>
       <w:hyperlink r:id="rId18">
         <w:r>
           <w:rPr>
@@ -13321,7 +13282,7 @@
             <w:szCs w:val="28"/>
             <w:u w:val="single" w:color="0000FF"/>
           </w:rPr>
-          <w:t>https://www.udemy.com/course/complete</w:t>
+          <w:t>dart</w:t>
         </w:r>
       </w:hyperlink>
       <w:hyperlink r:id="rId19">
@@ -13345,10 +13306,54 @@
             <w:szCs w:val="28"/>
             <w:u w:val="single" w:color="0000FF"/>
           </w:rPr>
-          <w:t>dart</w:t>
+          <w:t>guide</w:t>
         </w:r>
       </w:hyperlink>
+    </w:p>
+    <w:p>
+      <w:pPr>
+        <w:bidi w:val="0"/>
+        <w:spacing w:after="0"/>
+        <w:ind w:left="10" w:right="-10" w:hanging="10"/>
+        <w:rPr>
+          <w:rFonts w:ascii="David" w:hAnsi="David" w:cs="David"/>
+          <w:sz w:val="28"/>
+          <w:szCs w:val="28"/>
+        </w:rPr>
+      </w:pPr>
+      <w:r>
+        <w:rPr>
+          <w:rFonts w:ascii="David" w:eastAsia="Arial" w:hAnsi="David" w:cs="David"/>
+          <w:sz w:val="28"/>
+          <w:szCs w:val="28"/>
+        </w:rPr>
+        <w:t xml:space="preserve"> </w:t>
+      </w:r>
       <w:hyperlink r:id="rId21">
+        <w:r>
+          <w:rPr>
+            <w:rFonts w:ascii="David" w:eastAsia="Arial" w:hAnsi="David" w:cs="David"/>
+            <w:color w:val="0000FF"/>
+            <w:sz w:val="28"/>
+            <w:szCs w:val="28"/>
+            <w:u w:val="single" w:color="0000FF"/>
+          </w:rPr>
+          <w:t>/</w:t>
+        </w:r>
+      </w:hyperlink>
+      <w:hyperlink r:id="rId22">
+        <w:r>
+          <w:rPr>
+            <w:rFonts w:ascii="David" w:eastAsia="Arial" w:hAnsi="David" w:cs="David"/>
+            <w:color w:val="0000FF"/>
+            <w:sz w:val="28"/>
+            <w:szCs w:val="28"/>
+            <w:u w:val="single" w:color="0000FF"/>
+          </w:rPr>
+          <w:t>https://www.udemy.com/course/flutter</w:t>
+        </w:r>
+      </w:hyperlink>
+      <w:hyperlink r:id="rId23">
         <w:r>
           <w:rPr>
             <w:rFonts w:ascii="David" w:eastAsia="Arial" w:hAnsi="David" w:cs="David"/>
@@ -13360,50 +13365,6 @@
           <w:t>-</w:t>
         </w:r>
       </w:hyperlink>
-      <w:hyperlink r:id="rId22">
-        <w:r>
-          <w:rPr>
-            <w:rFonts w:ascii="David" w:eastAsia="Arial" w:hAnsi="David" w:cs="David"/>
-            <w:color w:val="0000FF"/>
-            <w:sz w:val="28"/>
-            <w:szCs w:val="28"/>
-            <w:u w:val="single" w:color="0000FF"/>
-          </w:rPr>
-          <w:t>guide</w:t>
-        </w:r>
-      </w:hyperlink>
-    </w:p>
-    <w:p>
-      <w:pPr>
-        <w:bidi w:val="0"/>
-        <w:spacing w:after="0"/>
-        <w:ind w:left="10" w:right="-10" w:hanging="10"/>
-        <w:rPr>
-          <w:rFonts w:ascii="David" w:hAnsi="David" w:cs="David"/>
-          <w:sz w:val="28"/>
-          <w:szCs w:val="28"/>
-        </w:rPr>
-      </w:pPr>
-      <w:r>
-        <w:rPr>
-          <w:rFonts w:ascii="David" w:eastAsia="Arial" w:hAnsi="David" w:cs="David"/>
-          <w:sz w:val="28"/>
-          <w:szCs w:val="28"/>
-        </w:rPr>
-        <w:t xml:space="preserve"> </w:t>
-      </w:r>
-      <w:hyperlink r:id="rId23">
-        <w:r>
-          <w:rPr>
-            <w:rFonts w:ascii="David" w:eastAsia="Arial" w:hAnsi="David" w:cs="David"/>
-            <w:color w:val="0000FF"/>
-            <w:sz w:val="28"/>
-            <w:szCs w:val="28"/>
-            <w:u w:val="single" w:color="0000FF"/>
-          </w:rPr>
-          <w:t>/</w:t>
-        </w:r>
-      </w:hyperlink>
       <w:hyperlink r:id="rId24">
         <w:r>
           <w:rPr>
@@ -13413,7 +13374,7 @@
             <w:szCs w:val="28"/>
             <w:u w:val="single" w:color="0000FF"/>
           </w:rPr>
-          <w:t>https://www.udemy.com/course/flutter</w:t>
+          <w:t>bootcamp</w:t>
         </w:r>
       </w:hyperlink>
       <w:hyperlink r:id="rId25">
@@ -13437,7 +13398,7 @@
             <w:szCs w:val="28"/>
             <w:u w:val="single" w:color="0000FF"/>
           </w:rPr>
-          <w:t>bootcamp</w:t>
+          <w:t>with</w:t>
         </w:r>
       </w:hyperlink>
       <w:hyperlink r:id="rId27">
@@ -13461,9 +13422,76 @@
             <w:szCs w:val="28"/>
             <w:u w:val="single" w:color="0000FF"/>
           </w:rPr>
-          <w:t>with</w:t>
+          <w:t>dart</w:t>
         </w:r>
       </w:hyperlink>
+    </w:p>
+    <w:p>
+      <w:pPr>
+        <w:bidi w:val="0"/>
+        <w:spacing w:after="20"/>
+        <w:ind w:right="67"/>
+        <w:rPr>
+          <w:rFonts w:ascii="David" w:hAnsi="David" w:cs="David"/>
+          <w:sz w:val="28"/>
+          <w:szCs w:val="28"/>
+        </w:rPr>
+      </w:pPr>
+      <w:r>
+        <w:rPr>
+          <w:rFonts w:ascii="David" w:eastAsia="Arial" w:hAnsi="David" w:cs="David"/>
+          <w:sz w:val="28"/>
+          <w:szCs w:val="28"/>
+        </w:rPr>
+        <w:t xml:space="preserve"> </w:t>
+      </w:r>
+    </w:p>
+    <w:p>
+      <w:pPr>
+        <w:numPr>
+          <w:ilvl w:val="1"/>
+          <w:numId w:val="15"/>
+        </w:numPr>
+        <w:spacing w:after="129"/>
+        <w:ind w:right="2015" w:hanging="515"/>
+        <w:jc w:val="left"/>
+        <w:rPr>
+          <w:rFonts w:ascii="David" w:hAnsi="David" w:cs="David"/>
+          <w:sz w:val="28"/>
+          <w:szCs w:val="28"/>
+        </w:rPr>
+      </w:pPr>
+      <w:r>
+        <w:rPr>
+          <w:rFonts w:ascii="David" w:eastAsia="Arial" w:hAnsi="David" w:cs="David"/>
+          <w:b/>
+          <w:bCs/>
+          <w:sz w:val="28"/>
+          <w:szCs w:val="28"/>
+          <w:rtl/>
+        </w:rPr>
+        <w:t xml:space="preserve">ספרות ומקורות מידע </w:t>
+      </w:r>
+    </w:p>
+    <w:p>
+      <w:pPr>
+        <w:bidi w:val="0"/>
+        <w:spacing w:after="0"/>
+        <w:ind w:left="10" w:right="-10" w:hanging="10"/>
+        <w:rPr>
+          <w:rFonts w:ascii="David" w:hAnsi="David" w:cs="David"/>
+          <w:sz w:val="28"/>
+          <w:szCs w:val="28"/>
+        </w:rPr>
+      </w:pPr>
+      <w:r>
+        <w:rPr>
+          <w:rFonts w:ascii="David" w:eastAsia="Arial" w:hAnsi="David" w:cs="David"/>
+          <w:sz w:val="28"/>
+          <w:szCs w:val="28"/>
+        </w:rPr>
+        <w:t xml:space="preserve"> </w:t>
+      </w:r>
       <w:hyperlink r:id="rId29">
         <w:r>
           <w:rPr>
@@ -13473,7 +13501,7 @@
             <w:szCs w:val="28"/>
             <w:u w:val="single" w:color="0000FF"/>
           </w:rPr>
-          <w:t>-</w:t>
+          <w:t>/</w:t>
         </w:r>
       </w:hyperlink>
       <w:hyperlink r:id="rId30">
@@ -13485,56 +13513,9 @@
             <w:szCs w:val="28"/>
             <w:u w:val="single" w:color="0000FF"/>
           </w:rPr>
-          <w:t>dart</w:t>
+          <w:t>https://stackoverflow.com</w:t>
         </w:r>
       </w:hyperlink>
-    </w:p>
-    <w:p>
-      <w:pPr>
-        <w:bidi w:val="0"/>
-        <w:spacing w:after="20"/>
-        <w:ind w:right="67"/>
-        <w:rPr>
-          <w:rFonts w:ascii="David" w:hAnsi="David" w:cs="David"/>
-          <w:sz w:val="28"/>
-          <w:szCs w:val="28"/>
-        </w:rPr>
-      </w:pPr>
-      <w:r>
-        <w:rPr>
-          <w:rFonts w:ascii="David" w:eastAsia="Arial" w:hAnsi="David" w:cs="David"/>
-          <w:sz w:val="28"/>
-          <w:szCs w:val="28"/>
-        </w:rPr>
-        <w:t xml:space="preserve"> </w:t>
-      </w:r>
-    </w:p>
-    <w:p>
-      <w:pPr>
-        <w:numPr>
-          <w:ilvl w:val="1"/>
-          <w:numId w:val="15"/>
-        </w:numPr>
-        <w:spacing w:after="129"/>
-        <w:ind w:right="2015" w:hanging="515"/>
-        <w:jc w:val="left"/>
-        <w:rPr>
-          <w:rFonts w:ascii="David" w:hAnsi="David" w:cs="David"/>
-          <w:sz w:val="28"/>
-          <w:szCs w:val="28"/>
-        </w:rPr>
-      </w:pPr>
-      <w:r>
-        <w:rPr>
-          <w:rFonts w:ascii="David" w:eastAsia="Arial" w:hAnsi="David" w:cs="David"/>
-          <w:b/>
-          <w:bCs/>
-          <w:sz w:val="28"/>
-          <w:szCs w:val="28"/>
-          <w:rtl/>
-        </w:rPr>
-        <w:t xml:space="preserve">ספרות ומקורות מידע </w:t>
-      </w:r>
     </w:p>
     <w:p>
       <w:pPr>
@@ -13576,7 +13557,7 @@
             <w:szCs w:val="28"/>
             <w:u w:val="single" w:color="0000FF"/>
           </w:rPr>
-          <w:t>https://stackoverflow.com</w:t>
+          <w:t>https://pub.dev</w:t>
         </w:r>
       </w:hyperlink>
     </w:p>
@@ -13620,7 +13601,7 @@
             <w:szCs w:val="28"/>
             <w:u w:val="single" w:color="0000FF"/>
           </w:rPr>
-          <w:t>https://pub.dev</w:t>
+          <w:t>https://firebase.flutter.dev</w:t>
         </w:r>
       </w:hyperlink>
     </w:p>
@@ -13644,6 +13625,38 @@
         <w:t xml:space="preserve"> </w:t>
       </w:r>
       <w:hyperlink r:id="rId35">
+        <w:r>
+          <w:rPr>
+            <w:rFonts w:ascii="David" w:eastAsia="Arial" w:hAnsi="David" w:cs="David"/>
+            <w:color w:val="0000FF"/>
+            <w:sz w:val="28"/>
+            <w:szCs w:val="28"/>
+            <w:u w:val="single" w:color="0000FF"/>
+          </w:rPr>
+          <w:t>https://flutter.dev/docs/development/ui/widgets</w:t>
+        </w:r>
+      </w:hyperlink>
+    </w:p>
+    <w:p>
+      <w:pPr>
+        <w:bidi w:val="0"/>
+        <w:spacing w:after="0"/>
+        <w:ind w:left="10" w:right="-10" w:hanging="10"/>
+        <w:rPr>
+          <w:rFonts w:ascii="David" w:hAnsi="David" w:cs="David"/>
+          <w:sz w:val="28"/>
+          <w:szCs w:val="28"/>
+        </w:rPr>
+      </w:pPr>
+      <w:r>
+        <w:rPr>
+          <w:rFonts w:ascii="David" w:eastAsia="Arial" w:hAnsi="David" w:cs="David"/>
+          <w:sz w:val="28"/>
+          <w:szCs w:val="28"/>
+        </w:rPr>
+        <w:t xml:space="preserve"> </w:t>
+      </w:r>
+      <w:hyperlink r:id="rId36">
         <w:r>
           <w:rPr>
             <w:rFonts w:ascii="David" w:eastAsia="Arial" w:hAnsi="David" w:cs="David"/>
@@ -13655,38 +13668,6 @@
           <w:t>/</w:t>
         </w:r>
       </w:hyperlink>
-      <w:hyperlink r:id="rId36">
-        <w:r>
-          <w:rPr>
-            <w:rFonts w:ascii="David" w:eastAsia="Arial" w:hAnsi="David" w:cs="David"/>
-            <w:color w:val="0000FF"/>
-            <w:sz w:val="28"/>
-            <w:szCs w:val="28"/>
-            <w:u w:val="single" w:color="0000FF"/>
-          </w:rPr>
-          <w:t>https://firebase.flutter.dev</w:t>
-        </w:r>
-      </w:hyperlink>
-    </w:p>
-    <w:p>
-      <w:pPr>
-        <w:bidi w:val="0"/>
-        <w:spacing w:after="0"/>
-        <w:ind w:left="10" w:right="-10" w:hanging="10"/>
-        <w:rPr>
-          <w:rFonts w:ascii="David" w:hAnsi="David" w:cs="David"/>
-          <w:sz w:val="28"/>
-          <w:szCs w:val="28"/>
-        </w:rPr>
-      </w:pPr>
-      <w:r>
-        <w:rPr>
-          <w:rFonts w:ascii="David" w:eastAsia="Arial" w:hAnsi="David" w:cs="David"/>
-          <w:sz w:val="28"/>
-          <w:szCs w:val="28"/>
-        </w:rPr>
-        <w:t xml:space="preserve"> </w:t>
-      </w:r>
       <w:hyperlink r:id="rId37">
         <w:r>
           <w:rPr>
@@ -13696,7 +13677,7 @@
             <w:szCs w:val="28"/>
             <w:u w:val="single" w:color="0000FF"/>
           </w:rPr>
-          <w:t>https://flutter.dev/docs/development/ui/widgets</w:t>
+          <w:t>https://itsallwidgets.com</w:t>
         </w:r>
       </w:hyperlink>
     </w:p>
@@ -13732,50 +13713,6 @@
         </w:r>
       </w:hyperlink>
       <w:hyperlink r:id="rId39">
-        <w:r>
-          <w:rPr>
-            <w:rFonts w:ascii="David" w:eastAsia="Arial" w:hAnsi="David" w:cs="David"/>
-            <w:color w:val="0000FF"/>
-            <w:sz w:val="28"/>
-            <w:szCs w:val="28"/>
-            <w:u w:val="single" w:color="0000FF"/>
-          </w:rPr>
-          <w:t>https://itsallwidgets.com</w:t>
-        </w:r>
-      </w:hyperlink>
-    </w:p>
-    <w:p>
-      <w:pPr>
-        <w:bidi w:val="0"/>
-        <w:spacing w:after="0"/>
-        <w:ind w:left="10" w:right="-10" w:hanging="10"/>
-        <w:rPr>
-          <w:rFonts w:ascii="David" w:hAnsi="David" w:cs="David"/>
-          <w:sz w:val="28"/>
-          <w:szCs w:val="28"/>
-        </w:rPr>
-      </w:pPr>
-      <w:r>
-        <w:rPr>
-          <w:rFonts w:ascii="David" w:eastAsia="Arial" w:hAnsi="David" w:cs="David"/>
-          <w:sz w:val="28"/>
-          <w:szCs w:val="28"/>
-        </w:rPr>
-        <w:t xml:space="preserve"> </w:t>
-      </w:r>
-      <w:hyperlink r:id="rId40">
-        <w:r>
-          <w:rPr>
-            <w:rFonts w:ascii="David" w:eastAsia="Arial" w:hAnsi="David" w:cs="David"/>
-            <w:color w:val="0000FF"/>
-            <w:sz w:val="28"/>
-            <w:szCs w:val="28"/>
-            <w:u w:val="single" w:color="0000FF"/>
-          </w:rPr>
-          <w:t>/</w:t>
-        </w:r>
-      </w:hyperlink>
-      <w:hyperlink r:id="rId41">
         <w:r>
           <w:rPr>
             <w:rFonts w:ascii="David" w:eastAsia="Arial" w:hAnsi="David" w:cs="David"/>
@@ -15222,6 +15159,7 @@
           <w:sz w:val="28"/>
           <w:szCs w:val="28"/>
         </w:rPr>
+        <w:lastRenderedPageBreak/>
         <w:t xml:space="preserve"> </w:t>
       </w:r>
     </w:p>
@@ -15262,7 +15200,6 @@
           <w:sz w:val="28"/>
           <w:szCs w:val="28"/>
         </w:rPr>
-        <w:lastRenderedPageBreak/>
         <w:t xml:space="preserve"> </w:t>
       </w:r>
     </w:p>
@@ -18580,6 +18517,7 @@
                 <w:sz w:val="28"/>
                 <w:szCs w:val="28"/>
               </w:rPr>
+              <w:lastRenderedPageBreak/>
               <w:t xml:space="preserve"> </w:t>
             </w:r>
           </w:p>
@@ -18683,7 +18621,6 @@
           <w:sz w:val="28"/>
           <w:szCs w:val="28"/>
         </w:rPr>
-        <w:lastRenderedPageBreak/>
         <w:t xml:space="preserve"> </w:t>
       </w:r>
     </w:p>
@@ -23261,6 +23198,7 @@
           <w:sz w:val="28"/>
           <w:szCs w:val="28"/>
         </w:rPr>
+        <w:lastRenderedPageBreak/>
         <w:t xml:space="preserve"> </w:t>
       </w:r>
     </w:p>
@@ -23281,7 +23219,6 @@
           <w:sz w:val="28"/>
           <w:szCs w:val="28"/>
         </w:rPr>
-        <w:lastRenderedPageBreak/>
         <w:t xml:space="preserve"> </w:t>
       </w:r>
     </w:p>
@@ -23304,9 +23241,9 @@
       </w:r>
     </w:p>
     <w:sectPr>
-      <w:footerReference w:type="even" r:id="rId42"/>
-      <w:footerReference w:type="default" r:id="rId43"/>
-      <w:footerReference w:type="first" r:id="rId44"/>
+      <w:footerReference w:type="even" r:id="rId40"/>
+      <w:footerReference w:type="default" r:id="rId41"/>
+      <w:footerReference w:type="first" r:id="rId42"/>
       <w:pgSz w:w="11906" w:h="16841"/>
       <w:pgMar w:top="719" w:right="1460" w:bottom="289" w:left="223" w:header="720" w:footer="720" w:gutter="0"/>
       <w:cols w:space="720"/>
@@ -24060,7 +23997,7 @@
   <w:abstractNum w:abstractNumId="3" w15:restartNumberingAfterBreak="0">
     <w:nsid w:val="049D2405"/>
     <w:multiLevelType w:val="hybridMultilevel"/>
-    <w:tmpl w:val="03A41AF8"/>
+    <w:tmpl w:val="D56AF56A"/>
     <w:lvl w:ilvl="0" w:tplc="04090001">
       <w:start w:val="1"/>
       <w:numFmt w:val="bullet"/>
@@ -24596,6 +24533,119 @@
     </w:lvl>
   </w:abstractNum>
   <w:abstractNum w:abstractNumId="6" w15:restartNumberingAfterBreak="0">
+    <w:nsid w:val="0FB0787A"/>
+    <w:multiLevelType w:val="multilevel"/>
+    <w:tmpl w:val="53E268DC"/>
+    <w:lvl w:ilvl="0">
+      <w:start w:val="7"/>
+      <w:numFmt w:val="decimal"/>
+      <w:lvlText w:val="%1"/>
+      <w:lvlJc w:val="left"/>
+      <w:pPr>
+        <w:ind w:left="360" w:hanging="360"/>
+      </w:pPr>
+      <w:rPr>
+        <w:rFonts w:hint="default"/>
+      </w:rPr>
+    </w:lvl>
+    <w:lvl w:ilvl="1">
+      <w:start w:val="8"/>
+      <w:numFmt w:val="decimal"/>
+      <w:lvlText w:val="%1.%2"/>
+      <w:lvlJc w:val="left"/>
+      <w:pPr>
+        <w:ind w:left="927" w:hanging="360"/>
+      </w:pPr>
+      <w:rPr>
+        <w:rFonts w:hint="default"/>
+      </w:rPr>
+    </w:lvl>
+    <w:lvl w:ilvl="2">
+      <w:start w:val="1"/>
+      <w:numFmt w:val="decimal"/>
+      <w:lvlText w:val="%1.%2.%3"/>
+      <w:lvlJc w:val="left"/>
+      <w:pPr>
+        <w:ind w:left="1854" w:hanging="720"/>
+      </w:pPr>
+      <w:rPr>
+        <w:rFonts w:hint="default"/>
+      </w:rPr>
+    </w:lvl>
+    <w:lvl w:ilvl="3">
+      <w:start w:val="1"/>
+      <w:numFmt w:val="decimal"/>
+      <w:lvlText w:val="%1.%2.%3.%4"/>
+      <w:lvlJc w:val="left"/>
+      <w:pPr>
+        <w:ind w:left="2421" w:hanging="720"/>
+      </w:pPr>
+      <w:rPr>
+        <w:rFonts w:hint="default"/>
+      </w:rPr>
+    </w:lvl>
+    <w:lvl w:ilvl="4">
+      <w:start w:val="1"/>
+      <w:numFmt w:val="decimal"/>
+      <w:lvlText w:val="%1.%2.%3.%4.%5"/>
+      <w:lvlJc w:val="left"/>
+      <w:pPr>
+        <w:ind w:left="3348" w:hanging="1080"/>
+      </w:pPr>
+      <w:rPr>
+        <w:rFonts w:hint="default"/>
+      </w:rPr>
+    </w:lvl>
+    <w:lvl w:ilvl="5">
+      <w:start w:val="1"/>
+      <w:numFmt w:val="decimal"/>
+      <w:lvlText w:val="%1.%2.%3.%4.%5.%6"/>
+      <w:lvlJc w:val="left"/>
+      <w:pPr>
+        <w:ind w:left="4275" w:hanging="1440"/>
+      </w:pPr>
+      <w:rPr>
+        <w:rFonts w:hint="default"/>
+      </w:rPr>
+    </w:lvl>
+    <w:lvl w:ilvl="6">
+      <w:start w:val="1"/>
+      <w:numFmt w:val="decimal"/>
+      <w:lvlText w:val="%1.%2.%3.%4.%5.%6.%7"/>
+      <w:lvlJc w:val="left"/>
+      <w:pPr>
+        <w:ind w:left="4842" w:hanging="1440"/>
+      </w:pPr>
+      <w:rPr>
+        <w:rFonts w:hint="default"/>
+      </w:rPr>
+    </w:lvl>
+    <w:lvl w:ilvl="7">
+      <w:start w:val="1"/>
+      <w:numFmt w:val="decimal"/>
+      <w:lvlText w:val="%1.%2.%3.%4.%5.%6.%7.%8"/>
+      <w:lvlJc w:val="left"/>
+      <w:pPr>
+        <w:ind w:left="5769" w:hanging="1800"/>
+      </w:pPr>
+      <w:rPr>
+        <w:rFonts w:hint="default"/>
+      </w:rPr>
+    </w:lvl>
+    <w:lvl w:ilvl="8">
+      <w:start w:val="1"/>
+      <w:numFmt w:val="decimal"/>
+      <w:lvlText w:val="%1.%2.%3.%4.%5.%6.%7.%8.%9"/>
+      <w:lvlJc w:val="left"/>
+      <w:pPr>
+        <w:ind w:left="6336" w:hanging="1800"/>
+      </w:pPr>
+      <w:rPr>
+        <w:rFonts w:hint="default"/>
+      </w:rPr>
+    </w:lvl>
+  </w:abstractNum>
+  <w:abstractNum w:abstractNumId="7" w15:restartNumberingAfterBreak="0">
     <w:nsid w:val="10EA11D8"/>
     <w:multiLevelType w:val="hybridMultilevel"/>
     <w:tmpl w:val="8B1884BE"/>
@@ -24808,7 +24858,7 @@
       </w:rPr>
     </w:lvl>
   </w:abstractNum>
-  <w:abstractNum w:abstractNumId="7" w15:restartNumberingAfterBreak="0">
+  <w:abstractNum w:abstractNumId="8" w15:restartNumberingAfterBreak="0">
     <w:nsid w:val="175F4AE7"/>
     <w:multiLevelType w:val="hybridMultilevel"/>
     <w:tmpl w:val="ADDEBC52"/>
@@ -25030,7 +25080,7 @@
       </w:rPr>
     </w:lvl>
   </w:abstractNum>
-  <w:abstractNum w:abstractNumId="8" w15:restartNumberingAfterBreak="0">
+  <w:abstractNum w:abstractNumId="9" w15:restartNumberingAfterBreak="0">
     <w:nsid w:val="1A5F5436"/>
     <w:multiLevelType w:val="hybridMultilevel"/>
     <w:tmpl w:val="BFAEFE90"/>
@@ -25242,7 +25292,7 @@
       </w:rPr>
     </w:lvl>
   </w:abstractNum>
-  <w:abstractNum w:abstractNumId="9" w15:restartNumberingAfterBreak="0">
+  <w:abstractNum w:abstractNumId="10" w15:restartNumberingAfterBreak="0">
     <w:nsid w:val="1BE257E1"/>
     <w:multiLevelType w:val="hybridMultilevel"/>
     <w:tmpl w:val="1CEAAF66"/>
@@ -25463,7 +25513,7 @@
       </w:rPr>
     </w:lvl>
   </w:abstractNum>
-  <w:abstractNum w:abstractNumId="10" w15:restartNumberingAfterBreak="0">
+  <w:abstractNum w:abstractNumId="11" w15:restartNumberingAfterBreak="0">
     <w:nsid w:val="228B5BD9"/>
     <w:multiLevelType w:val="hybridMultilevel"/>
     <w:tmpl w:val="9D16EA3A"/>
@@ -25676,7 +25726,120 @@
       </w:rPr>
     </w:lvl>
   </w:abstractNum>
-  <w:abstractNum w:abstractNumId="11" w15:restartNumberingAfterBreak="0">
+  <w:abstractNum w:abstractNumId="12" w15:restartNumberingAfterBreak="0">
+    <w:nsid w:val="2D070F35"/>
+    <w:multiLevelType w:val="hybridMultilevel"/>
+    <w:tmpl w:val="401AB6EA"/>
+    <w:lvl w:ilvl="0" w:tplc="04090001">
+      <w:start w:val="1"/>
+      <w:numFmt w:val="bullet"/>
+      <w:lvlText w:val=""/>
+      <w:lvlJc w:val="left"/>
+      <w:pPr>
+        <w:ind w:left="1647" w:hanging="360"/>
+      </w:pPr>
+      <w:rPr>
+        <w:rFonts w:ascii="Symbol" w:hAnsi="Symbol" w:hint="default"/>
+      </w:rPr>
+    </w:lvl>
+    <w:lvl w:ilvl="1" w:tplc="04090003" w:tentative="1">
+      <w:start w:val="1"/>
+      <w:numFmt w:val="bullet"/>
+      <w:lvlText w:val="o"/>
+      <w:lvlJc w:val="left"/>
+      <w:pPr>
+        <w:ind w:left="2367" w:hanging="360"/>
+      </w:pPr>
+      <w:rPr>
+        <w:rFonts w:ascii="Courier New" w:hAnsi="Courier New" w:cs="Courier New" w:hint="default"/>
+      </w:rPr>
+    </w:lvl>
+    <w:lvl w:ilvl="2" w:tplc="04090005" w:tentative="1">
+      <w:start w:val="1"/>
+      <w:numFmt w:val="bullet"/>
+      <w:lvlText w:val=""/>
+      <w:lvlJc w:val="left"/>
+      <w:pPr>
+        <w:ind w:left="3087" w:hanging="360"/>
+      </w:pPr>
+      <w:rPr>
+        <w:rFonts w:ascii="Wingdings" w:hAnsi="Wingdings" w:hint="default"/>
+      </w:rPr>
+    </w:lvl>
+    <w:lvl w:ilvl="3" w:tplc="04090001" w:tentative="1">
+      <w:start w:val="1"/>
+      <w:numFmt w:val="bullet"/>
+      <w:lvlText w:val=""/>
+      <w:lvlJc w:val="left"/>
+      <w:pPr>
+        <w:ind w:left="3807" w:hanging="360"/>
+      </w:pPr>
+      <w:rPr>
+        <w:rFonts w:ascii="Symbol" w:hAnsi="Symbol" w:hint="default"/>
+      </w:rPr>
+    </w:lvl>
+    <w:lvl w:ilvl="4" w:tplc="04090003" w:tentative="1">
+      <w:start w:val="1"/>
+      <w:numFmt w:val="bullet"/>
+      <w:lvlText w:val="o"/>
+      <w:lvlJc w:val="left"/>
+      <w:pPr>
+        <w:ind w:left="4527" w:hanging="360"/>
+      </w:pPr>
+      <w:rPr>
+        <w:rFonts w:ascii="Courier New" w:hAnsi="Courier New" w:cs="Courier New" w:hint="default"/>
+      </w:rPr>
+    </w:lvl>
+    <w:lvl w:ilvl="5" w:tplc="04090005" w:tentative="1">
+      <w:start w:val="1"/>
+      <w:numFmt w:val="bullet"/>
+      <w:lvlText w:val=""/>
+      <w:lvlJc w:val="left"/>
+      <w:pPr>
+        <w:ind w:left="5247" w:hanging="360"/>
+      </w:pPr>
+      <w:rPr>
+        <w:rFonts w:ascii="Wingdings" w:hAnsi="Wingdings" w:hint="default"/>
+      </w:rPr>
+    </w:lvl>
+    <w:lvl w:ilvl="6" w:tplc="04090001" w:tentative="1">
+      <w:start w:val="1"/>
+      <w:numFmt w:val="bullet"/>
+      <w:lvlText w:val=""/>
+      <w:lvlJc w:val="left"/>
+      <w:pPr>
+        <w:ind w:left="5967" w:hanging="360"/>
+      </w:pPr>
+      <w:rPr>
+        <w:rFonts w:ascii="Symbol" w:hAnsi="Symbol" w:hint="default"/>
+      </w:rPr>
+    </w:lvl>
+    <w:lvl w:ilvl="7" w:tplc="04090003" w:tentative="1">
+      <w:start w:val="1"/>
+      <w:numFmt w:val="bullet"/>
+      <w:lvlText w:val="o"/>
+      <w:lvlJc w:val="left"/>
+      <w:pPr>
+        <w:ind w:left="6687" w:hanging="360"/>
+      </w:pPr>
+      <w:rPr>
+        <w:rFonts w:ascii="Courier New" w:hAnsi="Courier New" w:cs="Courier New" w:hint="default"/>
+      </w:rPr>
+    </w:lvl>
+    <w:lvl w:ilvl="8" w:tplc="04090005" w:tentative="1">
+      <w:start w:val="1"/>
+      <w:numFmt w:val="bullet"/>
+      <w:lvlText w:val=""/>
+      <w:lvlJc w:val="left"/>
+      <w:pPr>
+        <w:ind w:left="7407" w:hanging="360"/>
+      </w:pPr>
+      <w:rPr>
+        <w:rFonts w:ascii="Wingdings" w:hAnsi="Wingdings" w:hint="default"/>
+      </w:rPr>
+    </w:lvl>
+  </w:abstractNum>
+  <w:abstractNum w:abstractNumId="13" w15:restartNumberingAfterBreak="0">
     <w:nsid w:val="31553CC3"/>
     <w:multiLevelType w:val="hybridMultilevel"/>
     <w:tmpl w:val="6F28D450"/>
@@ -25889,7 +26052,7 @@
       </w:rPr>
     </w:lvl>
   </w:abstractNum>
-  <w:abstractNum w:abstractNumId="12" w15:restartNumberingAfterBreak="0">
+  <w:abstractNum w:abstractNumId="14" w15:restartNumberingAfterBreak="0">
     <w:nsid w:val="370F0741"/>
     <w:multiLevelType w:val="hybridMultilevel"/>
     <w:tmpl w:val="06F8AF18"/>
@@ -26101,7 +26264,7 @@
       </w:rPr>
     </w:lvl>
   </w:abstractNum>
-  <w:abstractNum w:abstractNumId="13" w15:restartNumberingAfterBreak="0">
+  <w:abstractNum w:abstractNumId="15" w15:restartNumberingAfterBreak="0">
     <w:nsid w:val="3C210DA8"/>
     <w:multiLevelType w:val="hybridMultilevel"/>
     <w:tmpl w:val="56B6E204"/>
@@ -26322,7 +26485,7 @@
       </w:rPr>
     </w:lvl>
   </w:abstractNum>
-  <w:abstractNum w:abstractNumId="14" w15:restartNumberingAfterBreak="0">
+  <w:abstractNum w:abstractNumId="16" w15:restartNumberingAfterBreak="0">
     <w:nsid w:val="4649298D"/>
     <w:multiLevelType w:val="hybridMultilevel"/>
     <w:tmpl w:val="99AA882E"/>
@@ -26534,7 +26697,7 @@
       </w:rPr>
     </w:lvl>
   </w:abstractNum>
-  <w:abstractNum w:abstractNumId="15" w15:restartNumberingAfterBreak="0">
+  <w:abstractNum w:abstractNumId="17" w15:restartNumberingAfterBreak="0">
     <w:nsid w:val="478E4B6F"/>
     <w:multiLevelType w:val="multilevel"/>
     <w:tmpl w:val="268AE734"/>
@@ -26756,7 +26919,122 @@
       </w:rPr>
     </w:lvl>
   </w:abstractNum>
-  <w:abstractNum w:abstractNumId="16" w15:restartNumberingAfterBreak="0">
+  <w:abstractNum w:abstractNumId="18" w15:restartNumberingAfterBreak="0">
+    <w:nsid w:val="53BA464B"/>
+    <w:multiLevelType w:val="hybridMultilevel"/>
+    <w:tmpl w:val="92E4D5EA"/>
+    <w:lvl w:ilvl="0" w:tplc="0E9A7084">
+      <w:start w:val="1"/>
+      <w:numFmt w:val="bullet"/>
+      <w:lvlText w:val=""/>
+      <w:lvlJc w:val="left"/>
+      <w:pPr>
+        <w:ind w:left="1647" w:hanging="360"/>
+      </w:pPr>
+      <w:rPr>
+        <w:rFonts w:ascii="Symbol" w:hAnsi="Symbol" w:hint="default"/>
+        <w:sz w:val="28"/>
+        <w:szCs w:val="28"/>
+      </w:rPr>
+    </w:lvl>
+    <w:lvl w:ilvl="1" w:tplc="04090003" w:tentative="1">
+      <w:start w:val="1"/>
+      <w:numFmt w:val="bullet"/>
+      <w:lvlText w:val="o"/>
+      <w:lvlJc w:val="left"/>
+      <w:pPr>
+        <w:ind w:left="2367" w:hanging="360"/>
+      </w:pPr>
+      <w:rPr>
+        <w:rFonts w:ascii="Courier New" w:hAnsi="Courier New" w:cs="Courier New" w:hint="default"/>
+      </w:rPr>
+    </w:lvl>
+    <w:lvl w:ilvl="2" w:tplc="04090005" w:tentative="1">
+      <w:start w:val="1"/>
+      <w:numFmt w:val="bullet"/>
+      <w:lvlText w:val=""/>
+      <w:lvlJc w:val="left"/>
+      <w:pPr>
+        <w:ind w:left="3087" w:hanging="360"/>
+      </w:pPr>
+      <w:rPr>
+        <w:rFonts w:ascii="Wingdings" w:hAnsi="Wingdings" w:hint="default"/>
+      </w:rPr>
+    </w:lvl>
+    <w:lvl w:ilvl="3" w:tplc="04090001" w:tentative="1">
+      <w:start w:val="1"/>
+      <w:numFmt w:val="bullet"/>
+      <w:lvlText w:val=""/>
+      <w:lvlJc w:val="left"/>
+      <w:pPr>
+        <w:ind w:left="3807" w:hanging="360"/>
+      </w:pPr>
+      <w:rPr>
+        <w:rFonts w:ascii="Symbol" w:hAnsi="Symbol" w:hint="default"/>
+      </w:rPr>
+    </w:lvl>
+    <w:lvl w:ilvl="4" w:tplc="04090003" w:tentative="1">
+      <w:start w:val="1"/>
+      <w:numFmt w:val="bullet"/>
+      <w:lvlText w:val="o"/>
+      <w:lvlJc w:val="left"/>
+      <w:pPr>
+        <w:ind w:left="4527" w:hanging="360"/>
+      </w:pPr>
+      <w:rPr>
+        <w:rFonts w:ascii="Courier New" w:hAnsi="Courier New" w:cs="Courier New" w:hint="default"/>
+      </w:rPr>
+    </w:lvl>
+    <w:lvl w:ilvl="5" w:tplc="04090005" w:tentative="1">
+      <w:start w:val="1"/>
+      <w:numFmt w:val="bullet"/>
+      <w:lvlText w:val=""/>
+      <w:lvlJc w:val="left"/>
+      <w:pPr>
+        <w:ind w:left="5247" w:hanging="360"/>
+      </w:pPr>
+      <w:rPr>
+        <w:rFonts w:ascii="Wingdings" w:hAnsi="Wingdings" w:hint="default"/>
+      </w:rPr>
+    </w:lvl>
+    <w:lvl w:ilvl="6" w:tplc="04090001" w:tentative="1">
+      <w:start w:val="1"/>
+      <w:numFmt w:val="bullet"/>
+      <w:lvlText w:val=""/>
+      <w:lvlJc w:val="left"/>
+      <w:pPr>
+        <w:ind w:left="5967" w:hanging="360"/>
+      </w:pPr>
+      <w:rPr>
+        <w:rFonts w:ascii="Symbol" w:hAnsi="Symbol" w:hint="default"/>
+      </w:rPr>
+    </w:lvl>
+    <w:lvl w:ilvl="7" w:tplc="04090003" w:tentative="1">
+      <w:start w:val="1"/>
+      <w:numFmt w:val="bullet"/>
+      <w:lvlText w:val="o"/>
+      <w:lvlJc w:val="left"/>
+      <w:pPr>
+        <w:ind w:left="6687" w:hanging="360"/>
+      </w:pPr>
+      <w:rPr>
+        <w:rFonts w:ascii="Courier New" w:hAnsi="Courier New" w:cs="Courier New" w:hint="default"/>
+      </w:rPr>
+    </w:lvl>
+    <w:lvl w:ilvl="8" w:tplc="04090005" w:tentative="1">
+      <w:start w:val="1"/>
+      <w:numFmt w:val="bullet"/>
+      <w:lvlText w:val=""/>
+      <w:lvlJc w:val="left"/>
+      <w:pPr>
+        <w:ind w:left="7407" w:hanging="360"/>
+      </w:pPr>
+      <w:rPr>
+        <w:rFonts w:ascii="Wingdings" w:hAnsi="Wingdings" w:hint="default"/>
+      </w:rPr>
+    </w:lvl>
+  </w:abstractNum>
+  <w:abstractNum w:abstractNumId="19" w15:restartNumberingAfterBreak="0">
     <w:nsid w:val="5588188F"/>
     <w:multiLevelType w:val="hybridMultilevel"/>
     <w:tmpl w:val="D1ECF458"/>
@@ -26977,7 +27255,7 @@
       </w:rPr>
     </w:lvl>
   </w:abstractNum>
-  <w:abstractNum w:abstractNumId="17" w15:restartNumberingAfterBreak="0">
+  <w:abstractNum w:abstractNumId="20" w15:restartNumberingAfterBreak="0">
     <w:nsid w:val="599C0FA7"/>
     <w:multiLevelType w:val="multilevel"/>
     <w:tmpl w:val="6C22AD32"/>
@@ -27090,7 +27368,7 @@
       </w:rPr>
     </w:lvl>
   </w:abstractNum>
-  <w:abstractNum w:abstractNumId="18" w15:restartNumberingAfterBreak="0">
+  <w:abstractNum w:abstractNumId="21" w15:restartNumberingAfterBreak="0">
     <w:nsid w:val="61C50A81"/>
     <w:multiLevelType w:val="hybridMultilevel"/>
     <w:tmpl w:val="4C0005A6"/>
@@ -27302,7 +27580,7 @@
       </w:rPr>
     </w:lvl>
   </w:abstractNum>
-  <w:abstractNum w:abstractNumId="19" w15:restartNumberingAfterBreak="0">
+  <w:abstractNum w:abstractNumId="22" w15:restartNumberingAfterBreak="0">
     <w:nsid w:val="6F9862F9"/>
     <w:multiLevelType w:val="hybridMultilevel"/>
     <w:tmpl w:val="8780BF8E"/>
@@ -27523,7 +27801,7 @@
       </w:rPr>
     </w:lvl>
   </w:abstractNum>
-  <w:abstractNum w:abstractNumId="20" w15:restartNumberingAfterBreak="0">
+  <w:abstractNum w:abstractNumId="23" w15:restartNumberingAfterBreak="0">
     <w:nsid w:val="78D84EAB"/>
     <w:multiLevelType w:val="hybridMultilevel"/>
     <w:tmpl w:val="7826D6A0"/>
@@ -27612,7 +27890,7 @@
       </w:pPr>
     </w:lvl>
   </w:abstractNum>
-  <w:abstractNum w:abstractNumId="21" w15:restartNumberingAfterBreak="0">
+  <w:abstractNum w:abstractNumId="24" w15:restartNumberingAfterBreak="0">
     <w:nsid w:val="7AD928F9"/>
     <w:multiLevelType w:val="hybridMultilevel"/>
     <w:tmpl w:val="414A0668"/>
@@ -27726,37 +28004,37 @@
     </w:lvl>
   </w:abstractNum>
   <w:num w:numId="1">
-    <w:abstractNumId w:val="19"/>
+    <w:abstractNumId w:val="22"/>
   </w:num>
   <w:num w:numId="2">
-    <w:abstractNumId w:val="7"/>
+    <w:abstractNumId w:val="8"/>
   </w:num>
   <w:num w:numId="3">
-    <w:abstractNumId w:val="8"/>
+    <w:abstractNumId w:val="9"/>
   </w:num>
   <w:num w:numId="4">
-    <w:abstractNumId w:val="12"/>
+    <w:abstractNumId w:val="14"/>
   </w:num>
   <w:num w:numId="5">
     <w:abstractNumId w:val="1"/>
   </w:num>
   <w:num w:numId="6">
-    <w:abstractNumId w:val="10"/>
+    <w:abstractNumId w:val="11"/>
   </w:num>
   <w:num w:numId="7">
-    <w:abstractNumId w:val="11"/>
+    <w:abstractNumId w:val="13"/>
   </w:num>
   <w:num w:numId="8">
     <w:abstractNumId w:val="4"/>
   </w:num>
   <w:num w:numId="9">
-    <w:abstractNumId w:val="6"/>
+    <w:abstractNumId w:val="7"/>
   </w:num>
   <w:num w:numId="10">
-    <w:abstractNumId w:val="16"/>
+    <w:abstractNumId w:val="19"/>
   </w:num>
   <w:num w:numId="11">
-    <w:abstractNumId w:val="14"/>
+    <w:abstractNumId w:val="16"/>
   </w:num>
   <w:num w:numId="12">
     <w:abstractNumId w:val="5"/>
@@ -27765,31 +28043,40 @@
     <w:abstractNumId w:val="0"/>
   </w:num>
   <w:num w:numId="14">
-    <w:abstractNumId w:val="18"/>
+    <w:abstractNumId w:val="21"/>
   </w:num>
   <w:num w:numId="15">
-    <w:abstractNumId w:val="15"/>
+    <w:abstractNumId w:val="17"/>
   </w:num>
   <w:num w:numId="16">
-    <w:abstractNumId w:val="9"/>
+    <w:abstractNumId w:val="10"/>
   </w:num>
   <w:num w:numId="17">
-    <w:abstractNumId w:val="13"/>
+    <w:abstractNumId w:val="15"/>
   </w:num>
   <w:num w:numId="18">
     <w:abstractNumId w:val="2"/>
   </w:num>
   <w:num w:numId="19">
+    <w:abstractNumId w:val="23"/>
+  </w:num>
+  <w:num w:numId="20">
     <w:abstractNumId w:val="20"/>
   </w:num>
-  <w:num w:numId="20">
-    <w:abstractNumId w:val="17"/>
-  </w:num>
   <w:num w:numId="21">
-    <w:abstractNumId w:val="21"/>
+    <w:abstractNumId w:val="24"/>
   </w:num>
   <w:num w:numId="22">
     <w:abstractNumId w:val="3"/>
+  </w:num>
+  <w:num w:numId="23">
+    <w:abstractNumId w:val="6"/>
+  </w:num>
+  <w:num w:numId="24">
+    <w:abstractNumId w:val="18"/>
+  </w:num>
+  <w:num w:numId="25">
+    <w:abstractNumId w:val="12"/>
   </w:num>
 </w:numbering>
 </file>

--- a/הצעת פרויקט - מעודכן גל-     33054.docx
+++ b/הצעת פרויקט - מעודכן גל-     33054.docx
@@ -18,19 +18,16 @@
           <w:szCs w:val="24"/>
           <w:rtl/>
         </w:rPr>
-        <w:t xml:space="preserve">חוזר מנהל </w:t>
-      </w:r>
-      <w:proofErr w:type="spellStart"/>
+        <w:t xml:space="preserve">חוזר מנהל מה"ט </w:t>
+      </w:r>
       <w:r>
         <w:rPr>
           <w:rFonts w:ascii="David" w:eastAsia="David" w:hAnsi="David" w:cs="David"/>
           <w:sz w:val="24"/>
           <w:szCs w:val="24"/>
-          <w:rtl/>
-        </w:rPr>
-        <w:t>מה"ט</w:t>
-      </w:r>
-      <w:proofErr w:type="spellEnd"/>
+        </w:rPr>
+        <w:t>51</w:t>
+      </w:r>
       <w:r>
         <w:rPr>
           <w:rFonts w:ascii="David" w:eastAsia="David" w:hAnsi="David" w:cs="David"/>
@@ -38,7 +35,7 @@
           <w:szCs w:val="24"/>
           <w:rtl/>
         </w:rPr>
-        <w:t xml:space="preserve"> </w:t>
+        <w:t>-</w:t>
       </w:r>
       <w:r>
         <w:rPr>
@@ -46,7 +43,7 @@
           <w:sz w:val="24"/>
           <w:szCs w:val="24"/>
         </w:rPr>
-        <w:t>51</w:t>
+        <w:t>4</w:t>
       </w:r>
       <w:r>
         <w:rPr>
@@ -63,7 +60,7 @@
           <w:sz w:val="24"/>
           <w:szCs w:val="24"/>
         </w:rPr>
-        <w:t>4</w:t>
+        <w:t>11</w:t>
       </w:r>
       <w:r>
         <w:rPr>
@@ -72,7 +69,7 @@
           <w:szCs w:val="24"/>
           <w:rtl/>
         </w:rPr>
-        <w:t>-</w:t>
+        <w:t xml:space="preserve"> – נספח מס '</w:t>
       </w:r>
       <w:r>
         <w:rPr>
@@ -80,7 +77,7 @@
           <w:sz w:val="24"/>
           <w:szCs w:val="24"/>
         </w:rPr>
-        <w:t>11</w:t>
+        <w:t>1</w:t>
       </w:r>
       <w:r>
         <w:rPr>
@@ -89,24 +86,25 @@
           <w:szCs w:val="24"/>
           <w:rtl/>
         </w:rPr>
-        <w:t xml:space="preserve"> – נספח מס '</w:t>
+        <w:t xml:space="preserve"> </w:t>
+      </w:r>
+      <w:r>
+        <w:rPr>
+          <w:rFonts w:ascii="David" w:eastAsia="David" w:hAnsi="David" w:cs="David" w:hint="cs"/>
+          <w:sz w:val="24"/>
+          <w:szCs w:val="24"/>
+          <w:rtl/>
+        </w:rPr>
+        <w:t>(</w:t>
       </w:r>
       <w:r>
         <w:rPr>
           <w:rFonts w:ascii="David" w:eastAsia="David" w:hAnsi="David" w:cs="David"/>
           <w:sz w:val="24"/>
           <w:szCs w:val="24"/>
-        </w:rPr>
-        <w:t>1</w:t>
-      </w:r>
-      <w:r>
-        <w:rPr>
-          <w:rFonts w:ascii="David" w:eastAsia="David" w:hAnsi="David" w:cs="David"/>
-          <w:sz w:val="24"/>
-          <w:szCs w:val="24"/>
-          <w:rtl/>
-        </w:rPr>
-        <w:t xml:space="preserve"> </w:t>
+          <w:rtl/>
+        </w:rPr>
+        <w:t>הצעה לפרויקט גמר</w:t>
       </w:r>
       <w:r>
         <w:rPr>
@@ -115,24 +113,6 @@
           <w:szCs w:val="24"/>
           <w:rtl/>
         </w:rPr>
-        <w:t>(</w:t>
-      </w:r>
-      <w:r>
-        <w:rPr>
-          <w:rFonts w:ascii="David" w:eastAsia="David" w:hAnsi="David" w:cs="David"/>
-          <w:sz w:val="24"/>
-          <w:szCs w:val="24"/>
-          <w:rtl/>
-        </w:rPr>
-        <w:t>הצעה לפרויקט גמר</w:t>
-      </w:r>
-      <w:r>
-        <w:rPr>
-          <w:rFonts w:ascii="David" w:eastAsia="David" w:hAnsi="David" w:cs="David" w:hint="cs"/>
-          <w:sz w:val="24"/>
-          <w:szCs w:val="24"/>
-          <w:rtl/>
-        </w:rPr>
         <w:t>)</w:t>
       </w:r>
       <w:r>
@@ -250,27 +230,7 @@
           <w:szCs w:val="26"/>
           <w:rtl/>
         </w:rPr>
-        <w:t xml:space="preserve">יחידת הפרויקטים </w:t>
-      </w:r>
-      <w:proofErr w:type="spellStart"/>
-      <w:r>
-        <w:rPr>
-          <w:rFonts w:ascii="David" w:eastAsia="Arial" w:hAnsi="David" w:cs="David"/>
-          <w:sz w:val="26"/>
-          <w:szCs w:val="26"/>
-          <w:rtl/>
-        </w:rPr>
-        <w:t>מה"ט</w:t>
-      </w:r>
-      <w:proofErr w:type="spellEnd"/>
-      <w:r>
-        <w:rPr>
-          <w:rFonts w:ascii="David" w:eastAsia="Arial" w:hAnsi="David" w:cs="David"/>
-          <w:sz w:val="26"/>
-          <w:szCs w:val="26"/>
-          <w:rtl/>
-        </w:rPr>
-        <w:t xml:space="preserve"> </w:t>
+        <w:t xml:space="preserve">יחידת הפרויקטים מה"ט </w:t>
       </w:r>
     </w:p>
     <w:p>
@@ -899,6 +859,12 @@
                 <w:rFonts w:ascii="David" w:hAnsi="David" w:cs="David"/>
               </w:rPr>
             </w:pPr>
+            <w:r>
+              <w:rPr>
+                <w:rFonts w:ascii="David" w:hAnsi="David" w:cs="David"/>
+              </w:rPr>
+              <w:t>0538632000</w:t>
+            </w:r>
           </w:p>
         </w:tc>
         <w:tc>
@@ -916,8 +882,31 @@
               <w:ind w:right="182"/>
               <w:rPr>
                 <w:rFonts w:ascii="David" w:hAnsi="David" w:cs="David"/>
+                <w:rtl/>
               </w:rPr>
             </w:pPr>
+            <w:r>
+              <w:rPr>
+                <w:rFonts w:ascii="David" w:hAnsi="David" w:cs="David" w:hint="cs"/>
+                <w:rtl/>
+              </w:rPr>
+              <w:t>העליה</w:t>
+            </w:r>
+          </w:p>
+          <w:p>
+            <w:pPr>
+              <w:ind w:right="182"/>
+              <w:rPr>
+                <w:rFonts w:ascii="David" w:hAnsi="David" w:cs="David" w:hint="cs"/>
+              </w:rPr>
+            </w:pPr>
+            <w:r>
+              <w:rPr>
+                <w:rFonts w:ascii="David" w:hAnsi="David" w:cs="David" w:hint="cs"/>
+                <w:rtl/>
+              </w:rPr>
+              <w:t>28</w:t>
+            </w:r>
           </w:p>
         </w:tc>
         <w:tc>
@@ -939,6 +928,12 @@
                 <w:rFonts w:ascii="David" w:hAnsi="David" w:cs="David"/>
               </w:rPr>
             </w:pPr>
+            <w:r>
+              <w:rPr>
+                <w:rFonts w:ascii="David" w:hAnsi="David" w:cs="David"/>
+              </w:rPr>
+              <w:t>346168339</w:t>
+            </w:r>
           </w:p>
         </w:tc>
         <w:tc>
@@ -959,7 +954,6 @@
                 <w:rFonts w:ascii="David" w:hAnsi="David" w:cs="David"/>
               </w:rPr>
             </w:pPr>
-            <w:proofErr w:type="spellStart"/>
             <w:r>
               <w:rPr>
                 <w:rFonts w:ascii="David" w:eastAsia="Arial" w:hAnsi="David" w:cs="David"/>
@@ -967,17 +961,7 @@
                 <w:szCs w:val="26"/>
                 <w:rtl/>
               </w:rPr>
-              <w:t>דריאל</w:t>
-            </w:r>
-            <w:proofErr w:type="spellEnd"/>
-            <w:r>
-              <w:rPr>
-                <w:rFonts w:ascii="David" w:eastAsia="Arial" w:hAnsi="David" w:cs="David"/>
-                <w:sz w:val="26"/>
-                <w:szCs w:val="26"/>
-                <w:rtl/>
-              </w:rPr>
-              <w:t xml:space="preserve"> מזרחי</w:t>
+              <w:t>דריאל מזרחי</w:t>
             </w:r>
           </w:p>
         </w:tc>
@@ -1499,47 +1483,7 @@
                 <w:szCs w:val="26"/>
                 <w:rtl/>
               </w:rPr>
-              <w:t xml:space="preserve"> </w:t>
-            </w:r>
-            <w:proofErr w:type="spellStart"/>
-            <w:r>
-              <w:rPr>
-                <w:rFonts w:ascii="David" w:eastAsia="Arial" w:hAnsi="David" w:cs="David"/>
-                <w:sz w:val="26"/>
-                <w:szCs w:val="26"/>
-                <w:rtl/>
-              </w:rPr>
-              <w:t>דריו</w:t>
-            </w:r>
-            <w:proofErr w:type="spellEnd"/>
-            <w:r>
-              <w:rPr>
-                <w:rFonts w:ascii="David" w:eastAsia="Arial" w:hAnsi="David" w:cs="David"/>
-                <w:sz w:val="26"/>
-                <w:szCs w:val="26"/>
-                <w:rtl/>
-              </w:rPr>
-              <w:t xml:space="preserve"> </w:t>
-            </w:r>
-            <w:proofErr w:type="spellStart"/>
-            <w:r>
-              <w:rPr>
-                <w:rFonts w:ascii="David" w:eastAsia="Arial" w:hAnsi="David" w:cs="David"/>
-                <w:sz w:val="26"/>
-                <w:szCs w:val="26"/>
-                <w:rtl/>
-              </w:rPr>
-              <w:t>בוג'יו</w:t>
-            </w:r>
-            <w:proofErr w:type="spellEnd"/>
-            <w:r>
-              <w:rPr>
-                <w:rFonts w:ascii="David" w:eastAsia="Arial" w:hAnsi="David" w:cs="David"/>
-                <w:sz w:val="26"/>
-                <w:szCs w:val="26"/>
-                <w:rtl/>
-              </w:rPr>
-              <w:t xml:space="preserve"> </w:t>
+              <w:t xml:space="preserve"> דריו בוג'יו </w:t>
             </w:r>
           </w:p>
         </w:tc>
@@ -1658,27 +1602,7 @@
           <w:rtl/>
         </w:rPr>
         <w:tab/>
-        <w:t xml:space="preserve">           חתימת הגורם המקצועי מטעם </w:t>
-      </w:r>
-      <w:proofErr w:type="spellStart"/>
-      <w:r>
-        <w:rPr>
-          <w:rFonts w:ascii="David" w:eastAsia="Arial" w:hAnsi="David" w:cs="David"/>
-          <w:sz w:val="26"/>
-          <w:szCs w:val="26"/>
-          <w:rtl/>
-        </w:rPr>
-        <w:t>מה"ט</w:t>
-      </w:r>
-      <w:proofErr w:type="spellEnd"/>
-      <w:r>
-        <w:rPr>
-          <w:rFonts w:ascii="David" w:eastAsia="Arial" w:hAnsi="David" w:cs="David"/>
-          <w:sz w:val="26"/>
-          <w:szCs w:val="26"/>
-          <w:rtl/>
-        </w:rPr>
-        <w:t xml:space="preserve">  </w:t>
+        <w:t xml:space="preserve">           חתימת הגורם המקצועי מטעם מה"ט  </w:t>
       </w:r>
     </w:p>
     <w:p>
@@ -8481,7 +8405,7 @@
         <w:spacing w:after="0"/>
         <w:jc w:val="left"/>
         <w:rPr>
-          <w:rFonts w:ascii="David" w:hAnsi="David" w:cs="David" w:hint="cs"/>
+          <w:rFonts w:ascii="David" w:hAnsi="David" w:cs="David"/>
           <w:b/>
           <w:bCs/>
           <w:sz w:val="28"/>
@@ -8916,19 +8840,8 @@
           <w:sz w:val="28"/>
           <w:szCs w:val="28"/>
         </w:rPr>
-        <w:t xml:space="preserve"> – </w:t>
-      </w:r>
-      <w:proofErr w:type="spellStart"/>
-      <w:r>
-        <w:rPr>
-          <w:rFonts w:ascii="David" w:eastAsia="Arial" w:hAnsi="David" w:cs="David"/>
-          <w:b/>
-          <w:sz w:val="28"/>
-          <w:szCs w:val="28"/>
-        </w:rPr>
-        <w:t>Uid</w:t>
-      </w:r>
-      <w:proofErr w:type="spellEnd"/>
+        <w:t xml:space="preserve"> – Uid</w:t>
+      </w:r>
     </w:p>
     <w:p>
       <w:pPr>
@@ -9481,7 +9394,7 @@
         <w:ind w:left="372" w:right="687" w:hanging="10"/>
         <w:jc w:val="left"/>
         <w:rPr>
-          <w:rFonts w:ascii="David" w:hAnsi="David" w:cs="David" w:hint="cs"/>
+          <w:rFonts w:ascii="David" w:hAnsi="David" w:cs="David"/>
           <w:sz w:val="28"/>
           <w:szCs w:val="28"/>
           <w:rtl/>
@@ -9555,46 +9468,16 @@
           <w:szCs w:val="28"/>
           <w:rtl/>
         </w:rPr>
-        <w:t xml:space="preserve">בסיס נתונים לא </w:t>
-      </w:r>
-      <w:proofErr w:type="spellStart"/>
-      <w:r>
-        <w:rPr>
-          <w:rFonts w:ascii="David" w:eastAsia="Arial" w:hAnsi="David" w:cs="David"/>
-          <w:sz w:val="28"/>
-          <w:szCs w:val="28"/>
-          <w:rtl/>
-        </w:rPr>
-        <w:t>רלציוני</w:t>
-      </w:r>
-      <w:proofErr w:type="spellEnd"/>
-      <w:r>
-        <w:rPr>
-          <w:rFonts w:ascii="David" w:eastAsia="Arial" w:hAnsi="David" w:cs="David"/>
-          <w:sz w:val="28"/>
-          <w:szCs w:val="28"/>
-          <w:rtl/>
-        </w:rPr>
-        <w:t xml:space="preserve">  </w:t>
-      </w:r>
-      <w:r>
-        <w:rPr>
-          <w:rFonts w:ascii="David" w:eastAsia="Arial" w:hAnsi="David" w:cs="David"/>
-          <w:sz w:val="28"/>
-          <w:szCs w:val="28"/>
-        </w:rPr>
-        <w:t xml:space="preserve">no </w:t>
-      </w:r>
-      <w:proofErr w:type="spellStart"/>
-      <w:r>
-        <w:rPr>
-          <w:rFonts w:ascii="David" w:eastAsia="Arial" w:hAnsi="David" w:cs="David"/>
-          <w:sz w:val="28"/>
-          <w:szCs w:val="28"/>
-        </w:rPr>
-        <w:t>sql</w:t>
-      </w:r>
-      <w:proofErr w:type="spellEnd"/>
+        <w:t xml:space="preserve">בסיס נתונים לא רלציוני  </w:t>
+      </w:r>
+      <w:r>
+        <w:rPr>
+          <w:rFonts w:ascii="David" w:eastAsia="Arial" w:hAnsi="David" w:cs="David"/>
+          <w:sz w:val="28"/>
+          <w:szCs w:val="28"/>
+        </w:rPr>
+        <w:t>no sql</w:t>
+      </w:r>
       <w:r>
         <w:rPr>
           <w:rFonts w:ascii="David" w:eastAsia="Arial" w:hAnsi="David" w:cs="David"/>
@@ -10693,25 +10576,7 @@
           <w:sz w:val="28"/>
           <w:szCs w:val="28"/>
         </w:rPr>
-        <w:t xml:space="preserve">Sequence </w:t>
-      </w:r>
-      <w:proofErr w:type="gramStart"/>
-      <w:r>
-        <w:rPr>
-          <w:rFonts w:ascii="David" w:hAnsi="David" w:cs="David"/>
-          <w:sz w:val="28"/>
-          <w:szCs w:val="28"/>
-        </w:rPr>
-        <w:t>diagram</w:t>
-      </w:r>
-      <w:proofErr w:type="gramEnd"/>
-      <w:r>
-        <w:rPr>
-          <w:rFonts w:ascii="David" w:hAnsi="David" w:cs="David"/>
-          <w:sz w:val="28"/>
-          <w:szCs w:val="28"/>
-        </w:rPr>
-        <w:t xml:space="preserve"> write story</w:t>
+        <w:t>Sequence diagram write story</w:t>
       </w:r>
     </w:p>
     <w:p>
@@ -12092,27 +11957,7 @@
           <w:szCs w:val="28"/>
           <w:rtl/>
         </w:rPr>
-        <w:t xml:space="preserve">המשתמש מתחבר עם חשבון גוגל או </w:t>
-      </w:r>
-      <w:proofErr w:type="spellStart"/>
-      <w:r>
-        <w:rPr>
-          <w:rFonts w:ascii="David" w:eastAsia="Arial" w:hAnsi="David" w:cs="David"/>
-          <w:sz w:val="28"/>
-          <w:szCs w:val="28"/>
-          <w:rtl/>
-        </w:rPr>
-        <w:t>הפייסבוק</w:t>
-      </w:r>
-      <w:proofErr w:type="spellEnd"/>
-      <w:r>
-        <w:rPr>
-          <w:rFonts w:ascii="David" w:eastAsia="Arial" w:hAnsi="David" w:cs="David"/>
-          <w:sz w:val="28"/>
-          <w:szCs w:val="28"/>
-          <w:rtl/>
-        </w:rPr>
-        <w:t xml:space="preserve"> שלו, שבעזרתם הוא ניגש לאפליקציה. </w:t>
+        <w:t xml:space="preserve">המשתמש מתחבר עם חשבון גוגל או הפייסבוק שלו, שבעזרתם הוא ניגש לאפליקציה. </w:t>
       </w:r>
     </w:p>
     <w:p>
@@ -12748,18 +12593,8 @@
           <w:sz w:val="28"/>
           <w:szCs w:val="28"/>
         </w:rPr>
-        <w:t xml:space="preserve"> </w:t>
-      </w:r>
-      <w:proofErr w:type="spellStart"/>
-      <w:r>
-        <w:rPr>
-          <w:rFonts w:ascii="David" w:eastAsia="Arial" w:hAnsi="David" w:cs="David"/>
-          <w:sz w:val="28"/>
-          <w:szCs w:val="28"/>
-        </w:rPr>
-        <w:t>Github</w:t>
-      </w:r>
-      <w:proofErr w:type="spellEnd"/>
+        <w:t xml:space="preserve"> Github</w:t>
+      </w:r>
     </w:p>
     <w:p>
       <w:pPr>
@@ -16106,23 +15941,13 @@
               </w:rPr>
               <w:t>שיתוף סיפור ב</w:t>
             </w:r>
-            <w:proofErr w:type="spellStart"/>
             <w:r>
               <w:rPr>
                 <w:rFonts w:ascii="David" w:eastAsia="Arial" w:hAnsi="David" w:cs="David"/>
                 <w:sz w:val="28"/>
                 <w:szCs w:val="28"/>
               </w:rPr>
-              <w:t>Whatsapp</w:t>
-            </w:r>
-            <w:proofErr w:type="spellEnd"/>
-            <w:r>
-              <w:rPr>
-                <w:rFonts w:ascii="David" w:eastAsia="Arial" w:hAnsi="David" w:cs="David"/>
-                <w:sz w:val="28"/>
-                <w:szCs w:val="28"/>
-              </w:rPr>
-              <w:t xml:space="preserve"> </w:t>
+              <w:t xml:space="preserve">Whatsapp </w:t>
             </w:r>
             <w:r>
               <w:rPr>
@@ -18647,27 +18472,7 @@
           <w:sz w:val="28"/>
           <w:szCs w:val="28"/>
         </w:rPr>
-        <w:t xml:space="preserve"> </w:t>
-      </w:r>
-      <w:proofErr w:type="gramStart"/>
-      <w:r>
-        <w:rPr>
-          <w:rFonts w:ascii="David" w:eastAsia="Arial" w:hAnsi="David" w:cs="David"/>
-          <w:b/>
-          <w:sz w:val="28"/>
-          <w:szCs w:val="28"/>
-        </w:rPr>
-        <w:t>)version</w:t>
-      </w:r>
-      <w:proofErr w:type="gramEnd"/>
-      <w:r>
-        <w:rPr>
-          <w:rFonts w:ascii="David" w:eastAsia="Arial" w:hAnsi="David" w:cs="David"/>
-          <w:b/>
-          <w:sz w:val="28"/>
-          <w:szCs w:val="28"/>
-        </w:rPr>
-        <w:t xml:space="preserve"> control (</w:t>
+        <w:t xml:space="preserve"> )version control (</w:t>
       </w:r>
       <w:r>
         <w:rPr>
@@ -22544,7 +22349,6 @@
         </w:rPr>
         <w:t xml:space="preserve">שם:__ </w:t>
       </w:r>
-      <w:proofErr w:type="spellStart"/>
       <w:r>
         <w:rPr>
           <w:rFonts w:ascii="David" w:eastAsia="Arial" w:hAnsi="David" w:cs="David"/>
@@ -22553,31 +22357,8 @@
           <w:u w:val="single" w:color="000000"/>
           <w:rtl/>
         </w:rPr>
-        <w:t>דריו</w:t>
-      </w:r>
-      <w:proofErr w:type="spellEnd"/>
-      <w:r>
-        <w:rPr>
-          <w:rFonts w:ascii="David" w:eastAsia="Arial" w:hAnsi="David" w:cs="David"/>
-          <w:sz w:val="28"/>
-          <w:szCs w:val="28"/>
-          <w:u w:val="single" w:color="000000"/>
-          <w:rtl/>
-        </w:rPr>
-        <w:t xml:space="preserve"> </w:t>
-      </w:r>
-      <w:proofErr w:type="spellStart"/>
-      <w:r>
-        <w:rPr>
-          <w:rFonts w:ascii="David" w:eastAsia="Arial" w:hAnsi="David" w:cs="David"/>
-          <w:sz w:val="28"/>
-          <w:szCs w:val="28"/>
-          <w:u w:val="single" w:color="000000"/>
-          <w:rtl/>
-        </w:rPr>
-        <w:t>בוג'יו</w:t>
-      </w:r>
-      <w:proofErr w:type="spellEnd"/>
+        <w:t>דריו בוג'יו</w:t>
+      </w:r>
       <w:r>
         <w:rPr>
           <w:rFonts w:ascii="David" w:eastAsia="Arial" w:hAnsi="David" w:cs="David"/>
@@ -22837,22 +22618,8 @@
           <w:u w:val="single" w:color="000000"/>
           <w:rtl/>
         </w:rPr>
-        <w:t xml:space="preserve">הערות הגורם המקצועי מטעם </w:t>
-      </w:r>
-      <w:proofErr w:type="spellStart"/>
-      <w:r>
-        <w:rPr>
-          <w:rFonts w:ascii="David" w:eastAsia="Arial" w:hAnsi="David" w:cs="David"/>
-          <w:b/>
-          <w:bCs/>
-          <w:sz w:val="28"/>
-          <w:szCs w:val="28"/>
-          <w:u w:val="single" w:color="000000"/>
-          <w:rtl/>
-        </w:rPr>
-        <w:t>מה"ט</w:t>
-      </w:r>
-      <w:proofErr w:type="spellEnd"/>
+        <w:t>הערות הגורם המקצועי מטעם מה"ט</w:t>
+      </w:r>
       <w:r>
         <w:rPr>
           <w:rFonts w:ascii="David" w:eastAsia="Arial" w:hAnsi="David" w:cs="David"/>
@@ -23052,22 +22819,8 @@
           <w:u w:val="single" w:color="000000"/>
           <w:rtl/>
         </w:rPr>
-        <w:t xml:space="preserve">אישור הגורם המקצועי מטעם </w:t>
-      </w:r>
-      <w:proofErr w:type="spellStart"/>
-      <w:r>
-        <w:rPr>
-          <w:rFonts w:ascii="David" w:eastAsia="Arial" w:hAnsi="David" w:cs="David"/>
-          <w:b/>
-          <w:bCs/>
-          <w:sz w:val="28"/>
-          <w:szCs w:val="28"/>
-          <w:u w:val="single" w:color="000000"/>
-          <w:rtl/>
-        </w:rPr>
-        <w:t>מה"ט</w:t>
-      </w:r>
-      <w:proofErr w:type="spellEnd"/>
+        <w:t>אישור הגורם המקצועי מטעם מה"ט</w:t>
+      </w:r>
       <w:r>
         <w:rPr>
           <w:rFonts w:ascii="David" w:eastAsia="Arial" w:hAnsi="David" w:cs="David"/>

--- a/הצעת פרויקט - מעודכן גל-     33054.docx
+++ b/הצעת פרויקט - מעודכן גל-     33054.docx
@@ -18,19 +18,16 @@
           <w:szCs w:val="24"/>
           <w:rtl/>
         </w:rPr>
-        <w:t xml:space="preserve">חוזר מנהל </w:t>
-      </w:r>
-      <w:proofErr w:type="spellStart"/>
+        <w:t xml:space="preserve">חוזר מנהל מה"ט </w:t>
+      </w:r>
       <w:r>
         <w:rPr>
           <w:rFonts w:ascii="David" w:eastAsia="David" w:hAnsi="David" w:cs="David"/>
           <w:sz w:val="24"/>
           <w:szCs w:val="24"/>
-          <w:rtl/>
-        </w:rPr>
-        <w:t>מה"ט</w:t>
-      </w:r>
-      <w:proofErr w:type="spellEnd"/>
+        </w:rPr>
+        <w:t>51</w:t>
+      </w:r>
       <w:r>
         <w:rPr>
           <w:rFonts w:ascii="David" w:eastAsia="David" w:hAnsi="David" w:cs="David"/>
@@ -38,7 +35,7 @@
           <w:szCs w:val="24"/>
           <w:rtl/>
         </w:rPr>
-        <w:t xml:space="preserve"> </w:t>
+        <w:t>-</w:t>
       </w:r>
       <w:r>
         <w:rPr>
@@ -46,7 +43,7 @@
           <w:sz w:val="24"/>
           <w:szCs w:val="24"/>
         </w:rPr>
-        <w:t>51</w:t>
+        <w:t>4</w:t>
       </w:r>
       <w:r>
         <w:rPr>
@@ -63,7 +60,7 @@
           <w:sz w:val="24"/>
           <w:szCs w:val="24"/>
         </w:rPr>
-        <w:t>4</w:t>
+        <w:t>11</w:t>
       </w:r>
       <w:r>
         <w:rPr>
@@ -72,7 +69,7 @@
           <w:szCs w:val="24"/>
           <w:rtl/>
         </w:rPr>
-        <w:t>-</w:t>
+        <w:t xml:space="preserve"> – נספח מס '</w:t>
       </w:r>
       <w:r>
         <w:rPr>
@@ -80,7 +77,7 @@
           <w:sz w:val="24"/>
           <w:szCs w:val="24"/>
         </w:rPr>
-        <w:t>11</w:t>
+        <w:t>1</w:t>
       </w:r>
       <w:r>
         <w:rPr>
@@ -89,24 +86,25 @@
           <w:szCs w:val="24"/>
           <w:rtl/>
         </w:rPr>
-        <w:t xml:space="preserve"> – נספח מס '</w:t>
+        <w:t xml:space="preserve"> </w:t>
+      </w:r>
+      <w:r>
+        <w:rPr>
+          <w:rFonts w:ascii="David" w:eastAsia="David" w:hAnsi="David" w:cs="David" w:hint="cs"/>
+          <w:sz w:val="24"/>
+          <w:szCs w:val="24"/>
+          <w:rtl/>
+        </w:rPr>
+        <w:t>(</w:t>
       </w:r>
       <w:r>
         <w:rPr>
           <w:rFonts w:ascii="David" w:eastAsia="David" w:hAnsi="David" w:cs="David"/>
           <w:sz w:val="24"/>
           <w:szCs w:val="24"/>
-        </w:rPr>
-        <w:t>1</w:t>
-      </w:r>
-      <w:r>
-        <w:rPr>
-          <w:rFonts w:ascii="David" w:eastAsia="David" w:hAnsi="David" w:cs="David"/>
-          <w:sz w:val="24"/>
-          <w:szCs w:val="24"/>
-          <w:rtl/>
-        </w:rPr>
-        <w:t xml:space="preserve"> </w:t>
+          <w:rtl/>
+        </w:rPr>
+        <w:t>הצעה לפרויקט גמר</w:t>
       </w:r>
       <w:r>
         <w:rPr>
@@ -115,24 +113,6 @@
           <w:szCs w:val="24"/>
           <w:rtl/>
         </w:rPr>
-        <w:t>(</w:t>
-      </w:r>
-      <w:r>
-        <w:rPr>
-          <w:rFonts w:ascii="David" w:eastAsia="David" w:hAnsi="David" w:cs="David"/>
-          <w:sz w:val="24"/>
-          <w:szCs w:val="24"/>
-          <w:rtl/>
-        </w:rPr>
-        <w:t>הצעה לפרויקט גמר</w:t>
-      </w:r>
-      <w:r>
-        <w:rPr>
-          <w:rFonts w:ascii="David" w:eastAsia="David" w:hAnsi="David" w:cs="David" w:hint="cs"/>
-          <w:sz w:val="24"/>
-          <w:szCs w:val="24"/>
-          <w:rtl/>
-        </w:rPr>
         <w:t>)</w:t>
       </w:r>
       <w:r>
@@ -250,27 +230,7 @@
           <w:szCs w:val="26"/>
           <w:rtl/>
         </w:rPr>
-        <w:t xml:space="preserve">יחידת הפרויקטים </w:t>
-      </w:r>
-      <w:proofErr w:type="spellStart"/>
-      <w:r>
-        <w:rPr>
-          <w:rFonts w:ascii="David" w:eastAsia="Arial" w:hAnsi="David" w:cs="David"/>
-          <w:sz w:val="26"/>
-          <w:szCs w:val="26"/>
-          <w:rtl/>
-        </w:rPr>
-        <w:t>מה"ט</w:t>
-      </w:r>
-      <w:proofErr w:type="spellEnd"/>
-      <w:r>
-        <w:rPr>
-          <w:rFonts w:ascii="David" w:eastAsia="Arial" w:hAnsi="David" w:cs="David"/>
-          <w:sz w:val="26"/>
-          <w:szCs w:val="26"/>
-          <w:rtl/>
-        </w:rPr>
-        <w:t xml:space="preserve"> </w:t>
+        <w:t xml:space="preserve">יחידת הפרויקטים מה"ט </w:t>
       </w:r>
     </w:p>
     <w:p>
@@ -899,6 +859,13 @@
                 <w:rFonts w:ascii="David" w:hAnsi="David" w:cs="David"/>
               </w:rPr>
             </w:pPr>
+            <w:r>
+              <w:rPr>
+                <w:rFonts w:ascii="David" w:hAnsi="David" w:cs="David" w:hint="cs"/>
+                <w:rtl/>
+              </w:rPr>
+              <w:t>0538632000</w:t>
+            </w:r>
           </w:p>
         </w:tc>
         <w:tc>
@@ -915,9 +882,16 @@
             <w:pPr>
               <w:ind w:right="182"/>
               <w:rPr>
-                <w:rFonts w:ascii="David" w:hAnsi="David" w:cs="David"/>
+                <w:rFonts w:ascii="David" w:hAnsi="David" w:cs="David" w:hint="cs"/>
               </w:rPr>
             </w:pPr>
+            <w:r>
+              <w:rPr>
+                <w:rFonts w:ascii="David" w:hAnsi="David" w:cs="David" w:hint="cs"/>
+                <w:rtl/>
+              </w:rPr>
+              <w:t>העליה 28</w:t>
+            </w:r>
           </w:p>
         </w:tc>
         <w:tc>
@@ -939,6 +913,12 @@
                 <w:rFonts w:ascii="David" w:hAnsi="David" w:cs="David"/>
               </w:rPr>
             </w:pPr>
+            <w:r>
+              <w:rPr>
+                <w:rFonts w:ascii="David" w:hAnsi="David" w:cs="David"/>
+              </w:rPr>
+              <w:t>346168339</w:t>
+            </w:r>
           </w:p>
         </w:tc>
         <w:tc>
@@ -959,7 +939,6 @@
                 <w:rFonts w:ascii="David" w:hAnsi="David" w:cs="David"/>
               </w:rPr>
             </w:pPr>
-            <w:proofErr w:type="spellStart"/>
             <w:r>
               <w:rPr>
                 <w:rFonts w:ascii="David" w:eastAsia="Arial" w:hAnsi="David" w:cs="David"/>
@@ -967,17 +946,7 @@
                 <w:szCs w:val="26"/>
                 <w:rtl/>
               </w:rPr>
-              <w:t>דריאל</w:t>
-            </w:r>
-            <w:proofErr w:type="spellEnd"/>
-            <w:r>
-              <w:rPr>
-                <w:rFonts w:ascii="David" w:eastAsia="Arial" w:hAnsi="David" w:cs="David"/>
-                <w:sz w:val="26"/>
-                <w:szCs w:val="26"/>
-                <w:rtl/>
-              </w:rPr>
-              <w:t xml:space="preserve"> מזרחי</w:t>
+              <w:t>דריאל מזרחי</w:t>
             </w:r>
           </w:p>
         </w:tc>
@@ -1499,47 +1468,7 @@
                 <w:szCs w:val="26"/>
                 <w:rtl/>
               </w:rPr>
-              <w:t xml:space="preserve"> </w:t>
-            </w:r>
-            <w:proofErr w:type="spellStart"/>
-            <w:r>
-              <w:rPr>
-                <w:rFonts w:ascii="David" w:eastAsia="Arial" w:hAnsi="David" w:cs="David"/>
-                <w:sz w:val="26"/>
-                <w:szCs w:val="26"/>
-                <w:rtl/>
-              </w:rPr>
-              <w:t>דריו</w:t>
-            </w:r>
-            <w:proofErr w:type="spellEnd"/>
-            <w:r>
-              <w:rPr>
-                <w:rFonts w:ascii="David" w:eastAsia="Arial" w:hAnsi="David" w:cs="David"/>
-                <w:sz w:val="26"/>
-                <w:szCs w:val="26"/>
-                <w:rtl/>
-              </w:rPr>
-              <w:t xml:space="preserve"> </w:t>
-            </w:r>
-            <w:proofErr w:type="spellStart"/>
-            <w:r>
-              <w:rPr>
-                <w:rFonts w:ascii="David" w:eastAsia="Arial" w:hAnsi="David" w:cs="David"/>
-                <w:sz w:val="26"/>
-                <w:szCs w:val="26"/>
-                <w:rtl/>
-              </w:rPr>
-              <w:t>בוג'יו</w:t>
-            </w:r>
-            <w:proofErr w:type="spellEnd"/>
-            <w:r>
-              <w:rPr>
-                <w:rFonts w:ascii="David" w:eastAsia="Arial" w:hAnsi="David" w:cs="David"/>
-                <w:sz w:val="26"/>
-                <w:szCs w:val="26"/>
-                <w:rtl/>
-              </w:rPr>
-              <w:t xml:space="preserve"> </w:t>
+              <w:t xml:space="preserve"> דריו בוג'יו </w:t>
             </w:r>
           </w:p>
         </w:tc>
@@ -1658,27 +1587,7 @@
           <w:rtl/>
         </w:rPr>
         <w:tab/>
-        <w:t xml:space="preserve">           חתימת הגורם המקצועי מטעם </w:t>
-      </w:r>
-      <w:proofErr w:type="spellStart"/>
-      <w:r>
-        <w:rPr>
-          <w:rFonts w:ascii="David" w:eastAsia="Arial" w:hAnsi="David" w:cs="David"/>
-          <w:sz w:val="26"/>
-          <w:szCs w:val="26"/>
-          <w:rtl/>
-        </w:rPr>
-        <w:t>מה"ט</w:t>
-      </w:r>
-      <w:proofErr w:type="spellEnd"/>
-      <w:r>
-        <w:rPr>
-          <w:rFonts w:ascii="David" w:eastAsia="Arial" w:hAnsi="David" w:cs="David"/>
-          <w:sz w:val="26"/>
-          <w:szCs w:val="26"/>
-          <w:rtl/>
-        </w:rPr>
-        <w:t xml:space="preserve">  </w:t>
+        <w:t xml:space="preserve">           חתימת הגורם המקצועי מטעם מה"ט  </w:t>
       </w:r>
     </w:p>
     <w:p>
@@ -2337,7 +2246,7 @@
     </w:p>
     <w:p>
       <w:pPr>
-        <w:pStyle w:val="a3"/>
+        <w:pStyle w:val="ListParagraph"/>
         <w:numPr>
           <w:ilvl w:val="0"/>
           <w:numId w:val="18"/>
@@ -2399,7 +2308,7 @@
     </w:p>
     <w:p>
       <w:pPr>
-        <w:pStyle w:val="a3"/>
+        <w:pStyle w:val="ListParagraph"/>
         <w:numPr>
           <w:ilvl w:val="0"/>
           <w:numId w:val="18"/>
@@ -2425,7 +2334,7 @@
     </w:p>
     <w:p>
       <w:pPr>
-        <w:pStyle w:val="a3"/>
+        <w:pStyle w:val="ListParagraph"/>
         <w:numPr>
           <w:ilvl w:val="0"/>
           <w:numId w:val="18"/>
@@ -2477,7 +2386,7 @@
     </w:p>
     <w:p>
       <w:pPr>
-        <w:pStyle w:val="a3"/>
+        <w:pStyle w:val="ListParagraph"/>
         <w:numPr>
           <w:ilvl w:val="0"/>
           <w:numId w:val="18"/>
@@ -2512,7 +2421,7 @@
     </w:p>
     <w:p>
       <w:pPr>
-        <w:pStyle w:val="a3"/>
+        <w:pStyle w:val="ListParagraph"/>
         <w:numPr>
           <w:ilvl w:val="0"/>
           <w:numId w:val="18"/>
@@ -2871,7 +2780,7 @@
     </w:p>
     <w:p>
       <w:pPr>
-        <w:pStyle w:val="a3"/>
+        <w:pStyle w:val="ListParagraph"/>
         <w:numPr>
           <w:ilvl w:val="1"/>
           <w:numId w:val="18"/>
@@ -2913,7 +2822,7 @@
     </w:p>
     <w:p>
       <w:pPr>
-        <w:pStyle w:val="a3"/>
+        <w:pStyle w:val="ListParagraph"/>
         <w:spacing w:after="5" w:line="250" w:lineRule="auto"/>
         <w:ind w:left="927" w:right="687"/>
         <w:jc w:val="left"/>
@@ -2928,7 +2837,7 @@
     </w:p>
     <w:p>
       <w:pPr>
-        <w:pStyle w:val="a3"/>
+        <w:pStyle w:val="ListParagraph"/>
         <w:numPr>
           <w:ilvl w:val="2"/>
           <w:numId w:val="18"/>
@@ -2979,7 +2888,7 @@
     </w:p>
     <w:p>
       <w:pPr>
-        <w:pStyle w:val="a3"/>
+        <w:pStyle w:val="ListParagraph"/>
         <w:numPr>
           <w:ilvl w:val="2"/>
           <w:numId w:val="18"/>
@@ -3040,7 +2949,7 @@
     </w:p>
     <w:p>
       <w:pPr>
-        <w:pStyle w:val="a3"/>
+        <w:pStyle w:val="ListParagraph"/>
         <w:numPr>
           <w:ilvl w:val="2"/>
           <w:numId w:val="18"/>
@@ -3195,7 +3104,7 @@
     </w:p>
     <w:p>
       <w:pPr>
-        <w:pStyle w:val="a3"/>
+        <w:pStyle w:val="ListParagraph"/>
         <w:numPr>
           <w:ilvl w:val="1"/>
           <w:numId w:val="18"/>
@@ -3266,7 +3175,7 @@
     </w:p>
     <w:p>
       <w:pPr>
-        <w:pStyle w:val="a3"/>
+        <w:pStyle w:val="ListParagraph"/>
         <w:numPr>
           <w:ilvl w:val="2"/>
           <w:numId w:val="18"/>
@@ -3301,7 +3210,7 @@
     </w:p>
     <w:p>
       <w:pPr>
-        <w:pStyle w:val="a3"/>
+        <w:pStyle w:val="ListParagraph"/>
         <w:numPr>
           <w:ilvl w:val="2"/>
           <w:numId w:val="18"/>
@@ -3354,7 +3263,7 @@
     </w:p>
     <w:p>
       <w:pPr>
-        <w:pStyle w:val="a3"/>
+        <w:pStyle w:val="ListParagraph"/>
         <w:numPr>
           <w:ilvl w:val="2"/>
           <w:numId w:val="18"/>
@@ -3414,7 +3323,7 @@
     </w:p>
     <w:p>
       <w:pPr>
-        <w:pStyle w:val="a3"/>
+        <w:pStyle w:val="ListParagraph"/>
         <w:numPr>
           <w:ilvl w:val="2"/>
           <w:numId w:val="18"/>
@@ -3449,7 +3358,7 @@
     </w:p>
     <w:p>
       <w:pPr>
-        <w:pStyle w:val="a3"/>
+        <w:pStyle w:val="ListParagraph"/>
         <w:numPr>
           <w:ilvl w:val="2"/>
           <w:numId w:val="18"/>
@@ -3535,7 +3444,7 @@
     </w:p>
     <w:p>
       <w:pPr>
-        <w:pStyle w:val="a3"/>
+        <w:pStyle w:val="ListParagraph"/>
         <w:numPr>
           <w:ilvl w:val="2"/>
           <w:numId w:val="18"/>
@@ -3570,7 +3479,7 @@
     </w:p>
     <w:p>
       <w:pPr>
-        <w:pStyle w:val="a3"/>
+        <w:pStyle w:val="ListParagraph"/>
         <w:numPr>
           <w:ilvl w:val="2"/>
           <w:numId w:val="18"/>
@@ -3630,7 +3539,7 @@
     </w:p>
     <w:p>
       <w:pPr>
-        <w:pStyle w:val="a3"/>
+        <w:pStyle w:val="ListParagraph"/>
         <w:numPr>
           <w:ilvl w:val="2"/>
           <w:numId w:val="18"/>
@@ -3682,7 +3591,7 @@
     </w:p>
     <w:p>
       <w:pPr>
-        <w:pStyle w:val="a3"/>
+        <w:pStyle w:val="ListParagraph"/>
         <w:numPr>
           <w:ilvl w:val="2"/>
           <w:numId w:val="18"/>
@@ -3734,7 +3643,7 @@
     </w:p>
     <w:p>
       <w:pPr>
-        <w:pStyle w:val="a3"/>
+        <w:pStyle w:val="ListParagraph"/>
         <w:numPr>
           <w:ilvl w:val="2"/>
           <w:numId w:val="18"/>
@@ -3778,7 +3687,7 @@
     </w:p>
     <w:p>
       <w:pPr>
-        <w:pStyle w:val="a3"/>
+        <w:pStyle w:val="ListParagraph"/>
         <w:numPr>
           <w:ilvl w:val="2"/>
           <w:numId w:val="18"/>
@@ -3804,7 +3713,7 @@
     </w:p>
     <w:p>
       <w:pPr>
-        <w:pStyle w:val="a3"/>
+        <w:pStyle w:val="ListParagraph"/>
         <w:numPr>
           <w:ilvl w:val="2"/>
           <w:numId w:val="18"/>
@@ -3839,7 +3748,7 @@
     </w:p>
     <w:p>
       <w:pPr>
-        <w:pStyle w:val="a3"/>
+        <w:pStyle w:val="ListParagraph"/>
         <w:numPr>
           <w:ilvl w:val="2"/>
           <w:numId w:val="18"/>
@@ -3883,7 +3792,7 @@
     </w:p>
     <w:p>
       <w:pPr>
-        <w:pStyle w:val="a3"/>
+        <w:pStyle w:val="ListParagraph"/>
         <w:numPr>
           <w:ilvl w:val="2"/>
           <w:numId w:val="18"/>
@@ -3918,7 +3827,7 @@
     </w:p>
     <w:p>
       <w:pPr>
-        <w:pStyle w:val="a3"/>
+        <w:pStyle w:val="ListParagraph"/>
         <w:numPr>
           <w:ilvl w:val="2"/>
           <w:numId w:val="18"/>
@@ -3953,7 +3862,7 @@
     </w:p>
     <w:p>
       <w:pPr>
-        <w:pStyle w:val="a3"/>
+        <w:pStyle w:val="ListParagraph"/>
         <w:numPr>
           <w:ilvl w:val="2"/>
           <w:numId w:val="18"/>
@@ -4034,7 +3943,7 @@
     </w:p>
     <w:p>
       <w:pPr>
-        <w:pStyle w:val="a3"/>
+        <w:pStyle w:val="ListParagraph"/>
         <w:numPr>
           <w:ilvl w:val="2"/>
           <w:numId w:val="18"/>
@@ -4124,7 +4033,7 @@
     </w:p>
     <w:p>
       <w:pPr>
-        <w:pStyle w:val="a3"/>
+        <w:pStyle w:val="ListParagraph"/>
         <w:numPr>
           <w:ilvl w:val="2"/>
           <w:numId w:val="18"/>
@@ -4197,7 +4106,7 @@
     </w:p>
     <w:p>
       <w:pPr>
-        <w:pStyle w:val="a3"/>
+        <w:pStyle w:val="ListParagraph"/>
         <w:numPr>
           <w:ilvl w:val="2"/>
           <w:numId w:val="18"/>
@@ -4270,7 +4179,7 @@
     </w:p>
     <w:p>
       <w:pPr>
-        <w:pStyle w:val="a3"/>
+        <w:pStyle w:val="ListParagraph"/>
         <w:numPr>
           <w:ilvl w:val="2"/>
           <w:numId w:val="18"/>
@@ -4343,7 +4252,7 @@
     </w:p>
     <w:p>
       <w:pPr>
-        <w:pStyle w:val="a3"/>
+        <w:pStyle w:val="ListParagraph"/>
         <w:numPr>
           <w:ilvl w:val="2"/>
           <w:numId w:val="18"/>
@@ -4416,7 +4325,7 @@
     </w:p>
     <w:p>
       <w:pPr>
-        <w:pStyle w:val="a3"/>
+        <w:pStyle w:val="ListParagraph"/>
         <w:numPr>
           <w:ilvl w:val="2"/>
           <w:numId w:val="18"/>
@@ -4489,7 +4398,7 @@
     </w:p>
     <w:p>
       <w:pPr>
-        <w:pStyle w:val="a3"/>
+        <w:pStyle w:val="ListParagraph"/>
         <w:numPr>
           <w:ilvl w:val="2"/>
           <w:numId w:val="18"/>
@@ -4562,7 +4471,7 @@
     </w:p>
     <w:p>
       <w:pPr>
-        <w:pStyle w:val="a3"/>
+        <w:pStyle w:val="ListParagraph"/>
         <w:numPr>
           <w:ilvl w:val="2"/>
           <w:numId w:val="18"/>
@@ -4597,7 +4506,7 @@
     </w:p>
     <w:p>
       <w:pPr>
-        <w:pStyle w:val="a3"/>
+        <w:pStyle w:val="ListParagraph"/>
         <w:numPr>
           <w:ilvl w:val="2"/>
           <w:numId w:val="18"/>
@@ -4632,7 +4541,7 @@
     </w:p>
     <w:p>
       <w:pPr>
-        <w:pStyle w:val="a3"/>
+        <w:pStyle w:val="ListParagraph"/>
         <w:numPr>
           <w:ilvl w:val="2"/>
           <w:numId w:val="18"/>
@@ -4667,7 +4576,7 @@
     </w:p>
     <w:p>
       <w:pPr>
-        <w:pStyle w:val="a3"/>
+        <w:pStyle w:val="ListParagraph"/>
         <w:numPr>
           <w:ilvl w:val="2"/>
           <w:numId w:val="18"/>
@@ -4702,7 +4611,7 @@
     </w:p>
     <w:p>
       <w:pPr>
-        <w:pStyle w:val="a3"/>
+        <w:pStyle w:val="ListParagraph"/>
         <w:numPr>
           <w:ilvl w:val="2"/>
           <w:numId w:val="18"/>
@@ -4737,7 +4646,7 @@
     </w:p>
     <w:p>
       <w:pPr>
-        <w:pStyle w:val="a3"/>
+        <w:pStyle w:val="ListParagraph"/>
         <w:numPr>
           <w:ilvl w:val="2"/>
           <w:numId w:val="18"/>
@@ -4772,7 +4681,7 @@
     </w:p>
     <w:p>
       <w:pPr>
-        <w:pStyle w:val="a3"/>
+        <w:pStyle w:val="ListParagraph"/>
         <w:numPr>
           <w:ilvl w:val="2"/>
           <w:numId w:val="18"/>
@@ -4860,7 +4769,7 @@
     </w:p>
     <w:p>
       <w:pPr>
-        <w:pStyle w:val="a3"/>
+        <w:pStyle w:val="ListParagraph"/>
         <w:numPr>
           <w:ilvl w:val="1"/>
           <w:numId w:val="18"/>
@@ -4931,7 +4840,7 @@
     </w:p>
     <w:p>
       <w:pPr>
-        <w:pStyle w:val="a3"/>
+        <w:pStyle w:val="ListParagraph"/>
         <w:spacing w:after="0"/>
         <w:ind w:left="927" w:right="343"/>
         <w:jc w:val="left"/>
@@ -4945,7 +4854,7 @@
     </w:p>
     <w:p>
       <w:pPr>
-        <w:pStyle w:val="a3"/>
+        <w:pStyle w:val="ListParagraph"/>
         <w:numPr>
           <w:ilvl w:val="2"/>
           <w:numId w:val="18"/>
@@ -4997,7 +4906,7 @@
     </w:p>
     <w:p>
       <w:pPr>
-        <w:pStyle w:val="a3"/>
+        <w:pStyle w:val="ListParagraph"/>
         <w:numPr>
           <w:ilvl w:val="2"/>
           <w:numId w:val="18"/>
@@ -5032,7 +4941,7 @@
     </w:p>
     <w:p>
       <w:pPr>
-        <w:pStyle w:val="a3"/>
+        <w:pStyle w:val="ListParagraph"/>
         <w:numPr>
           <w:ilvl w:val="2"/>
           <w:numId w:val="18"/>
@@ -5075,7 +4984,7 @@
     </w:p>
     <w:p>
       <w:pPr>
-        <w:pStyle w:val="a3"/>
+        <w:pStyle w:val="ListParagraph"/>
         <w:numPr>
           <w:ilvl w:val="2"/>
           <w:numId w:val="18"/>
@@ -5127,7 +5036,7 @@
     </w:p>
     <w:p>
       <w:pPr>
-        <w:pStyle w:val="a3"/>
+        <w:pStyle w:val="ListParagraph"/>
         <w:numPr>
           <w:ilvl w:val="2"/>
           <w:numId w:val="18"/>
@@ -5196,7 +5105,7 @@
     </w:p>
     <w:p>
       <w:pPr>
-        <w:pStyle w:val="a3"/>
+        <w:pStyle w:val="ListParagraph"/>
         <w:numPr>
           <w:ilvl w:val="2"/>
           <w:numId w:val="18"/>
@@ -5257,7 +5166,7 @@
     </w:p>
     <w:p>
       <w:pPr>
-        <w:pStyle w:val="a3"/>
+        <w:pStyle w:val="ListParagraph"/>
         <w:numPr>
           <w:ilvl w:val="2"/>
           <w:numId w:val="18"/>
@@ -5327,7 +5236,7 @@
     </w:p>
     <w:p>
       <w:pPr>
-        <w:pStyle w:val="a3"/>
+        <w:pStyle w:val="ListParagraph"/>
         <w:numPr>
           <w:ilvl w:val="2"/>
           <w:numId w:val="18"/>
@@ -5397,7 +5306,7 @@
     </w:p>
     <w:p>
       <w:pPr>
-        <w:pStyle w:val="a3"/>
+        <w:pStyle w:val="ListParagraph"/>
         <w:numPr>
           <w:ilvl w:val="2"/>
           <w:numId w:val="18"/>
@@ -5457,7 +5366,7 @@
     </w:p>
     <w:p>
       <w:pPr>
-        <w:pStyle w:val="a3"/>
+        <w:pStyle w:val="ListParagraph"/>
         <w:numPr>
           <w:ilvl w:val="2"/>
           <w:numId w:val="18"/>
@@ -5509,7 +5418,7 @@
     </w:p>
     <w:p>
       <w:pPr>
-        <w:pStyle w:val="a3"/>
+        <w:pStyle w:val="ListParagraph"/>
         <w:numPr>
           <w:ilvl w:val="2"/>
           <w:numId w:val="18"/>
@@ -5561,7 +5470,7 @@
     </w:p>
     <w:p>
       <w:pPr>
-        <w:pStyle w:val="a3"/>
+        <w:pStyle w:val="ListParagraph"/>
         <w:numPr>
           <w:ilvl w:val="2"/>
           <w:numId w:val="18"/>
@@ -5613,7 +5522,7 @@
     </w:p>
     <w:p>
       <w:pPr>
-        <w:pStyle w:val="a3"/>
+        <w:pStyle w:val="ListParagraph"/>
         <w:numPr>
           <w:ilvl w:val="2"/>
           <w:numId w:val="18"/>
@@ -5665,7 +5574,7 @@
     </w:p>
     <w:p>
       <w:pPr>
-        <w:pStyle w:val="a3"/>
+        <w:pStyle w:val="ListParagraph"/>
         <w:numPr>
           <w:ilvl w:val="2"/>
           <w:numId w:val="18"/>
@@ -5717,7 +5626,7 @@
     </w:p>
     <w:p>
       <w:pPr>
-        <w:pStyle w:val="a3"/>
+        <w:pStyle w:val="ListParagraph"/>
         <w:numPr>
           <w:ilvl w:val="2"/>
           <w:numId w:val="18"/>
@@ -5770,7 +5679,7 @@
     </w:p>
     <w:p>
       <w:pPr>
-        <w:pStyle w:val="a3"/>
+        <w:pStyle w:val="ListParagraph"/>
         <w:numPr>
           <w:ilvl w:val="2"/>
           <w:numId w:val="18"/>
@@ -5868,7 +5777,7 @@
     </w:p>
     <w:p>
       <w:pPr>
-        <w:pStyle w:val="a3"/>
+        <w:pStyle w:val="ListParagraph"/>
         <w:numPr>
           <w:ilvl w:val="2"/>
           <w:numId w:val="18"/>
@@ -5903,7 +5812,7 @@
     </w:p>
     <w:p>
       <w:pPr>
-        <w:pStyle w:val="a3"/>
+        <w:pStyle w:val="ListParagraph"/>
         <w:numPr>
           <w:ilvl w:val="2"/>
           <w:numId w:val="18"/>
@@ -5955,7 +5864,7 @@
     </w:p>
     <w:p>
       <w:pPr>
-        <w:pStyle w:val="a3"/>
+        <w:pStyle w:val="ListParagraph"/>
         <w:numPr>
           <w:ilvl w:val="2"/>
           <w:numId w:val="18"/>
@@ -5990,7 +5899,7 @@
     </w:p>
     <w:p>
       <w:pPr>
-        <w:pStyle w:val="a3"/>
+        <w:pStyle w:val="ListParagraph"/>
         <w:numPr>
           <w:ilvl w:val="2"/>
           <w:numId w:val="18"/>
@@ -6025,7 +5934,7 @@
     </w:p>
     <w:p>
       <w:pPr>
-        <w:pStyle w:val="a3"/>
+        <w:pStyle w:val="ListParagraph"/>
         <w:numPr>
           <w:ilvl w:val="2"/>
           <w:numId w:val="18"/>
@@ -6060,7 +5969,7 @@
     </w:p>
     <w:p>
       <w:pPr>
-        <w:pStyle w:val="a3"/>
+        <w:pStyle w:val="ListParagraph"/>
         <w:numPr>
           <w:ilvl w:val="2"/>
           <w:numId w:val="18"/>
@@ -6147,7 +6056,7 @@
     </w:p>
     <w:p>
       <w:pPr>
-        <w:pStyle w:val="a3"/>
+        <w:pStyle w:val="ListParagraph"/>
         <w:numPr>
           <w:ilvl w:val="2"/>
           <w:numId w:val="18"/>
@@ -6182,7 +6091,7 @@
     </w:p>
     <w:p>
       <w:pPr>
-        <w:pStyle w:val="a3"/>
+        <w:pStyle w:val="ListParagraph"/>
         <w:numPr>
           <w:ilvl w:val="2"/>
           <w:numId w:val="18"/>
@@ -6217,7 +6126,7 @@
     </w:p>
     <w:p>
       <w:pPr>
-        <w:pStyle w:val="a3"/>
+        <w:pStyle w:val="ListParagraph"/>
         <w:numPr>
           <w:ilvl w:val="2"/>
           <w:numId w:val="18"/>
@@ -6252,7 +6161,7 @@
     </w:p>
     <w:p>
       <w:pPr>
-        <w:pStyle w:val="a3"/>
+        <w:pStyle w:val="ListParagraph"/>
         <w:numPr>
           <w:ilvl w:val="2"/>
           <w:numId w:val="18"/>
@@ -6305,7 +6214,7 @@
     </w:p>
     <w:p>
       <w:pPr>
-        <w:pStyle w:val="a3"/>
+        <w:pStyle w:val="ListParagraph"/>
         <w:numPr>
           <w:ilvl w:val="2"/>
           <w:numId w:val="18"/>
@@ -6361,7 +6270,7 @@
     </w:p>
     <w:p>
       <w:pPr>
-        <w:pStyle w:val="a3"/>
+        <w:pStyle w:val="ListParagraph"/>
         <w:numPr>
           <w:ilvl w:val="0"/>
           <w:numId w:val="18"/>
@@ -6400,7 +6309,7 @@
     </w:p>
     <w:p>
       <w:pPr>
-        <w:pStyle w:val="a3"/>
+        <w:pStyle w:val="ListParagraph"/>
         <w:numPr>
           <w:ilvl w:val="1"/>
           <w:numId w:val="18"/>
@@ -6426,7 +6335,7 @@
     </w:p>
     <w:p>
       <w:pPr>
-        <w:pStyle w:val="a3"/>
+        <w:pStyle w:val="ListParagraph"/>
         <w:spacing w:after="0"/>
         <w:ind w:left="927" w:right="71"/>
         <w:jc w:val="left"/>
@@ -6878,7 +6787,7 @@
     </w:p>
     <w:p>
       <w:pPr>
-        <w:pStyle w:val="a3"/>
+        <w:pStyle w:val="ListParagraph"/>
         <w:numPr>
           <w:ilvl w:val="0"/>
           <w:numId w:val="18"/>
@@ -6907,7 +6816,7 @@
     </w:p>
     <w:p>
       <w:pPr>
-        <w:pStyle w:val="a3"/>
+        <w:pStyle w:val="ListParagraph"/>
         <w:spacing w:after="103"/>
         <w:jc w:val="left"/>
         <w:rPr>
@@ -6922,7 +6831,7 @@
     </w:p>
     <w:p>
       <w:pPr>
-        <w:pStyle w:val="a3"/>
+        <w:pStyle w:val="ListParagraph"/>
         <w:numPr>
           <w:ilvl w:val="1"/>
           <w:numId w:val="18"/>
@@ -6953,7 +6862,7 @@
     </w:p>
     <w:p>
       <w:pPr>
-        <w:pStyle w:val="a3"/>
+        <w:pStyle w:val="ListParagraph"/>
         <w:spacing w:after="103"/>
         <w:ind w:left="927"/>
         <w:jc w:val="left"/>
@@ -6967,7 +6876,7 @@
     </w:p>
     <w:p>
       <w:pPr>
-        <w:pStyle w:val="a3"/>
+        <w:pStyle w:val="ListParagraph"/>
         <w:spacing w:after="103"/>
         <w:ind w:left="927"/>
         <w:jc w:val="left"/>
@@ -7426,7 +7335,7 @@
     </w:p>
     <w:p>
       <w:pPr>
-        <w:pStyle w:val="a3"/>
+        <w:pStyle w:val="ListParagraph"/>
         <w:numPr>
           <w:ilvl w:val="1"/>
           <w:numId w:val="18"/>
@@ -7469,7 +7378,7 @@
     </w:p>
     <w:p>
       <w:pPr>
-        <w:pStyle w:val="a3"/>
+        <w:pStyle w:val="ListParagraph"/>
         <w:numPr>
           <w:ilvl w:val="0"/>
           <w:numId w:val="21"/>
@@ -7519,7 +7428,7 @@
     </w:p>
     <w:p>
       <w:pPr>
-        <w:pStyle w:val="a3"/>
+        <w:pStyle w:val="ListParagraph"/>
         <w:numPr>
           <w:ilvl w:val="0"/>
           <w:numId w:val="21"/>
@@ -7581,7 +7490,7 @@
     </w:p>
     <w:p>
       <w:pPr>
-        <w:pStyle w:val="a3"/>
+        <w:pStyle w:val="ListParagraph"/>
         <w:numPr>
           <w:ilvl w:val="1"/>
           <w:numId w:val="18"/>
@@ -7613,7 +7522,7 @@
     </w:p>
     <w:p>
       <w:pPr>
-        <w:pStyle w:val="a3"/>
+        <w:pStyle w:val="ListParagraph"/>
         <w:numPr>
           <w:ilvl w:val="0"/>
           <w:numId w:val="22"/>
@@ -7685,7 +7594,7 @@
     </w:p>
     <w:p>
       <w:pPr>
-        <w:pStyle w:val="a3"/>
+        <w:pStyle w:val="ListParagraph"/>
         <w:spacing w:after="22"/>
         <w:ind w:left="1647" w:right="52"/>
         <w:jc w:val="left"/>
@@ -7710,7 +7619,7 @@
     </w:p>
     <w:p>
       <w:pPr>
-        <w:pStyle w:val="a3"/>
+        <w:pStyle w:val="ListParagraph"/>
         <w:numPr>
           <w:ilvl w:val="1"/>
           <w:numId w:val="18"/>
@@ -7742,7 +7651,7 @@
     </w:p>
     <w:p>
       <w:pPr>
-        <w:pStyle w:val="a3"/>
+        <w:pStyle w:val="ListParagraph"/>
         <w:numPr>
           <w:ilvl w:val="0"/>
           <w:numId w:val="22"/>
@@ -7840,7 +7749,7 @@
     </w:p>
     <w:p>
       <w:pPr>
-        <w:pStyle w:val="a3"/>
+        <w:pStyle w:val="ListParagraph"/>
         <w:spacing w:after="22"/>
         <w:ind w:left="1647" w:right="52"/>
         <w:jc w:val="left"/>
@@ -7856,7 +7765,7 @@
     </w:p>
     <w:p>
       <w:pPr>
-        <w:pStyle w:val="a3"/>
+        <w:pStyle w:val="ListParagraph"/>
         <w:numPr>
           <w:ilvl w:val="1"/>
           <w:numId w:val="18"/>
@@ -7899,7 +7808,7 @@
     </w:p>
     <w:p>
       <w:pPr>
-        <w:pStyle w:val="a3"/>
+        <w:pStyle w:val="ListParagraph"/>
         <w:spacing w:after="22"/>
         <w:ind w:left="927" w:right="52"/>
         <w:jc w:val="left"/>
@@ -7915,7 +7824,7 @@
     </w:p>
     <w:p>
       <w:pPr>
-        <w:pStyle w:val="a3"/>
+        <w:pStyle w:val="ListParagraph"/>
         <w:numPr>
           <w:ilvl w:val="1"/>
           <w:numId w:val="18"/>
@@ -7947,7 +7856,7 @@
     </w:p>
     <w:p>
       <w:pPr>
-        <w:pStyle w:val="a3"/>
+        <w:pStyle w:val="ListParagraph"/>
         <w:numPr>
           <w:ilvl w:val="0"/>
           <w:numId w:val="22"/>
@@ -7990,7 +7899,7 @@
     </w:p>
     <w:p>
       <w:pPr>
-        <w:pStyle w:val="a3"/>
+        <w:pStyle w:val="ListParagraph"/>
         <w:spacing w:after="5" w:line="250" w:lineRule="auto"/>
         <w:ind w:left="1647" w:right="687"/>
         <w:jc w:val="left"/>
@@ -8004,7 +7913,7 @@
     </w:p>
     <w:p>
       <w:pPr>
-        <w:pStyle w:val="a3"/>
+        <w:pStyle w:val="ListParagraph"/>
         <w:numPr>
           <w:ilvl w:val="1"/>
           <w:numId w:val="18"/>
@@ -8076,7 +7985,7 @@
     </w:p>
     <w:p>
       <w:pPr>
-        <w:pStyle w:val="a3"/>
+        <w:pStyle w:val="ListParagraph"/>
         <w:numPr>
           <w:ilvl w:val="0"/>
           <w:numId w:val="22"/>
@@ -8102,7 +8011,7 @@
     </w:p>
     <w:p>
       <w:pPr>
-        <w:pStyle w:val="a3"/>
+        <w:pStyle w:val="ListParagraph"/>
         <w:numPr>
           <w:ilvl w:val="0"/>
           <w:numId w:val="22"/>
@@ -8162,7 +8071,7 @@
     </w:p>
     <w:p>
       <w:pPr>
-        <w:pStyle w:val="a3"/>
+        <w:pStyle w:val="ListParagraph"/>
         <w:numPr>
           <w:ilvl w:val="0"/>
           <w:numId w:val="22"/>
@@ -8187,7 +8096,7 @@
     </w:p>
     <w:p>
       <w:pPr>
-        <w:pStyle w:val="a3"/>
+        <w:pStyle w:val="ListParagraph"/>
         <w:spacing w:after="5" w:line="238" w:lineRule="auto"/>
         <w:ind w:left="1647"/>
         <w:jc w:val="left"/>
@@ -8284,7 +8193,7 @@
     </w:p>
     <w:p>
       <w:pPr>
-        <w:pStyle w:val="a3"/>
+        <w:pStyle w:val="ListParagraph"/>
         <w:numPr>
           <w:ilvl w:val="1"/>
           <w:numId w:val="18"/>
@@ -8335,7 +8244,7 @@
     </w:p>
     <w:p>
       <w:pPr>
-        <w:pStyle w:val="a3"/>
+        <w:pStyle w:val="ListParagraph"/>
         <w:numPr>
           <w:ilvl w:val="0"/>
           <w:numId w:val="24"/>
@@ -8415,7 +8324,7 @@
     </w:p>
     <w:p>
       <w:pPr>
-        <w:pStyle w:val="a3"/>
+        <w:pStyle w:val="ListParagraph"/>
         <w:numPr>
           <w:ilvl w:val="1"/>
           <w:numId w:val="18"/>
@@ -8446,7 +8355,7 @@
     </w:p>
     <w:p>
       <w:pPr>
-        <w:pStyle w:val="a3"/>
+        <w:pStyle w:val="ListParagraph"/>
         <w:numPr>
           <w:ilvl w:val="0"/>
           <w:numId w:val="25"/>
@@ -8473,7 +8382,7 @@
     </w:p>
     <w:p>
       <w:pPr>
-        <w:pStyle w:val="a3"/>
+        <w:pStyle w:val="ListParagraph"/>
         <w:numPr>
           <w:ilvl w:val="0"/>
           <w:numId w:val="25"/>
@@ -8481,7 +8390,7 @@
         <w:spacing w:after="0"/>
         <w:jc w:val="left"/>
         <w:rPr>
-          <w:rFonts w:ascii="David" w:hAnsi="David" w:cs="David" w:hint="cs"/>
+          <w:rFonts w:ascii="David" w:hAnsi="David" w:cs="David"/>
           <w:b/>
           <w:bCs/>
           <w:sz w:val="28"/>
@@ -8916,19 +8825,8 @@
           <w:sz w:val="28"/>
           <w:szCs w:val="28"/>
         </w:rPr>
-        <w:t xml:space="preserve"> – </w:t>
-      </w:r>
-      <w:proofErr w:type="spellStart"/>
-      <w:r>
-        <w:rPr>
-          <w:rFonts w:ascii="David" w:eastAsia="Arial" w:hAnsi="David" w:cs="David"/>
-          <w:b/>
-          <w:sz w:val="28"/>
-          <w:szCs w:val="28"/>
-        </w:rPr>
-        <w:t>Uid</w:t>
-      </w:r>
-      <w:proofErr w:type="spellEnd"/>
+        <w:t xml:space="preserve"> – Uid</w:t>
+      </w:r>
     </w:p>
     <w:p>
       <w:pPr>
@@ -9481,7 +9379,7 @@
         <w:ind w:left="372" w:right="687" w:hanging="10"/>
         <w:jc w:val="left"/>
         <w:rPr>
-          <w:rFonts w:ascii="David" w:hAnsi="David" w:cs="David" w:hint="cs"/>
+          <w:rFonts w:ascii="David" w:hAnsi="David" w:cs="David"/>
           <w:sz w:val="28"/>
           <w:szCs w:val="28"/>
           <w:rtl/>
@@ -9555,46 +9453,16 @@
           <w:szCs w:val="28"/>
           <w:rtl/>
         </w:rPr>
-        <w:t xml:space="preserve">בסיס נתונים לא </w:t>
-      </w:r>
-      <w:proofErr w:type="spellStart"/>
-      <w:r>
-        <w:rPr>
-          <w:rFonts w:ascii="David" w:eastAsia="Arial" w:hAnsi="David" w:cs="David"/>
-          <w:sz w:val="28"/>
-          <w:szCs w:val="28"/>
-          <w:rtl/>
-        </w:rPr>
-        <w:t>רלציוני</w:t>
-      </w:r>
-      <w:proofErr w:type="spellEnd"/>
-      <w:r>
-        <w:rPr>
-          <w:rFonts w:ascii="David" w:eastAsia="Arial" w:hAnsi="David" w:cs="David"/>
-          <w:sz w:val="28"/>
-          <w:szCs w:val="28"/>
-          <w:rtl/>
-        </w:rPr>
-        <w:t xml:space="preserve">  </w:t>
-      </w:r>
-      <w:r>
-        <w:rPr>
-          <w:rFonts w:ascii="David" w:eastAsia="Arial" w:hAnsi="David" w:cs="David"/>
-          <w:sz w:val="28"/>
-          <w:szCs w:val="28"/>
-        </w:rPr>
-        <w:t xml:space="preserve">no </w:t>
-      </w:r>
-      <w:proofErr w:type="spellStart"/>
-      <w:r>
-        <w:rPr>
-          <w:rFonts w:ascii="David" w:eastAsia="Arial" w:hAnsi="David" w:cs="David"/>
-          <w:sz w:val="28"/>
-          <w:szCs w:val="28"/>
-        </w:rPr>
-        <w:t>sql</w:t>
-      </w:r>
-      <w:proofErr w:type="spellEnd"/>
+        <w:t xml:space="preserve">בסיס נתונים לא רלציוני  </w:t>
+      </w:r>
+      <w:r>
+        <w:rPr>
+          <w:rFonts w:ascii="David" w:eastAsia="Arial" w:hAnsi="David" w:cs="David"/>
+          <w:sz w:val="28"/>
+          <w:szCs w:val="28"/>
+        </w:rPr>
+        <w:t>no sql</w:t>
+      </w:r>
       <w:r>
         <w:rPr>
           <w:rFonts w:ascii="David" w:eastAsia="Arial" w:hAnsi="David" w:cs="David"/>
@@ -10320,7 +10188,7 @@
     </w:p>
     <w:p>
       <w:pPr>
-        <w:pStyle w:val="1"/>
+        <w:pStyle w:val="Heading1"/>
         <w:ind w:left="919" w:right="1"/>
         <w:rPr>
           <w:rFonts w:ascii="David" w:hAnsi="David" w:cs="David"/>
@@ -10671,7 +10539,7 @@
     </w:p>
     <w:p>
       <w:pPr>
-        <w:pStyle w:val="1"/>
+        <w:pStyle w:val="Heading1"/>
         <w:ind w:left="919"/>
         <w:rPr>
           <w:rFonts w:ascii="David" w:hAnsi="David" w:cs="David"/>
@@ -10693,25 +10561,7 @@
           <w:sz w:val="28"/>
           <w:szCs w:val="28"/>
         </w:rPr>
-        <w:t xml:space="preserve">Sequence </w:t>
-      </w:r>
-      <w:proofErr w:type="gramStart"/>
-      <w:r>
-        <w:rPr>
-          <w:rFonts w:ascii="David" w:hAnsi="David" w:cs="David"/>
-          <w:sz w:val="28"/>
-          <w:szCs w:val="28"/>
-        </w:rPr>
-        <w:t>diagram</w:t>
-      </w:r>
-      <w:proofErr w:type="gramEnd"/>
-      <w:r>
-        <w:rPr>
-          <w:rFonts w:ascii="David" w:hAnsi="David" w:cs="David"/>
-          <w:sz w:val="28"/>
-          <w:szCs w:val="28"/>
-        </w:rPr>
-        <w:t xml:space="preserve"> write story</w:t>
+        <w:t>Sequence diagram write story</w:t>
       </w:r>
     </w:p>
     <w:p>
@@ -10979,7 +10829,7 @@
     </w:p>
     <w:p>
       <w:pPr>
-        <w:pStyle w:val="1"/>
+        <w:pStyle w:val="Heading1"/>
         <w:ind w:left="919" w:right="3"/>
         <w:rPr>
           <w:rFonts w:ascii="David" w:hAnsi="David" w:cs="David"/>
@@ -12092,27 +11942,7 @@
           <w:szCs w:val="28"/>
           <w:rtl/>
         </w:rPr>
-        <w:t xml:space="preserve">המשתמש מתחבר עם חשבון גוגל או </w:t>
-      </w:r>
-      <w:proofErr w:type="spellStart"/>
-      <w:r>
-        <w:rPr>
-          <w:rFonts w:ascii="David" w:eastAsia="Arial" w:hAnsi="David" w:cs="David"/>
-          <w:sz w:val="28"/>
-          <w:szCs w:val="28"/>
-          <w:rtl/>
-        </w:rPr>
-        <w:t>הפייסבוק</w:t>
-      </w:r>
-      <w:proofErr w:type="spellEnd"/>
-      <w:r>
-        <w:rPr>
-          <w:rFonts w:ascii="David" w:eastAsia="Arial" w:hAnsi="David" w:cs="David"/>
-          <w:sz w:val="28"/>
-          <w:szCs w:val="28"/>
-          <w:rtl/>
-        </w:rPr>
-        <w:t xml:space="preserve"> שלו, שבעזרתם הוא ניגש לאפליקציה. </w:t>
+        <w:t xml:space="preserve">המשתמש מתחבר עם חשבון גוגל או הפייסבוק שלו, שבעזרתם הוא ניגש לאפליקציה. </w:t>
       </w:r>
     </w:p>
     <w:p>
@@ -12748,18 +12578,8 @@
           <w:sz w:val="28"/>
           <w:szCs w:val="28"/>
         </w:rPr>
-        <w:t xml:space="preserve"> </w:t>
-      </w:r>
-      <w:proofErr w:type="spellStart"/>
-      <w:r>
-        <w:rPr>
-          <w:rFonts w:ascii="David" w:eastAsia="Arial" w:hAnsi="David" w:cs="David"/>
-          <w:sz w:val="28"/>
-          <w:szCs w:val="28"/>
-        </w:rPr>
-        <w:t>Github</w:t>
-      </w:r>
-      <w:proofErr w:type="spellEnd"/>
+        <w:t xml:space="preserve"> Github</w:t>
+      </w:r>
     </w:p>
     <w:p>
       <w:pPr>
@@ -16106,23 +15926,13 @@
               </w:rPr>
               <w:t>שיתוף סיפור ב</w:t>
             </w:r>
-            <w:proofErr w:type="spellStart"/>
             <w:r>
               <w:rPr>
                 <w:rFonts w:ascii="David" w:eastAsia="Arial" w:hAnsi="David" w:cs="David"/>
                 <w:sz w:val="28"/>
                 <w:szCs w:val="28"/>
               </w:rPr>
-              <w:t>Whatsapp</w:t>
-            </w:r>
-            <w:proofErr w:type="spellEnd"/>
-            <w:r>
-              <w:rPr>
-                <w:rFonts w:ascii="David" w:eastAsia="Arial" w:hAnsi="David" w:cs="David"/>
-                <w:sz w:val="28"/>
-                <w:szCs w:val="28"/>
-              </w:rPr>
-              <w:t xml:space="preserve"> </w:t>
+              <w:t xml:space="preserve">Whatsapp </w:t>
             </w:r>
             <w:r>
               <w:rPr>
@@ -18647,27 +18457,7 @@
           <w:sz w:val="28"/>
           <w:szCs w:val="28"/>
         </w:rPr>
-        <w:t xml:space="preserve"> </w:t>
-      </w:r>
-      <w:proofErr w:type="gramStart"/>
-      <w:r>
-        <w:rPr>
-          <w:rFonts w:ascii="David" w:eastAsia="Arial" w:hAnsi="David" w:cs="David"/>
-          <w:b/>
-          <w:sz w:val="28"/>
-          <w:szCs w:val="28"/>
-        </w:rPr>
-        <w:t>)version</w:t>
-      </w:r>
-      <w:proofErr w:type="gramEnd"/>
-      <w:r>
-        <w:rPr>
-          <w:rFonts w:ascii="David" w:eastAsia="Arial" w:hAnsi="David" w:cs="David"/>
-          <w:b/>
-          <w:sz w:val="28"/>
-          <w:szCs w:val="28"/>
-        </w:rPr>
-        <w:t xml:space="preserve"> control (</w:t>
+        <w:t xml:space="preserve"> )version control (</w:t>
       </w:r>
       <w:r>
         <w:rPr>
@@ -22544,7 +22334,6 @@
         </w:rPr>
         <w:t xml:space="preserve">שם:__ </w:t>
       </w:r>
-      <w:proofErr w:type="spellStart"/>
       <w:r>
         <w:rPr>
           <w:rFonts w:ascii="David" w:eastAsia="Arial" w:hAnsi="David" w:cs="David"/>
@@ -22553,31 +22342,8 @@
           <w:u w:val="single" w:color="000000"/>
           <w:rtl/>
         </w:rPr>
-        <w:t>דריו</w:t>
-      </w:r>
-      <w:proofErr w:type="spellEnd"/>
-      <w:r>
-        <w:rPr>
-          <w:rFonts w:ascii="David" w:eastAsia="Arial" w:hAnsi="David" w:cs="David"/>
-          <w:sz w:val="28"/>
-          <w:szCs w:val="28"/>
-          <w:u w:val="single" w:color="000000"/>
-          <w:rtl/>
-        </w:rPr>
-        <w:t xml:space="preserve"> </w:t>
-      </w:r>
-      <w:proofErr w:type="spellStart"/>
-      <w:r>
-        <w:rPr>
-          <w:rFonts w:ascii="David" w:eastAsia="Arial" w:hAnsi="David" w:cs="David"/>
-          <w:sz w:val="28"/>
-          <w:szCs w:val="28"/>
-          <w:u w:val="single" w:color="000000"/>
-          <w:rtl/>
-        </w:rPr>
-        <w:t>בוג'יו</w:t>
-      </w:r>
-      <w:proofErr w:type="spellEnd"/>
+        <w:t>דריו בוג'יו</w:t>
+      </w:r>
       <w:r>
         <w:rPr>
           <w:rFonts w:ascii="David" w:eastAsia="Arial" w:hAnsi="David" w:cs="David"/>
@@ -22837,22 +22603,8 @@
           <w:u w:val="single" w:color="000000"/>
           <w:rtl/>
         </w:rPr>
-        <w:t xml:space="preserve">הערות הגורם המקצועי מטעם </w:t>
-      </w:r>
-      <w:proofErr w:type="spellStart"/>
-      <w:r>
-        <w:rPr>
-          <w:rFonts w:ascii="David" w:eastAsia="Arial" w:hAnsi="David" w:cs="David"/>
-          <w:b/>
-          <w:bCs/>
-          <w:sz w:val="28"/>
-          <w:szCs w:val="28"/>
-          <w:u w:val="single" w:color="000000"/>
-          <w:rtl/>
-        </w:rPr>
-        <w:t>מה"ט</w:t>
-      </w:r>
-      <w:proofErr w:type="spellEnd"/>
+        <w:t>הערות הגורם המקצועי מטעם מה"ט</w:t>
+      </w:r>
       <w:r>
         <w:rPr>
           <w:rFonts w:ascii="David" w:eastAsia="Arial" w:hAnsi="David" w:cs="David"/>
@@ -23052,22 +22804,8 @@
           <w:u w:val="single" w:color="000000"/>
           <w:rtl/>
         </w:rPr>
-        <w:t xml:space="preserve">אישור הגורם המקצועי מטעם </w:t>
-      </w:r>
-      <w:proofErr w:type="spellStart"/>
-      <w:r>
-        <w:rPr>
-          <w:rFonts w:ascii="David" w:eastAsia="Arial" w:hAnsi="David" w:cs="David"/>
-          <w:b/>
-          <w:bCs/>
-          <w:sz w:val="28"/>
-          <w:szCs w:val="28"/>
-          <w:u w:val="single" w:color="000000"/>
-          <w:rtl/>
-        </w:rPr>
-        <w:t>מה"ט</w:t>
-      </w:r>
-      <w:proofErr w:type="spellEnd"/>
+        <w:t>אישור הגורם המקצועי מטעם מה"ט</w:t>
+      </w:r>
       <w:r>
         <w:rPr>
           <w:rFonts w:ascii="David" w:eastAsia="Arial" w:hAnsi="David" w:cs="David"/>
@@ -28003,79 +27741,79 @@
       </w:rPr>
     </w:lvl>
   </w:abstractNum>
-  <w:num w:numId="1">
+  <w:num w:numId="1" w16cid:durableId="19472982">
     <w:abstractNumId w:val="22"/>
   </w:num>
-  <w:num w:numId="2">
+  <w:num w:numId="2" w16cid:durableId="1782073229">
     <w:abstractNumId w:val="8"/>
   </w:num>
-  <w:num w:numId="3">
+  <w:num w:numId="3" w16cid:durableId="2023775629">
     <w:abstractNumId w:val="9"/>
   </w:num>
-  <w:num w:numId="4">
+  <w:num w:numId="4" w16cid:durableId="1170563498">
     <w:abstractNumId w:val="14"/>
   </w:num>
-  <w:num w:numId="5">
+  <w:num w:numId="5" w16cid:durableId="783229839">
     <w:abstractNumId w:val="1"/>
   </w:num>
-  <w:num w:numId="6">
+  <w:num w:numId="6" w16cid:durableId="1931697354">
     <w:abstractNumId w:val="11"/>
   </w:num>
-  <w:num w:numId="7">
+  <w:num w:numId="7" w16cid:durableId="784736065">
     <w:abstractNumId w:val="13"/>
   </w:num>
-  <w:num w:numId="8">
+  <w:num w:numId="8" w16cid:durableId="1663124299">
     <w:abstractNumId w:val="4"/>
   </w:num>
-  <w:num w:numId="9">
+  <w:num w:numId="9" w16cid:durableId="1049844487">
     <w:abstractNumId w:val="7"/>
   </w:num>
-  <w:num w:numId="10">
+  <w:num w:numId="10" w16cid:durableId="1972397202">
     <w:abstractNumId w:val="19"/>
   </w:num>
-  <w:num w:numId="11">
+  <w:num w:numId="11" w16cid:durableId="1353149585">
     <w:abstractNumId w:val="16"/>
   </w:num>
-  <w:num w:numId="12">
+  <w:num w:numId="12" w16cid:durableId="2027166945">
     <w:abstractNumId w:val="5"/>
   </w:num>
-  <w:num w:numId="13">
+  <w:num w:numId="13" w16cid:durableId="938290164">
     <w:abstractNumId w:val="0"/>
   </w:num>
-  <w:num w:numId="14">
+  <w:num w:numId="14" w16cid:durableId="1774860813">
     <w:abstractNumId w:val="21"/>
   </w:num>
-  <w:num w:numId="15">
+  <w:num w:numId="15" w16cid:durableId="1145389738">
     <w:abstractNumId w:val="17"/>
   </w:num>
-  <w:num w:numId="16">
+  <w:num w:numId="16" w16cid:durableId="1537351388">
     <w:abstractNumId w:val="10"/>
   </w:num>
-  <w:num w:numId="17">
+  <w:num w:numId="17" w16cid:durableId="1274242980">
     <w:abstractNumId w:val="15"/>
   </w:num>
-  <w:num w:numId="18">
+  <w:num w:numId="18" w16cid:durableId="2068722355">
     <w:abstractNumId w:val="2"/>
   </w:num>
-  <w:num w:numId="19">
+  <w:num w:numId="19" w16cid:durableId="1364666924">
     <w:abstractNumId w:val="23"/>
   </w:num>
-  <w:num w:numId="20">
+  <w:num w:numId="20" w16cid:durableId="1421871498">
     <w:abstractNumId w:val="20"/>
   </w:num>
-  <w:num w:numId="21">
+  <w:num w:numId="21" w16cid:durableId="1328896852">
     <w:abstractNumId w:val="24"/>
   </w:num>
-  <w:num w:numId="22">
+  <w:num w:numId="22" w16cid:durableId="218830861">
     <w:abstractNumId w:val="3"/>
   </w:num>
-  <w:num w:numId="23">
+  <w:num w:numId="23" w16cid:durableId="1043603289">
     <w:abstractNumId w:val="6"/>
   </w:num>
-  <w:num w:numId="24">
+  <w:num w:numId="24" w16cid:durableId="1500383223">
     <w:abstractNumId w:val="18"/>
   </w:num>
-  <w:num w:numId="25">
+  <w:num w:numId="25" w16cid:durableId="256443393">
     <w:abstractNumId w:val="12"/>
   </w:num>
 </w:numbering>
@@ -28476,7 +28214,7 @@
     <w:lsdException w:name="Unresolved Mention" w:semiHidden="1" w:unhideWhenUsed="1"/>
     <w:lsdException w:name="Smart Link" w:semiHidden="1" w:unhideWhenUsed="1"/>
   </w:latentStyles>
-  <w:style w:type="paragraph" w:default="1" w:styleId="a">
+  <w:style w:type="paragraph" w:default="1" w:styleId="Normal">
     <w:name w:val="Normal"/>
     <w:qFormat/>
     <w:pPr>
@@ -28488,10 +28226,10 @@
       <w:color w:val="000000"/>
     </w:rPr>
   </w:style>
-  <w:style w:type="paragraph" w:styleId="1">
+  <w:style w:type="paragraph" w:styleId="Heading1">
     <w:name w:val="heading 1"/>
-    <w:next w:val="a"/>
-    <w:link w:val="10"/>
+    <w:next w:val="Normal"/>
+    <w:link w:val="Heading1Char"/>
     <w:uiPriority w:val="9"/>
     <w:qFormat/>
     <w:pPr>
@@ -28509,13 +28247,13 @@
       <w:sz w:val="24"/>
     </w:rPr>
   </w:style>
-  <w:style w:type="character" w:default="1" w:styleId="a0">
+  <w:style w:type="character" w:default="1" w:styleId="DefaultParagraphFont">
     <w:name w:val="Default Paragraph Font"/>
     <w:uiPriority w:val="1"/>
     <w:semiHidden/>
     <w:unhideWhenUsed/>
   </w:style>
-  <w:style w:type="table" w:default="1" w:styleId="a1">
+  <w:style w:type="table" w:default="1" w:styleId="TableNormal">
     <w:name w:val="Normal Table"/>
     <w:uiPriority w:val="99"/>
     <w:semiHidden/>
@@ -28530,15 +28268,15 @@
       </w:tblCellMar>
     </w:tblPr>
   </w:style>
-  <w:style w:type="numbering" w:default="1" w:styleId="a2">
+  <w:style w:type="numbering" w:default="1" w:styleId="NoList">
     <w:name w:val="No List"/>
     <w:uiPriority w:val="99"/>
     <w:semiHidden/>
     <w:unhideWhenUsed/>
   </w:style>
-  <w:style w:type="character" w:customStyle="1" w:styleId="10">
-    <w:name w:val="כותרת 1 תו"/>
-    <w:link w:val="1"/>
+  <w:style w:type="character" w:customStyle="1" w:styleId="Heading1Char">
+    <w:name w:val="Heading 1 Char"/>
+    <w:link w:val="Heading1"/>
     <w:rPr>
       <w:rFonts w:ascii="Arial" w:eastAsia="Arial" w:hAnsi="Arial" w:cs="Arial"/>
       <w:b/>
@@ -28560,9 +28298,9 @@
       </w:tblCellMar>
     </w:tblPr>
   </w:style>
-  <w:style w:type="paragraph" w:styleId="a3">
+  <w:style w:type="paragraph" w:styleId="ListParagraph">
     <w:name w:val="List Paragraph"/>
-    <w:basedOn w:val="a"/>
+    <w:basedOn w:val="Normal"/>
     <w:uiPriority w:val="34"/>
     <w:qFormat/>
     <w:rsid w:val="00C20BB5"/>

--- a/הצעת פרויקט - מעודכן גל-     33054.docx
+++ b/הצעת פרויקט - מעודכן גל-     33054.docx
@@ -2246,7 +2246,7 @@
     </w:p>
     <w:p>
       <w:pPr>
-        <w:pStyle w:val="a3"/>
+        <w:pStyle w:val="ListParagraph"/>
         <w:numPr>
           <w:ilvl w:val="0"/>
           <w:numId w:val="18"/>
@@ -2308,7 +2308,7 @@
     </w:p>
     <w:p>
       <w:pPr>
-        <w:pStyle w:val="a3"/>
+        <w:pStyle w:val="ListParagraph"/>
         <w:numPr>
           <w:ilvl w:val="0"/>
           <w:numId w:val="18"/>
@@ -2334,7 +2334,7 @@
     </w:p>
     <w:p>
       <w:pPr>
-        <w:pStyle w:val="a3"/>
+        <w:pStyle w:val="ListParagraph"/>
         <w:numPr>
           <w:ilvl w:val="0"/>
           <w:numId w:val="18"/>
@@ -2386,7 +2386,7 @@
     </w:p>
     <w:p>
       <w:pPr>
-        <w:pStyle w:val="a3"/>
+        <w:pStyle w:val="ListParagraph"/>
         <w:numPr>
           <w:ilvl w:val="0"/>
           <w:numId w:val="18"/>
@@ -2421,7 +2421,7 @@
     </w:p>
     <w:p>
       <w:pPr>
-        <w:pStyle w:val="a3"/>
+        <w:pStyle w:val="ListParagraph"/>
         <w:numPr>
           <w:ilvl w:val="0"/>
           <w:numId w:val="18"/>
@@ -2780,7 +2780,7 @@
     </w:p>
     <w:p>
       <w:pPr>
-        <w:pStyle w:val="a3"/>
+        <w:pStyle w:val="ListParagraph"/>
         <w:numPr>
           <w:ilvl w:val="1"/>
           <w:numId w:val="18"/>
@@ -2822,7 +2822,7 @@
     </w:p>
     <w:p>
       <w:pPr>
-        <w:pStyle w:val="a3"/>
+        <w:pStyle w:val="ListParagraph"/>
         <w:spacing w:after="5" w:line="250" w:lineRule="auto"/>
         <w:ind w:left="927" w:right="687"/>
         <w:jc w:val="left"/>
@@ -2837,7 +2837,7 @@
     </w:p>
     <w:p>
       <w:pPr>
-        <w:pStyle w:val="a3"/>
+        <w:pStyle w:val="ListParagraph"/>
         <w:numPr>
           <w:ilvl w:val="2"/>
           <w:numId w:val="18"/>
@@ -2888,7 +2888,7 @@
     </w:p>
     <w:p>
       <w:pPr>
-        <w:pStyle w:val="a3"/>
+        <w:pStyle w:val="ListParagraph"/>
         <w:numPr>
           <w:ilvl w:val="2"/>
           <w:numId w:val="18"/>
@@ -2949,7 +2949,7 @@
     </w:p>
     <w:p>
       <w:pPr>
-        <w:pStyle w:val="a3"/>
+        <w:pStyle w:val="ListParagraph"/>
         <w:numPr>
           <w:ilvl w:val="2"/>
           <w:numId w:val="18"/>
@@ -3104,7 +3104,7 @@
     </w:p>
     <w:p>
       <w:pPr>
-        <w:pStyle w:val="a3"/>
+        <w:pStyle w:val="ListParagraph"/>
         <w:numPr>
           <w:ilvl w:val="1"/>
           <w:numId w:val="18"/>
@@ -3175,7 +3175,7 @@
     </w:p>
     <w:p>
       <w:pPr>
-        <w:pStyle w:val="a3"/>
+        <w:pStyle w:val="ListParagraph"/>
         <w:numPr>
           <w:ilvl w:val="2"/>
           <w:numId w:val="18"/>
@@ -3210,7 +3210,7 @@
     </w:p>
     <w:p>
       <w:pPr>
-        <w:pStyle w:val="a3"/>
+        <w:pStyle w:val="ListParagraph"/>
         <w:numPr>
           <w:ilvl w:val="2"/>
           <w:numId w:val="18"/>
@@ -3263,7 +3263,7 @@
     </w:p>
     <w:p>
       <w:pPr>
-        <w:pStyle w:val="a3"/>
+        <w:pStyle w:val="ListParagraph"/>
         <w:numPr>
           <w:ilvl w:val="2"/>
           <w:numId w:val="18"/>
@@ -3323,7 +3323,7 @@
     </w:p>
     <w:p>
       <w:pPr>
-        <w:pStyle w:val="a3"/>
+        <w:pStyle w:val="ListParagraph"/>
         <w:numPr>
           <w:ilvl w:val="2"/>
           <w:numId w:val="18"/>
@@ -3358,7 +3358,7 @@
     </w:p>
     <w:p>
       <w:pPr>
-        <w:pStyle w:val="a3"/>
+        <w:pStyle w:val="ListParagraph"/>
         <w:numPr>
           <w:ilvl w:val="2"/>
           <w:numId w:val="18"/>
@@ -3444,7 +3444,7 @@
     </w:p>
     <w:p>
       <w:pPr>
-        <w:pStyle w:val="a3"/>
+        <w:pStyle w:val="ListParagraph"/>
         <w:numPr>
           <w:ilvl w:val="2"/>
           <w:numId w:val="18"/>
@@ -3479,7 +3479,7 @@
     </w:p>
     <w:p>
       <w:pPr>
-        <w:pStyle w:val="a3"/>
+        <w:pStyle w:val="ListParagraph"/>
         <w:numPr>
           <w:ilvl w:val="2"/>
           <w:numId w:val="18"/>
@@ -3539,7 +3539,7 @@
     </w:p>
     <w:p>
       <w:pPr>
-        <w:pStyle w:val="a3"/>
+        <w:pStyle w:val="ListParagraph"/>
         <w:numPr>
           <w:ilvl w:val="2"/>
           <w:numId w:val="18"/>
@@ -3591,7 +3591,7 @@
     </w:p>
     <w:p>
       <w:pPr>
-        <w:pStyle w:val="a3"/>
+        <w:pStyle w:val="ListParagraph"/>
         <w:numPr>
           <w:ilvl w:val="2"/>
           <w:numId w:val="18"/>
@@ -3643,7 +3643,7 @@
     </w:p>
     <w:p>
       <w:pPr>
-        <w:pStyle w:val="a3"/>
+        <w:pStyle w:val="ListParagraph"/>
         <w:numPr>
           <w:ilvl w:val="2"/>
           <w:numId w:val="18"/>
@@ -3687,7 +3687,7 @@
     </w:p>
     <w:p>
       <w:pPr>
-        <w:pStyle w:val="a3"/>
+        <w:pStyle w:val="ListParagraph"/>
         <w:numPr>
           <w:ilvl w:val="2"/>
           <w:numId w:val="18"/>
@@ -3713,7 +3713,7 @@
     </w:p>
     <w:p>
       <w:pPr>
-        <w:pStyle w:val="a3"/>
+        <w:pStyle w:val="ListParagraph"/>
         <w:numPr>
           <w:ilvl w:val="2"/>
           <w:numId w:val="18"/>
@@ -3748,7 +3748,7 @@
     </w:p>
     <w:p>
       <w:pPr>
-        <w:pStyle w:val="a3"/>
+        <w:pStyle w:val="ListParagraph"/>
         <w:numPr>
           <w:ilvl w:val="2"/>
           <w:numId w:val="18"/>
@@ -3792,7 +3792,7 @@
     </w:p>
     <w:p>
       <w:pPr>
-        <w:pStyle w:val="a3"/>
+        <w:pStyle w:val="ListParagraph"/>
         <w:numPr>
           <w:ilvl w:val="2"/>
           <w:numId w:val="18"/>
@@ -3827,7 +3827,7 @@
     </w:p>
     <w:p>
       <w:pPr>
-        <w:pStyle w:val="a3"/>
+        <w:pStyle w:val="ListParagraph"/>
         <w:numPr>
           <w:ilvl w:val="2"/>
           <w:numId w:val="18"/>
@@ -3862,7 +3862,7 @@
     </w:p>
     <w:p>
       <w:pPr>
-        <w:pStyle w:val="a3"/>
+        <w:pStyle w:val="ListParagraph"/>
         <w:numPr>
           <w:ilvl w:val="2"/>
           <w:numId w:val="18"/>
@@ -3943,7 +3943,7 @@
     </w:p>
     <w:p>
       <w:pPr>
-        <w:pStyle w:val="a3"/>
+        <w:pStyle w:val="ListParagraph"/>
         <w:numPr>
           <w:ilvl w:val="2"/>
           <w:numId w:val="18"/>
@@ -4033,7 +4033,7 @@
     </w:p>
     <w:p>
       <w:pPr>
-        <w:pStyle w:val="a3"/>
+        <w:pStyle w:val="ListParagraph"/>
         <w:numPr>
           <w:ilvl w:val="2"/>
           <w:numId w:val="18"/>
@@ -4106,7 +4106,7 @@
     </w:p>
     <w:p>
       <w:pPr>
-        <w:pStyle w:val="a3"/>
+        <w:pStyle w:val="ListParagraph"/>
         <w:numPr>
           <w:ilvl w:val="2"/>
           <w:numId w:val="18"/>
@@ -4179,7 +4179,7 @@
     </w:p>
     <w:p>
       <w:pPr>
-        <w:pStyle w:val="a3"/>
+        <w:pStyle w:val="ListParagraph"/>
         <w:numPr>
           <w:ilvl w:val="2"/>
           <w:numId w:val="18"/>
@@ -4252,7 +4252,7 @@
     </w:p>
     <w:p>
       <w:pPr>
-        <w:pStyle w:val="a3"/>
+        <w:pStyle w:val="ListParagraph"/>
         <w:numPr>
           <w:ilvl w:val="2"/>
           <w:numId w:val="18"/>
@@ -4325,7 +4325,7 @@
     </w:p>
     <w:p>
       <w:pPr>
-        <w:pStyle w:val="a3"/>
+        <w:pStyle w:val="ListParagraph"/>
         <w:numPr>
           <w:ilvl w:val="2"/>
           <w:numId w:val="18"/>
@@ -4398,7 +4398,7 @@
     </w:p>
     <w:p>
       <w:pPr>
-        <w:pStyle w:val="a3"/>
+        <w:pStyle w:val="ListParagraph"/>
         <w:numPr>
           <w:ilvl w:val="2"/>
           <w:numId w:val="18"/>
@@ -4471,7 +4471,7 @@
     </w:p>
     <w:p>
       <w:pPr>
-        <w:pStyle w:val="a3"/>
+        <w:pStyle w:val="ListParagraph"/>
         <w:numPr>
           <w:ilvl w:val="2"/>
           <w:numId w:val="18"/>
@@ -4506,7 +4506,7 @@
     </w:p>
     <w:p>
       <w:pPr>
-        <w:pStyle w:val="a3"/>
+        <w:pStyle w:val="ListParagraph"/>
         <w:numPr>
           <w:ilvl w:val="2"/>
           <w:numId w:val="18"/>
@@ -4541,7 +4541,7 @@
     </w:p>
     <w:p>
       <w:pPr>
-        <w:pStyle w:val="a3"/>
+        <w:pStyle w:val="ListParagraph"/>
         <w:numPr>
           <w:ilvl w:val="2"/>
           <w:numId w:val="18"/>
@@ -4576,7 +4576,7 @@
     </w:p>
     <w:p>
       <w:pPr>
-        <w:pStyle w:val="a3"/>
+        <w:pStyle w:val="ListParagraph"/>
         <w:numPr>
           <w:ilvl w:val="2"/>
           <w:numId w:val="18"/>
@@ -4611,7 +4611,7 @@
     </w:p>
     <w:p>
       <w:pPr>
-        <w:pStyle w:val="a3"/>
+        <w:pStyle w:val="ListParagraph"/>
         <w:numPr>
           <w:ilvl w:val="2"/>
           <w:numId w:val="18"/>
@@ -4646,7 +4646,7 @@
     </w:p>
     <w:p>
       <w:pPr>
-        <w:pStyle w:val="a3"/>
+        <w:pStyle w:val="ListParagraph"/>
         <w:numPr>
           <w:ilvl w:val="2"/>
           <w:numId w:val="18"/>
@@ -4681,7 +4681,7 @@
     </w:p>
     <w:p>
       <w:pPr>
-        <w:pStyle w:val="a3"/>
+        <w:pStyle w:val="ListParagraph"/>
         <w:numPr>
           <w:ilvl w:val="2"/>
           <w:numId w:val="18"/>
@@ -4769,7 +4769,7 @@
     </w:p>
     <w:p>
       <w:pPr>
-        <w:pStyle w:val="a3"/>
+        <w:pStyle w:val="ListParagraph"/>
         <w:numPr>
           <w:ilvl w:val="1"/>
           <w:numId w:val="18"/>
@@ -4840,7 +4840,7 @@
     </w:p>
     <w:p>
       <w:pPr>
-        <w:pStyle w:val="a3"/>
+        <w:pStyle w:val="ListParagraph"/>
         <w:spacing w:after="0"/>
         <w:ind w:left="927" w:right="343"/>
         <w:jc w:val="left"/>
@@ -4854,7 +4854,7 @@
     </w:p>
     <w:p>
       <w:pPr>
-        <w:pStyle w:val="a3"/>
+        <w:pStyle w:val="ListParagraph"/>
         <w:numPr>
           <w:ilvl w:val="2"/>
           <w:numId w:val="18"/>
@@ -4906,7 +4906,7 @@
     </w:p>
     <w:p>
       <w:pPr>
-        <w:pStyle w:val="a3"/>
+        <w:pStyle w:val="ListParagraph"/>
         <w:numPr>
           <w:ilvl w:val="2"/>
           <w:numId w:val="18"/>
@@ -4941,7 +4941,7 @@
     </w:p>
     <w:p>
       <w:pPr>
-        <w:pStyle w:val="a3"/>
+        <w:pStyle w:val="ListParagraph"/>
         <w:numPr>
           <w:ilvl w:val="2"/>
           <w:numId w:val="18"/>
@@ -4984,7 +4984,7 @@
     </w:p>
     <w:p>
       <w:pPr>
-        <w:pStyle w:val="a3"/>
+        <w:pStyle w:val="ListParagraph"/>
         <w:numPr>
           <w:ilvl w:val="2"/>
           <w:numId w:val="18"/>
@@ -5036,7 +5036,7 @@
     </w:p>
     <w:p>
       <w:pPr>
-        <w:pStyle w:val="a3"/>
+        <w:pStyle w:val="ListParagraph"/>
         <w:numPr>
           <w:ilvl w:val="2"/>
           <w:numId w:val="18"/>
@@ -5105,7 +5105,7 @@
     </w:p>
     <w:p>
       <w:pPr>
-        <w:pStyle w:val="a3"/>
+        <w:pStyle w:val="ListParagraph"/>
         <w:numPr>
           <w:ilvl w:val="2"/>
           <w:numId w:val="18"/>
@@ -5166,7 +5166,7 @@
     </w:p>
     <w:p>
       <w:pPr>
-        <w:pStyle w:val="a3"/>
+        <w:pStyle w:val="ListParagraph"/>
         <w:numPr>
           <w:ilvl w:val="2"/>
           <w:numId w:val="18"/>
@@ -5236,7 +5236,7 @@
     </w:p>
     <w:p>
       <w:pPr>
-        <w:pStyle w:val="a3"/>
+        <w:pStyle w:val="ListParagraph"/>
         <w:numPr>
           <w:ilvl w:val="2"/>
           <w:numId w:val="18"/>
@@ -5306,7 +5306,7 @@
     </w:p>
     <w:p>
       <w:pPr>
-        <w:pStyle w:val="a3"/>
+        <w:pStyle w:val="ListParagraph"/>
         <w:numPr>
           <w:ilvl w:val="2"/>
           <w:numId w:val="18"/>
@@ -5366,7 +5366,7 @@
     </w:p>
     <w:p>
       <w:pPr>
-        <w:pStyle w:val="a3"/>
+        <w:pStyle w:val="ListParagraph"/>
         <w:numPr>
           <w:ilvl w:val="2"/>
           <w:numId w:val="18"/>
@@ -5418,7 +5418,7 @@
     </w:p>
     <w:p>
       <w:pPr>
-        <w:pStyle w:val="a3"/>
+        <w:pStyle w:val="ListParagraph"/>
         <w:numPr>
           <w:ilvl w:val="2"/>
           <w:numId w:val="18"/>
@@ -5470,7 +5470,7 @@
     </w:p>
     <w:p>
       <w:pPr>
-        <w:pStyle w:val="a3"/>
+        <w:pStyle w:val="ListParagraph"/>
         <w:numPr>
           <w:ilvl w:val="2"/>
           <w:numId w:val="18"/>
@@ -5522,7 +5522,7 @@
     </w:p>
     <w:p>
       <w:pPr>
-        <w:pStyle w:val="a3"/>
+        <w:pStyle w:val="ListParagraph"/>
         <w:numPr>
           <w:ilvl w:val="2"/>
           <w:numId w:val="18"/>
@@ -5574,7 +5574,7 @@
     </w:p>
     <w:p>
       <w:pPr>
-        <w:pStyle w:val="a3"/>
+        <w:pStyle w:val="ListParagraph"/>
         <w:numPr>
           <w:ilvl w:val="2"/>
           <w:numId w:val="18"/>
@@ -5626,7 +5626,7 @@
     </w:p>
     <w:p>
       <w:pPr>
-        <w:pStyle w:val="a3"/>
+        <w:pStyle w:val="ListParagraph"/>
         <w:numPr>
           <w:ilvl w:val="2"/>
           <w:numId w:val="18"/>
@@ -5679,7 +5679,7 @@
     </w:p>
     <w:p>
       <w:pPr>
-        <w:pStyle w:val="a3"/>
+        <w:pStyle w:val="ListParagraph"/>
         <w:numPr>
           <w:ilvl w:val="2"/>
           <w:numId w:val="18"/>
@@ -5777,7 +5777,7 @@
     </w:p>
     <w:p>
       <w:pPr>
-        <w:pStyle w:val="a3"/>
+        <w:pStyle w:val="ListParagraph"/>
         <w:numPr>
           <w:ilvl w:val="2"/>
           <w:numId w:val="18"/>
@@ -5812,7 +5812,7 @@
     </w:p>
     <w:p>
       <w:pPr>
-        <w:pStyle w:val="a3"/>
+        <w:pStyle w:val="ListParagraph"/>
         <w:numPr>
           <w:ilvl w:val="2"/>
           <w:numId w:val="18"/>
@@ -5864,7 +5864,7 @@
     </w:p>
     <w:p>
       <w:pPr>
-        <w:pStyle w:val="a3"/>
+        <w:pStyle w:val="ListParagraph"/>
         <w:numPr>
           <w:ilvl w:val="2"/>
           <w:numId w:val="18"/>
@@ -5899,7 +5899,7 @@
     </w:p>
     <w:p>
       <w:pPr>
-        <w:pStyle w:val="a3"/>
+        <w:pStyle w:val="ListParagraph"/>
         <w:numPr>
           <w:ilvl w:val="2"/>
           <w:numId w:val="18"/>
@@ -5934,7 +5934,7 @@
     </w:p>
     <w:p>
       <w:pPr>
-        <w:pStyle w:val="a3"/>
+        <w:pStyle w:val="ListParagraph"/>
         <w:numPr>
           <w:ilvl w:val="2"/>
           <w:numId w:val="18"/>
@@ -5969,7 +5969,7 @@
     </w:p>
     <w:p>
       <w:pPr>
-        <w:pStyle w:val="a3"/>
+        <w:pStyle w:val="ListParagraph"/>
         <w:numPr>
           <w:ilvl w:val="2"/>
           <w:numId w:val="18"/>
@@ -6056,7 +6056,7 @@
     </w:p>
     <w:p>
       <w:pPr>
-        <w:pStyle w:val="a3"/>
+        <w:pStyle w:val="ListParagraph"/>
         <w:numPr>
           <w:ilvl w:val="2"/>
           <w:numId w:val="18"/>
@@ -6091,7 +6091,7 @@
     </w:p>
     <w:p>
       <w:pPr>
-        <w:pStyle w:val="a3"/>
+        <w:pStyle w:val="ListParagraph"/>
         <w:numPr>
           <w:ilvl w:val="2"/>
           <w:numId w:val="18"/>
@@ -6126,7 +6126,7 @@
     </w:p>
     <w:p>
       <w:pPr>
-        <w:pStyle w:val="a3"/>
+        <w:pStyle w:val="ListParagraph"/>
         <w:numPr>
           <w:ilvl w:val="2"/>
           <w:numId w:val="18"/>
@@ -6161,7 +6161,7 @@
     </w:p>
     <w:p>
       <w:pPr>
-        <w:pStyle w:val="a3"/>
+        <w:pStyle w:val="ListParagraph"/>
         <w:numPr>
           <w:ilvl w:val="2"/>
           <w:numId w:val="18"/>
@@ -6214,7 +6214,7 @@
     </w:p>
     <w:p>
       <w:pPr>
-        <w:pStyle w:val="a3"/>
+        <w:pStyle w:val="ListParagraph"/>
         <w:numPr>
           <w:ilvl w:val="2"/>
           <w:numId w:val="18"/>
@@ -6270,7 +6270,7 @@
     </w:p>
     <w:p>
       <w:pPr>
-        <w:pStyle w:val="a3"/>
+        <w:pStyle w:val="ListParagraph"/>
         <w:numPr>
           <w:ilvl w:val="0"/>
           <w:numId w:val="18"/>
@@ -6309,7 +6309,7 @@
     </w:p>
     <w:p>
       <w:pPr>
-        <w:pStyle w:val="a3"/>
+        <w:pStyle w:val="ListParagraph"/>
         <w:numPr>
           <w:ilvl w:val="1"/>
           <w:numId w:val="18"/>
@@ -6353,7 +6353,7 @@
     </w:p>
     <w:p>
       <w:pPr>
-        <w:pStyle w:val="a3"/>
+        <w:pStyle w:val="ListParagraph"/>
         <w:spacing w:after="0"/>
         <w:ind w:left="927" w:right="71"/>
         <w:jc w:val="left"/>
@@ -6439,7 +6439,7 @@
     </w:p>
     <w:p>
       <w:pPr>
-        <w:pStyle w:val="a3"/>
+        <w:pStyle w:val="ListParagraph"/>
         <w:spacing w:after="0"/>
         <w:ind w:left="927" w:right="71"/>
         <w:jc w:val="left"/>
@@ -6453,7 +6453,7 @@
     </w:p>
     <w:p>
       <w:pPr>
-        <w:pStyle w:val="a3"/>
+        <w:pStyle w:val="ListParagraph"/>
         <w:numPr>
           <w:ilvl w:val="1"/>
           <w:numId w:val="18"/>
@@ -6479,7 +6479,7 @@
     </w:p>
     <w:p>
       <w:pPr>
-        <w:pStyle w:val="a3"/>
+        <w:pStyle w:val="ListParagraph"/>
         <w:spacing w:after="0"/>
         <w:ind w:left="927" w:right="71"/>
         <w:jc w:val="left"/>
@@ -6502,7 +6502,7 @@
     </w:p>
     <w:p>
       <w:pPr>
-        <w:pStyle w:val="a3"/>
+        <w:pStyle w:val="ListParagraph"/>
         <w:spacing w:after="0"/>
         <w:ind w:left="927" w:right="71"/>
         <w:jc w:val="left"/>
@@ -6550,7 +6550,7 @@
     </w:p>
     <w:p>
       <w:pPr>
-        <w:pStyle w:val="a3"/>
+        <w:pStyle w:val="ListParagraph"/>
         <w:spacing w:after="0"/>
         <w:ind w:left="927" w:right="71"/>
         <w:jc w:val="left"/>
@@ -6564,7 +6564,7 @@
     </w:p>
     <w:p>
       <w:pPr>
-        <w:pStyle w:val="a3"/>
+        <w:pStyle w:val="ListParagraph"/>
         <w:numPr>
           <w:ilvl w:val="1"/>
           <w:numId w:val="18"/>
@@ -6590,17 +6590,34 @@
     </w:p>
     <w:p>
       <w:pPr>
-        <w:pStyle w:val="a3"/>
+        <w:pStyle w:val="ListParagraph"/>
         <w:spacing w:after="0"/>
         <w:ind w:left="927" w:right="71"/>
         <w:jc w:val="left"/>
         <w:rPr>
+          <w:rFonts w:ascii="David" w:hAnsi="David" w:cs="David"/>
+          <w:sz w:val="28"/>
+          <w:szCs w:val="28"/>
+          <w:rtl/>
+        </w:rPr>
+      </w:pPr>
+      <w:r>
+        <w:rPr>
           <w:rFonts w:ascii="David" w:hAnsi="David" w:cs="David" w:hint="cs"/>
           <w:sz w:val="28"/>
           <w:szCs w:val="28"/>
           <w:rtl/>
         </w:rPr>
-      </w:pPr>
+        <w:t xml:space="preserve">פתרון: מסד הנתונים </w:t>
+      </w:r>
+      <w:r>
+        <w:rPr>
+          <w:rFonts w:ascii="David" w:hAnsi="David" w:cs="David"/>
+          <w:sz w:val="28"/>
+          <w:szCs w:val="28"/>
+        </w:rPr>
+        <w:t>Firebase Realtime</w:t>
+      </w:r>
       <w:r>
         <w:rPr>
           <w:rFonts w:ascii="David" w:hAnsi="David" w:cs="David" w:hint="cs"/>
@@ -6608,15 +6625,15 @@
           <w:szCs w:val="28"/>
           <w:rtl/>
         </w:rPr>
-        <w:t xml:space="preserve">פתרון: מסד הנתונים </w:t>
-      </w:r>
-      <w:r>
-        <w:rPr>
-          <w:rFonts w:ascii="David" w:hAnsi="David" w:cs="David"/>
-          <w:sz w:val="28"/>
-          <w:szCs w:val="28"/>
-        </w:rPr>
-        <w:t>Firebase Realtime</w:t>
+        <w:t xml:space="preserve"> הוא מסד נתונים </w:t>
+      </w:r>
+      <w:r>
+        <w:rPr>
+          <w:rFonts w:ascii="David" w:hAnsi="David" w:cs="David"/>
+          <w:sz w:val="28"/>
+          <w:szCs w:val="28"/>
+        </w:rPr>
+        <w:t>NoSQL</w:t>
       </w:r>
       <w:r>
         <w:rPr>
@@ -6625,23 +6642,6 @@
           <w:szCs w:val="28"/>
           <w:rtl/>
         </w:rPr>
-        <w:t xml:space="preserve"> הוא מסד נתונים </w:t>
-      </w:r>
-      <w:r>
-        <w:rPr>
-          <w:rFonts w:ascii="David" w:hAnsi="David" w:cs="David"/>
-          <w:sz w:val="28"/>
-          <w:szCs w:val="28"/>
-        </w:rPr>
-        <w:t>NoSQL</w:t>
-      </w:r>
-      <w:r>
-        <w:rPr>
-          <w:rFonts w:ascii="David" w:hAnsi="David" w:cs="David" w:hint="cs"/>
-          <w:sz w:val="28"/>
-          <w:szCs w:val="28"/>
-          <w:rtl/>
-        </w:rPr>
         <w:t xml:space="preserve"> המתארח בענן המאפשר לאחסן ולסנכרן נתונים בין המשתמשים בזמן אמת.</w:t>
       </w:r>
     </w:p>
@@ -6719,7 +6719,7 @@
     </w:p>
     <w:p>
       <w:pPr>
-        <w:pStyle w:val="a3"/>
+        <w:pStyle w:val="ListParagraph"/>
         <w:numPr>
           <w:ilvl w:val="0"/>
           <w:numId w:val="18"/>
@@ -6748,7 +6748,7 @@
     </w:p>
     <w:p>
       <w:pPr>
-        <w:pStyle w:val="a3"/>
+        <w:pStyle w:val="ListParagraph"/>
         <w:spacing w:after="103"/>
         <w:jc w:val="left"/>
         <w:rPr>
@@ -6763,7 +6763,7 @@
     </w:p>
     <w:p>
       <w:pPr>
-        <w:pStyle w:val="a3"/>
+        <w:pStyle w:val="ListParagraph"/>
         <w:numPr>
           <w:ilvl w:val="1"/>
           <w:numId w:val="18"/>
@@ -6794,7 +6794,7 @@
     </w:p>
     <w:p>
       <w:pPr>
-        <w:pStyle w:val="a3"/>
+        <w:pStyle w:val="ListParagraph"/>
         <w:spacing w:after="103"/>
         <w:ind w:left="927"/>
         <w:jc w:val="left"/>
@@ -6808,7 +6808,7 @@
     </w:p>
     <w:p>
       <w:pPr>
-        <w:pStyle w:val="a3"/>
+        <w:pStyle w:val="ListParagraph"/>
         <w:spacing w:after="103"/>
         <w:ind w:left="927"/>
         <w:jc w:val="left"/>
@@ -6885,7 +6885,7 @@
                     </pic:cNvPicPr>
                   </pic:nvPicPr>
                   <pic:blipFill>
-                    <a:blip r:embed="rId7" cstate="print">
+                    <a:blip r:embed="rId8" cstate="print">
                       <a:extLst>
                         <a:ext uri="{28A0092B-C50C-407E-A947-70E740481C1C}">
                           <a14:useLocalDpi xmlns:a14="http://schemas.microsoft.com/office/drawing/2010/main" val="0"/>
@@ -7267,7 +7267,7 @@
     </w:p>
     <w:p>
       <w:pPr>
-        <w:pStyle w:val="a3"/>
+        <w:pStyle w:val="ListParagraph"/>
         <w:numPr>
           <w:ilvl w:val="1"/>
           <w:numId w:val="18"/>
@@ -7309,7 +7309,7 @@
     </w:p>
     <w:p>
       <w:pPr>
-        <w:pStyle w:val="a3"/>
+        <w:pStyle w:val="ListParagraph"/>
         <w:numPr>
           <w:ilvl w:val="0"/>
           <w:numId w:val="21"/>
@@ -7359,7 +7359,7 @@
     </w:p>
     <w:p>
       <w:pPr>
-        <w:pStyle w:val="a3"/>
+        <w:pStyle w:val="ListParagraph"/>
         <w:numPr>
           <w:ilvl w:val="0"/>
           <w:numId w:val="21"/>
@@ -7421,7 +7421,7 @@
     </w:p>
     <w:p>
       <w:pPr>
-        <w:pStyle w:val="a3"/>
+        <w:pStyle w:val="ListParagraph"/>
         <w:numPr>
           <w:ilvl w:val="1"/>
           <w:numId w:val="18"/>
@@ -7453,7 +7453,7 @@
     </w:p>
     <w:p>
       <w:pPr>
-        <w:pStyle w:val="a3"/>
+        <w:pStyle w:val="ListParagraph"/>
         <w:numPr>
           <w:ilvl w:val="0"/>
           <w:numId w:val="22"/>
@@ -7526,7 +7526,7 @@
     </w:p>
     <w:p>
       <w:pPr>
-        <w:pStyle w:val="a3"/>
+        <w:pStyle w:val="ListParagraph"/>
         <w:spacing w:after="22"/>
         <w:ind w:left="1647" w:right="52"/>
         <w:jc w:val="left"/>
@@ -7551,7 +7551,7 @@
     </w:p>
     <w:p>
       <w:pPr>
-        <w:pStyle w:val="a3"/>
+        <w:pStyle w:val="ListParagraph"/>
         <w:numPr>
           <w:ilvl w:val="1"/>
           <w:numId w:val="18"/>
@@ -7583,7 +7583,7 @@
     </w:p>
     <w:p>
       <w:pPr>
-        <w:pStyle w:val="a3"/>
+        <w:pStyle w:val="ListParagraph"/>
         <w:numPr>
           <w:ilvl w:val="0"/>
           <w:numId w:val="22"/>
@@ -7681,7 +7681,7 @@
     </w:p>
     <w:p>
       <w:pPr>
-        <w:pStyle w:val="a3"/>
+        <w:pStyle w:val="ListParagraph"/>
         <w:spacing w:after="22"/>
         <w:ind w:left="1647" w:right="52"/>
         <w:jc w:val="left"/>
@@ -7697,7 +7697,7 @@
     </w:p>
     <w:p>
       <w:pPr>
-        <w:pStyle w:val="a3"/>
+        <w:pStyle w:val="ListParagraph"/>
         <w:numPr>
           <w:ilvl w:val="1"/>
           <w:numId w:val="18"/>
@@ -7740,7 +7740,7 @@
     </w:p>
     <w:p>
       <w:pPr>
-        <w:pStyle w:val="a3"/>
+        <w:pStyle w:val="ListParagraph"/>
         <w:spacing w:after="22"/>
         <w:ind w:left="927" w:right="52"/>
         <w:jc w:val="left"/>
@@ -7757,7 +7757,7 @@
     </w:p>
     <w:p>
       <w:pPr>
-        <w:pStyle w:val="a3"/>
+        <w:pStyle w:val="ListParagraph"/>
         <w:spacing w:after="22"/>
         <w:ind w:left="927" w:right="52"/>
         <w:jc w:val="left"/>
@@ -7860,7 +7860,7 @@
                     </pic:cNvPicPr>
                   </pic:nvPicPr>
                   <pic:blipFill>
-                    <a:blip r:embed="rId8" cstate="print">
+                    <a:blip r:embed="rId9" cstate="print">
                       <a:extLst>
                         <a:ext uri="{28A0092B-C50C-407E-A947-70E740481C1C}">
                           <a14:useLocalDpi xmlns:a14="http://schemas.microsoft.com/office/drawing/2010/main" val="0"/>
@@ -7900,7 +7900,7 @@
     </w:p>
     <w:p>
       <w:pPr>
-        <w:pStyle w:val="a3"/>
+        <w:pStyle w:val="ListParagraph"/>
         <w:spacing w:after="22"/>
         <w:ind w:left="927" w:right="52"/>
         <w:jc w:val="left"/>
@@ -8251,7 +8251,7 @@
     </w:p>
     <w:p>
       <w:pPr>
-        <w:pStyle w:val="a3"/>
+        <w:pStyle w:val="ListParagraph"/>
         <w:spacing w:after="22"/>
         <w:ind w:left="927" w:right="52"/>
         <w:jc w:val="left"/>
@@ -8268,7 +8268,7 @@
     </w:p>
     <w:p>
       <w:pPr>
-        <w:pStyle w:val="a3"/>
+        <w:pStyle w:val="ListParagraph"/>
         <w:spacing w:after="22"/>
         <w:ind w:left="927" w:right="52"/>
         <w:jc w:val="left"/>
@@ -8284,7 +8284,7 @@
     </w:p>
     <w:p>
       <w:pPr>
-        <w:pStyle w:val="a3"/>
+        <w:pStyle w:val="ListParagraph"/>
         <w:spacing w:after="22"/>
         <w:ind w:left="927" w:right="52"/>
         <w:jc w:val="left"/>
@@ -8300,7 +8300,7 @@
     </w:p>
     <w:p>
       <w:pPr>
-        <w:pStyle w:val="a3"/>
+        <w:pStyle w:val="ListParagraph"/>
         <w:numPr>
           <w:ilvl w:val="1"/>
           <w:numId w:val="18"/>
@@ -8332,7 +8332,7 @@
     </w:p>
     <w:p>
       <w:pPr>
-        <w:pStyle w:val="a3"/>
+        <w:pStyle w:val="ListParagraph"/>
         <w:numPr>
           <w:ilvl w:val="0"/>
           <w:numId w:val="22"/>
@@ -8375,7 +8375,7 @@
     </w:p>
     <w:p>
       <w:pPr>
-        <w:pStyle w:val="a3"/>
+        <w:pStyle w:val="ListParagraph"/>
         <w:spacing w:after="5" w:line="250" w:lineRule="auto"/>
         <w:ind w:left="1647" w:right="687"/>
         <w:jc w:val="left"/>
@@ -8389,7 +8389,7 @@
     </w:p>
     <w:p>
       <w:pPr>
-        <w:pStyle w:val="a3"/>
+        <w:pStyle w:val="ListParagraph"/>
         <w:numPr>
           <w:ilvl w:val="1"/>
           <w:numId w:val="18"/>
@@ -8461,7 +8461,7 @@
     </w:p>
     <w:p>
       <w:pPr>
-        <w:pStyle w:val="a3"/>
+        <w:pStyle w:val="ListParagraph"/>
         <w:numPr>
           <w:ilvl w:val="0"/>
           <w:numId w:val="22"/>
@@ -8487,7 +8487,7 @@
     </w:p>
     <w:p>
       <w:pPr>
-        <w:pStyle w:val="a3"/>
+        <w:pStyle w:val="ListParagraph"/>
         <w:numPr>
           <w:ilvl w:val="0"/>
           <w:numId w:val="22"/>
@@ -8548,7 +8548,7 @@
     </w:p>
     <w:p>
       <w:pPr>
-        <w:pStyle w:val="a3"/>
+        <w:pStyle w:val="ListParagraph"/>
         <w:numPr>
           <w:ilvl w:val="0"/>
           <w:numId w:val="22"/>
@@ -8573,7 +8573,7 @@
     </w:p>
     <w:p>
       <w:pPr>
-        <w:pStyle w:val="a3"/>
+        <w:pStyle w:val="ListParagraph"/>
         <w:spacing w:after="5" w:line="238" w:lineRule="auto"/>
         <w:ind w:left="1647"/>
         <w:jc w:val="left"/>
@@ -8583,24 +8583,45 @@
           <w:szCs w:val="28"/>
         </w:rPr>
       </w:pPr>
-      <w:r>
-        <w:rPr>
-          <w:rFonts w:ascii="David" w:eastAsia="Arial" w:hAnsi="David" w:cs="David"/>
-          <w:sz w:val="28"/>
-          <w:szCs w:val="28"/>
-        </w:rPr>
-        <w:t xml:space="preserve"> </w:t>
-      </w:r>
-      <w:hyperlink r:id="rId9">
+    </w:p>
+    <w:p>
+      <w:pPr>
+        <w:spacing w:after="0"/>
+        <w:ind w:right="67"/>
+        <w:jc w:val="left"/>
+        <w:rPr>
+          <w:rFonts w:ascii="David" w:eastAsia="Arial" w:hAnsi="David" w:cs="David"/>
+          <w:sz w:val="28"/>
+          <w:szCs w:val="28"/>
+        </w:rPr>
+      </w:pPr>
+      <w:hyperlink r:id="rId10" w:history="1">
         <w:r>
           <w:rPr>
+            <w:rStyle w:val="Hyperlink"/>
             <w:rFonts w:ascii="David" w:eastAsia="Arial" w:hAnsi="David" w:cs="David"/>
-            <w:color w:val="0000FF"/>
             <w:sz w:val="28"/>
             <w:szCs w:val="28"/>
-            <w:u w:val="single" w:color="0000FF"/>
           </w:rPr>
-          <w:t>https://marvelapp.com/prototype/53hahe5</w:t>
+          <w:t>https://marvelapp.com/prototype</w:t>
+        </w:r>
+        <w:r>
+          <w:rPr>
+            <w:rStyle w:val="Hyperlink"/>
+            <w:rFonts w:ascii="David" w:eastAsia="Arial" w:hAnsi="David" w:cs="David"/>
+            <w:sz w:val="28"/>
+            <w:szCs w:val="28"/>
+          </w:rPr>
+          <w:t>/</w:t>
+        </w:r>
+        <w:r>
+          <w:rPr>
+            <w:rStyle w:val="Hyperlink"/>
+            <w:rFonts w:ascii="David" w:eastAsia="Arial" w:hAnsi="David" w:cs="David"/>
+            <w:sz w:val="28"/>
+            <w:szCs w:val="28"/>
+          </w:rPr>
+          <w:t>aifje09</w:t>
         </w:r>
       </w:hyperlink>
     </w:p>
@@ -8608,20 +8629,13 @@
       <w:pPr>
         <w:spacing w:after="0"/>
         <w:ind w:right="67"/>
-        <w:rPr>
-          <w:rFonts w:ascii="David" w:hAnsi="David" w:cs="David"/>
-          <w:sz w:val="28"/>
-          <w:szCs w:val="28"/>
-        </w:rPr>
-      </w:pPr>
-      <w:r>
-        <w:rPr>
-          <w:rFonts w:ascii="David" w:eastAsia="Arial" w:hAnsi="David" w:cs="David"/>
-          <w:sz w:val="28"/>
-          <w:szCs w:val="28"/>
-        </w:rPr>
-        <w:t xml:space="preserve"> </w:t>
-      </w:r>
+        <w:jc w:val="left"/>
+        <w:rPr>
+          <w:rFonts w:ascii="David" w:hAnsi="David" w:cs="David"/>
+          <w:sz w:val="28"/>
+          <w:szCs w:val="28"/>
+        </w:rPr>
+      </w:pPr>
     </w:p>
     <w:p>
       <w:pPr>
@@ -8631,7 +8645,6 @@
           <w:rFonts w:ascii="David" w:hAnsi="David" w:cs="David"/>
           <w:sz w:val="44"/>
           <w:szCs w:val="44"/>
-          <w:rtl/>
         </w:rPr>
       </w:pPr>
       <w:r>
@@ -8663,25 +8676,104 @@
           <w:rFonts w:ascii="David" w:hAnsi="David" w:cs="David"/>
           <w:sz w:val="44"/>
           <w:szCs w:val="44"/>
-          <w:rtl/>
-        </w:rPr>
-      </w:pPr>
-    </w:p>
-    <w:p>
-      <w:pPr>
-        <w:spacing w:after="0"/>
-        <w:jc w:val="left"/>
-        <w:rPr>
-          <w:rFonts w:ascii="David" w:hAnsi="David" w:cs="David"/>
-          <w:sz w:val="28"/>
-          <w:szCs w:val="28"/>
-          <w:rtl/>
-        </w:rPr>
-      </w:pPr>
-    </w:p>
-    <w:p>
-      <w:pPr>
-        <w:pStyle w:val="a3"/>
+        </w:rPr>
+      </w:pPr>
+    </w:p>
+    <w:p>
+      <w:pPr>
+        <w:spacing w:after="0"/>
+        <w:jc w:val="left"/>
+        <w:rPr>
+          <w:rFonts w:ascii="David" w:hAnsi="David" w:cs="David"/>
+          <w:sz w:val="44"/>
+          <w:szCs w:val="44"/>
+          <w:rtl/>
+        </w:rPr>
+      </w:pPr>
+      <w:r>
+        <w:rPr>
+          <w:rFonts w:ascii="David" w:hAnsi="David" w:cs="David"/>
+          <w:noProof/>
+          <w:sz w:val="44"/>
+          <w:szCs w:val="44"/>
+        </w:rPr>
+        <w:drawing>
+          <wp:inline distT="0" distB="0" distL="0" distR="0" wp14:anchorId="6FD60CFE" wp14:editId="00D12EBB">
+            <wp:extent cx="2101215" cy="3763369"/>
+            <wp:effectExtent l="0" t="0" r="0" b="8890"/>
+            <wp:docPr id="7" name="Picture 7"/>
+            <wp:cNvGraphicFramePr>
+              <a:graphicFrameLocks xmlns:a="http://schemas.openxmlformats.org/drawingml/2006/main" noChangeAspect="1"/>
+            </wp:cNvGraphicFramePr>
+            <a:graphic xmlns:a="http://schemas.openxmlformats.org/drawingml/2006/main">
+              <a:graphicData uri="http://schemas.openxmlformats.org/drawingml/2006/picture">
+                <pic:pic xmlns:pic="http://schemas.openxmlformats.org/drawingml/2006/picture">
+                  <pic:nvPicPr>
+                    <pic:cNvPr id="0" name="Picture 2"/>
+                    <pic:cNvPicPr>
+                      <a:picLocks noChangeAspect="1" noChangeArrowheads="1"/>
+                    </pic:cNvPicPr>
+                  </pic:nvPicPr>
+                  <pic:blipFill>
+                    <a:blip r:embed="rId11">
+                      <a:extLst>
+                        <a:ext uri="{28A0092B-C50C-407E-A947-70E740481C1C}">
+                          <a14:useLocalDpi xmlns:a14="http://schemas.microsoft.com/office/drawing/2010/main" val="0"/>
+                        </a:ext>
+                      </a:extLst>
+                    </a:blip>
+                    <a:srcRect/>
+                    <a:stretch>
+                      <a:fillRect/>
+                    </a:stretch>
+                  </pic:blipFill>
+                  <pic:spPr bwMode="auto">
+                    <a:xfrm>
+                      <a:off x="0" y="0"/>
+                      <a:ext cx="2125874" cy="3807535"/>
+                    </a:xfrm>
+                    <a:prstGeom prst="rect">
+                      <a:avLst/>
+                    </a:prstGeom>
+                    <a:noFill/>
+                    <a:ln>
+                      <a:noFill/>
+                    </a:ln>
+                  </pic:spPr>
+                </pic:pic>
+              </a:graphicData>
+            </a:graphic>
+          </wp:inline>
+        </w:drawing>
+      </w:r>
+    </w:p>
+    <w:p>
+      <w:pPr>
+        <w:spacing w:after="0"/>
+        <w:jc w:val="left"/>
+        <w:rPr>
+          <w:rFonts w:ascii="David" w:hAnsi="David" w:cs="David"/>
+          <w:sz w:val="44"/>
+          <w:szCs w:val="44"/>
+          <w:rtl/>
+        </w:rPr>
+      </w:pPr>
+    </w:p>
+    <w:p>
+      <w:pPr>
+        <w:spacing w:after="0"/>
+        <w:jc w:val="left"/>
+        <w:rPr>
+          <w:rFonts w:ascii="David" w:hAnsi="David" w:cs="David"/>
+          <w:sz w:val="28"/>
+          <w:szCs w:val="28"/>
+          <w:rtl/>
+        </w:rPr>
+      </w:pPr>
+    </w:p>
+    <w:p>
+      <w:pPr>
+        <w:pStyle w:val="ListParagraph"/>
         <w:numPr>
           <w:ilvl w:val="1"/>
           <w:numId w:val="18"/>
@@ -8712,7 +8804,7 @@
     </w:p>
     <w:p>
       <w:pPr>
-        <w:pStyle w:val="a3"/>
+        <w:pStyle w:val="ListParagraph"/>
         <w:numPr>
           <w:ilvl w:val="0"/>
           <w:numId w:val="25"/>
@@ -8739,7 +8831,7 @@
     </w:p>
     <w:p>
       <w:pPr>
-        <w:pStyle w:val="a3"/>
+        <w:pStyle w:val="ListParagraph"/>
         <w:numPr>
           <w:ilvl w:val="0"/>
           <w:numId w:val="25"/>
@@ -8808,7 +8900,7 @@
     </w:p>
     <w:p>
       <w:pPr>
-        <w:pStyle w:val="a3"/>
+        <w:pStyle w:val="ListParagraph"/>
         <w:spacing w:after="0"/>
         <w:ind w:right="52"/>
         <w:jc w:val="center"/>
@@ -8848,7 +8940,7 @@
     </w:p>
     <w:p>
       <w:pPr>
-        <w:pStyle w:val="a3"/>
+        <w:pStyle w:val="ListParagraph"/>
         <w:numPr>
           <w:ilvl w:val="0"/>
           <w:numId w:val="18"/>
@@ -8876,7 +8968,7 @@
     </w:p>
     <w:p>
       <w:pPr>
-        <w:pStyle w:val="a3"/>
+        <w:pStyle w:val="ListParagraph"/>
         <w:numPr>
           <w:ilvl w:val="1"/>
           <w:numId w:val="18"/>
@@ -8996,7 +9088,7 @@
     </w:p>
     <w:p>
       <w:pPr>
-        <w:pStyle w:val="a3"/>
+        <w:pStyle w:val="ListParagraph"/>
         <w:numPr>
           <w:ilvl w:val="0"/>
           <w:numId w:val="26"/>
@@ -9230,6 +9322,7 @@
           <w:sz w:val="28"/>
           <w:szCs w:val="28"/>
         </w:rPr>
+        <w:lastRenderedPageBreak/>
         <w:t xml:space="preserve"> </w:t>
       </w:r>
     </w:p>
@@ -9257,7 +9350,7 @@
     </w:p>
     <w:p>
       <w:pPr>
-        <w:pStyle w:val="a3"/>
+        <w:pStyle w:val="ListParagraph"/>
         <w:numPr>
           <w:ilvl w:val="0"/>
           <w:numId w:val="26"/>
@@ -9506,7 +9599,7 @@
         <w:spacing w:after="0"/>
         <w:ind w:right="52"/>
         <w:rPr>
-          <w:rFonts w:ascii="David" w:hAnsi="David" w:cs="David" w:hint="cs"/>
+          <w:rFonts w:ascii="David" w:hAnsi="David" w:cs="David"/>
           <w:sz w:val="28"/>
           <w:szCs w:val="28"/>
           <w:rtl/>
@@ -9534,7 +9627,7 @@
     </w:p>
     <w:p>
       <w:pPr>
-        <w:pStyle w:val="a3"/>
+        <w:pStyle w:val="ListParagraph"/>
         <w:numPr>
           <w:ilvl w:val="0"/>
           <w:numId w:val="18"/>
@@ -9557,7 +9650,6 @@
           <w:szCs w:val="28"/>
           <w:rtl/>
         </w:rPr>
-        <w:lastRenderedPageBreak/>
         <w:t>תרשימי מערכת מרכזיי</w:t>
       </w:r>
       <w:r>
@@ -9574,7 +9666,7 @@
     </w:p>
     <w:p>
       <w:pPr>
-        <w:pStyle w:val="a3"/>
+        <w:pStyle w:val="ListParagraph"/>
         <w:spacing w:after="152"/>
         <w:jc w:val="left"/>
         <w:rPr>
@@ -9587,7 +9679,7 @@
     </w:p>
     <w:p>
       <w:pPr>
-        <w:pStyle w:val="a3"/>
+        <w:pStyle w:val="ListParagraph"/>
         <w:numPr>
           <w:ilvl w:val="1"/>
           <w:numId w:val="18"/>
@@ -9595,7 +9687,7 @@
         <w:spacing w:after="152"/>
         <w:jc w:val="left"/>
         <w:rPr>
-          <w:rFonts w:ascii="David" w:hAnsi="David" w:cs="David" w:hint="cs"/>
+          <w:rFonts w:ascii="David" w:hAnsi="David" w:cs="David"/>
           <w:sz w:val="28"/>
           <w:szCs w:val="28"/>
           <w:rtl/>
@@ -9638,6 +9730,7 @@
           <w:sz w:val="28"/>
           <w:szCs w:val="28"/>
         </w:rPr>
+        <w:lastRenderedPageBreak/>
         <w:drawing>
           <wp:anchor distT="0" distB="0" distL="114300" distR="114300" simplePos="0" relativeHeight="251666432" behindDoc="1" locked="0" layoutInCell="1" allowOverlap="1" wp14:anchorId="1E76A1AC" wp14:editId="4D9C4016">
             <wp:simplePos x="0" y="0"/>
@@ -9703,7 +9796,7 @@
                     </pic:cNvPicPr>
                   </pic:nvPicPr>
                   <pic:blipFill>
-                    <a:blip r:embed="rId10" cstate="print">
+                    <a:blip r:embed="rId12" cstate="print">
                       <a:extLst>
                         <a:ext uri="{28A0092B-C50C-407E-A947-70E740481C1C}">
                           <a14:useLocalDpi xmlns:a14="http://schemas.microsoft.com/office/drawing/2010/main" val="0"/>
@@ -10197,7 +10290,7 @@
         <w:ind w:left="1220"/>
         <w:jc w:val="left"/>
         <w:rPr>
-          <w:rFonts w:ascii="David" w:hAnsi="David" w:cs="David" w:hint="cs"/>
+          <w:rFonts w:ascii="David" w:hAnsi="David" w:cs="David"/>
           <w:sz w:val="28"/>
           <w:szCs w:val="28"/>
           <w:rtl/>
@@ -10396,7 +10489,7 @@
     </w:p>
     <w:p>
       <w:pPr>
-        <w:pStyle w:val="a3"/>
+        <w:pStyle w:val="ListParagraph"/>
         <w:numPr>
           <w:ilvl w:val="1"/>
           <w:numId w:val="18"/>
@@ -10420,7 +10513,6 @@
           <w:sz w:val="28"/>
           <w:szCs w:val="28"/>
         </w:rPr>
-        <w:lastRenderedPageBreak/>
         <w:t xml:space="preserve"> </w:t>
       </w:r>
       <w:r>
@@ -10456,7 +10548,7 @@
     </w:p>
     <w:p>
       <w:pPr>
-        <w:pStyle w:val="1"/>
+        <w:pStyle w:val="Heading1"/>
         <w:bidi/>
         <w:ind w:left="919" w:right="1"/>
         <w:jc w:val="left"/>
@@ -10518,6 +10610,7 @@
           <w:sz w:val="28"/>
           <w:szCs w:val="28"/>
         </w:rPr>
+        <w:lastRenderedPageBreak/>
         <w:t xml:space="preserve"> </w:t>
       </w:r>
     </w:p>
@@ -10569,7 +10662,7 @@
                     <pic:cNvPicPr/>
                   </pic:nvPicPr>
                   <pic:blipFill>
-                    <a:blip r:embed="rId11">
+                    <a:blip r:embed="rId13">
                       <a:extLst>
                         <a:ext uri="{28A0092B-C50C-407E-A947-70E740481C1C}">
                           <a14:useLocalDpi xmlns:a14="http://schemas.microsoft.com/office/drawing/2010/main" val="0"/>
@@ -10846,7 +10939,7 @@
     </w:p>
     <w:p>
       <w:pPr>
-        <w:pStyle w:val="1"/>
+        <w:pStyle w:val="Heading1"/>
         <w:bidi/>
         <w:ind w:left="919"/>
         <w:jc w:val="left"/>
@@ -10867,7 +10960,7 @@
     </w:p>
     <w:p>
       <w:pPr>
-        <w:pStyle w:val="1"/>
+        <w:pStyle w:val="Heading1"/>
         <w:bidi/>
         <w:ind w:left="919"/>
         <w:jc w:val="left"/>
@@ -10880,7 +10973,7 @@
     </w:p>
     <w:p>
       <w:pPr>
-        <w:pStyle w:val="1"/>
+        <w:pStyle w:val="Heading1"/>
         <w:bidi/>
         <w:ind w:left="919"/>
         <w:jc w:val="left"/>
@@ -10893,7 +10986,7 @@
     </w:p>
     <w:p>
       <w:pPr>
-        <w:pStyle w:val="1"/>
+        <w:pStyle w:val="Heading1"/>
         <w:bidi/>
         <w:ind w:left="919"/>
         <w:jc w:val="left"/>
@@ -10906,7 +10999,7 @@
     </w:p>
     <w:p>
       <w:pPr>
-        <w:pStyle w:val="1"/>
+        <w:pStyle w:val="Heading1"/>
         <w:bidi/>
         <w:ind w:left="919"/>
         <w:jc w:val="left"/>
@@ -10919,7 +11012,7 @@
     </w:p>
     <w:p>
       <w:pPr>
-        <w:pStyle w:val="1"/>
+        <w:pStyle w:val="Heading1"/>
         <w:bidi/>
         <w:ind w:left="919"/>
         <w:jc w:val="left"/>
@@ -10932,7 +11025,7 @@
     </w:p>
     <w:p>
       <w:pPr>
-        <w:pStyle w:val="1"/>
+        <w:pStyle w:val="Heading1"/>
         <w:bidi/>
         <w:ind w:left="919"/>
         <w:jc w:val="left"/>
@@ -10945,7 +11038,7 @@
     </w:p>
     <w:p>
       <w:pPr>
-        <w:pStyle w:val="1"/>
+        <w:pStyle w:val="Heading1"/>
         <w:bidi/>
         <w:ind w:left="919"/>
         <w:jc w:val="left"/>
@@ -10958,7 +11051,7 @@
     </w:p>
     <w:p>
       <w:pPr>
-        <w:pStyle w:val="1"/>
+        <w:pStyle w:val="Heading1"/>
         <w:bidi/>
         <w:ind w:left="919"/>
         <w:jc w:val="left"/>
@@ -10971,7 +11064,7 @@
     </w:p>
     <w:p>
       <w:pPr>
-        <w:pStyle w:val="1"/>
+        <w:pStyle w:val="Heading1"/>
         <w:bidi/>
         <w:ind w:left="919"/>
         <w:jc w:val="left"/>
@@ -10984,7 +11077,7 @@
     </w:p>
     <w:p>
       <w:pPr>
-        <w:pStyle w:val="1"/>
+        <w:pStyle w:val="Heading1"/>
         <w:bidi/>
         <w:ind w:left="919"/>
         <w:jc w:val="left"/>
@@ -10997,7 +11090,7 @@
     </w:p>
     <w:p>
       <w:pPr>
-        <w:pStyle w:val="1"/>
+        <w:pStyle w:val="Heading1"/>
         <w:bidi/>
         <w:ind w:left="919"/>
         <w:jc w:val="left"/>
@@ -11010,7 +11103,7 @@
     </w:p>
     <w:p>
       <w:pPr>
-        <w:pStyle w:val="1"/>
+        <w:pStyle w:val="Heading1"/>
         <w:bidi/>
         <w:ind w:left="919"/>
         <w:jc w:val="left"/>
@@ -11023,7 +11116,7 @@
     </w:p>
     <w:p>
       <w:pPr>
-        <w:pStyle w:val="1"/>
+        <w:pStyle w:val="Heading1"/>
         <w:bidi/>
         <w:ind w:left="919"/>
         <w:jc w:val="left"/>
@@ -11036,7 +11129,7 @@
     </w:p>
     <w:p>
       <w:pPr>
-        <w:pStyle w:val="1"/>
+        <w:pStyle w:val="Heading1"/>
         <w:bidi/>
         <w:ind w:left="919"/>
         <w:jc w:val="left"/>
@@ -11049,7 +11142,7 @@
     </w:p>
     <w:p>
       <w:pPr>
-        <w:pStyle w:val="1"/>
+        <w:pStyle w:val="Heading1"/>
         <w:bidi/>
         <w:ind w:left="919"/>
         <w:jc w:val="left"/>
@@ -11062,7 +11155,7 @@
     </w:p>
     <w:p>
       <w:pPr>
-        <w:pStyle w:val="1"/>
+        <w:pStyle w:val="Heading1"/>
         <w:bidi/>
         <w:ind w:left="919"/>
         <w:jc w:val="left"/>
@@ -11075,7 +11168,7 @@
     </w:p>
     <w:p>
       <w:pPr>
-        <w:pStyle w:val="1"/>
+        <w:pStyle w:val="Heading1"/>
         <w:bidi/>
         <w:ind w:left="919"/>
         <w:jc w:val="left"/>
@@ -11088,7 +11181,7 @@
     </w:p>
     <w:p>
       <w:pPr>
-        <w:pStyle w:val="1"/>
+        <w:pStyle w:val="Heading1"/>
         <w:bidi/>
         <w:ind w:left="919"/>
         <w:jc w:val="left"/>
@@ -11101,7 +11194,7 @@
     </w:p>
     <w:p>
       <w:pPr>
-        <w:pStyle w:val="1"/>
+        <w:pStyle w:val="Heading1"/>
         <w:bidi/>
         <w:ind w:left="919"/>
         <w:jc w:val="left"/>
@@ -11121,7 +11214,7 @@
     </w:p>
     <w:p>
       <w:pPr>
-        <w:pStyle w:val="1"/>
+        <w:pStyle w:val="Heading1"/>
         <w:bidi/>
         <w:ind w:left="919"/>
         <w:jc w:val="left"/>
@@ -11135,30 +11228,27 @@
     <w:p>
       <w:pPr>
         <w:rPr>
-          <w:rFonts w:hint="cs"/>
-          <w:rtl/>
-        </w:rPr>
-      </w:pPr>
-    </w:p>
-    <w:p>
-      <w:pPr>
-        <w:rPr>
-          <w:rtl/>
-        </w:rPr>
-      </w:pPr>
-    </w:p>
-    <w:p>
-      <w:pPr>
-        <w:rPr>
-          <w:rFonts w:hint="cs"/>
-          <w:rtl/>
-        </w:rPr>
-      </w:pPr>
-    </w:p>
-    <w:p>
-      <w:pPr>
-        <w:rPr>
-          <w:rFonts w:hint="cs"/>
+          <w:rtl/>
+        </w:rPr>
+      </w:pPr>
+    </w:p>
+    <w:p>
+      <w:pPr>
+        <w:rPr>
+          <w:rtl/>
+        </w:rPr>
+      </w:pPr>
+    </w:p>
+    <w:p>
+      <w:pPr>
+        <w:rPr>
+          <w:rtl/>
+        </w:rPr>
+      </w:pPr>
+    </w:p>
+    <w:p>
+      <w:pPr>
+        <w:rPr>
           <w:rtl/>
         </w:rPr>
       </w:pPr>
@@ -11197,74 +11287,74 @@
     </w:p>
     <w:p>
       <w:pPr>
-        <w:pStyle w:val="1"/>
+        <w:pStyle w:val="Heading1"/>
         <w:bidi/>
         <w:ind w:left="919"/>
         <w:jc w:val="left"/>
         <w:rPr>
+          <w:rFonts w:ascii="David" w:hAnsi="David" w:cs="David"/>
+          <w:sz w:val="28"/>
+          <w:szCs w:val="28"/>
+          <w:rtl/>
+        </w:rPr>
+      </w:pPr>
+      <w:r>
+        <w:rPr>
+          <w:rFonts w:ascii="David" w:eastAsia="Times New Roman" w:hAnsi="David" w:cs="David"/>
+          <w:sz w:val="28"/>
+          <w:szCs w:val="28"/>
+        </w:rPr>
+        <w:t xml:space="preserve"> </w:t>
+      </w:r>
+      <w:r>
+        <w:rPr>
+          <w:rFonts w:ascii="David" w:hAnsi="David" w:cs="David"/>
+          <w:sz w:val="28"/>
+          <w:szCs w:val="28"/>
+        </w:rPr>
+        <w:t xml:space="preserve">Sequence diagram </w:t>
+      </w:r>
+      <w:r>
+        <w:rPr>
           <w:rFonts w:ascii="David" w:hAnsi="David" w:cs="David" w:hint="cs"/>
           <w:sz w:val="28"/>
           <w:szCs w:val="28"/>
           <w:rtl/>
         </w:rPr>
-      </w:pPr>
-      <w:r>
-        <w:rPr>
-          <w:rFonts w:ascii="David" w:eastAsia="Times New Roman" w:hAnsi="David" w:cs="David"/>
+        <w:t>אישור הרשאות</w:t>
+      </w:r>
+    </w:p>
+    <w:p>
+      <w:pPr>
+        <w:spacing w:after="0"/>
+        <w:ind w:right="52"/>
+        <w:jc w:val="left"/>
+        <w:rPr>
+          <w:rFonts w:ascii="David" w:hAnsi="David" w:cs="David"/>
+          <w:sz w:val="28"/>
+          <w:szCs w:val="28"/>
+        </w:rPr>
+      </w:pPr>
+    </w:p>
+    <w:p>
+      <w:pPr>
+        <w:spacing w:after="0"/>
+        <w:ind w:right="52"/>
+        <w:jc w:val="left"/>
+        <w:rPr>
+          <w:rFonts w:ascii="David" w:hAnsi="David" w:cs="David"/>
+          <w:sz w:val="28"/>
+          <w:szCs w:val="28"/>
+        </w:rPr>
+      </w:pPr>
+      <w:r>
+        <w:rPr>
+          <w:rFonts w:ascii="David" w:hAnsi="David" w:cs="David"/>
+          <w:noProof/>
           <w:sz w:val="28"/>
           <w:szCs w:val="28"/>
         </w:rPr>
         <w:lastRenderedPageBreak/>
-        <w:t xml:space="preserve"> </w:t>
-      </w:r>
-      <w:r>
-        <w:rPr>
-          <w:rFonts w:ascii="David" w:hAnsi="David" w:cs="David"/>
-          <w:sz w:val="28"/>
-          <w:szCs w:val="28"/>
-        </w:rPr>
-        <w:t xml:space="preserve">Sequence diagram </w:t>
-      </w:r>
-      <w:r>
-        <w:rPr>
-          <w:rFonts w:ascii="David" w:hAnsi="David" w:cs="David" w:hint="cs"/>
-          <w:sz w:val="28"/>
-          <w:szCs w:val="28"/>
-          <w:rtl/>
-        </w:rPr>
-        <w:t>אישור הרשאות</w:t>
-      </w:r>
-    </w:p>
-    <w:p>
-      <w:pPr>
-        <w:spacing w:after="0"/>
-        <w:ind w:right="52"/>
-        <w:jc w:val="left"/>
-        <w:rPr>
-          <w:rFonts w:ascii="David" w:hAnsi="David" w:cs="David"/>
-          <w:sz w:val="28"/>
-          <w:szCs w:val="28"/>
-        </w:rPr>
-      </w:pPr>
-    </w:p>
-    <w:p>
-      <w:pPr>
-        <w:spacing w:after="0"/>
-        <w:ind w:right="52"/>
-        <w:jc w:val="left"/>
-        <w:rPr>
-          <w:rFonts w:ascii="David" w:hAnsi="David" w:cs="David"/>
-          <w:sz w:val="28"/>
-          <w:szCs w:val="28"/>
-        </w:rPr>
-      </w:pPr>
-      <w:r>
-        <w:rPr>
-          <w:rFonts w:ascii="David" w:hAnsi="David" w:cs="David"/>
-          <w:noProof/>
-          <w:sz w:val="28"/>
-          <w:szCs w:val="28"/>
-        </w:rPr>
         <w:drawing>
           <wp:anchor distT="0" distB="0" distL="114300" distR="114300" simplePos="0" relativeHeight="251668480" behindDoc="1" locked="0" layoutInCell="1" allowOverlap="1" wp14:anchorId="4F5D6AE1" wp14:editId="49B4A9A6">
             <wp:simplePos x="0" y="0"/>
@@ -11320,7 +11410,7 @@
                     </pic:cNvPicPr>
                   </pic:nvPicPr>
                   <pic:blipFill>
-                    <a:blip r:embed="rId12" cstate="print">
+                    <a:blip r:embed="rId14" cstate="print">
                       <a:extLst>
                         <a:ext uri="{28A0092B-C50C-407E-A947-70E740481C1C}">
                           <a14:useLocalDpi xmlns:a14="http://schemas.microsoft.com/office/drawing/2010/main" val="0"/>
@@ -11442,7 +11532,7 @@
     </w:p>
     <w:p>
       <w:pPr>
-        <w:pStyle w:val="1"/>
+        <w:pStyle w:val="Heading1"/>
         <w:bidi/>
         <w:ind w:left="919" w:right="3"/>
         <w:jc w:val="left"/>
@@ -11455,7 +11545,7 @@
     </w:p>
     <w:p>
       <w:pPr>
-        <w:pStyle w:val="1"/>
+        <w:pStyle w:val="Heading1"/>
         <w:bidi/>
         <w:ind w:left="919" w:right="3"/>
         <w:jc w:val="left"/>
@@ -11500,7 +11590,7 @@
         <w:ind w:left="898"/>
         <w:jc w:val="left"/>
         <w:rPr>
-          <w:rFonts w:ascii="David" w:hAnsi="David" w:cs="David" w:hint="cs"/>
+          <w:rFonts w:ascii="David" w:hAnsi="David" w:cs="David"/>
           <w:sz w:val="28"/>
           <w:szCs w:val="28"/>
           <w:rtl/>
@@ -12117,12 +12207,12 @@
     </w:p>
     <w:p>
       <w:pPr>
-        <w:pStyle w:val="1"/>
+        <w:pStyle w:val="Heading1"/>
         <w:bidi/>
         <w:ind w:left="919"/>
         <w:jc w:val="left"/>
         <w:rPr>
-          <w:rFonts w:ascii="David" w:hAnsi="David" w:cs="David" w:hint="cs"/>
+          <w:rFonts w:ascii="David" w:hAnsi="David" w:cs="David"/>
           <w:sz w:val="28"/>
           <w:szCs w:val="28"/>
           <w:rtl/>
@@ -12217,7 +12307,7 @@
                     </pic:cNvPicPr>
                   </pic:nvPicPr>
                   <pic:blipFill>
-                    <a:blip r:embed="rId13" cstate="print">
+                    <a:blip r:embed="rId15" cstate="print">
                       <a:extLst>
                         <a:ext uri="{28A0092B-C50C-407E-A947-70E740481C1C}">
                           <a14:useLocalDpi xmlns:a14="http://schemas.microsoft.com/office/drawing/2010/main" val="0"/>
@@ -12268,7 +12358,7 @@
         <w:ind w:left="10" w:right="242" w:hanging="10"/>
         <w:jc w:val="left"/>
         <w:rPr>
-          <w:rFonts w:ascii="David" w:eastAsia="Arial" w:hAnsi="David" w:cs="David" w:hint="cs"/>
+          <w:rFonts w:ascii="David" w:eastAsia="Arial" w:hAnsi="David" w:cs="David"/>
           <w:b/>
           <w:sz w:val="28"/>
           <w:szCs w:val="28"/>
@@ -12281,7 +12371,7 @@
         <w:ind w:left="10" w:right="242" w:hanging="10"/>
         <w:jc w:val="left"/>
         <w:rPr>
-          <w:rFonts w:ascii="David" w:hAnsi="David" w:cs="David" w:hint="cs"/>
+          <w:rFonts w:ascii="David" w:hAnsi="David" w:cs="David"/>
           <w:sz w:val="28"/>
           <w:szCs w:val="28"/>
           <w:rtl/>
@@ -12303,7 +12393,7 @@
         <w:ind w:left="10" w:right="242" w:hanging="10"/>
         <w:jc w:val="left"/>
         <w:rPr>
-          <w:rFonts w:ascii="David" w:hAnsi="David" w:cs="David" w:hint="cs"/>
+          <w:rFonts w:ascii="David" w:hAnsi="David" w:cs="David"/>
           <w:sz w:val="28"/>
           <w:szCs w:val="28"/>
         </w:rPr>
@@ -12594,7 +12684,7 @@
     </w:p>
     <w:p>
       <w:pPr>
-        <w:pStyle w:val="a3"/>
+        <w:pStyle w:val="ListParagraph"/>
         <w:numPr>
           <w:ilvl w:val="0"/>
           <w:numId w:val="26"/>
@@ -12757,7 +12847,7 @@
     </w:p>
     <w:p>
       <w:pPr>
-        <w:pStyle w:val="a3"/>
+        <w:pStyle w:val="ListParagraph"/>
         <w:numPr>
           <w:ilvl w:val="0"/>
           <w:numId w:val="26"/>
@@ -12800,7 +12890,7 @@
     </w:p>
     <w:p>
       <w:pPr>
-        <w:pStyle w:val="a3"/>
+        <w:pStyle w:val="ListParagraph"/>
         <w:numPr>
           <w:ilvl w:val="0"/>
           <w:numId w:val="26"/>
@@ -12872,7 +12962,7 @@
     </w:p>
     <w:p>
       <w:pPr>
-        <w:pStyle w:val="a3"/>
+        <w:pStyle w:val="ListParagraph"/>
         <w:numPr>
           <w:ilvl w:val="0"/>
           <w:numId w:val="10"/>
@@ -12900,7 +12990,7 @@
     </w:p>
     <w:p>
       <w:pPr>
-        <w:pStyle w:val="a3"/>
+        <w:pStyle w:val="ListParagraph"/>
         <w:numPr>
           <w:ilvl w:val="0"/>
           <w:numId w:val="27"/>
@@ -12943,7 +13033,7 @@
     </w:p>
     <w:p>
       <w:pPr>
-        <w:pStyle w:val="a3"/>
+        <w:pStyle w:val="ListParagraph"/>
         <w:numPr>
           <w:ilvl w:val="0"/>
           <w:numId w:val="27"/>
@@ -13001,7 +13091,7 @@
     </w:p>
     <w:p>
       <w:pPr>
-        <w:pStyle w:val="a3"/>
+        <w:pStyle w:val="ListParagraph"/>
         <w:numPr>
           <w:ilvl w:val="0"/>
           <w:numId w:val="10"/>
@@ -13041,7 +13131,7 @@
     </w:p>
     <w:p>
       <w:pPr>
-        <w:pStyle w:val="a3"/>
+        <w:pStyle w:val="ListParagraph"/>
         <w:spacing w:after="150"/>
         <w:ind w:left="579"/>
         <w:jc w:val="left"/>
@@ -13120,7 +13210,7 @@
         <w:ind w:right="67"/>
         <w:jc w:val="left"/>
         <w:rPr>
-          <w:rFonts w:ascii="David" w:hAnsi="David" w:cs="David" w:hint="cs"/>
+          <w:rFonts w:ascii="David" w:hAnsi="David" w:cs="David"/>
           <w:sz w:val="28"/>
           <w:szCs w:val="28"/>
           <w:rtl/>
@@ -13171,7 +13261,7 @@
     </w:p>
     <w:p>
       <w:pPr>
-        <w:pStyle w:val="a3"/>
+        <w:pStyle w:val="ListParagraph"/>
         <w:numPr>
           <w:ilvl w:val="0"/>
           <w:numId w:val="28"/>
@@ -13214,7 +13304,7 @@
     </w:p>
     <w:p>
       <w:pPr>
-        <w:pStyle w:val="a3"/>
+        <w:pStyle w:val="ListParagraph"/>
         <w:numPr>
           <w:ilvl w:val="0"/>
           <w:numId w:val="28"/>
@@ -13240,7 +13330,7 @@
     </w:p>
     <w:p>
       <w:pPr>
-        <w:pStyle w:val="a3"/>
+        <w:pStyle w:val="ListParagraph"/>
         <w:numPr>
           <w:ilvl w:val="0"/>
           <w:numId w:val="28"/>
@@ -13350,7 +13440,7 @@
     </w:p>
     <w:p>
       <w:pPr>
-        <w:pStyle w:val="a3"/>
+        <w:pStyle w:val="ListParagraph"/>
         <w:numPr>
           <w:ilvl w:val="0"/>
           <w:numId w:val="29"/>
@@ -13375,7 +13465,7 @@
     </w:p>
     <w:p>
       <w:pPr>
-        <w:pStyle w:val="a3"/>
+        <w:pStyle w:val="ListParagraph"/>
         <w:numPr>
           <w:ilvl w:val="0"/>
           <w:numId w:val="29"/>
@@ -13400,7 +13490,7 @@
     </w:p>
     <w:p>
       <w:pPr>
-        <w:pStyle w:val="a3"/>
+        <w:pStyle w:val="ListParagraph"/>
         <w:numPr>
           <w:ilvl w:val="0"/>
           <w:numId w:val="29"/>
@@ -13465,7 +13555,7 @@
     </w:p>
     <w:p>
       <w:pPr>
-        <w:pStyle w:val="a3"/>
+        <w:pStyle w:val="ListParagraph"/>
         <w:numPr>
           <w:ilvl w:val="1"/>
           <w:numId w:val="15"/>
@@ -13493,7 +13583,7 @@
     </w:p>
     <w:p>
       <w:pPr>
-        <w:pStyle w:val="a3"/>
+        <w:pStyle w:val="ListParagraph"/>
         <w:numPr>
           <w:ilvl w:val="0"/>
           <w:numId w:val="30"/>
@@ -13526,7 +13616,7 @@
     </w:p>
     <w:p>
       <w:pPr>
-        <w:pStyle w:val="a3"/>
+        <w:pStyle w:val="ListParagraph"/>
         <w:numPr>
           <w:ilvl w:val="0"/>
           <w:numId w:val="30"/>
@@ -13582,7 +13672,7 @@
         <w:ind w:left="329"/>
         <w:jc w:val="left"/>
         <w:rPr>
-          <w:rFonts w:ascii="David" w:hAnsi="David" w:cs="David" w:hint="cs"/>
+          <w:rFonts w:ascii="David" w:hAnsi="David" w:cs="David"/>
           <w:sz w:val="28"/>
           <w:szCs w:val="28"/>
         </w:rPr>
@@ -13600,7 +13690,7 @@
           <w:rtl/>
         </w:rPr>
       </w:pPr>
-      <w:hyperlink r:id="rId14" w:history="1">
+      <w:hyperlink r:id="rId16" w:history="1">
         <w:r>
           <w:rPr>
             <w:rStyle w:val="Hyperlink"/>
@@ -13636,7 +13726,7 @@
           <w:rtl/>
         </w:rPr>
       </w:pPr>
-      <w:hyperlink r:id="rId15" w:history="1">
+      <w:hyperlink r:id="rId17" w:history="1">
         <w:r>
           <w:rPr>
             <w:rStyle w:val="Hyperlink"/>
@@ -13683,7 +13773,7 @@
           <w:rtl/>
         </w:rPr>
       </w:pPr>
-      <w:hyperlink r:id="rId16" w:history="1">
+      <w:hyperlink r:id="rId18" w:history="1">
         <w:r>
           <w:rPr>
             <w:rStyle w:val="Hyperlink"/>
@@ -13711,7 +13801,7 @@
         <w:ind w:left="329"/>
         <w:jc w:val="left"/>
         <w:rPr>
-          <w:rFonts w:ascii="David" w:hAnsi="David" w:cs="David" w:hint="cs"/>
+          <w:rFonts w:ascii="David" w:hAnsi="David" w:cs="David"/>
           <w:sz w:val="28"/>
           <w:szCs w:val="28"/>
         </w:rPr>
@@ -13729,7 +13819,7 @@
           <w:rtl/>
         </w:rPr>
       </w:pPr>
-      <w:hyperlink r:id="rId17" w:history="1">
+      <w:hyperlink r:id="rId19" w:history="1">
         <w:r>
           <w:rPr>
             <w:rStyle w:val="Hyperlink"/>
@@ -13766,7 +13856,7 @@
           <w:rtl/>
         </w:rPr>
       </w:pPr>
-      <w:hyperlink r:id="rId18" w:history="1">
+      <w:hyperlink r:id="rId20" w:history="1">
         <w:r>
           <w:rPr>
             <w:rStyle w:val="Hyperlink"/>
@@ -13819,7 +13909,7 @@
         <w:ind w:left="329"/>
         <w:jc w:val="left"/>
         <w:rPr>
-          <w:rFonts w:ascii="David" w:hAnsi="David" w:cs="David" w:hint="cs"/>
+          <w:rFonts w:ascii="David" w:hAnsi="David" w:cs="David"/>
           <w:sz w:val="28"/>
           <w:szCs w:val="28"/>
           <w:rtl/>
@@ -13832,7 +13922,7 @@
         <w:ind w:left="329"/>
         <w:jc w:val="left"/>
         <w:rPr>
-          <w:rFonts w:ascii="David" w:hAnsi="David" w:cs="David" w:hint="cs"/>
+          <w:rFonts w:ascii="David" w:hAnsi="David" w:cs="David"/>
           <w:sz w:val="28"/>
           <w:szCs w:val="28"/>
           <w:rtl/>
@@ -13854,7 +13944,7 @@
         <w:ind w:left="329"/>
         <w:jc w:val="left"/>
         <w:rPr>
-          <w:rFonts w:ascii="David" w:hAnsi="David" w:cs="David" w:hint="cs"/>
+          <w:rFonts w:ascii="David" w:hAnsi="David" w:cs="David"/>
           <w:sz w:val="28"/>
           <w:szCs w:val="28"/>
           <w:rtl/>
@@ -14303,7 +14393,7 @@
               <w:ind w:left="1"/>
               <w:jc w:val="left"/>
               <w:rPr>
-                <w:rFonts w:ascii="David" w:hAnsi="David" w:cs="David" w:hint="cs"/>
+                <w:rFonts w:ascii="David" w:hAnsi="David" w:cs="David"/>
                 <w:sz w:val="28"/>
                 <w:szCs w:val="28"/>
                 <w:rtl/>
@@ -14488,7 +14578,7 @@
               <w:ind w:left="1"/>
               <w:jc w:val="left"/>
               <w:rPr>
-                <w:rFonts w:ascii="David" w:hAnsi="David" w:cs="David" w:hint="cs"/>
+                <w:rFonts w:ascii="David" w:hAnsi="David" w:cs="David"/>
                 <w:sz w:val="28"/>
                 <w:szCs w:val="28"/>
                 <w:rtl/>
@@ -15966,29 +16056,20 @@
             <w:pPr>
               <w:jc w:val="left"/>
               <w:rPr>
+                <w:rFonts w:ascii="David" w:eastAsia="Arial" w:hAnsi="David" w:cs="David"/>
+                <w:sz w:val="28"/>
+                <w:szCs w:val="28"/>
+                <w:rtl/>
+              </w:rPr>
+            </w:pPr>
+            <w:r>
+              <w:rPr>
                 <w:rFonts w:ascii="David" w:eastAsia="Arial" w:hAnsi="David" w:cs="David" w:hint="cs"/>
                 <w:sz w:val="28"/>
                 <w:szCs w:val="28"/>
                 <w:rtl/>
               </w:rPr>
-            </w:pPr>
-            <w:r>
-              <w:rPr>
-                <w:rFonts w:ascii="David" w:eastAsia="Arial" w:hAnsi="David" w:cs="David" w:hint="cs"/>
-                <w:sz w:val="28"/>
-                <w:szCs w:val="28"/>
-                <w:rtl/>
-              </w:rPr>
-              <w:t>הסרת</w:t>
-            </w:r>
-            <w:r>
-              <w:rPr>
-                <w:rFonts w:ascii="David" w:eastAsia="Arial" w:hAnsi="David" w:cs="David" w:hint="cs"/>
-                <w:sz w:val="28"/>
-                <w:szCs w:val="28"/>
-                <w:rtl/>
-              </w:rPr>
-              <w:t xml:space="preserve"> חומת האש ב- </w:t>
+              <w:t xml:space="preserve">הסרת חומת האש ב- </w:t>
             </w:r>
             <w:r>
               <w:rPr>
@@ -16527,16 +16608,7 @@
                 <w:szCs w:val="28"/>
                 <w:rtl/>
               </w:rPr>
-              <w:t>הסרת</w:t>
-            </w:r>
-            <w:r>
-              <w:rPr>
-                <w:rFonts w:ascii="David" w:eastAsia="Arial" w:hAnsi="David" w:cs="David" w:hint="cs"/>
-                <w:sz w:val="28"/>
-                <w:szCs w:val="28"/>
-                <w:rtl/>
-              </w:rPr>
-              <w:t xml:space="preserve"> הרשות אפליקציות ב- </w:t>
+              <w:t xml:space="preserve">הסרת הרשות אפליקציות ב- </w:t>
             </w:r>
             <w:r>
               <w:rPr>
@@ -17254,7 +17326,7 @@
         <w:ind w:right="67"/>
         <w:jc w:val="left"/>
         <w:rPr>
-          <w:rFonts w:ascii="David" w:hAnsi="David" w:cs="David" w:hint="cs"/>
+          <w:rFonts w:ascii="David" w:hAnsi="David" w:cs="David"/>
           <w:b/>
           <w:bCs/>
           <w:sz w:val="28"/>
@@ -17898,15 +17970,7 @@
                 <w:sz w:val="28"/>
                 <w:szCs w:val="28"/>
               </w:rPr>
-              <w:t>USERMODE</w:t>
-            </w:r>
-            <w:r>
-              <w:rPr>
-                <w:rFonts w:ascii="David" w:eastAsia="Arial" w:hAnsi="David" w:cs="David"/>
-                <w:sz w:val="28"/>
-                <w:szCs w:val="28"/>
-              </w:rPr>
-              <w:t>MODE</w:t>
+              <w:t>USERMODEMODE</w:t>
             </w:r>
             <w:r>
               <w:rPr>
@@ -18779,7 +18843,7 @@
         <w:ind w:right="1179"/>
         <w:jc w:val="left"/>
         <w:rPr>
-          <w:rFonts w:ascii="David" w:hAnsi="David" w:cs="David" w:hint="cs"/>
+          <w:rFonts w:ascii="David" w:hAnsi="David" w:cs="David"/>
           <w:sz w:val="28"/>
           <w:szCs w:val="28"/>
           <w:rtl/>
@@ -18820,7 +18884,7 @@
         <w:ind w:right="74"/>
         <w:jc w:val="left"/>
         <w:rPr>
-          <w:rFonts w:ascii="David" w:hAnsi="David" w:cs="David" w:hint="cs"/>
+          <w:rFonts w:ascii="David" w:hAnsi="David" w:cs="David"/>
           <w:sz w:val="28"/>
           <w:szCs w:val="28"/>
           <w:rtl/>
@@ -19386,9 +19450,9 @@
       </w:r>
     </w:p>
     <w:sectPr>
-      <w:footerReference w:type="even" r:id="rId19"/>
-      <w:footerReference w:type="default" r:id="rId20"/>
-      <w:footerReference w:type="first" r:id="rId21"/>
+      <w:footerReference w:type="even" r:id="rId21"/>
+      <w:footerReference w:type="default" r:id="rId22"/>
+      <w:footerReference w:type="first" r:id="rId23"/>
       <w:pgSz w:w="11906" w:h="16841"/>
       <w:pgMar w:top="719" w:right="1460" w:bottom="289" w:left="223" w:header="720" w:footer="720" w:gutter="0"/>
       <w:cols w:space="720"/>
@@ -25211,7 +25275,7 @@
     <w:lsdException w:name="Unresolved Mention" w:semiHidden="1" w:unhideWhenUsed="1"/>
     <w:lsdException w:name="Smart Link" w:semiHidden="1" w:unhideWhenUsed="1"/>
   </w:latentStyles>
-  <w:style w:type="paragraph" w:default="1" w:styleId="a">
+  <w:style w:type="paragraph" w:default="1" w:styleId="Normal">
     <w:name w:val="Normal"/>
     <w:qFormat/>
     <w:rsid w:val="00FA5028"/>
@@ -25224,10 +25288,10 @@
       <w:color w:val="000000"/>
     </w:rPr>
   </w:style>
-  <w:style w:type="paragraph" w:styleId="1">
+  <w:style w:type="paragraph" w:styleId="Heading1">
     <w:name w:val="heading 1"/>
-    <w:next w:val="a"/>
-    <w:link w:val="10"/>
+    <w:next w:val="Normal"/>
+    <w:link w:val="Heading1Char"/>
     <w:uiPriority w:val="9"/>
     <w:qFormat/>
     <w:pPr>
@@ -25245,13 +25309,13 @@
       <w:sz w:val="24"/>
     </w:rPr>
   </w:style>
-  <w:style w:type="character" w:default="1" w:styleId="a0">
+  <w:style w:type="character" w:default="1" w:styleId="DefaultParagraphFont">
     <w:name w:val="Default Paragraph Font"/>
     <w:uiPriority w:val="1"/>
     <w:semiHidden/>
     <w:unhideWhenUsed/>
   </w:style>
-  <w:style w:type="table" w:default="1" w:styleId="a1">
+  <w:style w:type="table" w:default="1" w:styleId="TableNormal">
     <w:name w:val="Normal Table"/>
     <w:uiPriority w:val="99"/>
     <w:semiHidden/>
@@ -25266,15 +25330,15 @@
       </w:tblCellMar>
     </w:tblPr>
   </w:style>
-  <w:style w:type="numbering" w:default="1" w:styleId="a2">
+  <w:style w:type="numbering" w:default="1" w:styleId="NoList">
     <w:name w:val="No List"/>
     <w:uiPriority w:val="99"/>
     <w:semiHidden/>
     <w:unhideWhenUsed/>
   </w:style>
-  <w:style w:type="character" w:customStyle="1" w:styleId="10">
-    <w:name w:val="כותרת 1 תו"/>
-    <w:link w:val="1"/>
+  <w:style w:type="character" w:customStyle="1" w:styleId="Heading1Char">
+    <w:name w:val="Heading 1 Char"/>
+    <w:link w:val="Heading1"/>
     <w:rPr>
       <w:rFonts w:ascii="Arial" w:eastAsia="Arial" w:hAnsi="Arial" w:cs="Arial"/>
       <w:b/>
@@ -25296,9 +25360,9 @@
       </w:tblCellMar>
     </w:tblPr>
   </w:style>
-  <w:style w:type="paragraph" w:styleId="a3">
+  <w:style w:type="paragraph" w:styleId="ListParagraph">
     <w:name w:val="List Paragraph"/>
-    <w:basedOn w:val="a"/>
+    <w:basedOn w:val="Normal"/>
     <w:uiPriority w:val="34"/>
     <w:qFormat/>
     <w:rsid w:val="00C20BB5"/>
@@ -25309,7 +25373,7 @@
   </w:style>
   <w:style w:type="character" w:styleId="Hyperlink">
     <w:name w:val="Hyperlink"/>
-    <w:basedOn w:val="a0"/>
+    <w:basedOn w:val="DefaultParagraphFont"/>
     <w:uiPriority w:val="99"/>
     <w:unhideWhenUsed/>
     <w:rsid w:val="0053395E"/>
@@ -25318,9 +25382,9 @@
       <w:u w:val="single"/>
     </w:rPr>
   </w:style>
-  <w:style w:type="character" w:styleId="a4">
+  <w:style w:type="character" w:styleId="UnresolvedMention">
     <w:name w:val="Unresolved Mention"/>
-    <w:basedOn w:val="a0"/>
+    <w:basedOn w:val="DefaultParagraphFont"/>
     <w:uiPriority w:val="99"/>
     <w:semiHidden/>
     <w:unhideWhenUsed/>
@@ -25332,7 +25396,7 @@
   </w:style>
   <w:style w:type="character" w:styleId="FollowedHyperlink">
     <w:name w:val="FollowedHyperlink"/>
-    <w:basedOn w:val="a0"/>
+    <w:basedOn w:val="DefaultParagraphFont"/>
     <w:uiPriority w:val="99"/>
     <w:semiHidden/>
     <w:unhideWhenUsed/>
@@ -25638,4 +25702,16 @@
     </a:ext>
   </a:extLst>
 </a:theme>
+</file>
+
+<file path=customXml/item1.xml><?xml version="1.0" encoding="utf-8"?>
+<b:Sources xmlns:b="http://schemas.openxmlformats.org/officeDocument/2006/bibliography" xmlns="http://schemas.openxmlformats.org/officeDocument/2006/bibliography" SelectedStyle="\APASixthEditionOfficeOnline.xsl" StyleName="APA" Version="6"/>
+</file>
+
+<file path=customXml/itemProps1.xml><?xml version="1.0" encoding="utf-8"?>
+<ds:datastoreItem xmlns:ds="http://schemas.openxmlformats.org/officeDocument/2006/customXml" ds:itemID="{2802B595-9198-4DBA-8EFA-1C6F015AF435}">
+  <ds:schemaRefs>
+    <ds:schemaRef ds:uri="http://schemas.openxmlformats.org/officeDocument/2006/bibliography"/>
+  </ds:schemaRefs>
+</ds:datastoreItem>
 </file>
--- a/הצעת פרויקט - מעודכן גל-     33054.docx
+++ b/הצעת פרויקט - מעודכן גל-     33054.docx
@@ -18,16 +18,19 @@
           <w:szCs w:val="24"/>
           <w:rtl/>
         </w:rPr>
-        <w:t xml:space="preserve">חוזר מנהל מה"ט </w:t>
-      </w:r>
+        <w:t xml:space="preserve">חוזר מנהל </w:t>
+      </w:r>
+      <w:proofErr w:type="spellStart"/>
       <w:r>
         <w:rPr>
           <w:rFonts w:ascii="David" w:eastAsia="David" w:hAnsi="David" w:cs="David"/>
           <w:sz w:val="24"/>
           <w:szCs w:val="24"/>
-        </w:rPr>
-        <w:t>51</w:t>
-      </w:r>
+          <w:rtl/>
+        </w:rPr>
+        <w:t>מה"ט</w:t>
+      </w:r>
+      <w:proofErr w:type="spellEnd"/>
       <w:r>
         <w:rPr>
           <w:rFonts w:ascii="David" w:eastAsia="David" w:hAnsi="David" w:cs="David"/>
@@ -35,7 +38,7 @@
           <w:szCs w:val="24"/>
           <w:rtl/>
         </w:rPr>
-        <w:t>-</w:t>
+        <w:t xml:space="preserve"> </w:t>
       </w:r>
       <w:r>
         <w:rPr>
@@ -43,7 +46,7 @@
           <w:sz w:val="24"/>
           <w:szCs w:val="24"/>
         </w:rPr>
-        <w:t>4</w:t>
+        <w:t>51</w:t>
       </w:r>
       <w:r>
         <w:rPr>
@@ -60,7 +63,7 @@
           <w:sz w:val="24"/>
           <w:szCs w:val="24"/>
         </w:rPr>
-        <w:t>11</w:t>
+        <w:t>4</w:t>
       </w:r>
       <w:r>
         <w:rPr>
@@ -69,7 +72,7 @@
           <w:szCs w:val="24"/>
           <w:rtl/>
         </w:rPr>
-        <w:t xml:space="preserve"> – נספח מס '</w:t>
+        <w:t>-</w:t>
       </w:r>
       <w:r>
         <w:rPr>
@@ -77,7 +80,7 @@
           <w:sz w:val="24"/>
           <w:szCs w:val="24"/>
         </w:rPr>
-        <w:t>1</w:t>
+        <w:t>11</w:t>
       </w:r>
       <w:r>
         <w:rPr>
@@ -86,6 +89,23 @@
           <w:szCs w:val="24"/>
           <w:rtl/>
         </w:rPr>
+        <w:t xml:space="preserve"> – נספח מס '</w:t>
+      </w:r>
+      <w:r>
+        <w:rPr>
+          <w:rFonts w:ascii="David" w:eastAsia="David" w:hAnsi="David" w:cs="David"/>
+          <w:sz w:val="24"/>
+          <w:szCs w:val="24"/>
+        </w:rPr>
+        <w:t>1</w:t>
+      </w:r>
+      <w:r>
+        <w:rPr>
+          <w:rFonts w:ascii="David" w:eastAsia="David" w:hAnsi="David" w:cs="David"/>
+          <w:sz w:val="24"/>
+          <w:szCs w:val="24"/>
+          <w:rtl/>
+        </w:rPr>
         <w:t xml:space="preserve"> </w:t>
       </w:r>
       <w:r>
@@ -230,7 +250,27 @@
           <w:szCs w:val="26"/>
           <w:rtl/>
         </w:rPr>
-        <w:t xml:space="preserve">יחידת הפרויקטים מה"ט </w:t>
+        <w:t xml:space="preserve">יחידת הפרויקטים </w:t>
+      </w:r>
+      <w:proofErr w:type="spellStart"/>
+      <w:r>
+        <w:rPr>
+          <w:rFonts w:ascii="David" w:eastAsia="Arial" w:hAnsi="David" w:cs="David"/>
+          <w:sz w:val="26"/>
+          <w:szCs w:val="26"/>
+          <w:rtl/>
+        </w:rPr>
+        <w:t>מה"ט</w:t>
+      </w:r>
+      <w:proofErr w:type="spellEnd"/>
+      <w:r>
+        <w:rPr>
+          <w:rFonts w:ascii="David" w:eastAsia="Arial" w:hAnsi="David" w:cs="David"/>
+          <w:sz w:val="26"/>
+          <w:szCs w:val="26"/>
+          <w:rtl/>
+        </w:rPr>
+        <w:t xml:space="preserve"> </w:t>
       </w:r>
     </w:p>
     <w:p>
@@ -885,12 +925,21 @@
                 <w:rFonts w:ascii="David" w:hAnsi="David" w:cs="David"/>
               </w:rPr>
             </w:pPr>
+            <w:proofErr w:type="spellStart"/>
             <w:r>
               <w:rPr>
                 <w:rFonts w:ascii="David" w:hAnsi="David" w:cs="David" w:hint="cs"/>
                 <w:rtl/>
               </w:rPr>
-              <w:t>העליה 28</w:t>
+              <w:t>העליה</w:t>
+            </w:r>
+            <w:proofErr w:type="spellEnd"/>
+            <w:r>
+              <w:rPr>
+                <w:rFonts w:ascii="David" w:hAnsi="David" w:cs="David" w:hint="cs"/>
+                <w:rtl/>
+              </w:rPr>
+              <w:t xml:space="preserve"> 28</w:t>
             </w:r>
           </w:p>
         </w:tc>
@@ -939,6 +988,7 @@
                 <w:rFonts w:ascii="David" w:hAnsi="David" w:cs="David"/>
               </w:rPr>
             </w:pPr>
+            <w:proofErr w:type="spellStart"/>
             <w:r>
               <w:rPr>
                 <w:rFonts w:ascii="David" w:eastAsia="Arial" w:hAnsi="David" w:cs="David"/>
@@ -946,7 +996,17 @@
                 <w:szCs w:val="26"/>
                 <w:rtl/>
               </w:rPr>
-              <w:t>דריאל מזרחי</w:t>
+              <w:t>דריאל</w:t>
+            </w:r>
+            <w:proofErr w:type="spellEnd"/>
+            <w:r>
+              <w:rPr>
+                <w:rFonts w:ascii="David" w:eastAsia="Arial" w:hAnsi="David" w:cs="David"/>
+                <w:sz w:val="26"/>
+                <w:szCs w:val="26"/>
+                <w:rtl/>
+              </w:rPr>
+              <w:t xml:space="preserve"> מזרחי</w:t>
             </w:r>
           </w:p>
         </w:tc>
@@ -1468,7 +1528,47 @@
                 <w:szCs w:val="26"/>
                 <w:rtl/>
               </w:rPr>
-              <w:t xml:space="preserve"> דריו בוג'יו </w:t>
+              <w:t xml:space="preserve"> </w:t>
+            </w:r>
+            <w:proofErr w:type="spellStart"/>
+            <w:r>
+              <w:rPr>
+                <w:rFonts w:ascii="David" w:eastAsia="Arial" w:hAnsi="David" w:cs="David"/>
+                <w:sz w:val="26"/>
+                <w:szCs w:val="26"/>
+                <w:rtl/>
+              </w:rPr>
+              <w:t>דריו</w:t>
+            </w:r>
+            <w:proofErr w:type="spellEnd"/>
+            <w:r>
+              <w:rPr>
+                <w:rFonts w:ascii="David" w:eastAsia="Arial" w:hAnsi="David" w:cs="David"/>
+                <w:sz w:val="26"/>
+                <w:szCs w:val="26"/>
+                <w:rtl/>
+              </w:rPr>
+              <w:t xml:space="preserve"> </w:t>
+            </w:r>
+            <w:proofErr w:type="spellStart"/>
+            <w:r>
+              <w:rPr>
+                <w:rFonts w:ascii="David" w:eastAsia="Arial" w:hAnsi="David" w:cs="David"/>
+                <w:sz w:val="26"/>
+                <w:szCs w:val="26"/>
+                <w:rtl/>
+              </w:rPr>
+              <w:t>בוג'יו</w:t>
+            </w:r>
+            <w:proofErr w:type="spellEnd"/>
+            <w:r>
+              <w:rPr>
+                <w:rFonts w:ascii="David" w:eastAsia="Arial" w:hAnsi="David" w:cs="David"/>
+                <w:sz w:val="26"/>
+                <w:szCs w:val="26"/>
+                <w:rtl/>
+              </w:rPr>
+              <w:t xml:space="preserve"> </w:t>
             </w:r>
           </w:p>
         </w:tc>
@@ -1587,7 +1687,27 @@
           <w:rtl/>
         </w:rPr>
         <w:tab/>
-        <w:t xml:space="preserve">           חתימת הגורם המקצועי מטעם מה"ט  </w:t>
+        <w:t xml:space="preserve">           חתימת הגורם המקצועי מטעם </w:t>
+      </w:r>
+      <w:proofErr w:type="spellStart"/>
+      <w:r>
+        <w:rPr>
+          <w:rFonts w:ascii="David" w:eastAsia="Arial" w:hAnsi="David" w:cs="David"/>
+          <w:sz w:val="26"/>
+          <w:szCs w:val="26"/>
+          <w:rtl/>
+        </w:rPr>
+        <w:t>מה"ט</w:t>
+      </w:r>
+      <w:proofErr w:type="spellEnd"/>
+      <w:r>
+        <w:rPr>
+          <w:rFonts w:ascii="David" w:eastAsia="Arial" w:hAnsi="David" w:cs="David"/>
+          <w:sz w:val="26"/>
+          <w:szCs w:val="26"/>
+          <w:rtl/>
+        </w:rPr>
+        <w:t xml:space="preserve">  </w:t>
       </w:r>
     </w:p>
     <w:p>
@@ -2246,7 +2366,7 @@
     </w:p>
     <w:p>
       <w:pPr>
-        <w:pStyle w:val="ListParagraph"/>
+        <w:pStyle w:val="a3"/>
         <w:numPr>
           <w:ilvl w:val="0"/>
           <w:numId w:val="18"/>
@@ -2308,7 +2428,7 @@
     </w:p>
     <w:p>
       <w:pPr>
-        <w:pStyle w:val="ListParagraph"/>
+        <w:pStyle w:val="a3"/>
         <w:numPr>
           <w:ilvl w:val="0"/>
           <w:numId w:val="18"/>
@@ -2334,7 +2454,7 @@
     </w:p>
     <w:p>
       <w:pPr>
-        <w:pStyle w:val="ListParagraph"/>
+        <w:pStyle w:val="a3"/>
         <w:numPr>
           <w:ilvl w:val="0"/>
           <w:numId w:val="18"/>
@@ -2386,7 +2506,7 @@
     </w:p>
     <w:p>
       <w:pPr>
-        <w:pStyle w:val="ListParagraph"/>
+        <w:pStyle w:val="a3"/>
         <w:numPr>
           <w:ilvl w:val="0"/>
           <w:numId w:val="18"/>
@@ -2421,7 +2541,7 @@
     </w:p>
     <w:p>
       <w:pPr>
-        <w:pStyle w:val="ListParagraph"/>
+        <w:pStyle w:val="a3"/>
         <w:numPr>
           <w:ilvl w:val="0"/>
           <w:numId w:val="18"/>
@@ -2707,7 +2827,27 @@
           <w:szCs w:val="28"/>
           <w:rtl/>
         </w:rPr>
-        <w:t>הפרויקט נועד להנגיש לכלל האנשים הרוצים להשתמש באפליקציה, גם אם המשתמש פחות שולט בתחום וגם אם כן, האפליקציה יודעת לספק את השירותים הנדרשים לכל סוג של משתמש.</w:t>
+        <w:t xml:space="preserve">הפרויקט נועד </w:t>
+      </w:r>
+      <w:proofErr w:type="spellStart"/>
+      <w:r>
+        <w:rPr>
+          <w:rFonts w:ascii="David" w:hAnsi="David" w:cs="David" w:hint="cs"/>
+          <w:sz w:val="28"/>
+          <w:szCs w:val="28"/>
+          <w:rtl/>
+        </w:rPr>
+        <w:t>להנגיש</w:t>
+      </w:r>
+      <w:proofErr w:type="spellEnd"/>
+      <w:r>
+        <w:rPr>
+          <w:rFonts w:ascii="David" w:hAnsi="David" w:cs="David" w:hint="cs"/>
+          <w:sz w:val="28"/>
+          <w:szCs w:val="28"/>
+          <w:rtl/>
+        </w:rPr>
+        <w:t xml:space="preserve"> לכלל האנשים הרוצים להשתמש באפליקציה, גם אם המשתמש פחות שולט בתחום וגם אם כן, האפליקציה יודעת לספק את השירותים הנדרשים לכל סוג של משתמש.</w:t>
       </w:r>
     </w:p>
     <w:p>
@@ -2780,7 +2920,7 @@
     </w:p>
     <w:p>
       <w:pPr>
-        <w:pStyle w:val="ListParagraph"/>
+        <w:pStyle w:val="a3"/>
         <w:numPr>
           <w:ilvl w:val="1"/>
           <w:numId w:val="18"/>
@@ -2822,7 +2962,7 @@
     </w:p>
     <w:p>
       <w:pPr>
-        <w:pStyle w:val="ListParagraph"/>
+        <w:pStyle w:val="a3"/>
         <w:spacing w:after="5" w:line="250" w:lineRule="auto"/>
         <w:ind w:left="927" w:right="687"/>
         <w:jc w:val="left"/>
@@ -2837,7 +2977,7 @@
     </w:p>
     <w:p>
       <w:pPr>
-        <w:pStyle w:val="ListParagraph"/>
+        <w:pStyle w:val="a3"/>
         <w:numPr>
           <w:ilvl w:val="2"/>
           <w:numId w:val="18"/>
@@ -2888,7 +3028,7 @@
     </w:p>
     <w:p>
       <w:pPr>
-        <w:pStyle w:val="ListParagraph"/>
+        <w:pStyle w:val="a3"/>
         <w:numPr>
           <w:ilvl w:val="2"/>
           <w:numId w:val="18"/>
@@ -2949,7 +3089,7 @@
     </w:p>
     <w:p>
       <w:pPr>
-        <w:pStyle w:val="ListParagraph"/>
+        <w:pStyle w:val="a3"/>
         <w:numPr>
           <w:ilvl w:val="2"/>
           <w:numId w:val="18"/>
@@ -3104,7 +3244,7 @@
     </w:p>
     <w:p>
       <w:pPr>
-        <w:pStyle w:val="ListParagraph"/>
+        <w:pStyle w:val="a3"/>
         <w:numPr>
           <w:ilvl w:val="1"/>
           <w:numId w:val="18"/>
@@ -3175,7 +3315,7 @@
     </w:p>
     <w:p>
       <w:pPr>
-        <w:pStyle w:val="ListParagraph"/>
+        <w:pStyle w:val="a3"/>
         <w:numPr>
           <w:ilvl w:val="2"/>
           <w:numId w:val="18"/>
@@ -3196,7 +3336,27 @@
           <w:szCs w:val="28"/>
           <w:rtl/>
         </w:rPr>
-        <w:t>במקרה והמערכת קורסת, יישלח דו''ח לשרת עם פרטים הקשורים לקריסה</w:t>
+        <w:t xml:space="preserve">במקרה והמערכת קורסת, יישלח </w:t>
+      </w:r>
+      <w:proofErr w:type="spellStart"/>
+      <w:r>
+        <w:rPr>
+          <w:rFonts w:ascii="David" w:hAnsi="David" w:cs="David"/>
+          <w:sz w:val="28"/>
+          <w:szCs w:val="28"/>
+          <w:rtl/>
+        </w:rPr>
+        <w:t>דו''ח</w:t>
+      </w:r>
+      <w:proofErr w:type="spellEnd"/>
+      <w:r>
+        <w:rPr>
+          <w:rFonts w:ascii="David" w:hAnsi="David" w:cs="David"/>
+          <w:sz w:val="28"/>
+          <w:szCs w:val="28"/>
+          <w:rtl/>
+        </w:rPr>
+        <w:t xml:space="preserve"> לשרת עם פרטים הקשורים לקריסה</w:t>
       </w:r>
       <w:r>
         <w:rPr>
@@ -3210,7 +3370,7 @@
     </w:p>
     <w:p>
       <w:pPr>
-        <w:pStyle w:val="ListParagraph"/>
+        <w:pStyle w:val="a3"/>
         <w:numPr>
           <w:ilvl w:val="2"/>
           <w:numId w:val="18"/>
@@ -3231,7 +3391,27 @@
           <w:szCs w:val="28"/>
           <w:rtl/>
         </w:rPr>
-        <w:t>המערכת תשלח דו''ח לשרת עם נתוני שימוש אחרי יציאה מהאפליקצ</w:t>
+        <w:t xml:space="preserve">המערכת תשלח </w:t>
+      </w:r>
+      <w:proofErr w:type="spellStart"/>
+      <w:r>
+        <w:rPr>
+          <w:rFonts w:ascii="David" w:hAnsi="David" w:cs="David"/>
+          <w:sz w:val="28"/>
+          <w:szCs w:val="28"/>
+          <w:rtl/>
+        </w:rPr>
+        <w:t>דו''ח</w:t>
+      </w:r>
+      <w:proofErr w:type="spellEnd"/>
+      <w:r>
+        <w:rPr>
+          <w:rFonts w:ascii="David" w:hAnsi="David" w:cs="David"/>
+          <w:sz w:val="28"/>
+          <w:szCs w:val="28"/>
+          <w:rtl/>
+        </w:rPr>
+        <w:t xml:space="preserve"> לשרת עם נתוני שימוש אחרי יציאה מהאפליקצ</w:t>
       </w:r>
       <w:r>
         <w:rPr>
@@ -3263,7 +3443,7 @@
     </w:p>
     <w:p>
       <w:pPr>
-        <w:pStyle w:val="ListParagraph"/>
+        <w:pStyle w:val="a3"/>
         <w:numPr>
           <w:ilvl w:val="2"/>
           <w:numId w:val="18"/>
@@ -3323,7 +3503,7 @@
     </w:p>
     <w:p>
       <w:pPr>
-        <w:pStyle w:val="ListParagraph"/>
+        <w:pStyle w:val="a3"/>
         <w:numPr>
           <w:ilvl w:val="2"/>
           <w:numId w:val="18"/>
@@ -3358,7 +3538,7 @@
     </w:p>
     <w:p>
       <w:pPr>
-        <w:pStyle w:val="ListParagraph"/>
+        <w:pStyle w:val="a3"/>
         <w:numPr>
           <w:ilvl w:val="2"/>
           <w:numId w:val="18"/>
@@ -3444,7 +3624,7 @@
     </w:p>
     <w:p>
       <w:pPr>
-        <w:pStyle w:val="ListParagraph"/>
+        <w:pStyle w:val="a3"/>
         <w:numPr>
           <w:ilvl w:val="2"/>
           <w:numId w:val="18"/>
@@ -3479,7 +3659,7 @@
     </w:p>
     <w:p>
       <w:pPr>
-        <w:pStyle w:val="ListParagraph"/>
+        <w:pStyle w:val="a3"/>
         <w:numPr>
           <w:ilvl w:val="2"/>
           <w:numId w:val="18"/>
@@ -3539,7 +3719,7 @@
     </w:p>
     <w:p>
       <w:pPr>
-        <w:pStyle w:val="ListParagraph"/>
+        <w:pStyle w:val="a3"/>
         <w:numPr>
           <w:ilvl w:val="2"/>
           <w:numId w:val="18"/>
@@ -3591,7 +3771,7 @@
     </w:p>
     <w:p>
       <w:pPr>
-        <w:pStyle w:val="ListParagraph"/>
+        <w:pStyle w:val="a3"/>
         <w:numPr>
           <w:ilvl w:val="2"/>
           <w:numId w:val="18"/>
@@ -3643,7 +3823,7 @@
     </w:p>
     <w:p>
       <w:pPr>
-        <w:pStyle w:val="ListParagraph"/>
+        <w:pStyle w:val="a3"/>
         <w:numPr>
           <w:ilvl w:val="2"/>
           <w:numId w:val="18"/>
@@ -3687,7 +3867,7 @@
     </w:p>
     <w:p>
       <w:pPr>
-        <w:pStyle w:val="ListParagraph"/>
+        <w:pStyle w:val="a3"/>
         <w:numPr>
           <w:ilvl w:val="2"/>
           <w:numId w:val="18"/>
@@ -3713,7 +3893,7 @@
     </w:p>
     <w:p>
       <w:pPr>
-        <w:pStyle w:val="ListParagraph"/>
+        <w:pStyle w:val="a3"/>
         <w:numPr>
           <w:ilvl w:val="2"/>
           <w:numId w:val="18"/>
@@ -3748,7 +3928,7 @@
     </w:p>
     <w:p>
       <w:pPr>
-        <w:pStyle w:val="ListParagraph"/>
+        <w:pStyle w:val="a3"/>
         <w:numPr>
           <w:ilvl w:val="2"/>
           <w:numId w:val="18"/>
@@ -3792,7 +3972,7 @@
     </w:p>
     <w:p>
       <w:pPr>
-        <w:pStyle w:val="ListParagraph"/>
+        <w:pStyle w:val="a3"/>
         <w:numPr>
           <w:ilvl w:val="2"/>
           <w:numId w:val="18"/>
@@ -3827,7 +4007,7 @@
     </w:p>
     <w:p>
       <w:pPr>
-        <w:pStyle w:val="ListParagraph"/>
+        <w:pStyle w:val="a3"/>
         <w:numPr>
           <w:ilvl w:val="2"/>
           <w:numId w:val="18"/>
@@ -3862,7 +4042,7 @@
     </w:p>
     <w:p>
       <w:pPr>
-        <w:pStyle w:val="ListParagraph"/>
+        <w:pStyle w:val="a3"/>
         <w:numPr>
           <w:ilvl w:val="2"/>
           <w:numId w:val="18"/>
@@ -3943,7 +4123,7 @@
     </w:p>
     <w:p>
       <w:pPr>
-        <w:pStyle w:val="ListParagraph"/>
+        <w:pStyle w:val="a3"/>
         <w:numPr>
           <w:ilvl w:val="2"/>
           <w:numId w:val="18"/>
@@ -4033,7 +4213,7 @@
     </w:p>
     <w:p>
       <w:pPr>
-        <w:pStyle w:val="ListParagraph"/>
+        <w:pStyle w:val="a3"/>
         <w:numPr>
           <w:ilvl w:val="2"/>
           <w:numId w:val="18"/>
@@ -4106,7 +4286,7 @@
     </w:p>
     <w:p>
       <w:pPr>
-        <w:pStyle w:val="ListParagraph"/>
+        <w:pStyle w:val="a3"/>
         <w:numPr>
           <w:ilvl w:val="2"/>
           <w:numId w:val="18"/>
@@ -4179,7 +4359,7 @@
     </w:p>
     <w:p>
       <w:pPr>
-        <w:pStyle w:val="ListParagraph"/>
+        <w:pStyle w:val="a3"/>
         <w:numPr>
           <w:ilvl w:val="2"/>
           <w:numId w:val="18"/>
@@ -4252,7 +4432,7 @@
     </w:p>
     <w:p>
       <w:pPr>
-        <w:pStyle w:val="ListParagraph"/>
+        <w:pStyle w:val="a3"/>
         <w:numPr>
           <w:ilvl w:val="2"/>
           <w:numId w:val="18"/>
@@ -4325,7 +4505,7 @@
     </w:p>
     <w:p>
       <w:pPr>
-        <w:pStyle w:val="ListParagraph"/>
+        <w:pStyle w:val="a3"/>
         <w:numPr>
           <w:ilvl w:val="2"/>
           <w:numId w:val="18"/>
@@ -4398,7 +4578,7 @@
     </w:p>
     <w:p>
       <w:pPr>
-        <w:pStyle w:val="ListParagraph"/>
+        <w:pStyle w:val="a3"/>
         <w:numPr>
           <w:ilvl w:val="2"/>
           <w:numId w:val="18"/>
@@ -4471,7 +4651,7 @@
     </w:p>
     <w:p>
       <w:pPr>
-        <w:pStyle w:val="ListParagraph"/>
+        <w:pStyle w:val="a3"/>
         <w:numPr>
           <w:ilvl w:val="2"/>
           <w:numId w:val="18"/>
@@ -4506,7 +4686,7 @@
     </w:p>
     <w:p>
       <w:pPr>
-        <w:pStyle w:val="ListParagraph"/>
+        <w:pStyle w:val="a3"/>
         <w:numPr>
           <w:ilvl w:val="2"/>
           <w:numId w:val="18"/>
@@ -4541,7 +4721,7 @@
     </w:p>
     <w:p>
       <w:pPr>
-        <w:pStyle w:val="ListParagraph"/>
+        <w:pStyle w:val="a3"/>
         <w:numPr>
           <w:ilvl w:val="2"/>
           <w:numId w:val="18"/>
@@ -4576,7 +4756,7 @@
     </w:p>
     <w:p>
       <w:pPr>
-        <w:pStyle w:val="ListParagraph"/>
+        <w:pStyle w:val="a3"/>
         <w:numPr>
           <w:ilvl w:val="2"/>
           <w:numId w:val="18"/>
@@ -4611,7 +4791,7 @@
     </w:p>
     <w:p>
       <w:pPr>
-        <w:pStyle w:val="ListParagraph"/>
+        <w:pStyle w:val="a3"/>
         <w:numPr>
           <w:ilvl w:val="2"/>
           <w:numId w:val="18"/>
@@ -4646,7 +4826,7 @@
     </w:p>
     <w:p>
       <w:pPr>
-        <w:pStyle w:val="ListParagraph"/>
+        <w:pStyle w:val="a3"/>
         <w:numPr>
           <w:ilvl w:val="2"/>
           <w:numId w:val="18"/>
@@ -4681,7 +4861,7 @@
     </w:p>
     <w:p>
       <w:pPr>
-        <w:pStyle w:val="ListParagraph"/>
+        <w:pStyle w:val="a3"/>
         <w:numPr>
           <w:ilvl w:val="2"/>
           <w:numId w:val="18"/>
@@ -4769,7 +4949,7 @@
     </w:p>
     <w:p>
       <w:pPr>
-        <w:pStyle w:val="ListParagraph"/>
+        <w:pStyle w:val="a3"/>
         <w:numPr>
           <w:ilvl w:val="1"/>
           <w:numId w:val="18"/>
@@ -4840,7 +5020,7 @@
     </w:p>
     <w:p>
       <w:pPr>
-        <w:pStyle w:val="ListParagraph"/>
+        <w:pStyle w:val="a3"/>
         <w:spacing w:after="0"/>
         <w:ind w:left="927" w:right="343"/>
         <w:jc w:val="left"/>
@@ -4854,7 +5034,7 @@
     </w:p>
     <w:p>
       <w:pPr>
-        <w:pStyle w:val="ListParagraph"/>
+        <w:pStyle w:val="a3"/>
         <w:numPr>
           <w:ilvl w:val="2"/>
           <w:numId w:val="18"/>
@@ -4906,7 +5086,7 @@
     </w:p>
     <w:p>
       <w:pPr>
-        <w:pStyle w:val="ListParagraph"/>
+        <w:pStyle w:val="a3"/>
         <w:numPr>
           <w:ilvl w:val="2"/>
           <w:numId w:val="18"/>
@@ -4927,7 +5107,27 @@
           <w:szCs w:val="28"/>
           <w:rtl/>
         </w:rPr>
-        <w:t>המערכת תבטיח שליחת דו''חות לשרת</w:t>
+        <w:t>המערכת תבטיח שליחת דו''</w:t>
+      </w:r>
+      <w:proofErr w:type="spellStart"/>
+      <w:r>
+        <w:rPr>
+          <w:rFonts w:ascii="David" w:hAnsi="David" w:cs="David"/>
+          <w:sz w:val="28"/>
+          <w:szCs w:val="28"/>
+          <w:rtl/>
+        </w:rPr>
+        <w:t>חות</w:t>
+      </w:r>
+      <w:proofErr w:type="spellEnd"/>
+      <w:r>
+        <w:rPr>
+          <w:rFonts w:ascii="David" w:hAnsi="David" w:cs="David"/>
+          <w:sz w:val="28"/>
+          <w:szCs w:val="28"/>
+          <w:rtl/>
+        </w:rPr>
+        <w:t xml:space="preserve"> לשרת</w:t>
       </w:r>
       <w:r>
         <w:rPr>
@@ -4941,7 +5141,7 @@
     </w:p>
     <w:p>
       <w:pPr>
-        <w:pStyle w:val="ListParagraph"/>
+        <w:pStyle w:val="a3"/>
         <w:numPr>
           <w:ilvl w:val="2"/>
           <w:numId w:val="18"/>
@@ -4984,7 +5184,7 @@
     </w:p>
     <w:p>
       <w:pPr>
-        <w:pStyle w:val="ListParagraph"/>
+        <w:pStyle w:val="a3"/>
         <w:numPr>
           <w:ilvl w:val="2"/>
           <w:numId w:val="18"/>
@@ -5036,7 +5236,7 @@
     </w:p>
     <w:p>
       <w:pPr>
-        <w:pStyle w:val="ListParagraph"/>
+        <w:pStyle w:val="a3"/>
         <w:numPr>
           <w:ilvl w:val="2"/>
           <w:numId w:val="18"/>
@@ -5105,7 +5305,7 @@
     </w:p>
     <w:p>
       <w:pPr>
-        <w:pStyle w:val="ListParagraph"/>
+        <w:pStyle w:val="a3"/>
         <w:numPr>
           <w:ilvl w:val="2"/>
           <w:numId w:val="18"/>
@@ -5166,7 +5366,7 @@
     </w:p>
     <w:p>
       <w:pPr>
-        <w:pStyle w:val="ListParagraph"/>
+        <w:pStyle w:val="a3"/>
         <w:numPr>
           <w:ilvl w:val="2"/>
           <w:numId w:val="18"/>
@@ -5236,7 +5436,7 @@
     </w:p>
     <w:p>
       <w:pPr>
-        <w:pStyle w:val="ListParagraph"/>
+        <w:pStyle w:val="a3"/>
         <w:numPr>
           <w:ilvl w:val="2"/>
           <w:numId w:val="18"/>
@@ -5306,7 +5506,7 @@
     </w:p>
     <w:p>
       <w:pPr>
-        <w:pStyle w:val="ListParagraph"/>
+        <w:pStyle w:val="a3"/>
         <w:numPr>
           <w:ilvl w:val="2"/>
           <w:numId w:val="18"/>
@@ -5366,7 +5566,7 @@
     </w:p>
     <w:p>
       <w:pPr>
-        <w:pStyle w:val="ListParagraph"/>
+        <w:pStyle w:val="a3"/>
         <w:numPr>
           <w:ilvl w:val="2"/>
           <w:numId w:val="18"/>
@@ -5418,7 +5618,7 @@
     </w:p>
     <w:p>
       <w:pPr>
-        <w:pStyle w:val="ListParagraph"/>
+        <w:pStyle w:val="a3"/>
         <w:numPr>
           <w:ilvl w:val="2"/>
           <w:numId w:val="18"/>
@@ -5470,7 +5670,7 @@
     </w:p>
     <w:p>
       <w:pPr>
-        <w:pStyle w:val="ListParagraph"/>
+        <w:pStyle w:val="a3"/>
         <w:numPr>
           <w:ilvl w:val="2"/>
           <w:numId w:val="18"/>
@@ -5522,7 +5722,7 @@
     </w:p>
     <w:p>
       <w:pPr>
-        <w:pStyle w:val="ListParagraph"/>
+        <w:pStyle w:val="a3"/>
         <w:numPr>
           <w:ilvl w:val="2"/>
           <w:numId w:val="18"/>
@@ -5574,7 +5774,7 @@
     </w:p>
     <w:p>
       <w:pPr>
-        <w:pStyle w:val="ListParagraph"/>
+        <w:pStyle w:val="a3"/>
         <w:numPr>
           <w:ilvl w:val="2"/>
           <w:numId w:val="18"/>
@@ -5626,7 +5826,7 @@
     </w:p>
     <w:p>
       <w:pPr>
-        <w:pStyle w:val="ListParagraph"/>
+        <w:pStyle w:val="a3"/>
         <w:numPr>
           <w:ilvl w:val="2"/>
           <w:numId w:val="18"/>
@@ -5679,7 +5879,7 @@
     </w:p>
     <w:p>
       <w:pPr>
-        <w:pStyle w:val="ListParagraph"/>
+        <w:pStyle w:val="a3"/>
         <w:numPr>
           <w:ilvl w:val="2"/>
           <w:numId w:val="18"/>
@@ -5777,7 +5977,7 @@
     </w:p>
     <w:p>
       <w:pPr>
-        <w:pStyle w:val="ListParagraph"/>
+        <w:pStyle w:val="a3"/>
         <w:numPr>
           <w:ilvl w:val="2"/>
           <w:numId w:val="18"/>
@@ -5812,7 +6012,7 @@
     </w:p>
     <w:p>
       <w:pPr>
-        <w:pStyle w:val="ListParagraph"/>
+        <w:pStyle w:val="a3"/>
         <w:numPr>
           <w:ilvl w:val="2"/>
           <w:numId w:val="18"/>
@@ -5864,7 +6064,7 @@
     </w:p>
     <w:p>
       <w:pPr>
-        <w:pStyle w:val="ListParagraph"/>
+        <w:pStyle w:val="a3"/>
         <w:numPr>
           <w:ilvl w:val="2"/>
           <w:numId w:val="18"/>
@@ -5899,7 +6099,7 @@
     </w:p>
     <w:p>
       <w:pPr>
-        <w:pStyle w:val="ListParagraph"/>
+        <w:pStyle w:val="a3"/>
         <w:numPr>
           <w:ilvl w:val="2"/>
           <w:numId w:val="18"/>
@@ -5934,7 +6134,7 @@
     </w:p>
     <w:p>
       <w:pPr>
-        <w:pStyle w:val="ListParagraph"/>
+        <w:pStyle w:val="a3"/>
         <w:numPr>
           <w:ilvl w:val="2"/>
           <w:numId w:val="18"/>
@@ -5969,7 +6169,7 @@
     </w:p>
     <w:p>
       <w:pPr>
-        <w:pStyle w:val="ListParagraph"/>
+        <w:pStyle w:val="a3"/>
         <w:numPr>
           <w:ilvl w:val="2"/>
           <w:numId w:val="18"/>
@@ -6056,7 +6256,7 @@
     </w:p>
     <w:p>
       <w:pPr>
-        <w:pStyle w:val="ListParagraph"/>
+        <w:pStyle w:val="a3"/>
         <w:numPr>
           <w:ilvl w:val="2"/>
           <w:numId w:val="18"/>
@@ -6091,7 +6291,7 @@
     </w:p>
     <w:p>
       <w:pPr>
-        <w:pStyle w:val="ListParagraph"/>
+        <w:pStyle w:val="a3"/>
         <w:numPr>
           <w:ilvl w:val="2"/>
           <w:numId w:val="18"/>
@@ -6126,7 +6326,7 @@
     </w:p>
     <w:p>
       <w:pPr>
-        <w:pStyle w:val="ListParagraph"/>
+        <w:pStyle w:val="a3"/>
         <w:numPr>
           <w:ilvl w:val="2"/>
           <w:numId w:val="18"/>
@@ -6161,7 +6361,7 @@
     </w:p>
     <w:p>
       <w:pPr>
-        <w:pStyle w:val="ListParagraph"/>
+        <w:pStyle w:val="a3"/>
         <w:numPr>
           <w:ilvl w:val="2"/>
           <w:numId w:val="18"/>
@@ -6214,7 +6414,7 @@
     </w:p>
     <w:p>
       <w:pPr>
-        <w:pStyle w:val="ListParagraph"/>
+        <w:pStyle w:val="a3"/>
         <w:numPr>
           <w:ilvl w:val="2"/>
           <w:numId w:val="18"/>
@@ -6270,7 +6470,7 @@
     </w:p>
     <w:p>
       <w:pPr>
-        <w:pStyle w:val="ListParagraph"/>
+        <w:pStyle w:val="a3"/>
         <w:numPr>
           <w:ilvl w:val="0"/>
           <w:numId w:val="18"/>
@@ -6309,7 +6509,7 @@
     </w:p>
     <w:p>
       <w:pPr>
-        <w:pStyle w:val="ListParagraph"/>
+        <w:pStyle w:val="a3"/>
         <w:numPr>
           <w:ilvl w:val="1"/>
           <w:numId w:val="18"/>
@@ -6353,7 +6553,7 @@
     </w:p>
     <w:p>
       <w:pPr>
-        <w:pStyle w:val="ListParagraph"/>
+        <w:pStyle w:val="a3"/>
         <w:spacing w:after="0"/>
         <w:ind w:left="927" w:right="71"/>
         <w:jc w:val="left"/>
@@ -6439,7 +6639,7 @@
     </w:p>
     <w:p>
       <w:pPr>
-        <w:pStyle w:val="ListParagraph"/>
+        <w:pStyle w:val="a3"/>
         <w:spacing w:after="0"/>
         <w:ind w:left="927" w:right="71"/>
         <w:jc w:val="left"/>
@@ -6453,7 +6653,7 @@
     </w:p>
     <w:p>
       <w:pPr>
-        <w:pStyle w:val="ListParagraph"/>
+        <w:pStyle w:val="a3"/>
         <w:numPr>
           <w:ilvl w:val="1"/>
           <w:numId w:val="18"/>
@@ -6479,7 +6679,7 @@
     </w:p>
     <w:p>
       <w:pPr>
-        <w:pStyle w:val="ListParagraph"/>
+        <w:pStyle w:val="a3"/>
         <w:spacing w:after="0"/>
         <w:ind w:left="927" w:right="71"/>
         <w:jc w:val="left"/>
@@ -6502,7 +6702,7 @@
     </w:p>
     <w:p>
       <w:pPr>
-        <w:pStyle w:val="ListParagraph"/>
+        <w:pStyle w:val="a3"/>
         <w:spacing w:after="0"/>
         <w:ind w:left="927" w:right="71"/>
         <w:jc w:val="left"/>
@@ -6550,7 +6750,7 @@
     </w:p>
     <w:p>
       <w:pPr>
-        <w:pStyle w:val="ListParagraph"/>
+        <w:pStyle w:val="a3"/>
         <w:spacing w:after="0"/>
         <w:ind w:left="927" w:right="71"/>
         <w:jc w:val="left"/>
@@ -6564,7 +6764,7 @@
     </w:p>
     <w:p>
       <w:pPr>
-        <w:pStyle w:val="ListParagraph"/>
+        <w:pStyle w:val="a3"/>
         <w:numPr>
           <w:ilvl w:val="1"/>
           <w:numId w:val="18"/>
@@ -6590,7 +6790,7 @@
     </w:p>
     <w:p>
       <w:pPr>
-        <w:pStyle w:val="ListParagraph"/>
+        <w:pStyle w:val="a3"/>
         <w:spacing w:after="0"/>
         <w:ind w:left="927" w:right="71"/>
         <w:jc w:val="left"/>
@@ -6719,7 +6919,7 @@
     </w:p>
     <w:p>
       <w:pPr>
-        <w:pStyle w:val="ListParagraph"/>
+        <w:pStyle w:val="a3"/>
         <w:numPr>
           <w:ilvl w:val="0"/>
           <w:numId w:val="18"/>
@@ -6748,7 +6948,7 @@
     </w:p>
     <w:p>
       <w:pPr>
-        <w:pStyle w:val="ListParagraph"/>
+        <w:pStyle w:val="a3"/>
         <w:spacing w:after="103"/>
         <w:jc w:val="left"/>
         <w:rPr>
@@ -6763,7 +6963,7 @@
     </w:p>
     <w:p>
       <w:pPr>
-        <w:pStyle w:val="ListParagraph"/>
+        <w:pStyle w:val="a3"/>
         <w:numPr>
           <w:ilvl w:val="1"/>
           <w:numId w:val="18"/>
@@ -6794,7 +6994,7 @@
     </w:p>
     <w:p>
       <w:pPr>
-        <w:pStyle w:val="ListParagraph"/>
+        <w:pStyle w:val="a3"/>
         <w:spacing w:after="103"/>
         <w:ind w:left="927"/>
         <w:jc w:val="left"/>
@@ -6808,7 +7008,7 @@
     </w:p>
     <w:p>
       <w:pPr>
-        <w:pStyle w:val="ListParagraph"/>
+        <w:pStyle w:val="a3"/>
         <w:spacing w:after="103"/>
         <w:ind w:left="927"/>
         <w:jc w:val="left"/>
@@ -7267,7 +7467,7 @@
     </w:p>
     <w:p>
       <w:pPr>
-        <w:pStyle w:val="ListParagraph"/>
+        <w:pStyle w:val="a3"/>
         <w:numPr>
           <w:ilvl w:val="1"/>
           <w:numId w:val="18"/>
@@ -7309,7 +7509,7 @@
     </w:p>
     <w:p>
       <w:pPr>
-        <w:pStyle w:val="ListParagraph"/>
+        <w:pStyle w:val="a3"/>
         <w:numPr>
           <w:ilvl w:val="0"/>
           <w:numId w:val="21"/>
@@ -7359,7 +7559,7 @@
     </w:p>
     <w:p>
       <w:pPr>
-        <w:pStyle w:val="ListParagraph"/>
+        <w:pStyle w:val="a3"/>
         <w:numPr>
           <w:ilvl w:val="0"/>
           <w:numId w:val="21"/>
@@ -7421,7 +7621,7 @@
     </w:p>
     <w:p>
       <w:pPr>
-        <w:pStyle w:val="ListParagraph"/>
+        <w:pStyle w:val="a3"/>
         <w:numPr>
           <w:ilvl w:val="1"/>
           <w:numId w:val="18"/>
@@ -7453,7 +7653,7 @@
     </w:p>
     <w:p>
       <w:pPr>
-        <w:pStyle w:val="ListParagraph"/>
+        <w:pStyle w:val="a3"/>
         <w:numPr>
           <w:ilvl w:val="0"/>
           <w:numId w:val="22"/>
@@ -7526,7 +7726,7 @@
     </w:p>
     <w:p>
       <w:pPr>
-        <w:pStyle w:val="ListParagraph"/>
+        <w:pStyle w:val="a3"/>
         <w:spacing w:after="22"/>
         <w:ind w:left="1647" w:right="52"/>
         <w:jc w:val="left"/>
@@ -7551,7 +7751,7 @@
     </w:p>
     <w:p>
       <w:pPr>
-        <w:pStyle w:val="ListParagraph"/>
+        <w:pStyle w:val="a3"/>
         <w:numPr>
           <w:ilvl w:val="1"/>
           <w:numId w:val="18"/>
@@ -7583,7 +7783,7 @@
     </w:p>
     <w:p>
       <w:pPr>
-        <w:pStyle w:val="ListParagraph"/>
+        <w:pStyle w:val="a3"/>
         <w:numPr>
           <w:ilvl w:val="0"/>
           <w:numId w:val="22"/>
@@ -7681,7 +7881,7 @@
     </w:p>
     <w:p>
       <w:pPr>
-        <w:pStyle w:val="ListParagraph"/>
+        <w:pStyle w:val="a3"/>
         <w:spacing w:after="22"/>
         <w:ind w:left="1647" w:right="52"/>
         <w:jc w:val="left"/>
@@ -7697,7 +7897,7 @@
     </w:p>
     <w:p>
       <w:pPr>
-        <w:pStyle w:val="ListParagraph"/>
+        <w:pStyle w:val="a3"/>
         <w:numPr>
           <w:ilvl w:val="1"/>
           <w:numId w:val="18"/>
@@ -7740,7 +7940,7 @@
     </w:p>
     <w:p>
       <w:pPr>
-        <w:pStyle w:val="ListParagraph"/>
+        <w:pStyle w:val="a3"/>
         <w:spacing w:after="22"/>
         <w:ind w:left="927" w:right="52"/>
         <w:jc w:val="left"/>
@@ -7757,7 +7957,7 @@
     </w:p>
     <w:p>
       <w:pPr>
-        <w:pStyle w:val="ListParagraph"/>
+        <w:pStyle w:val="a3"/>
         <w:spacing w:after="22"/>
         <w:ind w:left="927" w:right="52"/>
         <w:jc w:val="left"/>
@@ -7900,7 +8100,7 @@
     </w:p>
     <w:p>
       <w:pPr>
-        <w:pStyle w:val="ListParagraph"/>
+        <w:pStyle w:val="a3"/>
         <w:spacing w:after="22"/>
         <w:ind w:left="927" w:right="52"/>
         <w:jc w:val="left"/>
@@ -8251,7 +8451,7 @@
     </w:p>
     <w:p>
       <w:pPr>
-        <w:pStyle w:val="ListParagraph"/>
+        <w:pStyle w:val="a3"/>
         <w:spacing w:after="22"/>
         <w:ind w:left="927" w:right="52"/>
         <w:jc w:val="left"/>
@@ -8268,7 +8468,7 @@
     </w:p>
     <w:p>
       <w:pPr>
-        <w:pStyle w:val="ListParagraph"/>
+        <w:pStyle w:val="a3"/>
         <w:spacing w:after="22"/>
         <w:ind w:left="927" w:right="52"/>
         <w:jc w:val="left"/>
@@ -8284,7 +8484,7 @@
     </w:p>
     <w:p>
       <w:pPr>
-        <w:pStyle w:val="ListParagraph"/>
+        <w:pStyle w:val="a3"/>
         <w:spacing w:after="22"/>
         <w:ind w:left="927" w:right="52"/>
         <w:jc w:val="left"/>
@@ -8300,7 +8500,7 @@
     </w:p>
     <w:p>
       <w:pPr>
-        <w:pStyle w:val="ListParagraph"/>
+        <w:pStyle w:val="a3"/>
         <w:numPr>
           <w:ilvl w:val="1"/>
           <w:numId w:val="18"/>
@@ -8332,7 +8532,7 @@
     </w:p>
     <w:p>
       <w:pPr>
-        <w:pStyle w:val="ListParagraph"/>
+        <w:pStyle w:val="a3"/>
         <w:numPr>
           <w:ilvl w:val="0"/>
           <w:numId w:val="22"/>
@@ -8375,7 +8575,7 @@
     </w:p>
     <w:p>
       <w:pPr>
-        <w:pStyle w:val="ListParagraph"/>
+        <w:pStyle w:val="a3"/>
         <w:spacing w:after="5" w:line="250" w:lineRule="auto"/>
         <w:ind w:left="1647" w:right="687"/>
         <w:jc w:val="left"/>
@@ -8389,7 +8589,7 @@
     </w:p>
     <w:p>
       <w:pPr>
-        <w:pStyle w:val="ListParagraph"/>
+        <w:pStyle w:val="a3"/>
         <w:numPr>
           <w:ilvl w:val="1"/>
           <w:numId w:val="18"/>
@@ -8461,7 +8661,7 @@
     </w:p>
     <w:p>
       <w:pPr>
-        <w:pStyle w:val="ListParagraph"/>
+        <w:pStyle w:val="a3"/>
         <w:numPr>
           <w:ilvl w:val="0"/>
           <w:numId w:val="22"/>
@@ -8487,7 +8687,7 @@
     </w:p>
     <w:p>
       <w:pPr>
-        <w:pStyle w:val="ListParagraph"/>
+        <w:pStyle w:val="a3"/>
         <w:numPr>
           <w:ilvl w:val="0"/>
           <w:numId w:val="22"/>
@@ -8548,7 +8748,7 @@
     </w:p>
     <w:p>
       <w:pPr>
-        <w:pStyle w:val="ListParagraph"/>
+        <w:pStyle w:val="a3"/>
         <w:numPr>
           <w:ilvl w:val="0"/>
           <w:numId w:val="22"/>
@@ -8573,7 +8773,7 @@
     </w:p>
     <w:p>
       <w:pPr>
-        <w:pStyle w:val="ListParagraph"/>
+        <w:pStyle w:val="a3"/>
         <w:spacing w:after="5" w:line="238" w:lineRule="auto"/>
         <w:ind w:left="1647"/>
         <w:jc w:val="left"/>
@@ -8590,56 +8790,24 @@
         <w:ind w:right="67"/>
         <w:jc w:val="left"/>
         <w:rPr>
-          <w:rFonts w:ascii="David" w:eastAsia="Arial" w:hAnsi="David" w:cs="David"/>
-          <w:sz w:val="28"/>
-          <w:szCs w:val="28"/>
+          <w:rFonts w:ascii="David" w:hAnsi="David" w:cs="David"/>
+          <w:sz w:val="28"/>
+          <w:szCs w:val="28"/>
+          <w:rtl/>
         </w:rPr>
       </w:pPr>
       <w:hyperlink r:id="rId10" w:history="1">
         <w:r>
           <w:rPr>
             <w:rStyle w:val="Hyperlink"/>
-            <w:rFonts w:ascii="David" w:eastAsia="Arial" w:hAnsi="David" w:cs="David"/>
-            <w:sz w:val="28"/>
-            <w:szCs w:val="28"/>
           </w:rPr>
-          <w:t>https://marvelapp.com/prototype</w:t>
-        </w:r>
-        <w:r>
-          <w:rPr>
-            <w:rStyle w:val="Hyperlink"/>
-            <w:rFonts w:ascii="David" w:eastAsia="Arial" w:hAnsi="David" w:cs="David"/>
-            <w:sz w:val="28"/>
-            <w:szCs w:val="28"/>
-          </w:rPr>
-          <w:t>/</w:t>
-        </w:r>
-        <w:r>
-          <w:rPr>
-            <w:rStyle w:val="Hyperlink"/>
-            <w:rFonts w:ascii="David" w:eastAsia="Arial" w:hAnsi="David" w:cs="David"/>
-            <w:sz w:val="28"/>
-            <w:szCs w:val="28"/>
-          </w:rPr>
-          <w:t>aifje09</w:t>
+          <w:t>https://marvelapp.com/prototype/aifje09</w:t>
         </w:r>
       </w:hyperlink>
     </w:p>
     <w:p>
       <w:pPr>
         <w:spacing w:after="0"/>
-        <w:ind w:right="67"/>
-        <w:jc w:val="left"/>
-        <w:rPr>
-          <w:rFonts w:ascii="David" w:hAnsi="David" w:cs="David"/>
-          <w:sz w:val="28"/>
-          <w:szCs w:val="28"/>
-        </w:rPr>
-      </w:pPr>
-    </w:p>
-    <w:p>
-      <w:pPr>
-        <w:spacing w:after="0"/>
         <w:jc w:val="left"/>
         <w:rPr>
           <w:rFonts w:ascii="David" w:hAnsi="David" w:cs="David"/>
@@ -8647,61 +8815,34 @@
           <w:szCs w:val="44"/>
         </w:rPr>
       </w:pPr>
-      <w:r>
+    </w:p>
+    <w:p>
+      <w:pPr>
+        <w:spacing w:after="0"/>
+        <w:jc w:val="left"/>
         <w:rPr>
           <w:rFonts w:ascii="David" w:hAnsi="David" w:cs="David" w:hint="cs"/>
-          <w:noProof/>
+          <w:b/>
+          <w:bCs/>
           <w:sz w:val="44"/>
           <w:szCs w:val="44"/>
-          <w:highlight w:val="yellow"/>
-          <w:rtl/>
-        </w:rPr>
-        <w:t>תמונה של אב טיפוס</w:t>
-      </w:r>
-      <w:r>
-        <w:rPr>
-          <w:rFonts w:ascii="David" w:hAnsi="David" w:cs="David" w:hint="cs"/>
+          <w:rtl/>
+        </w:rPr>
+      </w:pPr>
+      <w:r>
+        <w:rPr>
+          <w:rFonts w:ascii="David" w:hAnsi="David" w:cs="David"/>
+          <w:b/>
+          <w:bCs/>
           <w:sz w:val="44"/>
           <w:szCs w:val="44"/>
           <w:rtl/>
         </w:rPr>
-        <w:t xml:space="preserve"> </w:t>
-      </w:r>
-    </w:p>
-    <w:p>
-      <w:pPr>
-        <w:spacing w:after="0"/>
-        <w:jc w:val="left"/>
-        <w:rPr>
-          <w:rFonts w:ascii="David" w:hAnsi="David" w:cs="David"/>
-          <w:sz w:val="44"/>
-          <w:szCs w:val="44"/>
-        </w:rPr>
-      </w:pPr>
-    </w:p>
-    <w:p>
-      <w:pPr>
-        <w:spacing w:after="0"/>
-        <w:jc w:val="left"/>
-        <w:rPr>
-          <w:rFonts w:ascii="David" w:hAnsi="David" w:cs="David"/>
-          <w:sz w:val="44"/>
-          <w:szCs w:val="44"/>
-          <w:rtl/>
-        </w:rPr>
-      </w:pPr>
-      <w:r>
-        <w:rPr>
-          <w:rFonts w:ascii="David" w:hAnsi="David" w:cs="David"/>
-          <w:noProof/>
-          <w:sz w:val="44"/>
-          <w:szCs w:val="44"/>
-        </w:rPr>
         <w:drawing>
-          <wp:inline distT="0" distB="0" distL="0" distR="0" wp14:anchorId="6FD60CFE" wp14:editId="00D12EBB">
-            <wp:extent cx="2101215" cy="3763369"/>
-            <wp:effectExtent l="0" t="0" r="0" b="8890"/>
-            <wp:docPr id="7" name="Picture 7"/>
+          <wp:inline distT="0" distB="0" distL="0" distR="0" wp14:anchorId="28E533BD" wp14:editId="16AC406D">
+            <wp:extent cx="2381471" cy="4221480"/>
+            <wp:effectExtent l="0" t="0" r="0" b="7620"/>
+            <wp:docPr id="6" name="תמונה 6" descr="תמונה שמכילה טקסט, אלקטרוניקה, צג, צילום מסך&#10;&#10;התיאור נוצר באופן אוטומטי"/>
             <wp:cNvGraphicFramePr>
               <a:graphicFrameLocks xmlns:a="http://schemas.openxmlformats.org/drawingml/2006/main" noChangeAspect="1"/>
             </wp:cNvGraphicFramePr>
@@ -8709,36 +8850,23 @@
               <a:graphicData uri="http://schemas.openxmlformats.org/drawingml/2006/picture">
                 <pic:pic xmlns:pic="http://schemas.openxmlformats.org/drawingml/2006/picture">
                   <pic:nvPicPr>
-                    <pic:cNvPr id="0" name="Picture 2"/>
-                    <pic:cNvPicPr>
-                      <a:picLocks noChangeAspect="1" noChangeArrowheads="1"/>
-                    </pic:cNvPicPr>
+                    <pic:cNvPr id="6" name="תמונה 6" descr="תמונה שמכילה טקסט, אלקטרוניקה, צג, צילום מסך&#10;&#10;התיאור נוצר באופן אוטומטי"/>
+                    <pic:cNvPicPr/>
                   </pic:nvPicPr>
                   <pic:blipFill>
-                    <a:blip r:embed="rId11">
-                      <a:extLst>
-                        <a:ext uri="{28A0092B-C50C-407E-A947-70E740481C1C}">
-                          <a14:useLocalDpi xmlns:a14="http://schemas.microsoft.com/office/drawing/2010/main" val="0"/>
-                        </a:ext>
-                      </a:extLst>
-                    </a:blip>
-                    <a:srcRect/>
+                    <a:blip r:embed="rId11"/>
                     <a:stretch>
                       <a:fillRect/>
                     </a:stretch>
                   </pic:blipFill>
-                  <pic:spPr bwMode="auto">
+                  <pic:spPr>
                     <a:xfrm>
                       <a:off x="0" y="0"/>
-                      <a:ext cx="2125874" cy="3807535"/>
+                      <a:ext cx="2391268" cy="4238846"/>
                     </a:xfrm>
                     <a:prstGeom prst="rect">
                       <a:avLst/>
                     </a:prstGeom>
-                    <a:noFill/>
-                    <a:ln>
-                      <a:noFill/>
-                    </a:ln>
                   </pic:spPr>
                 </pic:pic>
               </a:graphicData>
@@ -8773,7 +8901,7 @@
     </w:p>
     <w:p>
       <w:pPr>
-        <w:pStyle w:val="ListParagraph"/>
+        <w:pStyle w:val="a3"/>
         <w:numPr>
           <w:ilvl w:val="1"/>
           <w:numId w:val="18"/>
@@ -8804,7 +8932,7 @@
     </w:p>
     <w:p>
       <w:pPr>
-        <w:pStyle w:val="ListParagraph"/>
+        <w:pStyle w:val="a3"/>
         <w:numPr>
           <w:ilvl w:val="0"/>
           <w:numId w:val="25"/>
@@ -8831,7 +8959,7 @@
     </w:p>
     <w:p>
       <w:pPr>
-        <w:pStyle w:val="ListParagraph"/>
+        <w:pStyle w:val="a3"/>
         <w:numPr>
           <w:ilvl w:val="0"/>
           <w:numId w:val="25"/>
@@ -8900,47 +9028,7 @@
     </w:p>
     <w:p>
       <w:pPr>
-        <w:pStyle w:val="ListParagraph"/>
-        <w:spacing w:after="0"/>
-        <w:ind w:right="52"/>
-        <w:jc w:val="center"/>
-        <w:rPr>
-          <w:rFonts w:ascii="David" w:hAnsi="David" w:cs="David"/>
-          <w:sz w:val="28"/>
-          <w:szCs w:val="28"/>
-        </w:rPr>
-      </w:pPr>
-      <w:r>
-        <w:rPr>
-          <w:rFonts w:ascii="David" w:eastAsia="Times New Roman" w:hAnsi="David" w:cs="David"/>
-          <w:sz w:val="28"/>
-          <w:szCs w:val="28"/>
-        </w:rPr>
-        <w:t xml:space="preserve"> </w:t>
-      </w:r>
-    </w:p>
-    <w:p>
-      <w:pPr>
-        <w:spacing w:after="0"/>
-        <w:ind w:right="52"/>
-        <w:rPr>
-          <w:rFonts w:ascii="David" w:hAnsi="David" w:cs="David"/>
-          <w:sz w:val="28"/>
-          <w:szCs w:val="28"/>
-        </w:rPr>
-      </w:pPr>
-      <w:r>
-        <w:rPr>
-          <w:rFonts w:ascii="David" w:eastAsia="Times New Roman" w:hAnsi="David" w:cs="David"/>
-          <w:sz w:val="28"/>
-          <w:szCs w:val="28"/>
-        </w:rPr>
-        <w:t xml:space="preserve"> </w:t>
-      </w:r>
-    </w:p>
-    <w:p>
-      <w:pPr>
-        <w:pStyle w:val="ListParagraph"/>
+        <w:pStyle w:val="a3"/>
         <w:numPr>
           <w:ilvl w:val="0"/>
           <w:numId w:val="18"/>
@@ -8968,7 +9056,7 @@
     </w:p>
     <w:p>
       <w:pPr>
-        <w:pStyle w:val="ListParagraph"/>
+        <w:pStyle w:val="a3"/>
         <w:numPr>
           <w:ilvl w:val="1"/>
           <w:numId w:val="18"/>
@@ -9088,7 +9176,7 @@
     </w:p>
     <w:p>
       <w:pPr>
-        <w:pStyle w:val="ListParagraph"/>
+        <w:pStyle w:val="a3"/>
         <w:numPr>
           <w:ilvl w:val="0"/>
           <w:numId w:val="26"/>
@@ -9162,16 +9250,46 @@
           <w:szCs w:val="28"/>
           <w:rtl/>
         </w:rPr>
-        <w:t xml:space="preserve">בסיס נתונים לא רלציוני  </w:t>
-      </w:r>
-      <w:r>
-        <w:rPr>
-          <w:rFonts w:ascii="David" w:eastAsia="Arial" w:hAnsi="David" w:cs="David"/>
-          <w:sz w:val="28"/>
-          <w:szCs w:val="28"/>
-        </w:rPr>
-        <w:t>no sql</w:t>
-      </w:r>
+        <w:t xml:space="preserve">בסיס נתונים לא </w:t>
+      </w:r>
+      <w:proofErr w:type="spellStart"/>
+      <w:r>
+        <w:rPr>
+          <w:rFonts w:ascii="David" w:eastAsia="Arial" w:hAnsi="David" w:cs="David"/>
+          <w:sz w:val="28"/>
+          <w:szCs w:val="28"/>
+          <w:rtl/>
+        </w:rPr>
+        <w:t>רלציוני</w:t>
+      </w:r>
+      <w:proofErr w:type="spellEnd"/>
+      <w:r>
+        <w:rPr>
+          <w:rFonts w:ascii="David" w:eastAsia="Arial" w:hAnsi="David" w:cs="David"/>
+          <w:sz w:val="28"/>
+          <w:szCs w:val="28"/>
+          <w:rtl/>
+        </w:rPr>
+        <w:t xml:space="preserve">  </w:t>
+      </w:r>
+      <w:r>
+        <w:rPr>
+          <w:rFonts w:ascii="David" w:eastAsia="Arial" w:hAnsi="David" w:cs="David"/>
+          <w:sz w:val="28"/>
+          <w:szCs w:val="28"/>
+        </w:rPr>
+        <w:t xml:space="preserve">no </w:t>
+      </w:r>
+      <w:proofErr w:type="spellStart"/>
+      <w:r>
+        <w:rPr>
+          <w:rFonts w:ascii="David" w:eastAsia="Arial" w:hAnsi="David" w:cs="David"/>
+          <w:sz w:val="28"/>
+          <w:szCs w:val="28"/>
+        </w:rPr>
+        <w:t>sql</w:t>
+      </w:r>
+      <w:proofErr w:type="spellEnd"/>
       <w:r>
         <w:rPr>
           <w:rFonts w:ascii="David" w:eastAsia="Arial" w:hAnsi="David" w:cs="David"/>
@@ -9322,7 +9440,6 @@
           <w:sz w:val="28"/>
           <w:szCs w:val="28"/>
         </w:rPr>
-        <w:lastRenderedPageBreak/>
         <w:t xml:space="preserve"> </w:t>
       </w:r>
     </w:p>
@@ -9350,7 +9467,7 @@
     </w:p>
     <w:p>
       <w:pPr>
-        <w:pStyle w:val="ListParagraph"/>
+        <w:pStyle w:val="a3"/>
         <w:numPr>
           <w:ilvl w:val="0"/>
           <w:numId w:val="26"/>
@@ -9371,6 +9488,7 @@
           <w:szCs w:val="28"/>
           <w:rtl/>
         </w:rPr>
+        <w:lastRenderedPageBreak/>
         <w:t>מאגרי הנתונים יישמרו וינוהלו ב-</w:t>
       </w:r>
       <w:r>
@@ -9412,222 +9530,7 @@
     </w:p>
     <w:p>
       <w:pPr>
-        <w:spacing w:after="0"/>
-        <w:ind w:right="52"/>
-        <w:rPr>
-          <w:rFonts w:ascii="David" w:eastAsia="Times New Roman" w:hAnsi="David" w:cs="David"/>
-          <w:sz w:val="28"/>
-          <w:szCs w:val="28"/>
-        </w:rPr>
-      </w:pPr>
-      <w:r>
-        <w:rPr>
-          <w:rFonts w:ascii="David" w:eastAsia="Times New Roman" w:hAnsi="David" w:cs="David"/>
-          <w:sz w:val="28"/>
-          <w:szCs w:val="28"/>
-        </w:rPr>
-        <w:t xml:space="preserve"> </w:t>
-      </w:r>
-    </w:p>
-    <w:p>
-      <w:pPr>
-        <w:spacing w:after="0"/>
-        <w:ind w:right="52"/>
-        <w:rPr>
-          <w:rFonts w:ascii="David" w:eastAsia="Times New Roman" w:hAnsi="David" w:cs="David"/>
-          <w:sz w:val="28"/>
-          <w:szCs w:val="28"/>
-        </w:rPr>
-      </w:pPr>
-    </w:p>
-    <w:p>
-      <w:pPr>
-        <w:spacing w:after="0"/>
-        <w:ind w:right="52"/>
-        <w:rPr>
-          <w:rFonts w:ascii="David" w:eastAsia="Times New Roman" w:hAnsi="David" w:cs="David"/>
-          <w:sz w:val="28"/>
-          <w:szCs w:val="28"/>
-        </w:rPr>
-      </w:pPr>
-    </w:p>
-    <w:p>
-      <w:pPr>
-        <w:spacing w:after="0"/>
-        <w:ind w:right="52"/>
-        <w:rPr>
-          <w:rFonts w:ascii="David" w:eastAsia="Times New Roman" w:hAnsi="David" w:cs="David"/>
-          <w:sz w:val="28"/>
-          <w:szCs w:val="28"/>
-        </w:rPr>
-      </w:pPr>
-    </w:p>
-    <w:p>
-      <w:pPr>
-        <w:spacing w:after="0"/>
-        <w:ind w:right="52"/>
-        <w:rPr>
-          <w:rFonts w:ascii="David" w:eastAsia="Times New Roman" w:hAnsi="David" w:cs="David"/>
-          <w:sz w:val="28"/>
-          <w:szCs w:val="28"/>
-        </w:rPr>
-      </w:pPr>
-    </w:p>
-    <w:p>
-      <w:pPr>
-        <w:spacing w:after="0"/>
-        <w:ind w:right="52"/>
-        <w:rPr>
-          <w:rFonts w:ascii="David" w:eastAsia="Times New Roman" w:hAnsi="David" w:cs="David"/>
-          <w:sz w:val="28"/>
-          <w:szCs w:val="28"/>
-        </w:rPr>
-      </w:pPr>
-    </w:p>
-    <w:p>
-      <w:pPr>
-        <w:spacing w:after="0"/>
-        <w:ind w:right="52"/>
-        <w:rPr>
-          <w:rFonts w:ascii="David" w:eastAsia="Times New Roman" w:hAnsi="David" w:cs="David"/>
-          <w:sz w:val="28"/>
-          <w:szCs w:val="28"/>
-        </w:rPr>
-      </w:pPr>
-    </w:p>
-    <w:p>
-      <w:pPr>
-        <w:spacing w:after="0"/>
-        <w:ind w:right="52"/>
-        <w:rPr>
-          <w:rFonts w:ascii="David" w:eastAsia="Times New Roman" w:hAnsi="David" w:cs="David"/>
-          <w:sz w:val="28"/>
-          <w:szCs w:val="28"/>
-        </w:rPr>
-      </w:pPr>
-    </w:p>
-    <w:p>
-      <w:pPr>
-        <w:spacing w:after="0"/>
-        <w:ind w:right="52"/>
-        <w:rPr>
-          <w:rFonts w:ascii="David" w:eastAsia="Times New Roman" w:hAnsi="David" w:cs="David"/>
-          <w:sz w:val="28"/>
-          <w:szCs w:val="28"/>
-        </w:rPr>
-      </w:pPr>
-    </w:p>
-    <w:p>
-      <w:pPr>
-        <w:spacing w:after="0"/>
-        <w:ind w:right="52"/>
-        <w:rPr>
-          <w:rFonts w:ascii="David" w:eastAsia="Times New Roman" w:hAnsi="David" w:cs="David"/>
-          <w:sz w:val="28"/>
-          <w:szCs w:val="28"/>
-        </w:rPr>
-      </w:pPr>
-    </w:p>
-    <w:p>
-      <w:pPr>
-        <w:spacing w:after="0"/>
-        <w:ind w:right="52"/>
-        <w:rPr>
-          <w:rFonts w:ascii="David" w:eastAsia="Times New Roman" w:hAnsi="David" w:cs="David"/>
-          <w:sz w:val="28"/>
-          <w:szCs w:val="28"/>
-        </w:rPr>
-      </w:pPr>
-    </w:p>
-    <w:p>
-      <w:pPr>
-        <w:spacing w:after="0"/>
-        <w:ind w:right="52"/>
-        <w:rPr>
-          <w:rFonts w:ascii="David" w:eastAsia="Times New Roman" w:hAnsi="David" w:cs="David"/>
-          <w:sz w:val="28"/>
-          <w:szCs w:val="28"/>
-        </w:rPr>
-      </w:pPr>
-    </w:p>
-    <w:p>
-      <w:pPr>
-        <w:spacing w:after="0"/>
-        <w:ind w:right="52"/>
-        <w:rPr>
-          <w:rFonts w:ascii="David" w:eastAsia="Times New Roman" w:hAnsi="David" w:cs="David"/>
-          <w:sz w:val="28"/>
-          <w:szCs w:val="28"/>
-        </w:rPr>
-      </w:pPr>
-    </w:p>
-    <w:p>
-      <w:pPr>
-        <w:spacing w:after="0"/>
-        <w:ind w:right="52"/>
-        <w:rPr>
-          <w:rFonts w:ascii="David" w:eastAsia="Times New Roman" w:hAnsi="David" w:cs="David"/>
-          <w:sz w:val="28"/>
-          <w:szCs w:val="28"/>
-        </w:rPr>
-      </w:pPr>
-    </w:p>
-    <w:p>
-      <w:pPr>
-        <w:spacing w:after="0"/>
-        <w:ind w:right="52"/>
-        <w:rPr>
-          <w:rFonts w:ascii="David" w:eastAsia="Times New Roman" w:hAnsi="David" w:cs="David"/>
-          <w:sz w:val="28"/>
-          <w:szCs w:val="28"/>
-        </w:rPr>
-      </w:pPr>
-    </w:p>
-    <w:p>
-      <w:pPr>
-        <w:spacing w:after="0"/>
-        <w:ind w:right="52"/>
-        <w:rPr>
-          <w:rFonts w:ascii="David" w:eastAsia="Times New Roman" w:hAnsi="David" w:cs="David"/>
-          <w:sz w:val="28"/>
-          <w:szCs w:val="28"/>
-        </w:rPr>
-      </w:pPr>
-    </w:p>
-    <w:p>
-      <w:pPr>
-        <w:spacing w:after="0"/>
-        <w:ind w:right="52"/>
-        <w:rPr>
-          <w:rFonts w:ascii="David" w:hAnsi="David" w:cs="David"/>
-          <w:sz w:val="28"/>
-          <w:szCs w:val="28"/>
-          <w:rtl/>
-        </w:rPr>
-      </w:pPr>
-    </w:p>
-    <w:p>
-      <w:pPr>
-        <w:spacing w:after="0"/>
-        <w:ind w:right="52"/>
-        <w:rPr>
-          <w:rFonts w:ascii="David" w:hAnsi="David" w:cs="David"/>
-          <w:sz w:val="28"/>
-          <w:szCs w:val="28"/>
-        </w:rPr>
-      </w:pPr>
-      <w:r>
-        <w:rPr>
-          <w:rFonts w:ascii="David" w:eastAsia="Times New Roman" w:hAnsi="David" w:cs="David"/>
-          <w:sz w:val="28"/>
-          <w:szCs w:val="28"/>
-        </w:rPr>
-        <w:t xml:space="preserve"> </w:t>
-      </w:r>
-    </w:p>
-    <w:p>
-      <w:pPr>
-        <w:pStyle w:val="ListParagraph"/>
+        <w:pStyle w:val="a3"/>
         <w:numPr>
           <w:ilvl w:val="0"/>
           <w:numId w:val="18"/>
@@ -9666,7 +9569,7 @@
     </w:p>
     <w:p>
       <w:pPr>
-        <w:pStyle w:val="ListParagraph"/>
+        <w:pStyle w:val="a3"/>
         <w:spacing w:after="152"/>
         <w:jc w:val="left"/>
         <w:rPr>
@@ -9679,7 +9582,7 @@
     </w:p>
     <w:p>
       <w:pPr>
-        <w:pStyle w:val="ListParagraph"/>
+        <w:pStyle w:val="a3"/>
         <w:numPr>
           <w:ilvl w:val="1"/>
           <w:numId w:val="18"/>
@@ -9730,7 +9633,6 @@
           <w:sz w:val="28"/>
           <w:szCs w:val="28"/>
         </w:rPr>
-        <w:lastRenderedPageBreak/>
         <w:drawing>
           <wp:anchor distT="0" distB="0" distL="114300" distR="114300" simplePos="0" relativeHeight="251666432" behindDoc="1" locked="0" layoutInCell="1" allowOverlap="1" wp14:anchorId="1E76A1AC" wp14:editId="4D9C4016">
             <wp:simplePos x="0" y="0"/>
@@ -10446,6 +10348,7 @@
           <w:sz w:val="28"/>
           <w:szCs w:val="28"/>
         </w:rPr>
+        <w:lastRenderedPageBreak/>
         <w:t xml:space="preserve"> </w:t>
       </w:r>
     </w:p>
@@ -10489,7 +10392,7 @@
     </w:p>
     <w:p>
       <w:pPr>
-        <w:pStyle w:val="ListParagraph"/>
+        <w:pStyle w:val="a3"/>
         <w:numPr>
           <w:ilvl w:val="1"/>
           <w:numId w:val="18"/>
@@ -10548,7 +10451,7 @@
     </w:p>
     <w:p>
       <w:pPr>
-        <w:pStyle w:val="Heading1"/>
+        <w:pStyle w:val="1"/>
         <w:bidi/>
         <w:ind w:left="919" w:right="1"/>
         <w:jc w:val="left"/>
@@ -10610,7 +10513,6 @@
           <w:sz w:val="28"/>
           <w:szCs w:val="28"/>
         </w:rPr>
-        <w:lastRenderedPageBreak/>
         <w:t xml:space="preserve"> </w:t>
       </w:r>
     </w:p>
@@ -10939,7 +10841,7 @@
     </w:p>
     <w:p>
       <w:pPr>
-        <w:pStyle w:val="Heading1"/>
+        <w:pStyle w:val="1"/>
         <w:bidi/>
         <w:ind w:left="919"/>
         <w:jc w:val="left"/>
@@ -10960,7 +10862,7 @@
     </w:p>
     <w:p>
       <w:pPr>
-        <w:pStyle w:val="Heading1"/>
+        <w:pStyle w:val="1"/>
         <w:bidi/>
         <w:ind w:left="919"/>
         <w:jc w:val="left"/>
@@ -10973,7 +10875,7 @@
     </w:p>
     <w:p>
       <w:pPr>
-        <w:pStyle w:val="Heading1"/>
+        <w:pStyle w:val="1"/>
         <w:bidi/>
         <w:ind w:left="919"/>
         <w:jc w:val="left"/>
@@ -10986,7 +10888,7 @@
     </w:p>
     <w:p>
       <w:pPr>
-        <w:pStyle w:val="Heading1"/>
+        <w:pStyle w:val="1"/>
         <w:bidi/>
         <w:ind w:left="919"/>
         <w:jc w:val="left"/>
@@ -10999,7 +10901,7 @@
     </w:p>
     <w:p>
       <w:pPr>
-        <w:pStyle w:val="Heading1"/>
+        <w:pStyle w:val="1"/>
         <w:bidi/>
         <w:ind w:left="919"/>
         <w:jc w:val="left"/>
@@ -11012,7 +10914,7 @@
     </w:p>
     <w:p>
       <w:pPr>
-        <w:pStyle w:val="Heading1"/>
+        <w:pStyle w:val="1"/>
         <w:bidi/>
         <w:ind w:left="919"/>
         <w:jc w:val="left"/>
@@ -11025,7 +10927,7 @@
     </w:p>
     <w:p>
       <w:pPr>
-        <w:pStyle w:val="Heading1"/>
+        <w:pStyle w:val="1"/>
         <w:bidi/>
         <w:ind w:left="919"/>
         <w:jc w:val="left"/>
@@ -11038,7 +10940,7 @@
     </w:p>
     <w:p>
       <w:pPr>
-        <w:pStyle w:val="Heading1"/>
+        <w:pStyle w:val="1"/>
         <w:bidi/>
         <w:ind w:left="919"/>
         <w:jc w:val="left"/>
@@ -11051,7 +10953,7 @@
     </w:p>
     <w:p>
       <w:pPr>
-        <w:pStyle w:val="Heading1"/>
+        <w:pStyle w:val="1"/>
         <w:bidi/>
         <w:ind w:left="919"/>
         <w:jc w:val="left"/>
@@ -11064,7 +10966,7 @@
     </w:p>
     <w:p>
       <w:pPr>
-        <w:pStyle w:val="Heading1"/>
+        <w:pStyle w:val="1"/>
         <w:bidi/>
         <w:ind w:left="919"/>
         <w:jc w:val="left"/>
@@ -11077,7 +10979,7 @@
     </w:p>
     <w:p>
       <w:pPr>
-        <w:pStyle w:val="Heading1"/>
+        <w:pStyle w:val="1"/>
         <w:bidi/>
         <w:ind w:left="919"/>
         <w:jc w:val="left"/>
@@ -11090,7 +10992,7 @@
     </w:p>
     <w:p>
       <w:pPr>
-        <w:pStyle w:val="Heading1"/>
+        <w:pStyle w:val="1"/>
         <w:bidi/>
         <w:ind w:left="919"/>
         <w:jc w:val="left"/>
@@ -11103,7 +11005,7 @@
     </w:p>
     <w:p>
       <w:pPr>
-        <w:pStyle w:val="Heading1"/>
+        <w:pStyle w:val="1"/>
         <w:bidi/>
         <w:ind w:left="919"/>
         <w:jc w:val="left"/>
@@ -11116,7 +11018,7 @@
     </w:p>
     <w:p>
       <w:pPr>
-        <w:pStyle w:val="Heading1"/>
+        <w:pStyle w:val="1"/>
         <w:bidi/>
         <w:ind w:left="919"/>
         <w:jc w:val="left"/>
@@ -11129,7 +11031,7 @@
     </w:p>
     <w:p>
       <w:pPr>
-        <w:pStyle w:val="Heading1"/>
+        <w:pStyle w:val="1"/>
         <w:bidi/>
         <w:ind w:left="919"/>
         <w:jc w:val="left"/>
@@ -11142,7 +11044,7 @@
     </w:p>
     <w:p>
       <w:pPr>
-        <w:pStyle w:val="Heading1"/>
+        <w:pStyle w:val="1"/>
         <w:bidi/>
         <w:ind w:left="919"/>
         <w:jc w:val="left"/>
@@ -11155,7 +11057,7 @@
     </w:p>
     <w:p>
       <w:pPr>
-        <w:pStyle w:val="Heading1"/>
+        <w:pStyle w:val="1"/>
         <w:bidi/>
         <w:ind w:left="919"/>
         <w:jc w:val="left"/>
@@ -11168,7 +11070,7 @@
     </w:p>
     <w:p>
       <w:pPr>
-        <w:pStyle w:val="Heading1"/>
+        <w:pStyle w:val="1"/>
         <w:bidi/>
         <w:ind w:left="919"/>
         <w:jc w:val="left"/>
@@ -11181,7 +11083,7 @@
     </w:p>
     <w:p>
       <w:pPr>
-        <w:pStyle w:val="Heading1"/>
+        <w:pStyle w:val="1"/>
         <w:bidi/>
         <w:ind w:left="919"/>
         <w:jc w:val="left"/>
@@ -11194,7 +11096,7 @@
     </w:p>
     <w:p>
       <w:pPr>
-        <w:pStyle w:val="Heading1"/>
+        <w:pStyle w:val="1"/>
         <w:bidi/>
         <w:ind w:left="919"/>
         <w:jc w:val="left"/>
@@ -11214,7 +11116,7 @@
     </w:p>
     <w:p>
       <w:pPr>
-        <w:pStyle w:val="Heading1"/>
+        <w:pStyle w:val="1"/>
         <w:bidi/>
         <w:ind w:left="919"/>
         <w:jc w:val="left"/>
@@ -11287,7 +11189,7 @@
     </w:p>
     <w:p>
       <w:pPr>
-        <w:pStyle w:val="Heading1"/>
+        <w:pStyle w:val="1"/>
         <w:bidi/>
         <w:ind w:left="919"/>
         <w:jc w:val="left"/>
@@ -11354,7 +11256,6 @@
           <w:sz w:val="28"/>
           <w:szCs w:val="28"/>
         </w:rPr>
-        <w:lastRenderedPageBreak/>
         <w:drawing>
           <wp:anchor distT="0" distB="0" distL="114300" distR="114300" simplePos="0" relativeHeight="251668480" behindDoc="1" locked="0" layoutInCell="1" allowOverlap="1" wp14:anchorId="4F5D6AE1" wp14:editId="49B4A9A6">
             <wp:simplePos x="0" y="0"/>
@@ -11532,7 +11433,7 @@
     </w:p>
     <w:p>
       <w:pPr>
-        <w:pStyle w:val="Heading1"/>
+        <w:pStyle w:val="1"/>
         <w:bidi/>
         <w:ind w:left="919" w:right="3"/>
         <w:jc w:val="left"/>
@@ -11545,7 +11446,7 @@
     </w:p>
     <w:p>
       <w:pPr>
-        <w:pStyle w:val="Heading1"/>
+        <w:pStyle w:val="1"/>
         <w:bidi/>
         <w:ind w:left="919" w:right="3"/>
         <w:jc w:val="left"/>
@@ -12207,7 +12108,7 @@
     </w:p>
     <w:p>
       <w:pPr>
-        <w:pStyle w:val="Heading1"/>
+        <w:pStyle w:val="1"/>
         <w:bidi/>
         <w:ind w:left="919"/>
         <w:jc w:val="left"/>
@@ -12224,7 +12125,6 @@
           <w:sz w:val="28"/>
           <w:szCs w:val="28"/>
         </w:rPr>
-        <w:lastRenderedPageBreak/>
         <w:t xml:space="preserve">Sequence diagram </w:t>
       </w:r>
       <w:r>
@@ -12684,7 +12584,7 @@
     </w:p>
     <w:p>
       <w:pPr>
-        <w:pStyle w:val="ListParagraph"/>
+        <w:pStyle w:val="a3"/>
         <w:numPr>
           <w:ilvl w:val="0"/>
           <w:numId w:val="26"/>
@@ -12847,7 +12747,7 @@
     </w:p>
     <w:p>
       <w:pPr>
-        <w:pStyle w:val="ListParagraph"/>
+        <w:pStyle w:val="a3"/>
         <w:numPr>
           <w:ilvl w:val="0"/>
           <w:numId w:val="26"/>
@@ -12890,7 +12790,7 @@
     </w:p>
     <w:p>
       <w:pPr>
-        <w:pStyle w:val="ListParagraph"/>
+        <w:pStyle w:val="a3"/>
         <w:numPr>
           <w:ilvl w:val="0"/>
           <w:numId w:val="26"/>
@@ -12957,12 +12857,13 @@
           <w:sz w:val="28"/>
           <w:szCs w:val="28"/>
         </w:rPr>
+        <w:lastRenderedPageBreak/>
         <w:t xml:space="preserve"> </w:t>
       </w:r>
     </w:p>
     <w:p>
       <w:pPr>
-        <w:pStyle w:val="ListParagraph"/>
+        <w:pStyle w:val="a3"/>
         <w:numPr>
           <w:ilvl w:val="0"/>
           <w:numId w:val="10"/>
@@ -12984,13 +12885,12 @@
           <w:szCs w:val="28"/>
           <w:rtl/>
         </w:rPr>
-        <w:lastRenderedPageBreak/>
         <w:t xml:space="preserve">אבטחת מידע:  </w:t>
       </w:r>
     </w:p>
     <w:p>
       <w:pPr>
-        <w:pStyle w:val="ListParagraph"/>
+        <w:pStyle w:val="a3"/>
         <w:numPr>
           <w:ilvl w:val="0"/>
           <w:numId w:val="27"/>
@@ -13033,7 +12933,7 @@
     </w:p>
     <w:p>
       <w:pPr>
-        <w:pStyle w:val="ListParagraph"/>
+        <w:pStyle w:val="a3"/>
         <w:numPr>
           <w:ilvl w:val="0"/>
           <w:numId w:val="27"/>
@@ -13091,7 +12991,7 @@
     </w:p>
     <w:p>
       <w:pPr>
-        <w:pStyle w:val="ListParagraph"/>
+        <w:pStyle w:val="a3"/>
         <w:numPr>
           <w:ilvl w:val="0"/>
           <w:numId w:val="10"/>
@@ -13131,7 +13031,7 @@
     </w:p>
     <w:p>
       <w:pPr>
-        <w:pStyle w:val="ListParagraph"/>
+        <w:pStyle w:val="a3"/>
         <w:spacing w:after="150"/>
         <w:ind w:left="579"/>
         <w:jc w:val="left"/>
@@ -13261,7 +13161,7 @@
     </w:p>
     <w:p>
       <w:pPr>
-        <w:pStyle w:val="ListParagraph"/>
+        <w:pStyle w:val="a3"/>
         <w:numPr>
           <w:ilvl w:val="0"/>
           <w:numId w:val="28"/>
@@ -13304,7 +13204,7 @@
     </w:p>
     <w:p>
       <w:pPr>
-        <w:pStyle w:val="ListParagraph"/>
+        <w:pStyle w:val="a3"/>
         <w:numPr>
           <w:ilvl w:val="0"/>
           <w:numId w:val="28"/>
@@ -13330,7 +13230,7 @@
     </w:p>
     <w:p>
       <w:pPr>
-        <w:pStyle w:val="ListParagraph"/>
+        <w:pStyle w:val="a3"/>
         <w:numPr>
           <w:ilvl w:val="0"/>
           <w:numId w:val="28"/>
@@ -13440,7 +13340,7 @@
     </w:p>
     <w:p>
       <w:pPr>
-        <w:pStyle w:val="ListParagraph"/>
+        <w:pStyle w:val="a3"/>
         <w:numPr>
           <w:ilvl w:val="0"/>
           <w:numId w:val="29"/>
@@ -13465,7 +13365,7 @@
     </w:p>
     <w:p>
       <w:pPr>
-        <w:pStyle w:val="ListParagraph"/>
+        <w:pStyle w:val="a3"/>
         <w:numPr>
           <w:ilvl w:val="0"/>
           <w:numId w:val="29"/>
@@ -13490,7 +13390,7 @@
     </w:p>
     <w:p>
       <w:pPr>
-        <w:pStyle w:val="ListParagraph"/>
+        <w:pStyle w:val="a3"/>
         <w:numPr>
           <w:ilvl w:val="0"/>
           <w:numId w:val="29"/>
@@ -13555,7 +13455,7 @@
     </w:p>
     <w:p>
       <w:pPr>
-        <w:pStyle w:val="ListParagraph"/>
+        <w:pStyle w:val="a3"/>
         <w:numPr>
           <w:ilvl w:val="1"/>
           <w:numId w:val="15"/>
@@ -13583,7 +13483,7 @@
     </w:p>
     <w:p>
       <w:pPr>
-        <w:pStyle w:val="ListParagraph"/>
+        <w:pStyle w:val="a3"/>
         <w:numPr>
           <w:ilvl w:val="0"/>
           <w:numId w:val="30"/>
@@ -13616,7 +13516,7 @@
     </w:p>
     <w:p>
       <w:pPr>
-        <w:pStyle w:val="ListParagraph"/>
+        <w:pStyle w:val="a3"/>
         <w:numPr>
           <w:ilvl w:val="0"/>
           <w:numId w:val="30"/>
@@ -14048,6 +13948,7 @@
           <w:sz w:val="28"/>
           <w:szCs w:val="28"/>
         </w:rPr>
+        <w:lastRenderedPageBreak/>
         <w:t xml:space="preserve"> </w:t>
       </w:r>
     </w:p>
@@ -14068,7 +13969,6 @@
           <w:sz w:val="28"/>
           <w:szCs w:val="28"/>
         </w:rPr>
-        <w:lastRenderedPageBreak/>
         <w:t xml:space="preserve"> </w:t>
       </w:r>
     </w:p>
@@ -18858,6 +18758,7 @@
         </w:rPr>
         <w:t xml:space="preserve">שם:__ </w:t>
       </w:r>
+      <w:proofErr w:type="spellStart"/>
       <w:r>
         <w:rPr>
           <w:rFonts w:ascii="David" w:eastAsia="Arial" w:hAnsi="David" w:cs="David"/>
@@ -18866,8 +18767,31 @@
           <w:u w:val="single" w:color="000000"/>
           <w:rtl/>
         </w:rPr>
-        <w:t>דריו בוג'יו</w:t>
-      </w:r>
+        <w:t>דריו</w:t>
+      </w:r>
+      <w:proofErr w:type="spellEnd"/>
+      <w:r>
+        <w:rPr>
+          <w:rFonts w:ascii="David" w:eastAsia="Arial" w:hAnsi="David" w:cs="David"/>
+          <w:sz w:val="28"/>
+          <w:szCs w:val="28"/>
+          <w:u w:val="single" w:color="000000"/>
+          <w:rtl/>
+        </w:rPr>
+        <w:t xml:space="preserve"> </w:t>
+      </w:r>
+      <w:proofErr w:type="spellStart"/>
+      <w:r>
+        <w:rPr>
+          <w:rFonts w:ascii="David" w:eastAsia="Arial" w:hAnsi="David" w:cs="David"/>
+          <w:sz w:val="28"/>
+          <w:szCs w:val="28"/>
+          <w:u w:val="single" w:color="000000"/>
+          <w:rtl/>
+        </w:rPr>
+        <w:t>בוג'יו</w:t>
+      </w:r>
+      <w:proofErr w:type="spellEnd"/>
       <w:r>
         <w:rPr>
           <w:rFonts w:ascii="David" w:eastAsia="Arial" w:hAnsi="David" w:cs="David"/>
@@ -19076,8 +19000,22 @@
           <w:u w:val="single" w:color="000000"/>
           <w:rtl/>
         </w:rPr>
-        <w:t>הערות הגורם המקצועי מטעם מה"ט</w:t>
-      </w:r>
+        <w:t xml:space="preserve">הערות הגורם המקצועי מטעם </w:t>
+      </w:r>
+      <w:proofErr w:type="spellStart"/>
+      <w:r>
+        <w:rPr>
+          <w:rFonts w:ascii="David" w:eastAsia="Arial" w:hAnsi="David" w:cs="David"/>
+          <w:b/>
+          <w:bCs/>
+          <w:sz w:val="28"/>
+          <w:szCs w:val="28"/>
+          <w:u w:val="single" w:color="000000"/>
+          <w:rtl/>
+        </w:rPr>
+        <w:t>מה"ט</w:t>
+      </w:r>
+      <w:proofErr w:type="spellEnd"/>
       <w:r>
         <w:rPr>
           <w:rFonts w:ascii="David" w:eastAsia="Arial" w:hAnsi="David" w:cs="David"/>
@@ -19275,8 +19213,22 @@
           <w:u w:val="single" w:color="000000"/>
           <w:rtl/>
         </w:rPr>
-        <w:t>אישור הגורם המקצועי מטעם מה"ט</w:t>
-      </w:r>
+        <w:t xml:space="preserve">אישור הגורם המקצועי מטעם </w:t>
+      </w:r>
+      <w:proofErr w:type="spellStart"/>
+      <w:r>
+        <w:rPr>
+          <w:rFonts w:ascii="David" w:eastAsia="Arial" w:hAnsi="David" w:cs="David"/>
+          <w:b/>
+          <w:bCs/>
+          <w:sz w:val="28"/>
+          <w:szCs w:val="28"/>
+          <w:u w:val="single" w:color="000000"/>
+          <w:rtl/>
+        </w:rPr>
+        <w:t>מה"ט</w:t>
+      </w:r>
+      <w:proofErr w:type="spellEnd"/>
       <w:r>
         <w:rPr>
           <w:rFonts w:ascii="David" w:eastAsia="Arial" w:hAnsi="David" w:cs="David"/>
@@ -25275,7 +25227,7 @@
     <w:lsdException w:name="Unresolved Mention" w:semiHidden="1" w:unhideWhenUsed="1"/>
     <w:lsdException w:name="Smart Link" w:semiHidden="1" w:unhideWhenUsed="1"/>
   </w:latentStyles>
-  <w:style w:type="paragraph" w:default="1" w:styleId="Normal">
+  <w:style w:type="paragraph" w:default="1" w:styleId="a">
     <w:name w:val="Normal"/>
     <w:qFormat/>
     <w:rsid w:val="00FA5028"/>
@@ -25288,10 +25240,10 @@
       <w:color w:val="000000"/>
     </w:rPr>
   </w:style>
-  <w:style w:type="paragraph" w:styleId="Heading1">
+  <w:style w:type="paragraph" w:styleId="1">
     <w:name w:val="heading 1"/>
-    <w:next w:val="Normal"/>
-    <w:link w:val="Heading1Char"/>
+    <w:next w:val="a"/>
+    <w:link w:val="10"/>
     <w:uiPriority w:val="9"/>
     <w:qFormat/>
     <w:pPr>
@@ -25309,13 +25261,13 @@
       <w:sz w:val="24"/>
     </w:rPr>
   </w:style>
-  <w:style w:type="character" w:default="1" w:styleId="DefaultParagraphFont">
+  <w:style w:type="character" w:default="1" w:styleId="a0">
     <w:name w:val="Default Paragraph Font"/>
     <w:uiPriority w:val="1"/>
     <w:semiHidden/>
     <w:unhideWhenUsed/>
   </w:style>
-  <w:style w:type="table" w:default="1" w:styleId="TableNormal">
+  <w:style w:type="table" w:default="1" w:styleId="a1">
     <w:name w:val="Normal Table"/>
     <w:uiPriority w:val="99"/>
     <w:semiHidden/>
@@ -25330,15 +25282,15 @@
       </w:tblCellMar>
     </w:tblPr>
   </w:style>
-  <w:style w:type="numbering" w:default="1" w:styleId="NoList">
+  <w:style w:type="numbering" w:default="1" w:styleId="a2">
     <w:name w:val="No List"/>
     <w:uiPriority w:val="99"/>
     <w:semiHidden/>
     <w:unhideWhenUsed/>
   </w:style>
-  <w:style w:type="character" w:customStyle="1" w:styleId="Heading1Char">
-    <w:name w:val="Heading 1 Char"/>
-    <w:link w:val="Heading1"/>
+  <w:style w:type="character" w:customStyle="1" w:styleId="10">
+    <w:name w:val="כותרת 1 תו"/>
+    <w:link w:val="1"/>
     <w:rPr>
       <w:rFonts w:ascii="Arial" w:eastAsia="Arial" w:hAnsi="Arial" w:cs="Arial"/>
       <w:b/>
@@ -25360,9 +25312,9 @@
       </w:tblCellMar>
     </w:tblPr>
   </w:style>
-  <w:style w:type="paragraph" w:styleId="ListParagraph">
+  <w:style w:type="paragraph" w:styleId="a3">
     <w:name w:val="List Paragraph"/>
-    <w:basedOn w:val="Normal"/>
+    <w:basedOn w:val="a"/>
     <w:uiPriority w:val="34"/>
     <w:qFormat/>
     <w:rsid w:val="00C20BB5"/>
@@ -25373,7 +25325,7 @@
   </w:style>
   <w:style w:type="character" w:styleId="Hyperlink">
     <w:name w:val="Hyperlink"/>
-    <w:basedOn w:val="DefaultParagraphFont"/>
+    <w:basedOn w:val="a0"/>
     <w:uiPriority w:val="99"/>
     <w:unhideWhenUsed/>
     <w:rsid w:val="0053395E"/>
@@ -25382,9 +25334,9 @@
       <w:u w:val="single"/>
     </w:rPr>
   </w:style>
-  <w:style w:type="character" w:styleId="UnresolvedMention">
+  <w:style w:type="character" w:styleId="a4">
     <w:name w:val="Unresolved Mention"/>
-    <w:basedOn w:val="DefaultParagraphFont"/>
+    <w:basedOn w:val="a0"/>
     <w:uiPriority w:val="99"/>
     <w:semiHidden/>
     <w:unhideWhenUsed/>
@@ -25396,7 +25348,7 @@
   </w:style>
   <w:style w:type="character" w:styleId="FollowedHyperlink">
     <w:name w:val="FollowedHyperlink"/>
-    <w:basedOn w:val="DefaultParagraphFont"/>
+    <w:basedOn w:val="a0"/>
     <w:uiPriority w:val="99"/>
     <w:semiHidden/>
     <w:unhideWhenUsed/>

--- a/הצעת פרויקט - מעודכן גל-     33054.docx
+++ b/הצעת פרויקט - מעודכן גל-     33054.docx
@@ -988,7 +988,6 @@
                 <w:rFonts w:ascii="David" w:hAnsi="David" w:cs="David"/>
               </w:rPr>
             </w:pPr>
-            <w:proofErr w:type="spellStart"/>
             <w:r>
               <w:rPr>
                 <w:rFonts w:ascii="David" w:eastAsia="Arial" w:hAnsi="David" w:cs="David"/>
@@ -996,17 +995,7 @@
                 <w:szCs w:val="26"/>
                 <w:rtl/>
               </w:rPr>
-              <w:t>דריאל</w:t>
-            </w:r>
-            <w:proofErr w:type="spellEnd"/>
-            <w:r>
-              <w:rPr>
-                <w:rFonts w:ascii="David" w:eastAsia="Arial" w:hAnsi="David" w:cs="David"/>
-                <w:sz w:val="26"/>
-                <w:szCs w:val="26"/>
-                <w:rtl/>
-              </w:rPr>
-              <w:t xml:space="preserve"> מזרחי</w:t>
+              <w:t>דריאל מזרחי</w:t>
             </w:r>
           </w:p>
         </w:tc>
@@ -2366,7 +2355,7 @@
     </w:p>
     <w:p>
       <w:pPr>
-        <w:pStyle w:val="a3"/>
+        <w:pStyle w:val="ListParagraph"/>
         <w:numPr>
           <w:ilvl w:val="0"/>
           <w:numId w:val="18"/>
@@ -2428,7 +2417,7 @@
     </w:p>
     <w:p>
       <w:pPr>
-        <w:pStyle w:val="a3"/>
+        <w:pStyle w:val="ListParagraph"/>
         <w:numPr>
           <w:ilvl w:val="0"/>
           <w:numId w:val="18"/>
@@ -2454,7 +2443,7 @@
     </w:p>
     <w:p>
       <w:pPr>
-        <w:pStyle w:val="a3"/>
+        <w:pStyle w:val="ListParagraph"/>
         <w:numPr>
           <w:ilvl w:val="0"/>
           <w:numId w:val="18"/>
@@ -2506,7 +2495,7 @@
     </w:p>
     <w:p>
       <w:pPr>
-        <w:pStyle w:val="a3"/>
+        <w:pStyle w:val="ListParagraph"/>
         <w:numPr>
           <w:ilvl w:val="0"/>
           <w:numId w:val="18"/>
@@ -2541,7 +2530,7 @@
     </w:p>
     <w:p>
       <w:pPr>
-        <w:pStyle w:val="a3"/>
+        <w:pStyle w:val="ListParagraph"/>
         <w:numPr>
           <w:ilvl w:val="0"/>
           <w:numId w:val="18"/>
@@ -2920,7 +2909,7 @@
     </w:p>
     <w:p>
       <w:pPr>
-        <w:pStyle w:val="a3"/>
+        <w:pStyle w:val="ListParagraph"/>
         <w:numPr>
           <w:ilvl w:val="1"/>
           <w:numId w:val="18"/>
@@ -2962,7 +2951,7 @@
     </w:p>
     <w:p>
       <w:pPr>
-        <w:pStyle w:val="a3"/>
+        <w:pStyle w:val="ListParagraph"/>
         <w:spacing w:after="5" w:line="250" w:lineRule="auto"/>
         <w:ind w:left="927" w:right="687"/>
         <w:jc w:val="left"/>
@@ -2977,7 +2966,7 @@
     </w:p>
     <w:p>
       <w:pPr>
-        <w:pStyle w:val="a3"/>
+        <w:pStyle w:val="ListParagraph"/>
         <w:numPr>
           <w:ilvl w:val="2"/>
           <w:numId w:val="18"/>
@@ -3028,7 +3017,7 @@
     </w:p>
     <w:p>
       <w:pPr>
-        <w:pStyle w:val="a3"/>
+        <w:pStyle w:val="ListParagraph"/>
         <w:numPr>
           <w:ilvl w:val="2"/>
           <w:numId w:val="18"/>
@@ -3089,7 +3078,7 @@
     </w:p>
     <w:p>
       <w:pPr>
-        <w:pStyle w:val="a3"/>
+        <w:pStyle w:val="ListParagraph"/>
         <w:numPr>
           <w:ilvl w:val="2"/>
           <w:numId w:val="18"/>
@@ -3244,7 +3233,7 @@
     </w:p>
     <w:p>
       <w:pPr>
-        <w:pStyle w:val="a3"/>
+        <w:pStyle w:val="ListParagraph"/>
         <w:numPr>
           <w:ilvl w:val="1"/>
           <w:numId w:val="18"/>
@@ -3315,7 +3304,7 @@
     </w:p>
     <w:p>
       <w:pPr>
-        <w:pStyle w:val="a3"/>
+        <w:pStyle w:val="ListParagraph"/>
         <w:numPr>
           <w:ilvl w:val="2"/>
           <w:numId w:val="18"/>
@@ -3370,7 +3359,7 @@
     </w:p>
     <w:p>
       <w:pPr>
-        <w:pStyle w:val="a3"/>
+        <w:pStyle w:val="ListParagraph"/>
         <w:numPr>
           <w:ilvl w:val="2"/>
           <w:numId w:val="18"/>
@@ -3443,7 +3432,7 @@
     </w:p>
     <w:p>
       <w:pPr>
-        <w:pStyle w:val="a3"/>
+        <w:pStyle w:val="ListParagraph"/>
         <w:numPr>
           <w:ilvl w:val="2"/>
           <w:numId w:val="18"/>
@@ -3503,7 +3492,7 @@
     </w:p>
     <w:p>
       <w:pPr>
-        <w:pStyle w:val="a3"/>
+        <w:pStyle w:val="ListParagraph"/>
         <w:numPr>
           <w:ilvl w:val="2"/>
           <w:numId w:val="18"/>
@@ -3538,7 +3527,7 @@
     </w:p>
     <w:p>
       <w:pPr>
-        <w:pStyle w:val="a3"/>
+        <w:pStyle w:val="ListParagraph"/>
         <w:numPr>
           <w:ilvl w:val="2"/>
           <w:numId w:val="18"/>
@@ -3624,7 +3613,7 @@
     </w:p>
     <w:p>
       <w:pPr>
-        <w:pStyle w:val="a3"/>
+        <w:pStyle w:val="ListParagraph"/>
         <w:numPr>
           <w:ilvl w:val="2"/>
           <w:numId w:val="18"/>
@@ -3659,7 +3648,7 @@
     </w:p>
     <w:p>
       <w:pPr>
-        <w:pStyle w:val="a3"/>
+        <w:pStyle w:val="ListParagraph"/>
         <w:numPr>
           <w:ilvl w:val="2"/>
           <w:numId w:val="18"/>
@@ -3719,7 +3708,7 @@
     </w:p>
     <w:p>
       <w:pPr>
-        <w:pStyle w:val="a3"/>
+        <w:pStyle w:val="ListParagraph"/>
         <w:numPr>
           <w:ilvl w:val="2"/>
           <w:numId w:val="18"/>
@@ -3771,7 +3760,7 @@
     </w:p>
     <w:p>
       <w:pPr>
-        <w:pStyle w:val="a3"/>
+        <w:pStyle w:val="ListParagraph"/>
         <w:numPr>
           <w:ilvl w:val="2"/>
           <w:numId w:val="18"/>
@@ -3823,7 +3812,7 @@
     </w:p>
     <w:p>
       <w:pPr>
-        <w:pStyle w:val="a3"/>
+        <w:pStyle w:val="ListParagraph"/>
         <w:numPr>
           <w:ilvl w:val="2"/>
           <w:numId w:val="18"/>
@@ -3867,7 +3856,7 @@
     </w:p>
     <w:p>
       <w:pPr>
-        <w:pStyle w:val="a3"/>
+        <w:pStyle w:val="ListParagraph"/>
         <w:numPr>
           <w:ilvl w:val="2"/>
           <w:numId w:val="18"/>
@@ -3893,7 +3882,7 @@
     </w:p>
     <w:p>
       <w:pPr>
-        <w:pStyle w:val="a3"/>
+        <w:pStyle w:val="ListParagraph"/>
         <w:numPr>
           <w:ilvl w:val="2"/>
           <w:numId w:val="18"/>
@@ -3928,7 +3917,7 @@
     </w:p>
     <w:p>
       <w:pPr>
-        <w:pStyle w:val="a3"/>
+        <w:pStyle w:val="ListParagraph"/>
         <w:numPr>
           <w:ilvl w:val="2"/>
           <w:numId w:val="18"/>
@@ -3972,7 +3961,7 @@
     </w:p>
     <w:p>
       <w:pPr>
-        <w:pStyle w:val="a3"/>
+        <w:pStyle w:val="ListParagraph"/>
         <w:numPr>
           <w:ilvl w:val="2"/>
           <w:numId w:val="18"/>
@@ -4007,7 +3996,7 @@
     </w:p>
     <w:p>
       <w:pPr>
-        <w:pStyle w:val="a3"/>
+        <w:pStyle w:val="ListParagraph"/>
         <w:numPr>
           <w:ilvl w:val="2"/>
           <w:numId w:val="18"/>
@@ -4042,7 +4031,7 @@
     </w:p>
     <w:p>
       <w:pPr>
-        <w:pStyle w:val="a3"/>
+        <w:pStyle w:val="ListParagraph"/>
         <w:numPr>
           <w:ilvl w:val="2"/>
           <w:numId w:val="18"/>
@@ -4123,7 +4112,7 @@
     </w:p>
     <w:p>
       <w:pPr>
-        <w:pStyle w:val="a3"/>
+        <w:pStyle w:val="ListParagraph"/>
         <w:numPr>
           <w:ilvl w:val="2"/>
           <w:numId w:val="18"/>
@@ -4213,7 +4202,7 @@
     </w:p>
     <w:p>
       <w:pPr>
-        <w:pStyle w:val="a3"/>
+        <w:pStyle w:val="ListParagraph"/>
         <w:numPr>
           <w:ilvl w:val="2"/>
           <w:numId w:val="18"/>
@@ -4286,7 +4275,7 @@
     </w:p>
     <w:p>
       <w:pPr>
-        <w:pStyle w:val="a3"/>
+        <w:pStyle w:val="ListParagraph"/>
         <w:numPr>
           <w:ilvl w:val="2"/>
           <w:numId w:val="18"/>
@@ -4359,7 +4348,7 @@
     </w:p>
     <w:p>
       <w:pPr>
-        <w:pStyle w:val="a3"/>
+        <w:pStyle w:val="ListParagraph"/>
         <w:numPr>
           <w:ilvl w:val="2"/>
           <w:numId w:val="18"/>
@@ -4432,7 +4421,7 @@
     </w:p>
     <w:p>
       <w:pPr>
-        <w:pStyle w:val="a3"/>
+        <w:pStyle w:val="ListParagraph"/>
         <w:numPr>
           <w:ilvl w:val="2"/>
           <w:numId w:val="18"/>
@@ -4505,7 +4494,7 @@
     </w:p>
     <w:p>
       <w:pPr>
-        <w:pStyle w:val="a3"/>
+        <w:pStyle w:val="ListParagraph"/>
         <w:numPr>
           <w:ilvl w:val="2"/>
           <w:numId w:val="18"/>
@@ -4578,7 +4567,7 @@
     </w:p>
     <w:p>
       <w:pPr>
-        <w:pStyle w:val="a3"/>
+        <w:pStyle w:val="ListParagraph"/>
         <w:numPr>
           <w:ilvl w:val="2"/>
           <w:numId w:val="18"/>
@@ -4651,7 +4640,7 @@
     </w:p>
     <w:p>
       <w:pPr>
-        <w:pStyle w:val="a3"/>
+        <w:pStyle w:val="ListParagraph"/>
         <w:numPr>
           <w:ilvl w:val="2"/>
           <w:numId w:val="18"/>
@@ -4686,7 +4675,7 @@
     </w:p>
     <w:p>
       <w:pPr>
-        <w:pStyle w:val="a3"/>
+        <w:pStyle w:val="ListParagraph"/>
         <w:numPr>
           <w:ilvl w:val="2"/>
           <w:numId w:val="18"/>
@@ -4721,7 +4710,7 @@
     </w:p>
     <w:p>
       <w:pPr>
-        <w:pStyle w:val="a3"/>
+        <w:pStyle w:val="ListParagraph"/>
         <w:numPr>
           <w:ilvl w:val="2"/>
           <w:numId w:val="18"/>
@@ -4756,7 +4745,7 @@
     </w:p>
     <w:p>
       <w:pPr>
-        <w:pStyle w:val="a3"/>
+        <w:pStyle w:val="ListParagraph"/>
         <w:numPr>
           <w:ilvl w:val="2"/>
           <w:numId w:val="18"/>
@@ -4791,7 +4780,7 @@
     </w:p>
     <w:p>
       <w:pPr>
-        <w:pStyle w:val="a3"/>
+        <w:pStyle w:val="ListParagraph"/>
         <w:numPr>
           <w:ilvl w:val="2"/>
           <w:numId w:val="18"/>
@@ -4826,7 +4815,7 @@
     </w:p>
     <w:p>
       <w:pPr>
-        <w:pStyle w:val="a3"/>
+        <w:pStyle w:val="ListParagraph"/>
         <w:numPr>
           <w:ilvl w:val="2"/>
           <w:numId w:val="18"/>
@@ -4861,7 +4850,7 @@
     </w:p>
     <w:p>
       <w:pPr>
-        <w:pStyle w:val="a3"/>
+        <w:pStyle w:val="ListParagraph"/>
         <w:numPr>
           <w:ilvl w:val="2"/>
           <w:numId w:val="18"/>
@@ -4949,7 +4938,7 @@
     </w:p>
     <w:p>
       <w:pPr>
-        <w:pStyle w:val="a3"/>
+        <w:pStyle w:val="ListParagraph"/>
         <w:numPr>
           <w:ilvl w:val="1"/>
           <w:numId w:val="18"/>
@@ -5020,7 +5009,7 @@
     </w:p>
     <w:p>
       <w:pPr>
-        <w:pStyle w:val="a3"/>
+        <w:pStyle w:val="ListParagraph"/>
         <w:spacing w:after="0"/>
         <w:ind w:left="927" w:right="343"/>
         <w:jc w:val="left"/>
@@ -5034,7 +5023,7 @@
     </w:p>
     <w:p>
       <w:pPr>
-        <w:pStyle w:val="a3"/>
+        <w:pStyle w:val="ListParagraph"/>
         <w:numPr>
           <w:ilvl w:val="2"/>
           <w:numId w:val="18"/>
@@ -5086,7 +5075,7 @@
     </w:p>
     <w:p>
       <w:pPr>
-        <w:pStyle w:val="a3"/>
+        <w:pStyle w:val="ListParagraph"/>
         <w:numPr>
           <w:ilvl w:val="2"/>
           <w:numId w:val="18"/>
@@ -5141,7 +5130,7 @@
     </w:p>
     <w:p>
       <w:pPr>
-        <w:pStyle w:val="a3"/>
+        <w:pStyle w:val="ListParagraph"/>
         <w:numPr>
           <w:ilvl w:val="2"/>
           <w:numId w:val="18"/>
@@ -5184,7 +5173,7 @@
     </w:p>
     <w:p>
       <w:pPr>
-        <w:pStyle w:val="a3"/>
+        <w:pStyle w:val="ListParagraph"/>
         <w:numPr>
           <w:ilvl w:val="2"/>
           <w:numId w:val="18"/>
@@ -5236,7 +5225,7 @@
     </w:p>
     <w:p>
       <w:pPr>
-        <w:pStyle w:val="a3"/>
+        <w:pStyle w:val="ListParagraph"/>
         <w:numPr>
           <w:ilvl w:val="2"/>
           <w:numId w:val="18"/>
@@ -5305,7 +5294,7 @@
     </w:p>
     <w:p>
       <w:pPr>
-        <w:pStyle w:val="a3"/>
+        <w:pStyle w:val="ListParagraph"/>
         <w:numPr>
           <w:ilvl w:val="2"/>
           <w:numId w:val="18"/>
@@ -5366,7 +5355,7 @@
     </w:p>
     <w:p>
       <w:pPr>
-        <w:pStyle w:val="a3"/>
+        <w:pStyle w:val="ListParagraph"/>
         <w:numPr>
           <w:ilvl w:val="2"/>
           <w:numId w:val="18"/>
@@ -5436,7 +5425,7 @@
     </w:p>
     <w:p>
       <w:pPr>
-        <w:pStyle w:val="a3"/>
+        <w:pStyle w:val="ListParagraph"/>
         <w:numPr>
           <w:ilvl w:val="2"/>
           <w:numId w:val="18"/>
@@ -5506,7 +5495,7 @@
     </w:p>
     <w:p>
       <w:pPr>
-        <w:pStyle w:val="a3"/>
+        <w:pStyle w:val="ListParagraph"/>
         <w:numPr>
           <w:ilvl w:val="2"/>
           <w:numId w:val="18"/>
@@ -5566,7 +5555,7 @@
     </w:p>
     <w:p>
       <w:pPr>
-        <w:pStyle w:val="a3"/>
+        <w:pStyle w:val="ListParagraph"/>
         <w:numPr>
           <w:ilvl w:val="2"/>
           <w:numId w:val="18"/>
@@ -5618,7 +5607,7 @@
     </w:p>
     <w:p>
       <w:pPr>
-        <w:pStyle w:val="a3"/>
+        <w:pStyle w:val="ListParagraph"/>
         <w:numPr>
           <w:ilvl w:val="2"/>
           <w:numId w:val="18"/>
@@ -5670,7 +5659,7 @@
     </w:p>
     <w:p>
       <w:pPr>
-        <w:pStyle w:val="a3"/>
+        <w:pStyle w:val="ListParagraph"/>
         <w:numPr>
           <w:ilvl w:val="2"/>
           <w:numId w:val="18"/>
@@ -5722,7 +5711,7 @@
     </w:p>
     <w:p>
       <w:pPr>
-        <w:pStyle w:val="a3"/>
+        <w:pStyle w:val="ListParagraph"/>
         <w:numPr>
           <w:ilvl w:val="2"/>
           <w:numId w:val="18"/>
@@ -5774,7 +5763,7 @@
     </w:p>
     <w:p>
       <w:pPr>
-        <w:pStyle w:val="a3"/>
+        <w:pStyle w:val="ListParagraph"/>
         <w:numPr>
           <w:ilvl w:val="2"/>
           <w:numId w:val="18"/>
@@ -5826,7 +5815,7 @@
     </w:p>
     <w:p>
       <w:pPr>
-        <w:pStyle w:val="a3"/>
+        <w:pStyle w:val="ListParagraph"/>
         <w:numPr>
           <w:ilvl w:val="2"/>
           <w:numId w:val="18"/>
@@ -5879,7 +5868,7 @@
     </w:p>
     <w:p>
       <w:pPr>
-        <w:pStyle w:val="a3"/>
+        <w:pStyle w:val="ListParagraph"/>
         <w:numPr>
           <w:ilvl w:val="2"/>
           <w:numId w:val="18"/>
@@ -5977,7 +5966,7 @@
     </w:p>
     <w:p>
       <w:pPr>
-        <w:pStyle w:val="a3"/>
+        <w:pStyle w:val="ListParagraph"/>
         <w:numPr>
           <w:ilvl w:val="2"/>
           <w:numId w:val="18"/>
@@ -6012,7 +6001,7 @@
     </w:p>
     <w:p>
       <w:pPr>
-        <w:pStyle w:val="a3"/>
+        <w:pStyle w:val="ListParagraph"/>
         <w:numPr>
           <w:ilvl w:val="2"/>
           <w:numId w:val="18"/>
@@ -6064,7 +6053,7 @@
     </w:p>
     <w:p>
       <w:pPr>
-        <w:pStyle w:val="a3"/>
+        <w:pStyle w:val="ListParagraph"/>
         <w:numPr>
           <w:ilvl w:val="2"/>
           <w:numId w:val="18"/>
@@ -6099,7 +6088,7 @@
     </w:p>
     <w:p>
       <w:pPr>
-        <w:pStyle w:val="a3"/>
+        <w:pStyle w:val="ListParagraph"/>
         <w:numPr>
           <w:ilvl w:val="2"/>
           <w:numId w:val="18"/>
@@ -6134,7 +6123,7 @@
     </w:p>
     <w:p>
       <w:pPr>
-        <w:pStyle w:val="a3"/>
+        <w:pStyle w:val="ListParagraph"/>
         <w:numPr>
           <w:ilvl w:val="2"/>
           <w:numId w:val="18"/>
@@ -6169,7 +6158,7 @@
     </w:p>
     <w:p>
       <w:pPr>
-        <w:pStyle w:val="a3"/>
+        <w:pStyle w:val="ListParagraph"/>
         <w:numPr>
           <w:ilvl w:val="2"/>
           <w:numId w:val="18"/>
@@ -6256,7 +6245,7 @@
     </w:p>
     <w:p>
       <w:pPr>
-        <w:pStyle w:val="a3"/>
+        <w:pStyle w:val="ListParagraph"/>
         <w:numPr>
           <w:ilvl w:val="2"/>
           <w:numId w:val="18"/>
@@ -6291,7 +6280,7 @@
     </w:p>
     <w:p>
       <w:pPr>
-        <w:pStyle w:val="a3"/>
+        <w:pStyle w:val="ListParagraph"/>
         <w:numPr>
           <w:ilvl w:val="2"/>
           <w:numId w:val="18"/>
@@ -6326,7 +6315,7 @@
     </w:p>
     <w:p>
       <w:pPr>
-        <w:pStyle w:val="a3"/>
+        <w:pStyle w:val="ListParagraph"/>
         <w:numPr>
           <w:ilvl w:val="2"/>
           <w:numId w:val="18"/>
@@ -6361,7 +6350,7 @@
     </w:p>
     <w:p>
       <w:pPr>
-        <w:pStyle w:val="a3"/>
+        <w:pStyle w:val="ListParagraph"/>
         <w:numPr>
           <w:ilvl w:val="2"/>
           <w:numId w:val="18"/>
@@ -6414,7 +6403,7 @@
     </w:p>
     <w:p>
       <w:pPr>
-        <w:pStyle w:val="a3"/>
+        <w:pStyle w:val="ListParagraph"/>
         <w:numPr>
           <w:ilvl w:val="2"/>
           <w:numId w:val="18"/>
@@ -6470,7 +6459,7 @@
     </w:p>
     <w:p>
       <w:pPr>
-        <w:pStyle w:val="a3"/>
+        <w:pStyle w:val="ListParagraph"/>
         <w:numPr>
           <w:ilvl w:val="0"/>
           <w:numId w:val="18"/>
@@ -6509,7 +6498,7 @@
     </w:p>
     <w:p>
       <w:pPr>
-        <w:pStyle w:val="a3"/>
+        <w:pStyle w:val="ListParagraph"/>
         <w:numPr>
           <w:ilvl w:val="1"/>
           <w:numId w:val="18"/>
@@ -6553,7 +6542,7 @@
     </w:p>
     <w:p>
       <w:pPr>
-        <w:pStyle w:val="a3"/>
+        <w:pStyle w:val="ListParagraph"/>
         <w:spacing w:after="0"/>
         <w:ind w:left="927" w:right="71"/>
         <w:jc w:val="left"/>
@@ -6639,7 +6628,7 @@
     </w:p>
     <w:p>
       <w:pPr>
-        <w:pStyle w:val="a3"/>
+        <w:pStyle w:val="ListParagraph"/>
         <w:spacing w:after="0"/>
         <w:ind w:left="927" w:right="71"/>
         <w:jc w:val="left"/>
@@ -6653,7 +6642,7 @@
     </w:p>
     <w:p>
       <w:pPr>
-        <w:pStyle w:val="a3"/>
+        <w:pStyle w:val="ListParagraph"/>
         <w:numPr>
           <w:ilvl w:val="1"/>
           <w:numId w:val="18"/>
@@ -6679,7 +6668,7 @@
     </w:p>
     <w:p>
       <w:pPr>
-        <w:pStyle w:val="a3"/>
+        <w:pStyle w:val="ListParagraph"/>
         <w:spacing w:after="0"/>
         <w:ind w:left="927" w:right="71"/>
         <w:jc w:val="left"/>
@@ -6702,7 +6691,7 @@
     </w:p>
     <w:p>
       <w:pPr>
-        <w:pStyle w:val="a3"/>
+        <w:pStyle w:val="ListParagraph"/>
         <w:spacing w:after="0"/>
         <w:ind w:left="927" w:right="71"/>
         <w:jc w:val="left"/>
@@ -6750,7 +6739,7 @@
     </w:p>
     <w:p>
       <w:pPr>
-        <w:pStyle w:val="a3"/>
+        <w:pStyle w:val="ListParagraph"/>
         <w:spacing w:after="0"/>
         <w:ind w:left="927" w:right="71"/>
         <w:jc w:val="left"/>
@@ -6764,7 +6753,7 @@
     </w:p>
     <w:p>
       <w:pPr>
-        <w:pStyle w:val="a3"/>
+        <w:pStyle w:val="ListParagraph"/>
         <w:numPr>
           <w:ilvl w:val="1"/>
           <w:numId w:val="18"/>
@@ -6790,7 +6779,7 @@
     </w:p>
     <w:p>
       <w:pPr>
-        <w:pStyle w:val="a3"/>
+        <w:pStyle w:val="ListParagraph"/>
         <w:spacing w:after="0"/>
         <w:ind w:left="927" w:right="71"/>
         <w:jc w:val="left"/>
@@ -6919,7 +6908,7 @@
     </w:p>
     <w:p>
       <w:pPr>
-        <w:pStyle w:val="a3"/>
+        <w:pStyle w:val="ListParagraph"/>
         <w:numPr>
           <w:ilvl w:val="0"/>
           <w:numId w:val="18"/>
@@ -6948,7 +6937,7 @@
     </w:p>
     <w:p>
       <w:pPr>
-        <w:pStyle w:val="a3"/>
+        <w:pStyle w:val="ListParagraph"/>
         <w:spacing w:after="103"/>
         <w:jc w:val="left"/>
         <w:rPr>
@@ -6963,7 +6952,7 @@
     </w:p>
     <w:p>
       <w:pPr>
-        <w:pStyle w:val="a3"/>
+        <w:pStyle w:val="ListParagraph"/>
         <w:numPr>
           <w:ilvl w:val="1"/>
           <w:numId w:val="18"/>
@@ -6994,7 +6983,7 @@
     </w:p>
     <w:p>
       <w:pPr>
-        <w:pStyle w:val="a3"/>
+        <w:pStyle w:val="ListParagraph"/>
         <w:spacing w:after="103"/>
         <w:ind w:left="927"/>
         <w:jc w:val="left"/>
@@ -7008,7 +6997,7 @@
     </w:p>
     <w:p>
       <w:pPr>
-        <w:pStyle w:val="a3"/>
+        <w:pStyle w:val="ListParagraph"/>
         <w:spacing w:after="103"/>
         <w:ind w:left="927"/>
         <w:jc w:val="left"/>
@@ -7467,7 +7456,7 @@
     </w:p>
     <w:p>
       <w:pPr>
-        <w:pStyle w:val="a3"/>
+        <w:pStyle w:val="ListParagraph"/>
         <w:numPr>
           <w:ilvl w:val="1"/>
           <w:numId w:val="18"/>
@@ -7509,7 +7498,7 @@
     </w:p>
     <w:p>
       <w:pPr>
-        <w:pStyle w:val="a3"/>
+        <w:pStyle w:val="ListParagraph"/>
         <w:numPr>
           <w:ilvl w:val="0"/>
           <w:numId w:val="21"/>
@@ -7559,7 +7548,7 @@
     </w:p>
     <w:p>
       <w:pPr>
-        <w:pStyle w:val="a3"/>
+        <w:pStyle w:val="ListParagraph"/>
         <w:numPr>
           <w:ilvl w:val="0"/>
           <w:numId w:val="21"/>
@@ -7621,7 +7610,7 @@
     </w:p>
     <w:p>
       <w:pPr>
-        <w:pStyle w:val="a3"/>
+        <w:pStyle w:val="ListParagraph"/>
         <w:numPr>
           <w:ilvl w:val="1"/>
           <w:numId w:val="18"/>
@@ -7653,7 +7642,7 @@
     </w:p>
     <w:p>
       <w:pPr>
-        <w:pStyle w:val="a3"/>
+        <w:pStyle w:val="ListParagraph"/>
         <w:numPr>
           <w:ilvl w:val="0"/>
           <w:numId w:val="22"/>
@@ -7726,7 +7715,7 @@
     </w:p>
     <w:p>
       <w:pPr>
-        <w:pStyle w:val="a3"/>
+        <w:pStyle w:val="ListParagraph"/>
         <w:spacing w:after="22"/>
         <w:ind w:left="1647" w:right="52"/>
         <w:jc w:val="left"/>
@@ -7751,7 +7740,7 @@
     </w:p>
     <w:p>
       <w:pPr>
-        <w:pStyle w:val="a3"/>
+        <w:pStyle w:val="ListParagraph"/>
         <w:numPr>
           <w:ilvl w:val="1"/>
           <w:numId w:val="18"/>
@@ -7783,7 +7772,7 @@
     </w:p>
     <w:p>
       <w:pPr>
-        <w:pStyle w:val="a3"/>
+        <w:pStyle w:val="ListParagraph"/>
         <w:numPr>
           <w:ilvl w:val="0"/>
           <w:numId w:val="22"/>
@@ -7881,7 +7870,7 @@
     </w:p>
     <w:p>
       <w:pPr>
-        <w:pStyle w:val="a3"/>
+        <w:pStyle w:val="ListParagraph"/>
         <w:spacing w:after="22"/>
         <w:ind w:left="1647" w:right="52"/>
         <w:jc w:val="left"/>
@@ -7897,7 +7886,7 @@
     </w:p>
     <w:p>
       <w:pPr>
-        <w:pStyle w:val="a3"/>
+        <w:pStyle w:val="ListParagraph"/>
         <w:numPr>
           <w:ilvl w:val="1"/>
           <w:numId w:val="18"/>
@@ -7940,7 +7929,7 @@
     </w:p>
     <w:p>
       <w:pPr>
-        <w:pStyle w:val="a3"/>
+        <w:pStyle w:val="ListParagraph"/>
         <w:spacing w:after="22"/>
         <w:ind w:left="927" w:right="52"/>
         <w:jc w:val="left"/>
@@ -7957,7 +7946,7 @@
     </w:p>
     <w:p>
       <w:pPr>
-        <w:pStyle w:val="a3"/>
+        <w:pStyle w:val="ListParagraph"/>
         <w:spacing w:after="22"/>
         <w:ind w:left="927" w:right="52"/>
         <w:jc w:val="left"/>
@@ -8100,7 +8089,7 @@
     </w:p>
     <w:p>
       <w:pPr>
-        <w:pStyle w:val="a3"/>
+        <w:pStyle w:val="ListParagraph"/>
         <w:spacing w:after="22"/>
         <w:ind w:left="927" w:right="52"/>
         <w:jc w:val="left"/>
@@ -8451,7 +8440,7 @@
     </w:p>
     <w:p>
       <w:pPr>
-        <w:pStyle w:val="a3"/>
+        <w:pStyle w:val="ListParagraph"/>
         <w:spacing w:after="22"/>
         <w:ind w:left="927" w:right="52"/>
         <w:jc w:val="left"/>
@@ -8468,7 +8457,7 @@
     </w:p>
     <w:p>
       <w:pPr>
-        <w:pStyle w:val="a3"/>
+        <w:pStyle w:val="ListParagraph"/>
         <w:spacing w:after="22"/>
         <w:ind w:left="927" w:right="52"/>
         <w:jc w:val="left"/>
@@ -8484,7 +8473,7 @@
     </w:p>
     <w:p>
       <w:pPr>
-        <w:pStyle w:val="a3"/>
+        <w:pStyle w:val="ListParagraph"/>
         <w:spacing w:after="22"/>
         <w:ind w:left="927" w:right="52"/>
         <w:jc w:val="left"/>
@@ -8500,7 +8489,7 @@
     </w:p>
     <w:p>
       <w:pPr>
-        <w:pStyle w:val="a3"/>
+        <w:pStyle w:val="ListParagraph"/>
         <w:numPr>
           <w:ilvl w:val="1"/>
           <w:numId w:val="18"/>
@@ -8532,7 +8521,7 @@
     </w:p>
     <w:p>
       <w:pPr>
-        <w:pStyle w:val="a3"/>
+        <w:pStyle w:val="ListParagraph"/>
         <w:numPr>
           <w:ilvl w:val="0"/>
           <w:numId w:val="22"/>
@@ -8575,7 +8564,7 @@
     </w:p>
     <w:p>
       <w:pPr>
-        <w:pStyle w:val="a3"/>
+        <w:pStyle w:val="ListParagraph"/>
         <w:spacing w:after="5" w:line="250" w:lineRule="auto"/>
         <w:ind w:left="1647" w:right="687"/>
         <w:jc w:val="left"/>
@@ -8589,7 +8578,7 @@
     </w:p>
     <w:p>
       <w:pPr>
-        <w:pStyle w:val="a3"/>
+        <w:pStyle w:val="ListParagraph"/>
         <w:numPr>
           <w:ilvl w:val="1"/>
           <w:numId w:val="18"/>
@@ -8661,7 +8650,7 @@
     </w:p>
     <w:p>
       <w:pPr>
-        <w:pStyle w:val="a3"/>
+        <w:pStyle w:val="ListParagraph"/>
         <w:numPr>
           <w:ilvl w:val="0"/>
           <w:numId w:val="22"/>
@@ -8687,7 +8676,7 @@
     </w:p>
     <w:p>
       <w:pPr>
-        <w:pStyle w:val="a3"/>
+        <w:pStyle w:val="ListParagraph"/>
         <w:numPr>
           <w:ilvl w:val="0"/>
           <w:numId w:val="22"/>
@@ -8748,7 +8737,7 @@
     </w:p>
     <w:p>
       <w:pPr>
-        <w:pStyle w:val="a3"/>
+        <w:pStyle w:val="ListParagraph"/>
         <w:numPr>
           <w:ilvl w:val="0"/>
           <w:numId w:val="22"/>
@@ -8773,7 +8762,7 @@
     </w:p>
     <w:p>
       <w:pPr>
-        <w:pStyle w:val="a3"/>
+        <w:pStyle w:val="ListParagraph"/>
         <w:spacing w:after="5" w:line="238" w:lineRule="auto"/>
         <w:ind w:left="1647"/>
         <w:jc w:val="left"/>
@@ -8821,7 +8810,7 @@
         <w:spacing w:after="0"/>
         <w:jc w:val="left"/>
         <w:rPr>
-          <w:rFonts w:ascii="David" w:hAnsi="David" w:cs="David" w:hint="cs"/>
+          <w:rFonts w:ascii="David" w:hAnsi="David" w:cs="David"/>
           <w:b/>
           <w:bCs/>
           <w:sz w:val="44"/>
@@ -8834,6 +8823,7 @@
           <w:rFonts w:ascii="David" w:hAnsi="David" w:cs="David"/>
           <w:b/>
           <w:bCs/>
+          <w:noProof/>
           <w:sz w:val="44"/>
           <w:szCs w:val="44"/>
           <w:rtl/>
@@ -8901,7 +8891,7 @@
     </w:p>
     <w:p>
       <w:pPr>
-        <w:pStyle w:val="a3"/>
+        <w:pStyle w:val="ListParagraph"/>
         <w:numPr>
           <w:ilvl w:val="1"/>
           <w:numId w:val="18"/>
@@ -8932,7 +8922,7 @@
     </w:p>
     <w:p>
       <w:pPr>
-        <w:pStyle w:val="a3"/>
+        <w:pStyle w:val="ListParagraph"/>
         <w:numPr>
           <w:ilvl w:val="0"/>
           <w:numId w:val="25"/>
@@ -8959,7 +8949,7 @@
     </w:p>
     <w:p>
       <w:pPr>
-        <w:pStyle w:val="a3"/>
+        <w:pStyle w:val="ListParagraph"/>
         <w:numPr>
           <w:ilvl w:val="0"/>
           <w:numId w:val="25"/>
@@ -9028,7 +9018,7 @@
     </w:p>
     <w:p>
       <w:pPr>
-        <w:pStyle w:val="a3"/>
+        <w:pStyle w:val="ListParagraph"/>
         <w:numPr>
           <w:ilvl w:val="0"/>
           <w:numId w:val="18"/>
@@ -9056,7 +9046,7 @@
     </w:p>
     <w:p>
       <w:pPr>
-        <w:pStyle w:val="a3"/>
+        <w:pStyle w:val="ListParagraph"/>
         <w:numPr>
           <w:ilvl w:val="1"/>
           <w:numId w:val="18"/>
@@ -9087,604 +9077,21 @@
           <w:noProof/>
           <w:sz w:val="44"/>
           <w:szCs w:val="44"/>
-          <w:highlight w:val="yellow"/>
-        </w:rPr>
-        <w:t>DATABASE</w:t>
-      </w:r>
-    </w:p>
-    <w:p>
-      <w:pPr>
-        <w:spacing w:after="0"/>
-        <w:ind w:right="72"/>
-        <w:rPr>
-          <w:rFonts w:ascii="David" w:hAnsi="David" w:cs="David"/>
-          <w:sz w:val="28"/>
-          <w:szCs w:val="28"/>
-        </w:rPr>
-      </w:pPr>
-    </w:p>
-    <w:p>
-      <w:pPr>
-        <w:tabs>
-          <w:tab w:val="center" w:pos="787"/>
-          <w:tab w:val="center" w:pos="2152"/>
-        </w:tabs>
-        <w:spacing w:after="129"/>
-        <w:jc w:val="left"/>
-        <w:rPr>
-          <w:rFonts w:ascii="David" w:eastAsia="Arial" w:hAnsi="David" w:cs="David"/>
-          <w:b/>
-          <w:bCs/>
-          <w:sz w:val="28"/>
-          <w:szCs w:val="28"/>
-        </w:rPr>
-      </w:pPr>
-      <w:r>
-        <w:rPr>
-          <w:rFonts w:ascii="David" w:hAnsi="David" w:cs="David"/>
-          <w:sz w:val="28"/>
-          <w:szCs w:val="28"/>
-          <w:rtl/>
-        </w:rPr>
-        <w:tab/>
-      </w:r>
-      <w:r>
-        <w:rPr>
-          <w:rFonts w:ascii="David" w:eastAsia="Arial" w:hAnsi="David" w:cs="David" w:hint="cs"/>
-          <w:b/>
-          <w:bCs/>
-          <w:sz w:val="28"/>
-          <w:szCs w:val="28"/>
-          <w:rtl/>
-        </w:rPr>
-        <w:t>8.</w:t>
-      </w:r>
-      <w:r>
-        <w:rPr>
-          <w:rFonts w:ascii="David" w:eastAsia="Arial" w:hAnsi="David" w:cs="David" w:hint="cs"/>
-          <w:b/>
-          <w:bCs/>
-          <w:sz w:val="28"/>
-          <w:szCs w:val="28"/>
-          <w:rtl/>
-        </w:rPr>
-        <w:t>2</w:t>
-      </w:r>
-      <w:r>
-        <w:rPr>
-          <w:rFonts w:ascii="David" w:eastAsia="Arial" w:hAnsi="David" w:cs="David" w:hint="cs"/>
-          <w:b/>
-          <w:bCs/>
-          <w:sz w:val="28"/>
-          <w:szCs w:val="28"/>
-          <w:rtl/>
-        </w:rPr>
-        <w:t xml:space="preserve">. </w:t>
-      </w:r>
-      <w:r>
-        <w:rPr>
-          <w:rFonts w:ascii="David" w:eastAsia="Arial" w:hAnsi="David" w:cs="David"/>
-          <w:b/>
-          <w:bCs/>
-          <w:sz w:val="28"/>
-          <w:szCs w:val="28"/>
-          <w:rtl/>
-        </w:rPr>
-        <w:tab/>
-        <w:t xml:space="preserve">שיטת האחסון: </w:t>
-      </w:r>
-    </w:p>
-    <w:p>
-      <w:pPr>
-        <w:pStyle w:val="a3"/>
-        <w:numPr>
-          <w:ilvl w:val="0"/>
-          <w:numId w:val="26"/>
-        </w:numPr>
-        <w:spacing w:after="5" w:line="250" w:lineRule="auto"/>
-        <w:ind w:right="687"/>
-        <w:jc w:val="left"/>
-        <w:rPr>
-          <w:rFonts w:ascii="David" w:hAnsi="David" w:cs="David"/>
-          <w:sz w:val="28"/>
-          <w:szCs w:val="28"/>
-          <w:rtl/>
-        </w:rPr>
-      </w:pPr>
-      <w:r>
-        <w:rPr>
-          <w:rFonts w:ascii="David" w:eastAsia="Arial" w:hAnsi="David" w:cs="David"/>
-          <w:sz w:val="28"/>
-          <w:szCs w:val="28"/>
-          <w:rtl/>
-        </w:rPr>
-        <w:t xml:space="preserve">שיטת אחסון </w:t>
-      </w:r>
-      <w:r>
-        <w:rPr>
-          <w:rFonts w:ascii="David" w:eastAsia="Arial" w:hAnsi="David" w:cs="David"/>
-          <w:sz w:val="28"/>
-          <w:szCs w:val="28"/>
-          <w:rtl/>
-        </w:rPr>
-        <w:t>–</w:t>
-      </w:r>
-      <w:r>
-        <w:rPr>
-          <w:rFonts w:ascii="David" w:eastAsia="Arial" w:hAnsi="David" w:cs="David" w:hint="cs"/>
-          <w:sz w:val="28"/>
-          <w:szCs w:val="28"/>
-          <w:rtl/>
-        </w:rPr>
-        <w:t xml:space="preserve"> </w:t>
-      </w:r>
-      <w:r>
-        <w:rPr>
-          <w:rFonts w:ascii="David" w:eastAsia="Arial" w:hAnsi="David" w:cs="David" w:hint="cs"/>
-          <w:sz w:val="28"/>
-          <w:szCs w:val="28"/>
-        </w:rPr>
-        <w:t>F</w:t>
-      </w:r>
-      <w:r>
-        <w:rPr>
-          <w:rFonts w:ascii="David" w:eastAsia="Arial" w:hAnsi="David" w:cs="David"/>
-          <w:sz w:val="28"/>
-          <w:szCs w:val="28"/>
-        </w:rPr>
-        <w:t>ire Base</w:t>
-      </w:r>
-      <w:r>
-        <w:rPr>
-          <w:rFonts w:ascii="David" w:eastAsia="Arial" w:hAnsi="David" w:cs="David" w:hint="cs"/>
-          <w:sz w:val="28"/>
-          <w:szCs w:val="28"/>
-          <w:rtl/>
-        </w:rPr>
-        <w:t xml:space="preserve"> </w:t>
-      </w:r>
-      <w:r>
-        <w:rPr>
-          <w:rFonts w:ascii="David" w:eastAsia="Arial" w:hAnsi="David" w:cs="David"/>
-          <w:sz w:val="28"/>
-          <w:szCs w:val="28"/>
-          <w:rtl/>
-        </w:rPr>
-        <w:t xml:space="preserve">בסיס נתונים לא </w:t>
-      </w:r>
-      <w:proofErr w:type="spellStart"/>
-      <w:r>
-        <w:rPr>
-          <w:rFonts w:ascii="David" w:eastAsia="Arial" w:hAnsi="David" w:cs="David"/>
-          <w:sz w:val="28"/>
-          <w:szCs w:val="28"/>
-          <w:rtl/>
-        </w:rPr>
-        <w:t>רלציוני</w:t>
-      </w:r>
-      <w:proofErr w:type="spellEnd"/>
-      <w:r>
-        <w:rPr>
-          <w:rFonts w:ascii="David" w:eastAsia="Arial" w:hAnsi="David" w:cs="David"/>
-          <w:sz w:val="28"/>
-          <w:szCs w:val="28"/>
-          <w:rtl/>
-        </w:rPr>
-        <w:t xml:space="preserve">  </w:t>
-      </w:r>
-      <w:r>
-        <w:rPr>
-          <w:rFonts w:ascii="David" w:eastAsia="Arial" w:hAnsi="David" w:cs="David"/>
-          <w:sz w:val="28"/>
-          <w:szCs w:val="28"/>
-        </w:rPr>
-        <w:t xml:space="preserve">no </w:t>
-      </w:r>
-      <w:proofErr w:type="spellStart"/>
-      <w:r>
-        <w:rPr>
-          <w:rFonts w:ascii="David" w:eastAsia="Arial" w:hAnsi="David" w:cs="David"/>
-          <w:sz w:val="28"/>
-          <w:szCs w:val="28"/>
-        </w:rPr>
-        <w:t>sql</w:t>
-      </w:r>
-      <w:proofErr w:type="spellEnd"/>
-      <w:r>
-        <w:rPr>
-          <w:rFonts w:ascii="David" w:eastAsia="Arial" w:hAnsi="David" w:cs="David"/>
-          <w:sz w:val="28"/>
-          <w:szCs w:val="28"/>
-        </w:rPr>
-        <w:t>)</w:t>
-      </w:r>
-      <w:r>
-        <w:rPr>
-          <w:rFonts w:ascii="David" w:hAnsi="David" w:cs="David" w:hint="cs"/>
-          <w:sz w:val="28"/>
-          <w:szCs w:val="28"/>
-          <w:rtl/>
-        </w:rPr>
-        <w:t>)</w:t>
-      </w:r>
-      <w:r>
-        <w:rPr>
-          <w:rFonts w:ascii="David" w:hAnsi="David" w:cs="David" w:hint="cs"/>
-          <w:sz w:val="28"/>
-          <w:szCs w:val="28"/>
-          <w:rtl/>
-        </w:rPr>
-        <w:t>.</w:t>
-      </w:r>
-    </w:p>
-    <w:p>
-      <w:pPr>
-        <w:spacing w:after="0"/>
-        <w:ind w:right="67"/>
-        <w:rPr>
-          <w:rFonts w:ascii="David" w:hAnsi="David" w:cs="David"/>
-          <w:sz w:val="28"/>
-          <w:szCs w:val="28"/>
-        </w:rPr>
-      </w:pPr>
-      <w:r>
-        <w:rPr>
-          <w:rFonts w:ascii="David" w:eastAsia="Arial" w:hAnsi="David" w:cs="David"/>
-          <w:sz w:val="28"/>
-          <w:szCs w:val="28"/>
-        </w:rPr>
-        <w:t xml:space="preserve"> </w:t>
-      </w:r>
-    </w:p>
-    <w:p>
-      <w:pPr>
-        <w:spacing w:after="18"/>
-        <w:ind w:right="67"/>
-        <w:rPr>
-          <w:rFonts w:ascii="David" w:hAnsi="David" w:cs="David"/>
-          <w:sz w:val="28"/>
-          <w:szCs w:val="28"/>
-        </w:rPr>
-      </w:pPr>
-      <w:r>
-        <w:rPr>
-          <w:rFonts w:ascii="David" w:eastAsia="Arial" w:hAnsi="David" w:cs="David"/>
-          <w:sz w:val="28"/>
-          <w:szCs w:val="28"/>
-        </w:rPr>
-        <w:t xml:space="preserve"> </w:t>
-      </w:r>
-    </w:p>
-    <w:p>
-      <w:pPr>
-        <w:tabs>
-          <w:tab w:val="center" w:pos="787"/>
-          <w:tab w:val="center" w:pos="3182"/>
-        </w:tabs>
-        <w:spacing w:after="129"/>
-        <w:jc w:val="left"/>
-        <w:rPr>
-          <w:rFonts w:ascii="David" w:hAnsi="David" w:cs="David"/>
-          <w:sz w:val="28"/>
-          <w:szCs w:val="28"/>
-        </w:rPr>
-      </w:pPr>
-      <w:r>
-        <w:rPr>
-          <w:rFonts w:ascii="David" w:hAnsi="David" w:cs="David"/>
-          <w:sz w:val="28"/>
-          <w:szCs w:val="28"/>
-          <w:rtl/>
-        </w:rPr>
-        <w:tab/>
-      </w:r>
-      <w:r>
-        <w:rPr>
-          <w:rFonts w:ascii="David" w:eastAsia="Arial" w:hAnsi="David" w:cs="David" w:hint="cs"/>
-          <w:b/>
-          <w:bCs/>
-          <w:sz w:val="28"/>
-          <w:szCs w:val="28"/>
-          <w:rtl/>
-        </w:rPr>
-        <w:t>8.</w:t>
-      </w:r>
-      <w:r>
-        <w:rPr>
-          <w:rFonts w:ascii="David" w:eastAsia="Arial" w:hAnsi="David" w:cs="David" w:hint="cs"/>
-          <w:b/>
-          <w:bCs/>
-          <w:sz w:val="28"/>
-          <w:szCs w:val="28"/>
-          <w:rtl/>
-        </w:rPr>
-        <w:t>3</w:t>
-      </w:r>
-      <w:r>
-        <w:rPr>
-          <w:rFonts w:ascii="David" w:eastAsia="Arial" w:hAnsi="David" w:cs="David" w:hint="cs"/>
-          <w:b/>
-          <w:bCs/>
-          <w:sz w:val="28"/>
-          <w:szCs w:val="28"/>
-          <w:rtl/>
-        </w:rPr>
-        <w:t xml:space="preserve">. </w:t>
-      </w:r>
-      <w:r>
-        <w:rPr>
-          <w:rFonts w:ascii="David" w:eastAsia="Arial" w:hAnsi="David" w:cs="David"/>
-          <w:b/>
-          <w:bCs/>
-          <w:sz w:val="28"/>
-          <w:szCs w:val="28"/>
-          <w:rtl/>
-        </w:rPr>
-        <w:tab/>
-        <w:t xml:space="preserve">מנגנוני התאוששות מנפילה\קריסה: </w:t>
-      </w:r>
-    </w:p>
-    <w:p>
-      <w:pPr>
-        <w:spacing w:after="19"/>
-        <w:ind w:right="52"/>
-        <w:rPr>
-          <w:rFonts w:ascii="David" w:hAnsi="David" w:cs="David"/>
-          <w:sz w:val="28"/>
-          <w:szCs w:val="28"/>
-        </w:rPr>
-      </w:pPr>
-      <w:r>
-        <w:rPr>
-          <w:rFonts w:ascii="David" w:eastAsia="Times New Roman" w:hAnsi="David" w:cs="David"/>
-          <w:sz w:val="28"/>
-          <w:szCs w:val="28"/>
-        </w:rPr>
-        <w:t xml:space="preserve"> </w:t>
-      </w:r>
-    </w:p>
-    <w:p>
-      <w:pPr>
-        <w:spacing w:after="0"/>
-        <w:ind w:right="6414"/>
-        <w:rPr>
-          <w:rFonts w:ascii="David" w:hAnsi="David" w:cs="David"/>
-          <w:sz w:val="28"/>
-          <w:szCs w:val="28"/>
-        </w:rPr>
-      </w:pPr>
-      <w:r>
-        <w:rPr>
-          <w:rFonts w:ascii="David" w:eastAsia="Arial" w:hAnsi="David" w:cs="David"/>
-          <w:b/>
-          <w:bCs/>
-          <w:sz w:val="28"/>
-          <w:szCs w:val="28"/>
-          <w:rtl/>
-        </w:rPr>
-        <w:t xml:space="preserve">התאוששות מנפילות: </w:t>
-      </w:r>
-    </w:p>
-    <w:p>
-      <w:pPr>
-        <w:pStyle w:val="a3"/>
-        <w:numPr>
-          <w:ilvl w:val="0"/>
-          <w:numId w:val="26"/>
-        </w:numPr>
-        <w:spacing w:after="5" w:line="250" w:lineRule="auto"/>
-        <w:ind w:right="1042"/>
-        <w:jc w:val="left"/>
-        <w:rPr>
-          <w:rFonts w:ascii="David" w:hAnsi="David" w:cs="David"/>
-          <w:sz w:val="28"/>
-          <w:szCs w:val="28"/>
-        </w:rPr>
-      </w:pPr>
-      <w:r>
-        <w:rPr>
-          <w:rFonts w:ascii="David" w:eastAsia="Arial" w:hAnsi="David" w:cs="David" w:hint="cs"/>
-          <w:sz w:val="28"/>
-          <w:szCs w:val="28"/>
-          <w:rtl/>
-        </w:rPr>
-        <w:lastRenderedPageBreak/>
-        <w:t>מאגרי הנתונים יישמרו וינוהלו ב-</w:t>
-      </w:r>
-      <w:r>
-        <w:rPr>
-          <w:rFonts w:ascii="David" w:eastAsia="Arial" w:hAnsi="David" w:cs="David" w:hint="cs"/>
-          <w:sz w:val="28"/>
-          <w:szCs w:val="28"/>
-        </w:rPr>
-        <w:t>FIREBASE</w:t>
-      </w:r>
-      <w:r>
-        <w:rPr>
-          <w:rFonts w:ascii="David" w:hAnsi="David" w:cs="David" w:hint="cs"/>
-          <w:sz w:val="28"/>
-          <w:szCs w:val="28"/>
-          <w:rtl/>
-        </w:rPr>
-        <w:t>, שם קיימים ממנגנוני התאוששות כגון גיבויים אוטומטיים.</w:t>
-      </w:r>
-    </w:p>
-    <w:p>
-      <w:pPr>
-        <w:spacing w:after="0"/>
-        <w:ind w:right="67"/>
-        <w:rPr>
-          <w:rFonts w:ascii="David" w:hAnsi="David" w:cs="David"/>
-          <w:sz w:val="28"/>
-          <w:szCs w:val="28"/>
-        </w:rPr>
-      </w:pPr>
-      <w:r>
-        <w:rPr>
-          <w:rFonts w:ascii="David" w:eastAsia="Arial" w:hAnsi="David" w:cs="David"/>
-          <w:sz w:val="28"/>
-          <w:szCs w:val="28"/>
-        </w:rPr>
-        <w:t xml:space="preserve"> </w:t>
-      </w:r>
-    </w:p>
-    <w:p>
-      <w:pPr>
-        <w:pStyle w:val="a3"/>
-        <w:numPr>
-          <w:ilvl w:val="0"/>
-          <w:numId w:val="18"/>
-        </w:numPr>
-        <w:spacing w:after="152"/>
-        <w:jc w:val="left"/>
-        <w:rPr>
-          <w:rFonts w:ascii="David" w:eastAsia="Arial" w:hAnsi="David" w:cs="David"/>
-          <w:b/>
-          <w:sz w:val="28"/>
-          <w:szCs w:val="28"/>
-        </w:rPr>
-      </w:pPr>
-      <w:r>
-        <w:rPr>
-          <w:rFonts w:ascii="David" w:eastAsia="Arial" w:hAnsi="David" w:cs="David"/>
-          <w:b/>
-          <w:bCs/>
-          <w:sz w:val="28"/>
-          <w:szCs w:val="28"/>
-          <w:rtl/>
-        </w:rPr>
-        <w:t>תרשימי מערכת מרכזיי</w:t>
-      </w:r>
-      <w:r>
-        <w:rPr>
-          <w:rFonts w:ascii="David" w:eastAsia="Arial" w:hAnsi="David" w:cs="David" w:hint="cs"/>
-          <w:b/>
-          <w:bCs/>
-          <w:sz w:val="28"/>
-          <w:szCs w:val="28"/>
-          <w:rtl/>
-        </w:rPr>
-        <w:t>ם</w:t>
-      </w:r>
-    </w:p>
-    <w:p>
-      <w:pPr>
-        <w:pStyle w:val="a3"/>
-        <w:spacing w:after="152"/>
-        <w:jc w:val="left"/>
-        <w:rPr>
-          <w:rFonts w:ascii="David" w:eastAsia="Arial" w:hAnsi="David" w:cs="David"/>
-          <w:b/>
-          <w:sz w:val="28"/>
-          <w:szCs w:val="28"/>
-        </w:rPr>
-      </w:pPr>
-    </w:p>
-    <w:p>
-      <w:pPr>
-        <w:pStyle w:val="a3"/>
-        <w:numPr>
-          <w:ilvl w:val="1"/>
-          <w:numId w:val="18"/>
-        </w:numPr>
-        <w:spacing w:after="152"/>
-        <w:jc w:val="left"/>
-        <w:rPr>
-          <w:rFonts w:ascii="David" w:hAnsi="David" w:cs="David"/>
-          <w:sz w:val="28"/>
-          <w:szCs w:val="28"/>
-          <w:rtl/>
-        </w:rPr>
-      </w:pPr>
-      <w:r>
-        <w:rPr>
-          <w:rFonts w:ascii="David" w:eastAsia="Arial" w:hAnsi="David" w:cs="David"/>
-          <w:b/>
-          <w:sz w:val="28"/>
-          <w:szCs w:val="28"/>
-        </w:rPr>
-        <w:t xml:space="preserve"> </w:t>
-      </w:r>
-      <w:r>
-        <w:rPr>
-          <w:rFonts w:ascii="David" w:eastAsia="Arial" w:hAnsi="David" w:cs="David"/>
-          <w:sz w:val="28"/>
-          <w:szCs w:val="28"/>
-        </w:rPr>
-        <w:t>Use Case</w:t>
-      </w:r>
-    </w:p>
-    <w:p>
-      <w:pPr>
-        <w:spacing w:after="0"/>
-        <w:ind w:left="1220"/>
-        <w:jc w:val="left"/>
-        <w:rPr>
-          <w:rFonts w:ascii="David" w:hAnsi="David" w:cs="David"/>
-          <w:sz w:val="28"/>
-          <w:szCs w:val="28"/>
-          <w:rtl/>
-        </w:rPr>
-      </w:pPr>
-      <w:r>
-        <w:rPr>
-          <w:rFonts w:asciiTheme="minorBidi" w:hAnsiTheme="minorBidi"/>
+        </w:rPr>
+        <w:t xml:space="preserve">   </w:t>
+      </w:r>
+      <w:r>
+        <w:rPr>
+          <w:rFonts w:ascii="David" w:hAnsi="David" w:cs="David"/>
           <w:noProof/>
-          <w:sz w:val="28"/>
-          <w:szCs w:val="28"/>
+          <w:sz w:val="44"/>
+          <w:szCs w:val="44"/>
         </w:rPr>
         <w:drawing>
-          <wp:anchor distT="0" distB="0" distL="114300" distR="114300" simplePos="0" relativeHeight="251666432" behindDoc="1" locked="0" layoutInCell="1" allowOverlap="1" wp14:anchorId="1E76A1AC" wp14:editId="4D9C4016">
-            <wp:simplePos x="0" y="0"/>
-            <wp:positionH relativeFrom="column">
-              <wp:posOffset>373380</wp:posOffset>
-            </wp:positionH>
-            <wp:positionV relativeFrom="paragraph">
-              <wp:posOffset>174625</wp:posOffset>
-            </wp:positionV>
-            <wp:extent cx="6868795" cy="5928360"/>
+          <wp:inline distT="0" distB="0" distL="0" distR="0" wp14:anchorId="3E6D9D7A" wp14:editId="547EDAEE">
+            <wp:extent cx="1531620" cy="1470660"/>
             <wp:effectExtent l="0" t="0" r="0" b="0"/>
-            <wp:wrapTight wrapText="bothSides">
-              <wp:wrapPolygon edited="0">
-                <wp:start x="5092" y="208"/>
-                <wp:lineTo x="4912" y="4789"/>
-                <wp:lineTo x="2875" y="7010"/>
-                <wp:lineTo x="1198" y="7704"/>
-                <wp:lineTo x="839" y="7913"/>
-                <wp:lineTo x="719" y="8537"/>
-                <wp:lineTo x="839" y="9023"/>
-                <wp:lineTo x="1078" y="9231"/>
-                <wp:lineTo x="719" y="10203"/>
-                <wp:lineTo x="599" y="10550"/>
-                <wp:lineTo x="599" y="10897"/>
-                <wp:lineTo x="2756" y="11452"/>
-                <wp:lineTo x="3475" y="12563"/>
-                <wp:lineTo x="1018" y="13674"/>
-                <wp:lineTo x="719" y="14298"/>
-                <wp:lineTo x="719" y="14576"/>
-                <wp:lineTo x="1078" y="14784"/>
-                <wp:lineTo x="719" y="15895"/>
-                <wp:lineTo x="120" y="16589"/>
-                <wp:lineTo x="240" y="16797"/>
-                <wp:lineTo x="3295" y="17005"/>
-                <wp:lineTo x="3295" y="19226"/>
-                <wp:lineTo x="5032" y="20337"/>
-                <wp:lineTo x="5092" y="21308"/>
-                <wp:lineTo x="20068" y="21308"/>
-                <wp:lineTo x="20068" y="14784"/>
-                <wp:lineTo x="20727" y="14784"/>
-                <wp:lineTo x="21506" y="14159"/>
-                <wp:lineTo x="21446" y="13674"/>
-                <wp:lineTo x="21027" y="12563"/>
-                <wp:lineTo x="21267" y="12563"/>
-                <wp:lineTo x="21386" y="12008"/>
-                <wp:lineTo x="21207" y="11452"/>
-                <wp:lineTo x="20068" y="10342"/>
-                <wp:lineTo x="20068" y="208"/>
-                <wp:lineTo x="5092" y="208"/>
-              </wp:wrapPolygon>
-            </wp:wrapTight>
-            <wp:docPr id="3" name="תמונה 3"/>
+            <wp:docPr id="7" name="Picture 7" descr="Graphical user interface, text&#10;&#10;Description automatically generated with medium confidence"/>
             <wp:cNvGraphicFramePr>
               <a:graphicFrameLocks xmlns:a="http://schemas.openxmlformats.org/drawingml/2006/main" noChangeAspect="1"/>
             </wp:cNvGraphicFramePr>
@@ -9692,7 +9099,7 @@
               <a:graphicData uri="http://schemas.openxmlformats.org/drawingml/2006/picture">
                 <pic:pic xmlns:pic="http://schemas.openxmlformats.org/drawingml/2006/picture">
                   <pic:nvPicPr>
-                    <pic:cNvPr id="0" name="Picture 1"/>
+                    <pic:cNvPr id="7" name="Picture 7" descr="Graphical user interface, text&#10;&#10;Description automatically generated with medium confidence"/>
                     <pic:cNvPicPr>
                       <a:picLocks noChangeAspect="1" noChangeArrowheads="1"/>
                     </pic:cNvPicPr>
@@ -9713,7 +9120,7 @@
                   <pic:spPr bwMode="auto">
                     <a:xfrm>
                       <a:off x="0" y="0"/>
-                      <a:ext cx="6868795" cy="5928360"/>
+                      <a:ext cx="1531620" cy="1470660"/>
                     </a:xfrm>
                     <a:prstGeom prst="rect">
                       <a:avLst/>
@@ -9726,478 +9133,369 @@
                 </pic:pic>
               </a:graphicData>
             </a:graphic>
-            <wp14:sizeRelH relativeFrom="margin">
-              <wp14:pctWidth>0</wp14:pctWidth>
-            </wp14:sizeRelH>
-            <wp14:sizeRelV relativeFrom="margin">
-              <wp14:pctHeight>0</wp14:pctHeight>
-            </wp14:sizeRelV>
-          </wp:anchor>
+          </wp:inline>
         </w:drawing>
       </w:r>
       <w:r>
         <w:rPr>
-          <w:rFonts w:ascii="David" w:eastAsia="Arial" w:hAnsi="David" w:cs="David"/>
-          <w:sz w:val="28"/>
-          <w:szCs w:val="28"/>
+          <w:rFonts w:ascii="David" w:hAnsi="David" w:cs="David"/>
+          <w:noProof/>
+          <w:sz w:val="44"/>
+          <w:szCs w:val="44"/>
+        </w:rPr>
+        <w:t xml:space="preserve">              </w:t>
+      </w:r>
+      <w:r>
+        <w:rPr>
+          <w:rFonts w:ascii="David" w:hAnsi="David" w:cs="David"/>
+          <w:noProof/>
+          <w:sz w:val="44"/>
+          <w:szCs w:val="44"/>
+        </w:rPr>
+        <w:drawing>
+          <wp:inline distT="0" distB="0" distL="0" distR="0" wp14:anchorId="11ED20E3" wp14:editId="0D63869B">
+            <wp:extent cx="1531620" cy="1219200"/>
+            <wp:effectExtent l="0" t="0" r="0" b="0"/>
+            <wp:docPr id="8" name="Picture 8"/>
+            <wp:cNvGraphicFramePr>
+              <a:graphicFrameLocks xmlns:a="http://schemas.openxmlformats.org/drawingml/2006/main" noChangeAspect="1"/>
+            </wp:cNvGraphicFramePr>
+            <a:graphic xmlns:a="http://schemas.openxmlformats.org/drawingml/2006/main">
+              <a:graphicData uri="http://schemas.openxmlformats.org/drawingml/2006/picture">
+                <pic:pic xmlns:pic="http://schemas.openxmlformats.org/drawingml/2006/picture">
+                  <pic:nvPicPr>
+                    <pic:cNvPr id="8" name="Picture 8"/>
+                    <pic:cNvPicPr>
+                      <a:picLocks noChangeAspect="1" noChangeArrowheads="1"/>
+                    </pic:cNvPicPr>
+                  </pic:nvPicPr>
+                  <pic:blipFill>
+                    <a:blip r:embed="rId13" cstate="print">
+                      <a:extLst>
+                        <a:ext uri="{28A0092B-C50C-407E-A947-70E740481C1C}">
+                          <a14:useLocalDpi xmlns:a14="http://schemas.microsoft.com/office/drawing/2010/main" val="0"/>
+                        </a:ext>
+                      </a:extLst>
+                    </a:blip>
+                    <a:srcRect/>
+                    <a:stretch>
+                      <a:fillRect/>
+                    </a:stretch>
+                  </pic:blipFill>
+                  <pic:spPr bwMode="auto">
+                    <a:xfrm>
+                      <a:off x="0" y="0"/>
+                      <a:ext cx="1531620" cy="1219200"/>
+                    </a:xfrm>
+                    <a:prstGeom prst="rect">
+                      <a:avLst/>
+                    </a:prstGeom>
+                    <a:noFill/>
+                    <a:ln>
+                      <a:noFill/>
+                    </a:ln>
+                  </pic:spPr>
+                </pic:pic>
+              </a:graphicData>
+            </a:graphic>
+          </wp:inline>
+        </w:drawing>
+      </w:r>
+      <w:r>
+        <w:rPr>
+          <w:rFonts w:ascii="David" w:hAnsi="David" w:cs="David"/>
+          <w:noProof/>
+          <w:sz w:val="44"/>
+          <w:szCs w:val="44"/>
+        </w:rPr>
+        <w:t xml:space="preserve">               </w:t>
+      </w:r>
+    </w:p>
+    <w:p>
+      <w:pPr>
+        <w:spacing w:after="0"/>
+        <w:ind w:right="72"/>
+        <w:rPr>
+          <w:rFonts w:ascii="David" w:hAnsi="David" w:cs="David"/>
+          <w:sz w:val="28"/>
+          <w:szCs w:val="28"/>
+        </w:rPr>
+      </w:pPr>
+    </w:p>
+    <w:p>
+      <w:pPr>
+        <w:bidi w:val="0"/>
+        <w:spacing w:after="0"/>
+        <w:ind w:right="72"/>
+        <w:rPr>
+          <w:rFonts w:ascii="David" w:hAnsi="David" w:cs="David"/>
+          <w:sz w:val="28"/>
+          <w:szCs w:val="28"/>
+        </w:rPr>
+      </w:pPr>
+      <w:r>
+        <w:rPr>
+          <w:rFonts w:ascii="David" w:hAnsi="David" w:cs="David"/>
+          <w:sz w:val="28"/>
+          <w:szCs w:val="28"/>
+        </w:rPr>
+        <w:t xml:space="preserve">rid – Report id </w:t>
+      </w:r>
+    </w:p>
+    <w:p>
+      <w:pPr>
+        <w:bidi w:val="0"/>
+        <w:spacing w:after="0"/>
+        <w:ind w:right="72"/>
+        <w:rPr>
+          <w:rFonts w:ascii="David" w:hAnsi="David" w:cs="David"/>
+          <w:sz w:val="28"/>
+          <w:szCs w:val="28"/>
+        </w:rPr>
+      </w:pPr>
+      <w:proofErr w:type="spellStart"/>
+      <w:r>
+        <w:rPr>
+          <w:rFonts w:ascii="David" w:hAnsi="David" w:cs="David"/>
+          <w:sz w:val="28"/>
+          <w:szCs w:val="28"/>
+        </w:rPr>
+        <w:t>uid</w:t>
+      </w:r>
+      <w:proofErr w:type="spellEnd"/>
+      <w:r>
+        <w:rPr>
+          <w:rFonts w:ascii="David" w:hAnsi="David" w:cs="David"/>
+          <w:sz w:val="28"/>
+          <w:szCs w:val="28"/>
+        </w:rPr>
+        <w:t xml:space="preserve"> - User id</w:t>
+      </w:r>
+    </w:p>
+    <w:p>
+      <w:pPr>
+        <w:spacing w:after="0"/>
+        <w:ind w:right="72"/>
+        <w:rPr>
+          <w:rFonts w:ascii="David" w:hAnsi="David" w:cs="David"/>
+          <w:sz w:val="28"/>
+          <w:szCs w:val="28"/>
+        </w:rPr>
+      </w:pPr>
+    </w:p>
+    <w:p>
+      <w:pPr>
+        <w:tabs>
+          <w:tab w:val="center" w:pos="787"/>
+          <w:tab w:val="center" w:pos="2152"/>
+        </w:tabs>
+        <w:spacing w:after="129"/>
+        <w:jc w:val="left"/>
+        <w:rPr>
+          <w:rFonts w:ascii="David" w:eastAsia="Arial" w:hAnsi="David" w:cs="David"/>
+          <w:b/>
+          <w:bCs/>
+          <w:sz w:val="28"/>
+          <w:szCs w:val="28"/>
+        </w:rPr>
+      </w:pPr>
+      <w:r>
+        <w:rPr>
+          <w:rFonts w:ascii="David" w:hAnsi="David" w:cs="David"/>
+          <w:sz w:val="28"/>
+          <w:szCs w:val="28"/>
+          <w:rtl/>
+        </w:rPr>
+        <w:tab/>
+      </w:r>
+      <w:r>
+        <w:rPr>
+          <w:rFonts w:ascii="David" w:eastAsia="Arial" w:hAnsi="David" w:cs="David" w:hint="cs"/>
+          <w:b/>
+          <w:bCs/>
+          <w:sz w:val="28"/>
+          <w:szCs w:val="28"/>
+          <w:rtl/>
+        </w:rPr>
+        <w:t>8.</w:t>
+      </w:r>
+      <w:r>
+        <w:rPr>
+          <w:rFonts w:ascii="David" w:eastAsia="Arial" w:hAnsi="David" w:cs="David" w:hint="cs"/>
+          <w:b/>
+          <w:bCs/>
+          <w:sz w:val="28"/>
+          <w:szCs w:val="28"/>
+          <w:rtl/>
+        </w:rPr>
+        <w:t>2</w:t>
+      </w:r>
+      <w:r>
+        <w:rPr>
+          <w:rFonts w:ascii="David" w:eastAsia="Arial" w:hAnsi="David" w:cs="David" w:hint="cs"/>
+          <w:b/>
+          <w:bCs/>
+          <w:sz w:val="28"/>
+          <w:szCs w:val="28"/>
+          <w:rtl/>
+        </w:rPr>
+        <w:t xml:space="preserve">. </w:t>
+      </w:r>
+      <w:r>
+        <w:rPr>
+          <w:rFonts w:ascii="David" w:eastAsia="Arial" w:hAnsi="David" w:cs="David"/>
+          <w:b/>
+          <w:bCs/>
+          <w:sz w:val="28"/>
+          <w:szCs w:val="28"/>
+          <w:rtl/>
+        </w:rPr>
+        <w:tab/>
+        <w:t xml:space="preserve">שיטת האחסון: </w:t>
+      </w:r>
+    </w:p>
+    <w:p>
+      <w:pPr>
+        <w:pStyle w:val="ListParagraph"/>
+        <w:numPr>
+          <w:ilvl w:val="0"/>
+          <w:numId w:val="26"/>
+        </w:numPr>
+        <w:spacing w:after="5" w:line="250" w:lineRule="auto"/>
+        <w:ind w:right="687"/>
+        <w:jc w:val="left"/>
+        <w:rPr>
+          <w:rFonts w:ascii="David" w:hAnsi="David" w:cs="David"/>
+          <w:sz w:val="28"/>
+          <w:szCs w:val="28"/>
+          <w:rtl/>
+        </w:rPr>
+      </w:pPr>
+      <w:r>
+        <w:rPr>
+          <w:rFonts w:ascii="David" w:eastAsia="Arial" w:hAnsi="David" w:cs="David"/>
+          <w:sz w:val="28"/>
+          <w:szCs w:val="28"/>
+          <w:rtl/>
+        </w:rPr>
+        <w:t xml:space="preserve">שיטת אחסון </w:t>
+      </w:r>
+      <w:r>
+        <w:rPr>
+          <w:rFonts w:ascii="David" w:eastAsia="Arial" w:hAnsi="David" w:cs="David"/>
+          <w:sz w:val="28"/>
+          <w:szCs w:val="28"/>
+          <w:rtl/>
+        </w:rPr>
+        <w:t>–</w:t>
+      </w:r>
+      <w:r>
+        <w:rPr>
+          <w:rFonts w:ascii="David" w:eastAsia="Arial" w:hAnsi="David" w:cs="David" w:hint="cs"/>
+          <w:sz w:val="28"/>
+          <w:szCs w:val="28"/>
+          <w:rtl/>
         </w:rPr>
         <w:t xml:space="preserve"> </w:t>
       </w:r>
-    </w:p>
-    <w:p>
-      <w:pPr>
-        <w:spacing w:after="0"/>
-        <w:ind w:left="1220"/>
-        <w:jc w:val="left"/>
-        <w:rPr>
-          <w:rFonts w:ascii="David" w:hAnsi="David" w:cs="David"/>
-          <w:sz w:val="28"/>
-          <w:szCs w:val="28"/>
-          <w:rtl/>
-        </w:rPr>
-      </w:pPr>
-    </w:p>
-    <w:p>
-      <w:pPr>
-        <w:spacing w:after="0"/>
-        <w:ind w:left="1220"/>
-        <w:jc w:val="left"/>
-        <w:rPr>
-          <w:rFonts w:ascii="David" w:hAnsi="David" w:cs="David"/>
-          <w:sz w:val="28"/>
-          <w:szCs w:val="28"/>
-          <w:rtl/>
-        </w:rPr>
-      </w:pPr>
-    </w:p>
-    <w:p>
-      <w:pPr>
-        <w:spacing w:after="0"/>
-        <w:ind w:left="1220"/>
-        <w:jc w:val="left"/>
-        <w:rPr>
-          <w:rFonts w:ascii="David" w:hAnsi="David" w:cs="David"/>
-          <w:sz w:val="28"/>
-          <w:szCs w:val="28"/>
-          <w:rtl/>
-        </w:rPr>
-      </w:pPr>
-    </w:p>
-    <w:p>
-      <w:pPr>
-        <w:spacing w:after="0"/>
-        <w:ind w:left="1220"/>
-        <w:jc w:val="left"/>
-        <w:rPr>
-          <w:rFonts w:ascii="David" w:hAnsi="David" w:cs="David"/>
-          <w:sz w:val="28"/>
-          <w:szCs w:val="28"/>
-          <w:rtl/>
-        </w:rPr>
-      </w:pPr>
-    </w:p>
-    <w:p>
-      <w:pPr>
-        <w:spacing w:after="0"/>
-        <w:ind w:left="1220"/>
-        <w:jc w:val="left"/>
-        <w:rPr>
-          <w:rFonts w:ascii="David" w:hAnsi="David" w:cs="David"/>
-          <w:sz w:val="28"/>
-          <w:szCs w:val="28"/>
-          <w:rtl/>
-        </w:rPr>
-      </w:pPr>
-    </w:p>
-    <w:p>
-      <w:pPr>
-        <w:spacing w:after="0"/>
-        <w:ind w:left="1220"/>
-        <w:jc w:val="left"/>
-        <w:rPr>
-          <w:rFonts w:ascii="David" w:hAnsi="David" w:cs="David"/>
-          <w:sz w:val="28"/>
-          <w:szCs w:val="28"/>
-          <w:rtl/>
-        </w:rPr>
-      </w:pPr>
-    </w:p>
-    <w:p>
-      <w:pPr>
-        <w:spacing w:after="0"/>
-        <w:ind w:left="1220"/>
-        <w:jc w:val="left"/>
-        <w:rPr>
-          <w:rFonts w:ascii="David" w:hAnsi="David" w:cs="David"/>
-          <w:sz w:val="28"/>
-          <w:szCs w:val="28"/>
-          <w:rtl/>
-        </w:rPr>
-      </w:pPr>
-    </w:p>
-    <w:p>
-      <w:pPr>
-        <w:spacing w:after="0"/>
-        <w:ind w:left="1220"/>
-        <w:jc w:val="left"/>
-        <w:rPr>
-          <w:rFonts w:ascii="David" w:hAnsi="David" w:cs="David"/>
-          <w:sz w:val="28"/>
-          <w:szCs w:val="28"/>
-          <w:rtl/>
-        </w:rPr>
-      </w:pPr>
-    </w:p>
-    <w:p>
-      <w:pPr>
-        <w:spacing w:after="0"/>
-        <w:ind w:left="1220"/>
-        <w:jc w:val="left"/>
-        <w:rPr>
-          <w:rFonts w:ascii="David" w:hAnsi="David" w:cs="David"/>
-          <w:sz w:val="28"/>
-          <w:szCs w:val="28"/>
-          <w:rtl/>
-        </w:rPr>
-      </w:pPr>
-    </w:p>
-    <w:p>
-      <w:pPr>
-        <w:spacing w:after="0"/>
-        <w:ind w:left="1220"/>
-        <w:jc w:val="left"/>
-        <w:rPr>
-          <w:rFonts w:ascii="David" w:hAnsi="David" w:cs="David"/>
-          <w:sz w:val="28"/>
-          <w:szCs w:val="28"/>
-          <w:rtl/>
-        </w:rPr>
-      </w:pPr>
-    </w:p>
-    <w:p>
-      <w:pPr>
-        <w:spacing w:after="0"/>
-        <w:ind w:left="1220"/>
-        <w:jc w:val="left"/>
-        <w:rPr>
-          <w:rFonts w:ascii="David" w:hAnsi="David" w:cs="David"/>
-          <w:sz w:val="28"/>
-          <w:szCs w:val="28"/>
-          <w:rtl/>
-        </w:rPr>
-      </w:pPr>
-    </w:p>
-    <w:p>
-      <w:pPr>
-        <w:spacing w:after="0"/>
-        <w:ind w:left="1220"/>
-        <w:jc w:val="left"/>
-        <w:rPr>
-          <w:rFonts w:ascii="David" w:hAnsi="David" w:cs="David"/>
-          <w:sz w:val="28"/>
-          <w:szCs w:val="28"/>
-          <w:rtl/>
-        </w:rPr>
-      </w:pPr>
-    </w:p>
-    <w:p>
-      <w:pPr>
-        <w:spacing w:after="0"/>
-        <w:ind w:left="1220"/>
-        <w:jc w:val="left"/>
-        <w:rPr>
-          <w:rFonts w:ascii="David" w:hAnsi="David" w:cs="David"/>
-          <w:sz w:val="28"/>
-          <w:szCs w:val="28"/>
-          <w:rtl/>
-        </w:rPr>
-      </w:pPr>
-    </w:p>
-    <w:p>
-      <w:pPr>
-        <w:spacing w:after="0"/>
-        <w:ind w:left="1220"/>
-        <w:jc w:val="left"/>
-        <w:rPr>
-          <w:rFonts w:ascii="David" w:hAnsi="David" w:cs="David"/>
-          <w:sz w:val="28"/>
-          <w:szCs w:val="28"/>
-          <w:rtl/>
-        </w:rPr>
-      </w:pPr>
-    </w:p>
-    <w:p>
-      <w:pPr>
-        <w:spacing w:after="0"/>
-        <w:ind w:left="1220"/>
-        <w:jc w:val="left"/>
-        <w:rPr>
-          <w:rFonts w:ascii="David" w:hAnsi="David" w:cs="David"/>
-          <w:sz w:val="28"/>
-          <w:szCs w:val="28"/>
-          <w:rtl/>
-        </w:rPr>
-      </w:pPr>
-    </w:p>
-    <w:p>
-      <w:pPr>
-        <w:spacing w:after="0"/>
-        <w:ind w:left="1220"/>
-        <w:jc w:val="left"/>
-        <w:rPr>
-          <w:rFonts w:ascii="David" w:hAnsi="David" w:cs="David"/>
-          <w:sz w:val="28"/>
-          <w:szCs w:val="28"/>
-          <w:rtl/>
-        </w:rPr>
-      </w:pPr>
-    </w:p>
-    <w:p>
-      <w:pPr>
-        <w:spacing w:after="0"/>
-        <w:ind w:left="1220"/>
-        <w:jc w:val="left"/>
-        <w:rPr>
-          <w:rFonts w:ascii="David" w:hAnsi="David" w:cs="David"/>
-          <w:sz w:val="28"/>
-          <w:szCs w:val="28"/>
-          <w:rtl/>
-        </w:rPr>
-      </w:pPr>
-    </w:p>
-    <w:p>
-      <w:pPr>
-        <w:spacing w:after="0"/>
-        <w:ind w:left="1220"/>
-        <w:jc w:val="left"/>
-        <w:rPr>
-          <w:rFonts w:ascii="David" w:hAnsi="David" w:cs="David"/>
-          <w:sz w:val="28"/>
-          <w:szCs w:val="28"/>
-          <w:rtl/>
-        </w:rPr>
-      </w:pPr>
-    </w:p>
-    <w:p>
-      <w:pPr>
-        <w:spacing w:after="0"/>
-        <w:ind w:left="1220"/>
-        <w:jc w:val="left"/>
-        <w:rPr>
-          <w:rFonts w:ascii="David" w:hAnsi="David" w:cs="David"/>
-          <w:sz w:val="28"/>
-          <w:szCs w:val="28"/>
-          <w:rtl/>
-        </w:rPr>
-      </w:pPr>
-    </w:p>
-    <w:p>
-      <w:pPr>
-        <w:spacing w:after="0"/>
-        <w:ind w:left="1220"/>
-        <w:jc w:val="left"/>
-        <w:rPr>
-          <w:rFonts w:ascii="David" w:hAnsi="David" w:cs="David"/>
-          <w:sz w:val="28"/>
-          <w:szCs w:val="28"/>
-          <w:rtl/>
-        </w:rPr>
-      </w:pPr>
-    </w:p>
-    <w:p>
-      <w:pPr>
-        <w:spacing w:after="0"/>
-        <w:ind w:left="1220"/>
-        <w:jc w:val="left"/>
-        <w:rPr>
-          <w:rFonts w:ascii="David" w:hAnsi="David" w:cs="David"/>
-          <w:sz w:val="28"/>
-          <w:szCs w:val="28"/>
-          <w:rtl/>
-        </w:rPr>
-      </w:pPr>
-    </w:p>
-    <w:p>
-      <w:pPr>
-        <w:spacing w:after="0"/>
-        <w:ind w:left="1220"/>
-        <w:jc w:val="left"/>
-        <w:rPr>
-          <w:rFonts w:ascii="David" w:hAnsi="David" w:cs="David"/>
-          <w:sz w:val="28"/>
-          <w:szCs w:val="28"/>
-          <w:rtl/>
-        </w:rPr>
-      </w:pPr>
-    </w:p>
-    <w:p>
-      <w:pPr>
-        <w:spacing w:after="0"/>
-        <w:ind w:left="1220"/>
-        <w:jc w:val="left"/>
-        <w:rPr>
-          <w:rFonts w:ascii="David" w:hAnsi="David" w:cs="David"/>
-          <w:sz w:val="28"/>
-          <w:szCs w:val="28"/>
-          <w:rtl/>
-        </w:rPr>
-      </w:pPr>
-    </w:p>
-    <w:p>
-      <w:pPr>
-        <w:spacing w:after="0"/>
-        <w:ind w:left="1220"/>
-        <w:jc w:val="left"/>
-        <w:rPr>
-          <w:rFonts w:ascii="David" w:hAnsi="David" w:cs="David"/>
-          <w:sz w:val="28"/>
-          <w:szCs w:val="28"/>
-          <w:rtl/>
-        </w:rPr>
-      </w:pPr>
-    </w:p>
-    <w:p>
-      <w:pPr>
-        <w:spacing w:after="0"/>
-        <w:ind w:left="1220"/>
-        <w:jc w:val="left"/>
-        <w:rPr>
-          <w:rFonts w:ascii="David" w:hAnsi="David" w:cs="David"/>
-          <w:sz w:val="28"/>
-          <w:szCs w:val="28"/>
-          <w:rtl/>
-        </w:rPr>
-      </w:pPr>
-    </w:p>
-    <w:p>
-      <w:pPr>
-        <w:spacing w:after="0"/>
-        <w:ind w:left="1220"/>
-        <w:jc w:val="left"/>
-        <w:rPr>
-          <w:rFonts w:ascii="David" w:hAnsi="David" w:cs="David"/>
-          <w:sz w:val="28"/>
-          <w:szCs w:val="28"/>
-          <w:rtl/>
-        </w:rPr>
-      </w:pPr>
-    </w:p>
-    <w:p>
-      <w:pPr>
-        <w:spacing w:after="0"/>
-        <w:ind w:left="1220"/>
-        <w:jc w:val="left"/>
-        <w:rPr>
-          <w:rFonts w:ascii="David" w:hAnsi="David" w:cs="David"/>
-          <w:sz w:val="28"/>
-          <w:szCs w:val="28"/>
-          <w:rtl/>
-        </w:rPr>
-      </w:pPr>
-    </w:p>
-    <w:p>
-      <w:pPr>
-        <w:spacing w:after="0"/>
-        <w:ind w:left="1220"/>
-        <w:jc w:val="left"/>
-        <w:rPr>
-          <w:rFonts w:ascii="David" w:hAnsi="David" w:cs="David"/>
-          <w:sz w:val="28"/>
-          <w:szCs w:val="28"/>
-          <w:rtl/>
-        </w:rPr>
-      </w:pPr>
-    </w:p>
-    <w:p>
-      <w:pPr>
-        <w:spacing w:after="0"/>
-        <w:ind w:left="1220"/>
-        <w:jc w:val="left"/>
-        <w:rPr>
-          <w:rFonts w:ascii="David" w:hAnsi="David" w:cs="David"/>
-          <w:sz w:val="28"/>
-          <w:szCs w:val="28"/>
-          <w:rtl/>
-        </w:rPr>
-      </w:pPr>
-    </w:p>
-    <w:p>
-      <w:pPr>
-        <w:spacing w:after="0"/>
-        <w:ind w:left="1220"/>
-        <w:jc w:val="left"/>
-        <w:rPr>
-          <w:rFonts w:ascii="David" w:hAnsi="David" w:cs="David"/>
-          <w:sz w:val="28"/>
-          <w:szCs w:val="28"/>
-          <w:rtl/>
-        </w:rPr>
-      </w:pPr>
-    </w:p>
-    <w:p>
-      <w:pPr>
-        <w:spacing w:after="0"/>
-        <w:ind w:left="1220"/>
-        <w:jc w:val="left"/>
-        <w:rPr>
-          <w:rFonts w:ascii="David" w:hAnsi="David" w:cs="David"/>
-          <w:sz w:val="28"/>
-          <w:szCs w:val="28"/>
-          <w:rtl/>
-        </w:rPr>
-      </w:pPr>
-    </w:p>
-    <w:p>
-      <w:pPr>
-        <w:spacing w:after="0"/>
-        <w:ind w:left="1220"/>
-        <w:jc w:val="left"/>
-        <w:rPr>
-          <w:rFonts w:ascii="David" w:hAnsi="David" w:cs="David"/>
-          <w:sz w:val="28"/>
-          <w:szCs w:val="28"/>
-          <w:rtl/>
-        </w:rPr>
-      </w:pPr>
-    </w:p>
-    <w:p>
-      <w:pPr>
-        <w:spacing w:after="0"/>
-        <w:ind w:left="1220"/>
-        <w:jc w:val="left"/>
-        <w:rPr>
-          <w:rFonts w:ascii="David" w:hAnsi="David" w:cs="David"/>
-          <w:sz w:val="28"/>
-          <w:szCs w:val="28"/>
-          <w:rtl/>
-        </w:rPr>
-      </w:pPr>
-    </w:p>
-    <w:p>
-      <w:pPr>
-        <w:spacing w:after="0"/>
-        <w:ind w:left="1220"/>
-        <w:jc w:val="left"/>
-        <w:rPr>
-          <w:rFonts w:ascii="David" w:hAnsi="David" w:cs="David"/>
-          <w:sz w:val="28"/>
-          <w:szCs w:val="28"/>
-          <w:rtl/>
-        </w:rPr>
-      </w:pPr>
-    </w:p>
-    <w:p>
-      <w:pPr>
-        <w:spacing w:after="0"/>
-        <w:ind w:left="1220"/>
-        <w:jc w:val="left"/>
-        <w:rPr>
-          <w:rFonts w:ascii="David" w:hAnsi="David" w:cs="David"/>
-          <w:sz w:val="28"/>
-          <w:szCs w:val="28"/>
-          <w:rtl/>
-        </w:rPr>
-      </w:pPr>
+      <w:r>
+        <w:rPr>
+          <w:rFonts w:ascii="David" w:eastAsia="Arial" w:hAnsi="David" w:cs="David" w:hint="cs"/>
+          <w:sz w:val="28"/>
+          <w:szCs w:val="28"/>
+        </w:rPr>
+        <w:t>F</w:t>
+      </w:r>
+      <w:r>
+        <w:rPr>
+          <w:rFonts w:ascii="David" w:eastAsia="Arial" w:hAnsi="David" w:cs="David"/>
+          <w:sz w:val="28"/>
+          <w:szCs w:val="28"/>
+        </w:rPr>
+        <w:t>ire Base</w:t>
+      </w:r>
+      <w:r>
+        <w:rPr>
+          <w:rFonts w:ascii="David" w:eastAsia="Arial" w:hAnsi="David" w:cs="David" w:hint="cs"/>
+          <w:sz w:val="28"/>
+          <w:szCs w:val="28"/>
+          <w:rtl/>
+        </w:rPr>
+        <w:t xml:space="preserve"> </w:t>
+      </w:r>
+      <w:r>
+        <w:rPr>
+          <w:rFonts w:ascii="David" w:eastAsia="Arial" w:hAnsi="David" w:cs="David"/>
+          <w:sz w:val="28"/>
+          <w:szCs w:val="28"/>
+          <w:rtl/>
+        </w:rPr>
+        <w:t xml:space="preserve">בסיס נתונים לא </w:t>
+      </w:r>
+      <w:proofErr w:type="spellStart"/>
+      <w:r>
+        <w:rPr>
+          <w:rFonts w:ascii="David" w:eastAsia="Arial" w:hAnsi="David" w:cs="David"/>
+          <w:sz w:val="28"/>
+          <w:szCs w:val="28"/>
+          <w:rtl/>
+        </w:rPr>
+        <w:t>רלציוני</w:t>
+      </w:r>
+      <w:proofErr w:type="spellEnd"/>
+      <w:r>
+        <w:rPr>
+          <w:rFonts w:ascii="David" w:eastAsia="Arial" w:hAnsi="David" w:cs="David"/>
+          <w:sz w:val="28"/>
+          <w:szCs w:val="28"/>
+          <w:rtl/>
+        </w:rPr>
+        <w:t xml:space="preserve">  </w:t>
+      </w:r>
+      <w:r>
+        <w:rPr>
+          <w:rFonts w:ascii="David" w:eastAsia="Arial" w:hAnsi="David" w:cs="David"/>
+          <w:sz w:val="28"/>
+          <w:szCs w:val="28"/>
+        </w:rPr>
+        <w:t xml:space="preserve">no </w:t>
+      </w:r>
+      <w:proofErr w:type="spellStart"/>
+      <w:r>
+        <w:rPr>
+          <w:rFonts w:ascii="David" w:eastAsia="Arial" w:hAnsi="David" w:cs="David"/>
+          <w:sz w:val="28"/>
+          <w:szCs w:val="28"/>
+        </w:rPr>
+        <w:t>sql</w:t>
+      </w:r>
+      <w:proofErr w:type="spellEnd"/>
+      <w:r>
+        <w:rPr>
+          <w:rFonts w:ascii="David" w:eastAsia="Arial" w:hAnsi="David" w:cs="David"/>
+          <w:sz w:val="28"/>
+          <w:szCs w:val="28"/>
+        </w:rPr>
+        <w:t>)</w:t>
+      </w:r>
+      <w:r>
+        <w:rPr>
+          <w:rFonts w:ascii="David" w:hAnsi="David" w:cs="David" w:hint="cs"/>
+          <w:sz w:val="28"/>
+          <w:szCs w:val="28"/>
+          <w:rtl/>
+        </w:rPr>
+        <w:t>)</w:t>
+      </w:r>
+      <w:r>
+        <w:rPr>
+          <w:rFonts w:ascii="David" w:hAnsi="David" w:cs="David" w:hint="cs"/>
+          <w:sz w:val="28"/>
+          <w:szCs w:val="28"/>
+          <w:rtl/>
+        </w:rPr>
+        <w:t>.</w:t>
+      </w:r>
     </w:p>
     <w:p>
       <w:pPr>
@@ -10220,7 +9518,7 @@
     </w:p>
     <w:p>
       <w:pPr>
-        <w:spacing w:after="0"/>
+        <w:spacing w:after="18"/>
         <w:ind w:right="67"/>
         <w:rPr>
           <w:rFonts w:ascii="David" w:hAnsi="David" w:cs="David"/>
@@ -10239,6 +9537,159 @@
     </w:p>
     <w:p>
       <w:pPr>
+        <w:tabs>
+          <w:tab w:val="center" w:pos="787"/>
+          <w:tab w:val="center" w:pos="3182"/>
+        </w:tabs>
+        <w:spacing w:after="129"/>
+        <w:jc w:val="left"/>
+        <w:rPr>
+          <w:rFonts w:ascii="David" w:hAnsi="David" w:cs="David"/>
+          <w:sz w:val="28"/>
+          <w:szCs w:val="28"/>
+        </w:rPr>
+      </w:pPr>
+      <w:r>
+        <w:rPr>
+          <w:rFonts w:ascii="David" w:hAnsi="David" w:cs="David"/>
+          <w:sz w:val="28"/>
+          <w:szCs w:val="28"/>
+          <w:rtl/>
+        </w:rPr>
+        <w:tab/>
+      </w:r>
+      <w:r>
+        <w:rPr>
+          <w:rFonts w:ascii="David" w:eastAsia="Arial" w:hAnsi="David" w:cs="David" w:hint="cs"/>
+          <w:b/>
+          <w:bCs/>
+          <w:sz w:val="28"/>
+          <w:szCs w:val="28"/>
+          <w:rtl/>
+        </w:rPr>
+        <w:t>8.</w:t>
+      </w:r>
+      <w:r>
+        <w:rPr>
+          <w:rFonts w:ascii="David" w:eastAsia="Arial" w:hAnsi="David" w:cs="David" w:hint="cs"/>
+          <w:b/>
+          <w:bCs/>
+          <w:sz w:val="28"/>
+          <w:szCs w:val="28"/>
+          <w:rtl/>
+        </w:rPr>
+        <w:t>3</w:t>
+      </w:r>
+      <w:r>
+        <w:rPr>
+          <w:rFonts w:ascii="David" w:eastAsia="Arial" w:hAnsi="David" w:cs="David" w:hint="cs"/>
+          <w:b/>
+          <w:bCs/>
+          <w:sz w:val="28"/>
+          <w:szCs w:val="28"/>
+          <w:rtl/>
+        </w:rPr>
+        <w:t xml:space="preserve">. </w:t>
+      </w:r>
+      <w:r>
+        <w:rPr>
+          <w:rFonts w:ascii="David" w:eastAsia="Arial" w:hAnsi="David" w:cs="David"/>
+          <w:b/>
+          <w:bCs/>
+          <w:sz w:val="28"/>
+          <w:szCs w:val="28"/>
+          <w:rtl/>
+        </w:rPr>
+        <w:tab/>
+        <w:t xml:space="preserve">מנגנוני התאוששות מנפילה\קריסה: </w:t>
+      </w:r>
+    </w:p>
+    <w:p>
+      <w:pPr>
+        <w:spacing w:after="19"/>
+        <w:ind w:right="52"/>
+        <w:rPr>
+          <w:rFonts w:ascii="David" w:hAnsi="David" w:cs="David"/>
+          <w:sz w:val="28"/>
+          <w:szCs w:val="28"/>
+        </w:rPr>
+      </w:pPr>
+      <w:r>
+        <w:rPr>
+          <w:rFonts w:ascii="David" w:eastAsia="Times New Roman" w:hAnsi="David" w:cs="David"/>
+          <w:sz w:val="28"/>
+          <w:szCs w:val="28"/>
+        </w:rPr>
+        <w:t xml:space="preserve"> </w:t>
+      </w:r>
+    </w:p>
+    <w:p>
+      <w:pPr>
+        <w:spacing w:after="0"/>
+        <w:ind w:right="6414"/>
+        <w:rPr>
+          <w:rFonts w:ascii="David" w:hAnsi="David" w:cs="David"/>
+          <w:sz w:val="28"/>
+          <w:szCs w:val="28"/>
+        </w:rPr>
+      </w:pPr>
+      <w:r>
+        <w:rPr>
+          <w:rFonts w:ascii="David" w:eastAsia="Arial" w:hAnsi="David" w:cs="David"/>
+          <w:b/>
+          <w:bCs/>
+          <w:sz w:val="28"/>
+          <w:szCs w:val="28"/>
+          <w:rtl/>
+        </w:rPr>
+        <w:t xml:space="preserve">התאוששות מנפילות: </w:t>
+      </w:r>
+    </w:p>
+    <w:p>
+      <w:pPr>
+        <w:pStyle w:val="ListParagraph"/>
+        <w:numPr>
+          <w:ilvl w:val="0"/>
+          <w:numId w:val="26"/>
+        </w:numPr>
+        <w:spacing w:after="5" w:line="250" w:lineRule="auto"/>
+        <w:ind w:right="1042"/>
+        <w:jc w:val="left"/>
+        <w:rPr>
+          <w:rFonts w:ascii="David" w:hAnsi="David" w:cs="David"/>
+          <w:sz w:val="28"/>
+          <w:szCs w:val="28"/>
+        </w:rPr>
+      </w:pPr>
+      <w:r>
+        <w:rPr>
+          <w:rFonts w:ascii="David" w:eastAsia="Arial" w:hAnsi="David" w:cs="David" w:hint="cs"/>
+          <w:sz w:val="28"/>
+          <w:szCs w:val="28"/>
+          <w:rtl/>
+        </w:rPr>
+        <w:t>מאגרי הנתונים יישמרו וינוהלו ב-</w:t>
+      </w:r>
+      <w:r>
+        <w:rPr>
+          <w:rFonts w:ascii="David" w:eastAsia="Arial" w:hAnsi="David" w:cs="David" w:hint="cs"/>
+          <w:sz w:val="28"/>
+          <w:szCs w:val="28"/>
+        </w:rPr>
+        <w:t>FIREBASE</w:t>
+      </w:r>
+      <w:r>
+        <w:rPr>
+          <w:rFonts w:ascii="David" w:hAnsi="David" w:cs="David" w:hint="cs"/>
+          <w:sz w:val="28"/>
+          <w:szCs w:val="28"/>
+          <w:rtl/>
+        </w:rPr>
+        <w:t>, שם קיימים ממנגנוני התאוששות כגון גיבויים אוטומטיים.</w:t>
+      </w:r>
+    </w:p>
+    <w:p>
+      <w:pPr>
         <w:spacing w:after="0"/>
         <w:ind w:right="67"/>
         <w:rPr>
@@ -10258,145 +9709,289 @@
     </w:p>
     <w:p>
       <w:pPr>
-        <w:spacing w:after="0"/>
-        <w:ind w:right="67"/>
-        <w:rPr>
-          <w:rFonts w:ascii="David" w:hAnsi="David" w:cs="David"/>
-          <w:sz w:val="28"/>
-          <w:szCs w:val="28"/>
-        </w:rPr>
-      </w:pPr>
-      <w:r>
-        <w:rPr>
-          <w:rFonts w:ascii="David" w:eastAsia="Arial" w:hAnsi="David" w:cs="David"/>
-          <w:sz w:val="28"/>
-          <w:szCs w:val="28"/>
-        </w:rPr>
-        <w:t xml:space="preserve"> </w:t>
-      </w:r>
-    </w:p>
-    <w:p>
-      <w:pPr>
-        <w:spacing w:after="0"/>
-        <w:ind w:right="67"/>
-        <w:rPr>
-          <w:rFonts w:ascii="David" w:hAnsi="David" w:cs="David"/>
-          <w:sz w:val="28"/>
-          <w:szCs w:val="28"/>
-        </w:rPr>
-      </w:pPr>
-      <w:r>
-        <w:rPr>
-          <w:rFonts w:ascii="David" w:eastAsia="Arial" w:hAnsi="David" w:cs="David"/>
-          <w:sz w:val="28"/>
-          <w:szCs w:val="28"/>
-        </w:rPr>
-        <w:t xml:space="preserve"> </w:t>
-      </w:r>
-    </w:p>
-    <w:p>
-      <w:pPr>
-        <w:spacing w:after="0"/>
-        <w:ind w:right="67"/>
-        <w:rPr>
-          <w:rFonts w:ascii="David" w:hAnsi="David" w:cs="David"/>
-          <w:sz w:val="28"/>
-          <w:szCs w:val="28"/>
-        </w:rPr>
-      </w:pPr>
-      <w:r>
-        <w:rPr>
-          <w:rFonts w:ascii="David" w:eastAsia="Arial" w:hAnsi="David" w:cs="David"/>
-          <w:sz w:val="28"/>
-          <w:szCs w:val="28"/>
-        </w:rPr>
-        <w:t xml:space="preserve"> </w:t>
-      </w:r>
-    </w:p>
-    <w:p>
-      <w:pPr>
-        <w:spacing w:after="0"/>
-        <w:ind w:right="67"/>
-        <w:rPr>
-          <w:rFonts w:ascii="David" w:hAnsi="David" w:cs="David"/>
-          <w:sz w:val="28"/>
-          <w:szCs w:val="28"/>
-        </w:rPr>
-      </w:pPr>
-      <w:r>
-        <w:rPr>
-          <w:rFonts w:ascii="David" w:eastAsia="Arial" w:hAnsi="David" w:cs="David"/>
-          <w:sz w:val="28"/>
-          <w:szCs w:val="28"/>
-        </w:rPr>
-        <w:t xml:space="preserve"> </w:t>
-      </w:r>
-    </w:p>
-    <w:p>
-      <w:pPr>
-        <w:spacing w:after="0"/>
-        <w:ind w:right="67"/>
-        <w:rPr>
-          <w:rFonts w:ascii="David" w:hAnsi="David" w:cs="David"/>
-          <w:sz w:val="28"/>
-          <w:szCs w:val="28"/>
-        </w:rPr>
-      </w:pPr>
-      <w:r>
-        <w:rPr>
-          <w:rFonts w:ascii="David" w:eastAsia="Arial" w:hAnsi="David" w:cs="David"/>
-          <w:sz w:val="28"/>
-          <w:szCs w:val="28"/>
-        </w:rPr>
-        <w:lastRenderedPageBreak/>
-        <w:t xml:space="preserve"> </w:t>
-      </w:r>
-    </w:p>
-    <w:p>
-      <w:pPr>
-        <w:spacing w:after="0"/>
-        <w:ind w:right="67"/>
-        <w:rPr>
-          <w:rFonts w:ascii="David" w:hAnsi="David" w:cs="David"/>
-          <w:sz w:val="28"/>
-          <w:szCs w:val="28"/>
-        </w:rPr>
-      </w:pPr>
-      <w:r>
-        <w:rPr>
-          <w:rFonts w:ascii="David" w:eastAsia="Arial" w:hAnsi="David" w:cs="David"/>
-          <w:sz w:val="28"/>
-          <w:szCs w:val="28"/>
-        </w:rPr>
-        <w:t xml:space="preserve"> </w:t>
-      </w:r>
-    </w:p>
-    <w:p>
-      <w:pPr>
-        <w:spacing w:after="0"/>
-        <w:ind w:right="67"/>
-        <w:rPr>
-          <w:rFonts w:ascii="David" w:hAnsi="David" w:cs="David"/>
-          <w:sz w:val="28"/>
-          <w:szCs w:val="28"/>
-        </w:rPr>
-      </w:pPr>
-      <w:r>
-        <w:rPr>
-          <w:rFonts w:ascii="David" w:eastAsia="Arial" w:hAnsi="David" w:cs="David"/>
-          <w:sz w:val="28"/>
-          <w:szCs w:val="28"/>
-        </w:rPr>
-        <w:t xml:space="preserve"> </w:t>
-      </w:r>
-    </w:p>
-    <w:p>
-      <w:pPr>
-        <w:pStyle w:val="a3"/>
+        <w:pStyle w:val="ListParagraph"/>
+        <w:numPr>
+          <w:ilvl w:val="0"/>
+          <w:numId w:val="18"/>
+        </w:numPr>
+        <w:spacing w:after="152"/>
+        <w:jc w:val="left"/>
+        <w:rPr>
+          <w:rFonts w:ascii="David" w:eastAsia="Arial" w:hAnsi="David" w:cs="David"/>
+          <w:b/>
+          <w:sz w:val="28"/>
+          <w:szCs w:val="28"/>
+        </w:rPr>
+      </w:pPr>
+      <w:r>
+        <w:rPr>
+          <w:rFonts w:ascii="David" w:eastAsia="Arial" w:hAnsi="David" w:cs="David"/>
+          <w:b/>
+          <w:bCs/>
+          <w:sz w:val="28"/>
+          <w:szCs w:val="28"/>
+          <w:rtl/>
+        </w:rPr>
+        <w:t>תרשימי מערכת מרכזיי</w:t>
+      </w:r>
+      <w:r>
+        <w:rPr>
+          <w:rFonts w:ascii="David" w:eastAsia="Arial" w:hAnsi="David" w:cs="David" w:hint="cs"/>
+          <w:b/>
+          <w:bCs/>
+          <w:sz w:val="28"/>
+          <w:szCs w:val="28"/>
+          <w:rtl/>
+        </w:rPr>
+        <w:t>ם</w:t>
+      </w:r>
+    </w:p>
+    <w:p>
+      <w:pPr>
+        <w:pStyle w:val="ListParagraph"/>
+        <w:spacing w:after="152"/>
+        <w:jc w:val="left"/>
+        <w:rPr>
+          <w:rFonts w:ascii="David" w:eastAsia="Arial" w:hAnsi="David" w:cs="David"/>
+          <w:b/>
+          <w:sz w:val="28"/>
+          <w:szCs w:val="28"/>
+        </w:rPr>
+      </w:pPr>
+    </w:p>
+    <w:p>
+      <w:pPr>
+        <w:pStyle w:val="ListParagraph"/>
         <w:numPr>
           <w:ilvl w:val="1"/>
           <w:numId w:val="18"/>
         </w:numPr>
+        <w:spacing w:after="152"/>
+        <w:jc w:val="left"/>
+        <w:rPr>
+          <w:rFonts w:ascii="David" w:hAnsi="David" w:cs="David"/>
+          <w:sz w:val="28"/>
+          <w:szCs w:val="28"/>
+          <w:rtl/>
+        </w:rPr>
+      </w:pPr>
+      <w:r>
+        <w:rPr>
+          <w:rFonts w:ascii="David" w:eastAsia="Arial" w:hAnsi="David" w:cs="David"/>
+          <w:b/>
+          <w:sz w:val="28"/>
+          <w:szCs w:val="28"/>
+        </w:rPr>
+        <w:t xml:space="preserve"> </w:t>
+      </w:r>
+      <w:r>
+        <w:rPr>
+          <w:rFonts w:ascii="David" w:eastAsia="Arial" w:hAnsi="David" w:cs="David"/>
+          <w:sz w:val="28"/>
+          <w:szCs w:val="28"/>
+        </w:rPr>
+        <w:t>Use Case</w:t>
+      </w:r>
+    </w:p>
+    <w:p>
+      <w:pPr>
+        <w:spacing w:after="0"/>
+        <w:ind w:left="1220"/>
+        <w:jc w:val="left"/>
+        <w:rPr>
+          <w:rFonts w:ascii="David" w:hAnsi="David" w:cs="David"/>
+          <w:sz w:val="28"/>
+          <w:szCs w:val="28"/>
+          <w:rtl/>
+        </w:rPr>
+      </w:pPr>
+      <w:r>
+        <w:rPr>
+          <w:rFonts w:ascii="David" w:eastAsia="Arial" w:hAnsi="David" w:cs="David"/>
+          <w:sz w:val="28"/>
+          <w:szCs w:val="28"/>
+        </w:rPr>
+        <w:t xml:space="preserve"> </w:t>
+      </w:r>
+    </w:p>
+    <w:p>
+      <w:pPr>
+        <w:bidi w:val="0"/>
+        <w:spacing w:after="0"/>
+        <w:ind w:left="1220"/>
+        <w:rPr>
+          <w:rFonts w:ascii="David" w:hAnsi="David" w:cs="David"/>
+          <w:sz w:val="28"/>
+          <w:szCs w:val="28"/>
+          <w:rtl/>
+        </w:rPr>
+      </w:pPr>
+      <w:r>
+        <w:rPr>
+          <w:rFonts w:ascii="David" w:hAnsi="David" w:cs="David"/>
+          <w:noProof/>
+          <w:sz w:val="28"/>
+          <w:szCs w:val="28"/>
+        </w:rPr>
+        <w:drawing>
+          <wp:inline distT="0" distB="0" distL="0" distR="0" wp14:anchorId="228DDF2D" wp14:editId="6F218E5C">
+            <wp:extent cx="6513830" cy="4915797"/>
+            <wp:effectExtent l="0" t="0" r="0" b="0"/>
+            <wp:docPr id="10" name="Picture 10" descr="Diagram&#10;&#10;Description automatically generated"/>
+            <wp:cNvGraphicFramePr>
+              <a:graphicFrameLocks xmlns:a="http://schemas.openxmlformats.org/drawingml/2006/main" noChangeAspect="1"/>
+            </wp:cNvGraphicFramePr>
+            <a:graphic xmlns:a="http://schemas.openxmlformats.org/drawingml/2006/main">
+              <a:graphicData uri="http://schemas.openxmlformats.org/drawingml/2006/picture">
+                <pic:pic xmlns:pic="http://schemas.openxmlformats.org/drawingml/2006/picture">
+                  <pic:nvPicPr>
+                    <pic:cNvPr id="10" name="Picture 10" descr="Diagram&#10;&#10;Description automatically generated"/>
+                    <pic:cNvPicPr>
+                      <a:picLocks noChangeAspect="1" noChangeArrowheads="1"/>
+                    </pic:cNvPicPr>
+                  </pic:nvPicPr>
+                  <pic:blipFill>
+                    <a:blip r:embed="rId14" cstate="print">
+                      <a:extLst>
+                        <a:ext uri="{28A0092B-C50C-407E-A947-70E740481C1C}">
+                          <a14:useLocalDpi xmlns:a14="http://schemas.microsoft.com/office/drawing/2010/main" val="0"/>
+                        </a:ext>
+                      </a:extLst>
+                    </a:blip>
+                    <a:srcRect/>
+                    <a:stretch>
+                      <a:fillRect/>
+                    </a:stretch>
+                  </pic:blipFill>
+                  <pic:spPr bwMode="auto">
+                    <a:xfrm>
+                      <a:off x="0" y="0"/>
+                      <a:ext cx="6528203" cy="4926644"/>
+                    </a:xfrm>
+                    <a:prstGeom prst="rect">
+                      <a:avLst/>
+                    </a:prstGeom>
+                    <a:noFill/>
+                    <a:ln>
+                      <a:noFill/>
+                    </a:ln>
+                  </pic:spPr>
+                </pic:pic>
+              </a:graphicData>
+            </a:graphic>
+          </wp:inline>
+        </w:drawing>
+      </w:r>
+    </w:p>
+    <w:p>
+      <w:pPr>
+        <w:spacing w:after="0"/>
+        <w:ind w:left="1220"/>
+        <w:jc w:val="left"/>
+        <w:rPr>
+          <w:rFonts w:ascii="David" w:hAnsi="David" w:cs="David"/>
+          <w:sz w:val="28"/>
+          <w:szCs w:val="28"/>
+          <w:rtl/>
+        </w:rPr>
+      </w:pPr>
+    </w:p>
+    <w:p>
+      <w:pPr>
+        <w:spacing w:after="0"/>
+        <w:ind w:left="1220"/>
+        <w:jc w:val="left"/>
+        <w:rPr>
+          <w:rFonts w:ascii="David" w:hAnsi="David" w:cs="David"/>
+          <w:sz w:val="28"/>
+          <w:szCs w:val="28"/>
+          <w:rtl/>
+        </w:rPr>
+      </w:pPr>
+    </w:p>
+    <w:p>
+      <w:pPr>
+        <w:spacing w:after="0"/>
+        <w:ind w:left="1220"/>
+        <w:jc w:val="left"/>
+        <w:rPr>
+          <w:rFonts w:ascii="David" w:hAnsi="David" w:cs="David"/>
+          <w:sz w:val="28"/>
+          <w:szCs w:val="28"/>
+          <w:rtl/>
+        </w:rPr>
+      </w:pPr>
+    </w:p>
+    <w:p>
+      <w:pPr>
+        <w:spacing w:after="0"/>
+        <w:ind w:left="1220"/>
+        <w:jc w:val="left"/>
+        <w:rPr>
+          <w:rFonts w:ascii="David" w:hAnsi="David" w:cs="David"/>
+          <w:sz w:val="28"/>
+          <w:szCs w:val="28"/>
+          <w:rtl/>
+        </w:rPr>
+      </w:pPr>
+    </w:p>
+    <w:p>
+      <w:pPr>
+        <w:spacing w:after="0"/>
+        <w:ind w:left="1220"/>
+        <w:jc w:val="left"/>
+        <w:rPr>
+          <w:rFonts w:ascii="David" w:hAnsi="David" w:cs="David"/>
+          <w:sz w:val="28"/>
+          <w:szCs w:val="28"/>
+          <w:rtl/>
+        </w:rPr>
+      </w:pPr>
+    </w:p>
+    <w:p>
+      <w:pPr>
+        <w:spacing w:after="0"/>
+        <w:ind w:left="1220"/>
+        <w:jc w:val="left"/>
+        <w:rPr>
+          <w:rFonts w:ascii="David" w:hAnsi="David" w:cs="David"/>
+          <w:sz w:val="28"/>
+          <w:szCs w:val="28"/>
+          <w:rtl/>
+        </w:rPr>
+      </w:pPr>
+    </w:p>
+    <w:p>
+      <w:pPr>
+        <w:spacing w:after="0"/>
+        <w:jc w:val="left"/>
+        <w:rPr>
+          <w:rFonts w:ascii="David" w:hAnsi="David" w:cs="David"/>
+          <w:sz w:val="28"/>
+          <w:szCs w:val="28"/>
+          <w:rtl/>
+        </w:rPr>
+      </w:pPr>
+    </w:p>
+    <w:p>
+      <w:pPr>
+        <w:spacing w:after="0"/>
+        <w:ind w:right="67"/>
+        <w:jc w:val="both"/>
+        <w:rPr>
+          <w:rFonts w:ascii="David" w:hAnsi="David" w:cs="David"/>
+          <w:sz w:val="28"/>
+          <w:szCs w:val="28"/>
+        </w:rPr>
+      </w:pPr>
+    </w:p>
+    <w:p>
+      <w:pPr>
+        <w:pStyle w:val="ListParagraph"/>
+        <w:numPr>
+          <w:ilvl w:val="1"/>
+          <w:numId w:val="18"/>
+        </w:numPr>
         <w:spacing w:after="0"/>
         <w:ind w:right="52"/>
         <w:jc w:val="left"/>
@@ -10451,7 +10046,7 @@
     </w:p>
     <w:p>
       <w:pPr>
-        <w:pStyle w:val="1"/>
+        <w:pStyle w:val="Heading1"/>
         <w:bidi/>
         <w:ind w:left="919" w:right="1"/>
         <w:jc w:val="left"/>
@@ -10564,7 +10159,7 @@
                     <pic:cNvPicPr/>
                   </pic:nvPicPr>
                   <pic:blipFill>
-                    <a:blip r:embed="rId13">
+                    <a:blip r:embed="rId15">
                       <a:extLst>
                         <a:ext uri="{28A0092B-C50C-407E-A947-70E740481C1C}">
                           <a14:useLocalDpi xmlns:a14="http://schemas.microsoft.com/office/drawing/2010/main" val="0"/>
@@ -10841,7 +10436,7 @@
     </w:p>
     <w:p>
       <w:pPr>
-        <w:pStyle w:val="1"/>
+        <w:pStyle w:val="Heading1"/>
         <w:bidi/>
         <w:ind w:left="919"/>
         <w:jc w:val="left"/>
@@ -10862,7 +10457,7 @@
     </w:p>
     <w:p>
       <w:pPr>
-        <w:pStyle w:val="1"/>
+        <w:pStyle w:val="Heading1"/>
         <w:bidi/>
         <w:ind w:left="919"/>
         <w:jc w:val="left"/>
@@ -10875,7 +10470,7 @@
     </w:p>
     <w:p>
       <w:pPr>
-        <w:pStyle w:val="1"/>
+        <w:pStyle w:val="Heading1"/>
         <w:bidi/>
         <w:ind w:left="919"/>
         <w:jc w:val="left"/>
@@ -10888,7 +10483,7 @@
     </w:p>
     <w:p>
       <w:pPr>
-        <w:pStyle w:val="1"/>
+        <w:pStyle w:val="Heading1"/>
         <w:bidi/>
         <w:ind w:left="919"/>
         <w:jc w:val="left"/>
@@ -10901,7 +10496,7 @@
     </w:p>
     <w:p>
       <w:pPr>
-        <w:pStyle w:val="1"/>
+        <w:pStyle w:val="Heading1"/>
         <w:bidi/>
         <w:ind w:left="919"/>
         <w:jc w:val="left"/>
@@ -10914,7 +10509,7 @@
     </w:p>
     <w:p>
       <w:pPr>
-        <w:pStyle w:val="1"/>
+        <w:pStyle w:val="Heading1"/>
         <w:bidi/>
         <w:ind w:left="919"/>
         <w:jc w:val="left"/>
@@ -10927,7 +10522,7 @@
     </w:p>
     <w:p>
       <w:pPr>
-        <w:pStyle w:val="1"/>
+        <w:pStyle w:val="Heading1"/>
         <w:bidi/>
         <w:ind w:left="919"/>
         <w:jc w:val="left"/>
@@ -10940,7 +10535,7 @@
     </w:p>
     <w:p>
       <w:pPr>
-        <w:pStyle w:val="1"/>
+        <w:pStyle w:val="Heading1"/>
         <w:bidi/>
         <w:ind w:left="919"/>
         <w:jc w:val="left"/>
@@ -10953,7 +10548,7 @@
     </w:p>
     <w:p>
       <w:pPr>
-        <w:pStyle w:val="1"/>
+        <w:pStyle w:val="Heading1"/>
         <w:bidi/>
         <w:ind w:left="919"/>
         <w:jc w:val="left"/>
@@ -10966,7 +10561,7 @@
     </w:p>
     <w:p>
       <w:pPr>
-        <w:pStyle w:val="1"/>
+        <w:pStyle w:val="Heading1"/>
         <w:bidi/>
         <w:ind w:left="919"/>
         <w:jc w:val="left"/>
@@ -10979,7 +10574,7 @@
     </w:p>
     <w:p>
       <w:pPr>
-        <w:pStyle w:val="1"/>
+        <w:pStyle w:val="Heading1"/>
         <w:bidi/>
         <w:ind w:left="919"/>
         <w:jc w:val="left"/>
@@ -10992,7 +10587,7 @@
     </w:p>
     <w:p>
       <w:pPr>
-        <w:pStyle w:val="1"/>
+        <w:pStyle w:val="Heading1"/>
         <w:bidi/>
         <w:ind w:left="919"/>
         <w:jc w:val="left"/>
@@ -11005,7 +10600,7 @@
     </w:p>
     <w:p>
       <w:pPr>
-        <w:pStyle w:val="1"/>
+        <w:pStyle w:val="Heading1"/>
         <w:bidi/>
         <w:ind w:left="919"/>
         <w:jc w:val="left"/>
@@ -11018,7 +10613,7 @@
     </w:p>
     <w:p>
       <w:pPr>
-        <w:pStyle w:val="1"/>
+        <w:pStyle w:val="Heading1"/>
         <w:bidi/>
         <w:ind w:left="919"/>
         <w:jc w:val="left"/>
@@ -11031,7 +10626,7 @@
     </w:p>
     <w:p>
       <w:pPr>
-        <w:pStyle w:val="1"/>
+        <w:pStyle w:val="Heading1"/>
         <w:bidi/>
         <w:ind w:left="919"/>
         <w:jc w:val="left"/>
@@ -11044,7 +10639,7 @@
     </w:p>
     <w:p>
       <w:pPr>
-        <w:pStyle w:val="1"/>
+        <w:pStyle w:val="Heading1"/>
         <w:bidi/>
         <w:ind w:left="919"/>
         <w:jc w:val="left"/>
@@ -11057,7 +10652,7 @@
     </w:p>
     <w:p>
       <w:pPr>
-        <w:pStyle w:val="1"/>
+        <w:pStyle w:val="Heading1"/>
         <w:bidi/>
         <w:ind w:left="919"/>
         <w:jc w:val="left"/>
@@ -11070,7 +10665,7 @@
     </w:p>
     <w:p>
       <w:pPr>
-        <w:pStyle w:val="1"/>
+        <w:pStyle w:val="Heading1"/>
         <w:bidi/>
         <w:ind w:left="919"/>
         <w:jc w:val="left"/>
@@ -11083,7 +10678,7 @@
     </w:p>
     <w:p>
       <w:pPr>
-        <w:pStyle w:val="1"/>
+        <w:pStyle w:val="Heading1"/>
         <w:bidi/>
         <w:ind w:left="919"/>
         <w:jc w:val="left"/>
@@ -11096,7 +10691,7 @@
     </w:p>
     <w:p>
       <w:pPr>
-        <w:pStyle w:val="1"/>
+        <w:pStyle w:val="Heading1"/>
         <w:bidi/>
         <w:ind w:left="919"/>
         <w:jc w:val="left"/>
@@ -11116,7 +10711,7 @@
     </w:p>
     <w:p>
       <w:pPr>
-        <w:pStyle w:val="1"/>
+        <w:pStyle w:val="Heading1"/>
         <w:bidi/>
         <w:ind w:left="919"/>
         <w:jc w:val="left"/>
@@ -11189,7 +10784,7 @@
     </w:p>
     <w:p>
       <w:pPr>
-        <w:pStyle w:val="1"/>
+        <w:pStyle w:val="Heading1"/>
         <w:bidi/>
         <w:ind w:left="919"/>
         <w:jc w:val="left"/>
@@ -11206,6 +10801,7 @@
           <w:sz w:val="28"/>
           <w:szCs w:val="28"/>
         </w:rPr>
+        <w:lastRenderedPageBreak/>
         <w:t xml:space="preserve"> </w:t>
       </w:r>
       <w:r>
@@ -11311,7 +10907,7 @@
                     </pic:cNvPicPr>
                   </pic:nvPicPr>
                   <pic:blipFill>
-                    <a:blip r:embed="rId14" cstate="print">
+                    <a:blip r:embed="rId16" cstate="print">
                       <a:extLst>
                         <a:ext uri="{28A0092B-C50C-407E-A947-70E740481C1C}">
                           <a14:useLocalDpi xmlns:a14="http://schemas.microsoft.com/office/drawing/2010/main" val="0"/>
@@ -11433,7 +11029,7 @@
     </w:p>
     <w:p>
       <w:pPr>
-        <w:pStyle w:val="1"/>
+        <w:pStyle w:val="Heading1"/>
         <w:bidi/>
         <w:ind w:left="919" w:right="3"/>
         <w:jc w:val="left"/>
@@ -11446,7 +11042,7 @@
     </w:p>
     <w:p>
       <w:pPr>
-        <w:pStyle w:val="1"/>
+        <w:pStyle w:val="Heading1"/>
         <w:bidi/>
         <w:ind w:left="919" w:right="3"/>
         <w:jc w:val="left"/>
@@ -12108,7 +11704,7 @@
     </w:p>
     <w:p>
       <w:pPr>
-        <w:pStyle w:val="1"/>
+        <w:pStyle w:val="Heading1"/>
         <w:bidi/>
         <w:ind w:left="919"/>
         <w:jc w:val="left"/>
@@ -12125,7 +11721,17 @@
           <w:sz w:val="28"/>
           <w:szCs w:val="28"/>
         </w:rPr>
-        <w:t xml:space="preserve">Sequence diagram </w:t>
+        <w:lastRenderedPageBreak/>
+        <w:t xml:space="preserve">Sequence </w:t>
+      </w:r>
+      <w:proofErr w:type="gramStart"/>
+      <w:r>
+        <w:rPr>
+          <w:rFonts w:ascii="David" w:hAnsi="David" w:cs="David"/>
+          <w:sz w:val="28"/>
+          <w:szCs w:val="28"/>
+        </w:rPr>
+        <w:t xml:space="preserve">diagram </w:t>
       </w:r>
       <w:r>
         <w:rPr>
@@ -12134,7 +11740,17 @@
           <w:szCs w:val="28"/>
           <w:rtl/>
         </w:rPr>
-        <w:t xml:space="preserve"> דיווח על נתוני שימוש לשרת</w:t>
+        <w:t xml:space="preserve"> דיווח</w:t>
+      </w:r>
+      <w:proofErr w:type="gramEnd"/>
+      <w:r>
+        <w:rPr>
+          <w:rFonts w:ascii="David" w:hAnsi="David" w:cs="David" w:hint="cs"/>
+          <w:sz w:val="28"/>
+          <w:szCs w:val="28"/>
+          <w:rtl/>
+        </w:rPr>
+        <w:t xml:space="preserve"> על נתוני שימוש לשרת</w:t>
       </w:r>
     </w:p>
     <w:p>
@@ -12207,7 +11823,7 @@
                     </pic:cNvPicPr>
                   </pic:nvPicPr>
                   <pic:blipFill>
-                    <a:blip r:embed="rId15" cstate="print">
+                    <a:blip r:embed="rId17" cstate="print">
                       <a:extLst>
                         <a:ext uri="{28A0092B-C50C-407E-A947-70E740481C1C}">
                           <a14:useLocalDpi xmlns:a14="http://schemas.microsoft.com/office/drawing/2010/main" val="0"/>
@@ -12271,45 +11887,658 @@
         <w:ind w:left="10" w:right="242" w:hanging="10"/>
         <w:jc w:val="left"/>
         <w:rPr>
-          <w:rFonts w:ascii="David" w:hAnsi="David" w:cs="David"/>
-          <w:sz w:val="28"/>
-          <w:szCs w:val="28"/>
-          <w:rtl/>
-        </w:rPr>
-      </w:pPr>
-      <w:r>
-        <w:rPr>
           <w:rFonts w:ascii="David" w:eastAsia="Arial" w:hAnsi="David" w:cs="David"/>
           <w:b/>
           <w:sz w:val="28"/>
           <w:szCs w:val="28"/>
         </w:rPr>
+      </w:pPr>
+    </w:p>
+    <w:p>
+      <w:pPr>
+        <w:spacing w:after="0"/>
+        <w:ind w:left="10" w:right="242" w:hanging="10"/>
+        <w:jc w:val="left"/>
+        <w:rPr>
+          <w:rFonts w:ascii="David" w:eastAsia="Arial" w:hAnsi="David" w:cs="David"/>
+          <w:b/>
+          <w:sz w:val="28"/>
+          <w:szCs w:val="28"/>
+        </w:rPr>
+      </w:pPr>
+    </w:p>
+    <w:p>
+      <w:pPr>
+        <w:spacing w:after="0"/>
+        <w:ind w:left="10" w:right="242" w:hanging="10"/>
+        <w:jc w:val="left"/>
+        <w:rPr>
+          <w:rFonts w:ascii="David" w:eastAsia="Arial" w:hAnsi="David" w:cs="David"/>
+          <w:b/>
+          <w:sz w:val="28"/>
+          <w:szCs w:val="28"/>
+        </w:rPr>
+      </w:pPr>
+    </w:p>
+    <w:p>
+      <w:pPr>
+        <w:spacing w:after="0"/>
+        <w:ind w:left="10" w:right="242" w:hanging="10"/>
+        <w:jc w:val="left"/>
+        <w:rPr>
+          <w:rFonts w:ascii="David" w:eastAsia="Arial" w:hAnsi="David" w:cs="David"/>
+          <w:b/>
+          <w:sz w:val="28"/>
+          <w:szCs w:val="28"/>
+        </w:rPr>
+      </w:pPr>
+    </w:p>
+    <w:p>
+      <w:pPr>
+        <w:spacing w:after="0"/>
+        <w:ind w:left="10" w:right="242" w:hanging="10"/>
+        <w:jc w:val="left"/>
+        <w:rPr>
+          <w:rFonts w:ascii="David" w:eastAsia="Arial" w:hAnsi="David" w:cs="David"/>
+          <w:b/>
+          <w:sz w:val="28"/>
+          <w:szCs w:val="28"/>
+        </w:rPr>
+      </w:pPr>
+    </w:p>
+    <w:p>
+      <w:pPr>
+        <w:spacing w:after="0"/>
+        <w:ind w:left="10" w:right="242" w:hanging="10"/>
+        <w:jc w:val="left"/>
+        <w:rPr>
+          <w:rFonts w:ascii="David" w:eastAsia="Arial" w:hAnsi="David" w:cs="David"/>
+          <w:b/>
+          <w:sz w:val="28"/>
+          <w:szCs w:val="28"/>
+        </w:rPr>
+      </w:pPr>
+    </w:p>
+    <w:p>
+      <w:pPr>
+        <w:spacing w:after="0"/>
+        <w:ind w:left="10" w:right="242" w:hanging="10"/>
+        <w:jc w:val="left"/>
+        <w:rPr>
+          <w:rFonts w:ascii="David" w:eastAsia="Arial" w:hAnsi="David" w:cs="David"/>
+          <w:b/>
+          <w:sz w:val="28"/>
+          <w:szCs w:val="28"/>
+        </w:rPr>
+      </w:pPr>
+    </w:p>
+    <w:p>
+      <w:pPr>
+        <w:spacing w:after="0"/>
+        <w:ind w:left="10" w:right="242" w:hanging="10"/>
+        <w:jc w:val="left"/>
+        <w:rPr>
+          <w:rFonts w:ascii="David" w:eastAsia="Arial" w:hAnsi="David" w:cs="David"/>
+          <w:b/>
+          <w:sz w:val="28"/>
+          <w:szCs w:val="28"/>
+        </w:rPr>
+      </w:pPr>
+    </w:p>
+    <w:p>
+      <w:pPr>
+        <w:spacing w:after="0"/>
+        <w:ind w:left="10" w:right="242" w:hanging="10"/>
+        <w:jc w:val="left"/>
+        <w:rPr>
+          <w:rFonts w:ascii="David" w:eastAsia="Arial" w:hAnsi="David" w:cs="David"/>
+          <w:b/>
+          <w:sz w:val="28"/>
+          <w:szCs w:val="28"/>
+        </w:rPr>
+      </w:pPr>
+    </w:p>
+    <w:p>
+      <w:pPr>
+        <w:spacing w:after="0"/>
+        <w:ind w:left="10" w:right="242" w:hanging="10"/>
+        <w:jc w:val="left"/>
+        <w:rPr>
+          <w:rFonts w:ascii="David" w:eastAsia="Arial" w:hAnsi="David" w:cs="David"/>
+          <w:b/>
+          <w:sz w:val="28"/>
+          <w:szCs w:val="28"/>
+        </w:rPr>
+      </w:pPr>
+    </w:p>
+    <w:p>
+      <w:pPr>
+        <w:spacing w:after="0"/>
+        <w:ind w:left="10" w:right="242" w:hanging="10"/>
+        <w:jc w:val="left"/>
+        <w:rPr>
+          <w:rFonts w:ascii="David" w:eastAsia="Arial" w:hAnsi="David" w:cs="David"/>
+          <w:b/>
+          <w:sz w:val="28"/>
+          <w:szCs w:val="28"/>
+        </w:rPr>
+      </w:pPr>
+    </w:p>
+    <w:p>
+      <w:pPr>
+        <w:spacing w:after="0"/>
+        <w:ind w:left="10" w:right="242" w:hanging="10"/>
+        <w:jc w:val="left"/>
+        <w:rPr>
+          <w:rFonts w:ascii="David" w:eastAsia="Arial" w:hAnsi="David" w:cs="David"/>
+          <w:b/>
+          <w:sz w:val="28"/>
+          <w:szCs w:val="28"/>
+        </w:rPr>
+      </w:pPr>
+    </w:p>
+    <w:p>
+      <w:pPr>
+        <w:spacing w:after="0"/>
+        <w:ind w:left="10" w:right="242" w:hanging="10"/>
+        <w:jc w:val="left"/>
+        <w:rPr>
+          <w:rFonts w:ascii="David" w:eastAsia="Arial" w:hAnsi="David" w:cs="David"/>
+          <w:b/>
+          <w:sz w:val="28"/>
+          <w:szCs w:val="28"/>
+        </w:rPr>
+      </w:pPr>
+    </w:p>
+    <w:p>
+      <w:pPr>
+        <w:spacing w:after="0"/>
+        <w:ind w:left="10" w:right="242" w:hanging="10"/>
+        <w:jc w:val="left"/>
+        <w:rPr>
+          <w:rFonts w:ascii="David" w:eastAsia="Arial" w:hAnsi="David" w:cs="David"/>
+          <w:b/>
+          <w:sz w:val="28"/>
+          <w:szCs w:val="28"/>
+        </w:rPr>
+      </w:pPr>
+    </w:p>
+    <w:p>
+      <w:pPr>
+        <w:spacing w:after="0"/>
+        <w:ind w:left="10" w:right="242" w:hanging="10"/>
+        <w:jc w:val="left"/>
+        <w:rPr>
+          <w:rFonts w:ascii="David" w:eastAsia="Arial" w:hAnsi="David" w:cs="David"/>
+          <w:b/>
+          <w:sz w:val="28"/>
+          <w:szCs w:val="28"/>
+        </w:rPr>
+      </w:pPr>
+    </w:p>
+    <w:p>
+      <w:pPr>
+        <w:spacing w:after="0"/>
+        <w:ind w:left="10" w:right="242" w:hanging="10"/>
+        <w:jc w:val="left"/>
+        <w:rPr>
+          <w:rFonts w:ascii="David" w:eastAsia="Arial" w:hAnsi="David" w:cs="David"/>
+          <w:b/>
+          <w:sz w:val="28"/>
+          <w:szCs w:val="28"/>
+        </w:rPr>
+      </w:pPr>
+    </w:p>
+    <w:p>
+      <w:pPr>
+        <w:spacing w:after="0"/>
+        <w:ind w:left="10" w:right="242" w:hanging="10"/>
+        <w:jc w:val="left"/>
+        <w:rPr>
+          <w:rFonts w:ascii="David" w:eastAsia="Arial" w:hAnsi="David" w:cs="David"/>
+          <w:b/>
+          <w:sz w:val="28"/>
+          <w:szCs w:val="28"/>
+        </w:rPr>
+      </w:pPr>
+    </w:p>
+    <w:p>
+      <w:pPr>
+        <w:spacing w:after="0"/>
+        <w:ind w:left="10" w:right="242" w:hanging="10"/>
+        <w:jc w:val="left"/>
+        <w:rPr>
+          <w:rFonts w:ascii="David" w:eastAsia="Arial" w:hAnsi="David" w:cs="David"/>
+          <w:b/>
+          <w:sz w:val="28"/>
+          <w:szCs w:val="28"/>
+        </w:rPr>
+      </w:pPr>
+    </w:p>
+    <w:p>
+      <w:pPr>
+        <w:spacing w:after="0"/>
+        <w:ind w:left="10" w:right="242" w:hanging="10"/>
+        <w:jc w:val="left"/>
+        <w:rPr>
+          <w:rFonts w:ascii="David" w:eastAsia="Arial" w:hAnsi="David" w:cs="David"/>
+          <w:b/>
+          <w:sz w:val="28"/>
+          <w:szCs w:val="28"/>
+        </w:rPr>
+      </w:pPr>
+    </w:p>
+    <w:p>
+      <w:pPr>
+        <w:spacing w:after="0"/>
+        <w:ind w:left="10" w:right="242" w:hanging="10"/>
+        <w:jc w:val="left"/>
+        <w:rPr>
+          <w:rFonts w:ascii="David" w:eastAsia="Arial" w:hAnsi="David" w:cs="David"/>
+          <w:b/>
+          <w:sz w:val="28"/>
+          <w:szCs w:val="28"/>
+        </w:rPr>
+      </w:pPr>
+    </w:p>
+    <w:p>
+      <w:pPr>
+        <w:bidi w:val="0"/>
+        <w:spacing w:after="0"/>
+        <w:ind w:left="10" w:right="242" w:hanging="10"/>
+        <w:jc w:val="left"/>
+        <w:rPr>
+          <w:rFonts w:ascii="David" w:eastAsia="Arial" w:hAnsi="David" w:cs="David"/>
+          <w:b/>
+          <w:sz w:val="28"/>
+          <w:szCs w:val="28"/>
+        </w:rPr>
+      </w:pPr>
+    </w:p>
+    <w:p>
+      <w:pPr>
+        <w:bidi w:val="0"/>
+        <w:spacing w:after="0"/>
+        <w:ind w:left="10" w:right="242" w:hanging="10"/>
+        <w:jc w:val="left"/>
+        <w:rPr>
+          <w:rFonts w:ascii="David" w:eastAsia="Arial" w:hAnsi="David" w:cs="David"/>
+          <w:b/>
+          <w:sz w:val="28"/>
+          <w:szCs w:val="28"/>
+        </w:rPr>
+      </w:pPr>
+    </w:p>
+    <w:p>
+      <w:pPr>
+        <w:bidi w:val="0"/>
+        <w:spacing w:after="0"/>
+        <w:ind w:left="10" w:right="242" w:hanging="10"/>
+        <w:jc w:val="left"/>
+        <w:rPr>
+          <w:rFonts w:ascii="David" w:eastAsia="Arial" w:hAnsi="David" w:cs="David"/>
+          <w:b/>
+          <w:sz w:val="28"/>
+          <w:szCs w:val="28"/>
+        </w:rPr>
+      </w:pPr>
+    </w:p>
+    <w:p>
+      <w:pPr>
+        <w:bidi w:val="0"/>
+        <w:spacing w:after="0"/>
+        <w:ind w:left="10" w:right="242" w:hanging="10"/>
+        <w:jc w:val="left"/>
+        <w:rPr>
+          <w:rFonts w:ascii="David" w:eastAsia="Arial" w:hAnsi="David" w:cs="David"/>
+          <w:b/>
+          <w:sz w:val="28"/>
+          <w:szCs w:val="28"/>
+        </w:rPr>
+      </w:pPr>
+    </w:p>
+    <w:p>
+      <w:pPr>
+        <w:bidi w:val="0"/>
+        <w:spacing w:after="0"/>
+        <w:ind w:left="10" w:right="242" w:hanging="10"/>
+        <w:jc w:val="left"/>
+        <w:rPr>
+          <w:rFonts w:ascii="David" w:eastAsia="Arial" w:hAnsi="David" w:cs="David"/>
+          <w:b/>
+          <w:sz w:val="28"/>
+          <w:szCs w:val="28"/>
+        </w:rPr>
+      </w:pPr>
+    </w:p>
+    <w:p>
+      <w:pPr>
+        <w:bidi w:val="0"/>
+        <w:spacing w:after="0"/>
+        <w:ind w:left="10" w:right="242" w:hanging="10"/>
+        <w:jc w:val="left"/>
+        <w:rPr>
+          <w:rFonts w:ascii="David" w:eastAsia="Arial" w:hAnsi="David" w:cs="David"/>
+          <w:b/>
+          <w:sz w:val="28"/>
+          <w:szCs w:val="28"/>
+        </w:rPr>
+      </w:pPr>
+    </w:p>
+    <w:p>
+      <w:pPr>
+        <w:bidi w:val="0"/>
+        <w:spacing w:after="0"/>
+        <w:ind w:left="10" w:right="242" w:hanging="10"/>
+        <w:jc w:val="left"/>
+        <w:rPr>
+          <w:rFonts w:ascii="David" w:eastAsia="Arial" w:hAnsi="David" w:cs="David"/>
+          <w:b/>
+          <w:sz w:val="28"/>
+          <w:szCs w:val="28"/>
+        </w:rPr>
+      </w:pPr>
+    </w:p>
+    <w:p>
+      <w:pPr>
+        <w:bidi w:val="0"/>
+        <w:spacing w:after="0"/>
+        <w:ind w:left="10" w:right="242" w:hanging="10"/>
+        <w:jc w:val="left"/>
+        <w:rPr>
+          <w:rFonts w:ascii="David" w:eastAsia="Arial" w:hAnsi="David" w:cs="David"/>
+          <w:b/>
+          <w:sz w:val="28"/>
+          <w:szCs w:val="28"/>
+        </w:rPr>
+      </w:pPr>
+    </w:p>
+    <w:p>
+      <w:pPr>
+        <w:bidi w:val="0"/>
+        <w:spacing w:after="0"/>
+        <w:ind w:left="10" w:right="242" w:hanging="10"/>
+        <w:jc w:val="left"/>
+        <w:rPr>
+          <w:rFonts w:ascii="David" w:eastAsia="Arial" w:hAnsi="David" w:cs="David"/>
+          <w:b/>
+          <w:sz w:val="28"/>
+          <w:szCs w:val="28"/>
+        </w:rPr>
+      </w:pPr>
+    </w:p>
+    <w:p>
+      <w:pPr>
+        <w:bidi w:val="0"/>
+        <w:spacing w:after="0"/>
+        <w:ind w:left="10" w:right="242" w:hanging="10"/>
+        <w:jc w:val="left"/>
+        <w:rPr>
+          <w:rFonts w:ascii="David" w:eastAsia="Arial" w:hAnsi="David" w:cs="David"/>
+          <w:b/>
+          <w:sz w:val="28"/>
+          <w:szCs w:val="28"/>
+        </w:rPr>
+      </w:pPr>
+    </w:p>
+    <w:p>
+      <w:pPr>
+        <w:bidi w:val="0"/>
+        <w:spacing w:after="0"/>
+        <w:ind w:left="10" w:right="242" w:hanging="10"/>
+        <w:jc w:val="left"/>
+        <w:rPr>
+          <w:rFonts w:ascii="David" w:eastAsia="Arial" w:hAnsi="David" w:cs="David"/>
+          <w:b/>
+          <w:sz w:val="28"/>
+          <w:szCs w:val="28"/>
+        </w:rPr>
+      </w:pPr>
+    </w:p>
+    <w:p>
+      <w:pPr>
+        <w:bidi w:val="0"/>
+        <w:spacing w:after="0"/>
+        <w:ind w:left="10" w:right="242" w:hanging="10"/>
+        <w:jc w:val="left"/>
+        <w:rPr>
+          <w:rFonts w:ascii="David" w:eastAsia="Arial" w:hAnsi="David" w:cs="David"/>
+          <w:b/>
+          <w:sz w:val="28"/>
+          <w:szCs w:val="28"/>
+        </w:rPr>
+      </w:pPr>
+    </w:p>
+    <w:p>
+      <w:pPr>
+        <w:bidi w:val="0"/>
+        <w:spacing w:after="0"/>
+        <w:ind w:left="10" w:right="242" w:hanging="10"/>
+        <w:jc w:val="left"/>
+        <w:rPr>
+          <w:rFonts w:ascii="David" w:eastAsia="Arial" w:hAnsi="David" w:cs="David"/>
+          <w:b/>
+          <w:sz w:val="28"/>
+          <w:szCs w:val="28"/>
+        </w:rPr>
+      </w:pPr>
+    </w:p>
+    <w:p>
+      <w:pPr>
+        <w:bidi w:val="0"/>
+        <w:spacing w:after="0"/>
+        <w:ind w:left="10" w:right="242" w:hanging="10"/>
+        <w:jc w:val="left"/>
+        <w:rPr>
+          <w:rFonts w:ascii="David" w:eastAsia="Arial" w:hAnsi="David" w:cs="David"/>
+          <w:b/>
+          <w:sz w:val="28"/>
+          <w:szCs w:val="28"/>
+        </w:rPr>
+      </w:pPr>
+    </w:p>
+    <w:p>
+      <w:pPr>
+        <w:bidi w:val="0"/>
+        <w:spacing w:after="0"/>
+        <w:ind w:left="10" w:right="242" w:hanging="10"/>
+        <w:jc w:val="left"/>
+        <w:rPr>
+          <w:rFonts w:ascii="David" w:eastAsia="Arial" w:hAnsi="David" w:cs="David"/>
+          <w:b/>
+          <w:sz w:val="28"/>
+          <w:szCs w:val="28"/>
+        </w:rPr>
+      </w:pPr>
+    </w:p>
+    <w:p>
+      <w:pPr>
+        <w:bidi w:val="0"/>
+        <w:spacing w:after="0"/>
+        <w:ind w:left="10" w:right="242" w:hanging="10"/>
+        <w:jc w:val="left"/>
+        <w:rPr>
+          <w:rFonts w:ascii="David" w:eastAsia="Arial" w:hAnsi="David" w:cs="David"/>
+          <w:b/>
+          <w:sz w:val="28"/>
+          <w:szCs w:val="28"/>
+        </w:rPr>
+      </w:pPr>
+    </w:p>
+    <w:p>
+      <w:pPr>
+        <w:bidi w:val="0"/>
+        <w:spacing w:after="0"/>
+        <w:ind w:left="10" w:right="242" w:hanging="10"/>
+        <w:jc w:val="left"/>
+        <w:rPr>
+          <w:rFonts w:ascii="David" w:eastAsia="Arial" w:hAnsi="David" w:cs="David"/>
+          <w:b/>
+          <w:sz w:val="28"/>
+          <w:szCs w:val="28"/>
+        </w:rPr>
+      </w:pPr>
+    </w:p>
+    <w:p>
+      <w:pPr>
+        <w:bidi w:val="0"/>
+        <w:spacing w:after="0"/>
+        <w:ind w:left="10" w:right="242" w:hanging="10"/>
+        <w:jc w:val="left"/>
+        <w:rPr>
+          <w:rFonts w:ascii="David" w:eastAsia="Arial" w:hAnsi="David" w:cs="David"/>
+          <w:b/>
+          <w:sz w:val="28"/>
+          <w:szCs w:val="28"/>
+        </w:rPr>
+      </w:pPr>
+    </w:p>
+    <w:p>
+      <w:pPr>
+        <w:bidi w:val="0"/>
+        <w:spacing w:after="0"/>
+        <w:ind w:left="10" w:right="242" w:hanging="10"/>
+        <w:jc w:val="left"/>
+        <w:rPr>
+          <w:rFonts w:ascii="David" w:eastAsia="Arial" w:hAnsi="David" w:cs="David"/>
+          <w:b/>
+          <w:sz w:val="28"/>
+          <w:szCs w:val="28"/>
+        </w:rPr>
+      </w:pPr>
+    </w:p>
+    <w:p>
+      <w:pPr>
+        <w:bidi w:val="0"/>
+        <w:spacing w:after="0"/>
+        <w:ind w:left="10" w:right="242" w:hanging="10"/>
+        <w:jc w:val="left"/>
+        <w:rPr>
+          <w:rFonts w:ascii="David" w:eastAsia="Arial" w:hAnsi="David" w:cs="David"/>
+          <w:b/>
+          <w:sz w:val="28"/>
+          <w:szCs w:val="28"/>
+        </w:rPr>
+      </w:pPr>
+    </w:p>
+    <w:p>
+      <w:pPr>
+        <w:bidi w:val="0"/>
+        <w:spacing w:after="0"/>
+        <w:ind w:left="10" w:right="242" w:hanging="10"/>
+        <w:jc w:val="left"/>
+        <w:rPr>
+          <w:rFonts w:ascii="David" w:eastAsia="Arial" w:hAnsi="David" w:cs="David"/>
+          <w:b/>
+          <w:sz w:val="28"/>
+          <w:szCs w:val="28"/>
+        </w:rPr>
+      </w:pPr>
+    </w:p>
+    <w:p>
+      <w:pPr>
+        <w:bidi w:val="0"/>
+        <w:spacing w:after="0"/>
+        <w:ind w:left="10" w:right="242" w:hanging="10"/>
+        <w:jc w:val="left"/>
+        <w:rPr>
+          <w:rFonts w:ascii="David" w:eastAsia="Arial" w:hAnsi="David" w:cs="David"/>
+          <w:b/>
+          <w:sz w:val="28"/>
+          <w:szCs w:val="28"/>
+        </w:rPr>
+      </w:pPr>
+    </w:p>
+    <w:p>
+      <w:pPr>
+        <w:bidi w:val="0"/>
+        <w:spacing w:after="0"/>
+        <w:ind w:left="10" w:right="242" w:hanging="10"/>
+        <w:jc w:val="left"/>
+        <w:rPr>
+          <w:rFonts w:ascii="David" w:eastAsia="Arial" w:hAnsi="David" w:cs="David"/>
+          <w:b/>
+          <w:sz w:val="28"/>
+          <w:szCs w:val="28"/>
+        </w:rPr>
+      </w:pPr>
+    </w:p>
+    <w:p>
+      <w:pPr>
+        <w:bidi w:val="0"/>
+        <w:spacing w:after="0"/>
+        <w:ind w:left="10" w:right="242" w:hanging="10"/>
+        <w:jc w:val="left"/>
+        <w:rPr>
+          <w:rFonts w:ascii="David" w:eastAsia="Arial" w:hAnsi="David" w:cs="David"/>
+          <w:b/>
+          <w:sz w:val="28"/>
+          <w:szCs w:val="28"/>
+        </w:rPr>
+      </w:pPr>
+    </w:p>
+    <w:p>
+      <w:pPr>
+        <w:bidi w:val="0"/>
+        <w:spacing w:after="0"/>
+        <w:ind w:left="10" w:right="242" w:hanging="10"/>
+        <w:jc w:val="left"/>
+        <w:rPr>
+          <w:rFonts w:ascii="David" w:eastAsia="Arial" w:hAnsi="David" w:cs="David"/>
+          <w:b/>
+          <w:sz w:val="28"/>
+          <w:szCs w:val="28"/>
+        </w:rPr>
+      </w:pPr>
+    </w:p>
+    <w:p>
+      <w:pPr>
+        <w:bidi w:val="0"/>
+        <w:spacing w:after="0"/>
+        <w:ind w:left="10" w:right="242" w:hanging="10"/>
+        <w:jc w:val="left"/>
+        <w:rPr>
+          <w:rFonts w:ascii="David" w:eastAsia="Arial" w:hAnsi="David" w:cs="David"/>
+          <w:b/>
+          <w:sz w:val="28"/>
+          <w:szCs w:val="28"/>
+        </w:rPr>
+      </w:pPr>
+    </w:p>
+    <w:p>
+      <w:pPr>
+        <w:bidi w:val="0"/>
+        <w:spacing w:after="0"/>
+        <w:ind w:left="10" w:right="242" w:hanging="10"/>
+        <w:jc w:val="left"/>
+        <w:rPr>
+          <w:rFonts w:ascii="David" w:eastAsia="Arial" w:hAnsi="David" w:cs="David"/>
+          <w:b/>
+          <w:sz w:val="28"/>
+          <w:szCs w:val="28"/>
+        </w:rPr>
+      </w:pPr>
+      <w:r>
+        <w:rPr>
+          <w:rFonts w:ascii="David" w:eastAsia="Arial" w:hAnsi="David" w:cs="David"/>
+          <w:b/>
+          <w:sz w:val="28"/>
+          <w:szCs w:val="28"/>
+        </w:rPr>
+        <w:lastRenderedPageBreak/>
+        <w:t xml:space="preserve">   </w:t>
+      </w:r>
+      <w:proofErr w:type="gramStart"/>
+      <w:r>
+        <w:rPr>
+          <w:rFonts w:ascii="David" w:eastAsia="Arial" w:hAnsi="David" w:cs="David"/>
+          <w:b/>
+          <w:sz w:val="28"/>
+          <w:szCs w:val="28"/>
+        </w:rPr>
         <w:t>Dataflow :</w:t>
       </w:r>
-    </w:p>
-    <w:p>
-      <w:pPr>
-        <w:spacing w:after="0"/>
-        <w:ind w:left="10" w:right="242" w:hanging="10"/>
-        <w:jc w:val="left"/>
-        <w:rPr>
-          <w:rFonts w:ascii="David" w:hAnsi="David" w:cs="David"/>
-          <w:sz w:val="28"/>
-          <w:szCs w:val="28"/>
-        </w:rPr>
-      </w:pPr>
-    </w:p>
-    <w:p>
-      <w:pPr>
-        <w:spacing w:after="0"/>
-        <w:ind w:left="2026"/>
-        <w:jc w:val="left"/>
-        <w:rPr>
-          <w:rFonts w:ascii="David" w:hAnsi="David" w:cs="David"/>
-          <w:sz w:val="28"/>
-          <w:szCs w:val="28"/>
-        </w:rPr>
-      </w:pPr>
+      <w:proofErr w:type="gramEnd"/>
     </w:p>
     <w:p>
       <w:pPr>
@@ -12322,6 +12551,18 @@
           <w:szCs w:val="28"/>
         </w:rPr>
       </w:pPr>
+    </w:p>
+    <w:p>
+      <w:pPr>
+        <w:spacing w:after="0"/>
+        <w:ind w:right="52"/>
+        <w:jc w:val="left"/>
+        <w:rPr>
+          <w:rFonts w:ascii="David" w:hAnsi="David" w:cs="David"/>
+          <w:sz w:val="28"/>
+          <w:szCs w:val="28"/>
+        </w:rPr>
+      </w:pPr>
       <w:r>
         <w:rPr>
           <w:rFonts w:ascii="David" w:eastAsia="Times New Roman" w:hAnsi="David" w:cs="David"/>
@@ -12330,6 +12571,62 @@
         </w:rPr>
         <w:t xml:space="preserve"> </w:t>
       </w:r>
+      <w:r>
+        <w:rPr>
+          <w:rFonts w:ascii="David" w:hAnsi="David" w:cs="David"/>
+          <w:noProof/>
+          <w:sz w:val="28"/>
+          <w:szCs w:val="28"/>
+        </w:rPr>
+        <w:drawing>
+          <wp:inline distT="0" distB="0" distL="0" distR="0" wp14:anchorId="315AD6B2" wp14:editId="5B066172">
+            <wp:extent cx="6491605" cy="7605395"/>
+            <wp:effectExtent l="0" t="0" r="4445" b="0"/>
+            <wp:docPr id="9" name="Picture 9" descr="A picture containing graphical user interface&#10;&#10;Description automatically generated"/>
+            <wp:cNvGraphicFramePr>
+              <a:graphicFrameLocks xmlns:a="http://schemas.openxmlformats.org/drawingml/2006/main" noChangeAspect="1"/>
+            </wp:cNvGraphicFramePr>
+            <a:graphic xmlns:a="http://schemas.openxmlformats.org/drawingml/2006/main">
+              <a:graphicData uri="http://schemas.openxmlformats.org/drawingml/2006/picture">
+                <pic:pic xmlns:pic="http://schemas.openxmlformats.org/drawingml/2006/picture">
+                  <pic:nvPicPr>
+                    <pic:cNvPr id="9" name="Picture 9" descr="A picture containing graphical user interface&#10;&#10;Description automatically generated"/>
+                    <pic:cNvPicPr>
+                      <a:picLocks noChangeAspect="1" noChangeArrowheads="1"/>
+                    </pic:cNvPicPr>
+                  </pic:nvPicPr>
+                  <pic:blipFill>
+                    <a:blip r:embed="rId18" cstate="print">
+                      <a:extLst>
+                        <a:ext uri="{28A0092B-C50C-407E-A947-70E740481C1C}">
+                          <a14:useLocalDpi xmlns:a14="http://schemas.microsoft.com/office/drawing/2010/main" val="0"/>
+                        </a:ext>
+                      </a:extLst>
+                    </a:blip>
+                    <a:srcRect/>
+                    <a:stretch>
+                      <a:fillRect/>
+                    </a:stretch>
+                  </pic:blipFill>
+                  <pic:spPr bwMode="auto">
+                    <a:xfrm>
+                      <a:off x="0" y="0"/>
+                      <a:ext cx="6491605" cy="7605395"/>
+                    </a:xfrm>
+                    <a:prstGeom prst="rect">
+                      <a:avLst/>
+                    </a:prstGeom>
+                    <a:noFill/>
+                    <a:ln>
+                      <a:noFill/>
+                    </a:ln>
+                  </pic:spPr>
+                </pic:pic>
+              </a:graphicData>
+            </a:graphic>
+          </wp:inline>
+        </w:drawing>
+      </w:r>
     </w:p>
     <w:p>
       <w:pPr>
@@ -12468,26 +12765,7 @@
           <w:sz w:val="28"/>
           <w:szCs w:val="28"/>
         </w:rPr>
-        <w:t xml:space="preserve"> </w:t>
-      </w:r>
-    </w:p>
-    <w:p>
-      <w:pPr>
-        <w:spacing w:after="0"/>
-        <w:ind w:right="52"/>
-        <w:jc w:val="left"/>
-        <w:rPr>
-          <w:rFonts w:ascii="David" w:hAnsi="David" w:cs="David"/>
-          <w:sz w:val="28"/>
-          <w:szCs w:val="28"/>
-        </w:rPr>
-      </w:pPr>
-      <w:r>
-        <w:rPr>
-          <w:rFonts w:ascii="David" w:eastAsia="Times New Roman" w:hAnsi="David" w:cs="David"/>
-          <w:sz w:val="28"/>
-          <w:szCs w:val="28"/>
-        </w:rPr>
+        <w:lastRenderedPageBreak/>
         <w:t xml:space="preserve"> </w:t>
       </w:r>
     </w:p>
@@ -12584,7 +12862,7 @@
     </w:p>
     <w:p>
       <w:pPr>
-        <w:pStyle w:val="a3"/>
+        <w:pStyle w:val="ListParagraph"/>
         <w:numPr>
           <w:ilvl w:val="0"/>
           <w:numId w:val="26"/>
@@ -12747,7 +13025,7 @@
     </w:p>
     <w:p>
       <w:pPr>
-        <w:pStyle w:val="a3"/>
+        <w:pStyle w:val="ListParagraph"/>
         <w:numPr>
           <w:ilvl w:val="0"/>
           <w:numId w:val="26"/>
@@ -12790,7 +13068,7 @@
     </w:p>
     <w:p>
       <w:pPr>
-        <w:pStyle w:val="a3"/>
+        <w:pStyle w:val="ListParagraph"/>
         <w:numPr>
           <w:ilvl w:val="0"/>
           <w:numId w:val="26"/>
@@ -12857,13 +13135,12 @@
           <w:sz w:val="28"/>
           <w:szCs w:val="28"/>
         </w:rPr>
-        <w:lastRenderedPageBreak/>
         <w:t xml:space="preserve"> </w:t>
       </w:r>
     </w:p>
     <w:p>
       <w:pPr>
-        <w:pStyle w:val="a3"/>
+        <w:pStyle w:val="ListParagraph"/>
         <w:numPr>
           <w:ilvl w:val="0"/>
           <w:numId w:val="10"/>
@@ -12890,7 +13167,7 @@
     </w:p>
     <w:p>
       <w:pPr>
-        <w:pStyle w:val="a3"/>
+        <w:pStyle w:val="ListParagraph"/>
         <w:numPr>
           <w:ilvl w:val="0"/>
           <w:numId w:val="27"/>
@@ -12933,7 +13210,7 @@
     </w:p>
     <w:p>
       <w:pPr>
-        <w:pStyle w:val="a3"/>
+        <w:pStyle w:val="ListParagraph"/>
         <w:numPr>
           <w:ilvl w:val="0"/>
           <w:numId w:val="27"/>
@@ -12991,7 +13268,7 @@
     </w:p>
     <w:p>
       <w:pPr>
-        <w:pStyle w:val="a3"/>
+        <w:pStyle w:val="ListParagraph"/>
         <w:numPr>
           <w:ilvl w:val="0"/>
           <w:numId w:val="10"/>
@@ -13031,7 +13308,7 @@
     </w:p>
     <w:p>
       <w:pPr>
-        <w:pStyle w:val="a3"/>
+        <w:pStyle w:val="ListParagraph"/>
         <w:spacing w:after="150"/>
         <w:ind w:left="579"/>
         <w:jc w:val="left"/>
@@ -13161,7 +13438,7 @@
     </w:p>
     <w:p>
       <w:pPr>
-        <w:pStyle w:val="a3"/>
+        <w:pStyle w:val="ListParagraph"/>
         <w:numPr>
           <w:ilvl w:val="0"/>
           <w:numId w:val="28"/>
@@ -13204,7 +13481,7 @@
     </w:p>
     <w:p>
       <w:pPr>
-        <w:pStyle w:val="a3"/>
+        <w:pStyle w:val="ListParagraph"/>
         <w:numPr>
           <w:ilvl w:val="0"/>
           <w:numId w:val="28"/>
@@ -13230,7 +13507,7 @@
     </w:p>
     <w:p>
       <w:pPr>
-        <w:pStyle w:val="a3"/>
+        <w:pStyle w:val="ListParagraph"/>
         <w:numPr>
           <w:ilvl w:val="0"/>
           <w:numId w:val="28"/>
@@ -13340,7 +13617,7 @@
     </w:p>
     <w:p>
       <w:pPr>
-        <w:pStyle w:val="a3"/>
+        <w:pStyle w:val="ListParagraph"/>
         <w:numPr>
           <w:ilvl w:val="0"/>
           <w:numId w:val="29"/>
@@ -13365,7 +13642,7 @@
     </w:p>
     <w:p>
       <w:pPr>
-        <w:pStyle w:val="a3"/>
+        <w:pStyle w:val="ListParagraph"/>
         <w:numPr>
           <w:ilvl w:val="0"/>
           <w:numId w:val="29"/>
@@ -13390,7 +13667,7 @@
     </w:p>
     <w:p>
       <w:pPr>
-        <w:pStyle w:val="a3"/>
+        <w:pStyle w:val="ListParagraph"/>
         <w:numPr>
           <w:ilvl w:val="0"/>
           <w:numId w:val="29"/>
@@ -13455,7 +13732,7 @@
     </w:p>
     <w:p>
       <w:pPr>
-        <w:pStyle w:val="a3"/>
+        <w:pStyle w:val="ListParagraph"/>
         <w:numPr>
           <w:ilvl w:val="1"/>
           <w:numId w:val="15"/>
@@ -13483,7 +13760,7 @@
     </w:p>
     <w:p>
       <w:pPr>
-        <w:pStyle w:val="a3"/>
+        <w:pStyle w:val="ListParagraph"/>
         <w:numPr>
           <w:ilvl w:val="0"/>
           <w:numId w:val="30"/>
@@ -13516,7 +13793,7 @@
     </w:p>
     <w:p>
       <w:pPr>
-        <w:pStyle w:val="a3"/>
+        <w:pStyle w:val="ListParagraph"/>
         <w:numPr>
           <w:ilvl w:val="0"/>
           <w:numId w:val="30"/>
@@ -13590,7 +13867,7 @@
           <w:rtl/>
         </w:rPr>
       </w:pPr>
-      <w:hyperlink r:id="rId16" w:history="1">
+      <w:hyperlink r:id="rId19" w:history="1">
         <w:r>
           <w:rPr>
             <w:rStyle w:val="Hyperlink"/>
@@ -13626,7 +13903,7 @@
           <w:rtl/>
         </w:rPr>
       </w:pPr>
-      <w:hyperlink r:id="rId17" w:history="1">
+      <w:hyperlink r:id="rId20" w:history="1">
         <w:r>
           <w:rPr>
             <w:rStyle w:val="Hyperlink"/>
@@ -13673,7 +13950,7 @@
           <w:rtl/>
         </w:rPr>
       </w:pPr>
-      <w:hyperlink r:id="rId18" w:history="1">
+      <w:hyperlink r:id="rId21" w:history="1">
         <w:r>
           <w:rPr>
             <w:rStyle w:val="Hyperlink"/>
@@ -13719,7 +13996,7 @@
           <w:rtl/>
         </w:rPr>
       </w:pPr>
-      <w:hyperlink r:id="rId19" w:history="1">
+      <w:hyperlink r:id="rId22" w:history="1">
         <w:r>
           <w:rPr>
             <w:rStyle w:val="Hyperlink"/>
@@ -13756,7 +14033,7 @@
           <w:rtl/>
         </w:rPr>
       </w:pPr>
-      <w:hyperlink r:id="rId20" w:history="1">
+      <w:hyperlink r:id="rId23" w:history="1">
         <w:r>
           <w:rPr>
             <w:rStyle w:val="Hyperlink"/>
@@ -13825,7 +14102,6 @@
           <w:rFonts w:ascii="David" w:hAnsi="David" w:cs="David"/>
           <w:sz w:val="28"/>
           <w:szCs w:val="28"/>
-          <w:rtl/>
         </w:rPr>
       </w:pPr>
       <w:r>
@@ -13836,280 +14112,6 @@
           <w:rtl/>
         </w:rPr>
         <w:tab/>
-      </w:r>
-    </w:p>
-    <w:p>
-      <w:pPr>
-        <w:spacing w:after="0"/>
-        <w:ind w:left="329"/>
-        <w:jc w:val="left"/>
-        <w:rPr>
-          <w:rFonts w:ascii="David" w:hAnsi="David" w:cs="David"/>
-          <w:sz w:val="28"/>
-          <w:szCs w:val="28"/>
-          <w:rtl/>
-        </w:rPr>
-      </w:pPr>
-    </w:p>
-    <w:p>
-      <w:pPr>
-        <w:spacing w:after="0"/>
-        <w:ind w:right="67"/>
-        <w:jc w:val="left"/>
-        <w:rPr>
-          <w:rFonts w:ascii="David" w:hAnsi="David" w:cs="David"/>
-          <w:sz w:val="28"/>
-          <w:szCs w:val="28"/>
-        </w:rPr>
-      </w:pPr>
-      <w:r>
-        <w:rPr>
-          <w:rFonts w:ascii="David" w:eastAsia="Arial" w:hAnsi="David" w:cs="David"/>
-          <w:sz w:val="28"/>
-          <w:szCs w:val="28"/>
-        </w:rPr>
-        <w:t xml:space="preserve"> </w:t>
-      </w:r>
-    </w:p>
-    <w:p>
-      <w:pPr>
-        <w:spacing w:after="0"/>
-        <w:ind w:right="67"/>
-        <w:jc w:val="left"/>
-        <w:rPr>
-          <w:rFonts w:ascii="David" w:hAnsi="David" w:cs="David"/>
-          <w:sz w:val="28"/>
-          <w:szCs w:val="28"/>
-        </w:rPr>
-      </w:pPr>
-      <w:r>
-        <w:rPr>
-          <w:rFonts w:ascii="David" w:eastAsia="Arial" w:hAnsi="David" w:cs="David"/>
-          <w:sz w:val="28"/>
-          <w:szCs w:val="28"/>
-        </w:rPr>
-        <w:t xml:space="preserve"> </w:t>
-      </w:r>
-    </w:p>
-    <w:p>
-      <w:pPr>
-        <w:spacing w:after="0"/>
-        <w:ind w:right="67"/>
-        <w:jc w:val="left"/>
-        <w:rPr>
-          <w:rFonts w:ascii="David" w:hAnsi="David" w:cs="David"/>
-          <w:sz w:val="28"/>
-          <w:szCs w:val="28"/>
-        </w:rPr>
-      </w:pPr>
-      <w:r>
-        <w:rPr>
-          <w:rFonts w:ascii="David" w:eastAsia="Arial" w:hAnsi="David" w:cs="David"/>
-          <w:sz w:val="28"/>
-          <w:szCs w:val="28"/>
-        </w:rPr>
-        <w:t xml:space="preserve"> </w:t>
-      </w:r>
-    </w:p>
-    <w:p>
-      <w:pPr>
-        <w:spacing w:after="0"/>
-        <w:ind w:right="67"/>
-        <w:jc w:val="left"/>
-        <w:rPr>
-          <w:rFonts w:ascii="David" w:hAnsi="David" w:cs="David"/>
-          <w:sz w:val="28"/>
-          <w:szCs w:val="28"/>
-        </w:rPr>
-      </w:pPr>
-      <w:r>
-        <w:rPr>
-          <w:rFonts w:ascii="David" w:eastAsia="Arial" w:hAnsi="David" w:cs="David"/>
-          <w:sz w:val="28"/>
-          <w:szCs w:val="28"/>
-        </w:rPr>
-        <w:t xml:space="preserve"> </w:t>
-      </w:r>
-    </w:p>
-    <w:p>
-      <w:pPr>
-        <w:spacing w:after="0"/>
-        <w:ind w:right="67"/>
-        <w:jc w:val="left"/>
-        <w:rPr>
-          <w:rFonts w:ascii="David" w:hAnsi="David" w:cs="David"/>
-          <w:sz w:val="28"/>
-          <w:szCs w:val="28"/>
-        </w:rPr>
-      </w:pPr>
-      <w:r>
-        <w:rPr>
-          <w:rFonts w:ascii="David" w:eastAsia="Arial" w:hAnsi="David" w:cs="David"/>
-          <w:sz w:val="28"/>
-          <w:szCs w:val="28"/>
-        </w:rPr>
-        <w:lastRenderedPageBreak/>
-        <w:t xml:space="preserve"> </w:t>
-      </w:r>
-    </w:p>
-    <w:p>
-      <w:pPr>
-        <w:spacing w:after="0"/>
-        <w:ind w:right="67"/>
-        <w:jc w:val="left"/>
-        <w:rPr>
-          <w:rFonts w:ascii="David" w:hAnsi="David" w:cs="David"/>
-          <w:sz w:val="28"/>
-          <w:szCs w:val="28"/>
-        </w:rPr>
-      </w:pPr>
-      <w:r>
-        <w:rPr>
-          <w:rFonts w:ascii="David" w:eastAsia="Arial" w:hAnsi="David" w:cs="David"/>
-          <w:sz w:val="28"/>
-          <w:szCs w:val="28"/>
-        </w:rPr>
-        <w:t xml:space="preserve"> </w:t>
-      </w:r>
-    </w:p>
-    <w:p>
-      <w:pPr>
-        <w:spacing w:after="0"/>
-        <w:ind w:right="67"/>
-        <w:jc w:val="left"/>
-        <w:rPr>
-          <w:rFonts w:ascii="David" w:hAnsi="David" w:cs="David"/>
-          <w:sz w:val="28"/>
-          <w:szCs w:val="28"/>
-        </w:rPr>
-      </w:pPr>
-      <w:r>
-        <w:rPr>
-          <w:rFonts w:ascii="David" w:eastAsia="Arial" w:hAnsi="David" w:cs="David"/>
-          <w:sz w:val="28"/>
-          <w:szCs w:val="28"/>
-        </w:rPr>
-        <w:t xml:space="preserve"> </w:t>
-      </w:r>
-    </w:p>
-    <w:p>
-      <w:pPr>
-        <w:spacing w:after="0"/>
-        <w:ind w:right="67"/>
-        <w:jc w:val="left"/>
-        <w:rPr>
-          <w:rFonts w:ascii="David" w:hAnsi="David" w:cs="David"/>
-          <w:sz w:val="28"/>
-          <w:szCs w:val="28"/>
-        </w:rPr>
-      </w:pPr>
-      <w:r>
-        <w:rPr>
-          <w:rFonts w:ascii="David" w:eastAsia="Arial" w:hAnsi="David" w:cs="David"/>
-          <w:sz w:val="28"/>
-          <w:szCs w:val="28"/>
-        </w:rPr>
-        <w:t xml:space="preserve"> </w:t>
-      </w:r>
-    </w:p>
-    <w:p>
-      <w:pPr>
-        <w:spacing w:after="0"/>
-        <w:ind w:right="67"/>
-        <w:jc w:val="left"/>
-        <w:rPr>
-          <w:rFonts w:ascii="David" w:hAnsi="David" w:cs="David"/>
-          <w:sz w:val="28"/>
-          <w:szCs w:val="28"/>
-        </w:rPr>
-      </w:pPr>
-      <w:r>
-        <w:rPr>
-          <w:rFonts w:ascii="David" w:eastAsia="Arial" w:hAnsi="David" w:cs="David"/>
-          <w:sz w:val="28"/>
-          <w:szCs w:val="28"/>
-        </w:rPr>
-        <w:t xml:space="preserve"> </w:t>
-      </w:r>
-    </w:p>
-    <w:p>
-      <w:pPr>
-        <w:spacing w:after="0"/>
-        <w:ind w:right="67"/>
-        <w:jc w:val="left"/>
-        <w:rPr>
-          <w:rFonts w:ascii="David" w:hAnsi="David" w:cs="David"/>
-          <w:sz w:val="28"/>
-          <w:szCs w:val="28"/>
-        </w:rPr>
-      </w:pPr>
-      <w:r>
-        <w:rPr>
-          <w:rFonts w:ascii="David" w:eastAsia="Arial" w:hAnsi="David" w:cs="David"/>
-          <w:sz w:val="28"/>
-          <w:szCs w:val="28"/>
-        </w:rPr>
-        <w:t xml:space="preserve"> </w:t>
-      </w:r>
-    </w:p>
-    <w:p>
-      <w:pPr>
-        <w:spacing w:after="0"/>
-        <w:ind w:right="67"/>
-        <w:jc w:val="left"/>
-        <w:rPr>
-          <w:rFonts w:ascii="David" w:hAnsi="David" w:cs="David"/>
-          <w:sz w:val="28"/>
-          <w:szCs w:val="28"/>
-        </w:rPr>
-      </w:pPr>
-      <w:r>
-        <w:rPr>
-          <w:rFonts w:ascii="David" w:eastAsia="Arial" w:hAnsi="David" w:cs="David"/>
-          <w:sz w:val="28"/>
-          <w:szCs w:val="28"/>
-        </w:rPr>
-        <w:t xml:space="preserve"> </w:t>
-      </w:r>
-    </w:p>
-    <w:p>
-      <w:pPr>
-        <w:spacing w:after="0"/>
-        <w:ind w:right="67"/>
-        <w:jc w:val="left"/>
-        <w:rPr>
-          <w:rFonts w:ascii="David" w:hAnsi="David" w:cs="David"/>
-          <w:sz w:val="28"/>
-          <w:szCs w:val="28"/>
-        </w:rPr>
-      </w:pPr>
-      <w:r>
-        <w:rPr>
-          <w:rFonts w:ascii="David" w:eastAsia="Arial" w:hAnsi="David" w:cs="David"/>
-          <w:sz w:val="28"/>
-          <w:szCs w:val="28"/>
-        </w:rPr>
-        <w:t xml:space="preserve"> </w:t>
-      </w:r>
-    </w:p>
-    <w:p>
-      <w:pPr>
-        <w:spacing w:after="0"/>
-        <w:ind w:right="67"/>
-        <w:jc w:val="left"/>
-        <w:rPr>
-          <w:rFonts w:ascii="David" w:hAnsi="David" w:cs="David"/>
-          <w:sz w:val="28"/>
-          <w:szCs w:val="28"/>
-        </w:rPr>
-      </w:pPr>
-      <w:r>
-        <w:rPr>
-          <w:rFonts w:ascii="David" w:eastAsia="Arial" w:hAnsi="David" w:cs="David"/>
-          <w:sz w:val="28"/>
-          <w:szCs w:val="28"/>
-        </w:rPr>
-        <w:t xml:space="preserve"> </w:t>
       </w:r>
     </w:p>
     <w:p>
@@ -15222,7 +15224,7 @@
         <w:ind w:right="67"/>
         <w:jc w:val="left"/>
         <w:rPr>
-          <w:rFonts w:ascii="David" w:hAnsi="David" w:cs="David"/>
+          <w:rFonts w:ascii="David" w:eastAsia="Arial" w:hAnsi="David" w:cs="David"/>
           <w:sz w:val="28"/>
           <w:szCs w:val="28"/>
         </w:rPr>
@@ -15242,6 +15244,42 @@
         <w:ind w:right="67"/>
         <w:jc w:val="left"/>
         <w:rPr>
+          <w:rFonts w:ascii="David" w:eastAsia="Arial" w:hAnsi="David" w:cs="David"/>
+          <w:sz w:val="28"/>
+          <w:szCs w:val="28"/>
+        </w:rPr>
+      </w:pPr>
+    </w:p>
+    <w:p>
+      <w:pPr>
+        <w:spacing w:after="0"/>
+        <w:ind w:right="67"/>
+        <w:jc w:val="left"/>
+        <w:rPr>
+          <w:rFonts w:ascii="David" w:eastAsia="Arial" w:hAnsi="David" w:cs="David"/>
+          <w:sz w:val="28"/>
+          <w:szCs w:val="28"/>
+        </w:rPr>
+      </w:pPr>
+    </w:p>
+    <w:p>
+      <w:pPr>
+        <w:spacing w:after="0"/>
+        <w:ind w:right="67"/>
+        <w:jc w:val="left"/>
+        <w:rPr>
+          <w:rFonts w:ascii="David" w:hAnsi="David" w:cs="David"/>
+          <w:sz w:val="28"/>
+          <w:szCs w:val="28"/>
+        </w:rPr>
+      </w:pPr>
+    </w:p>
+    <w:p>
+      <w:pPr>
+        <w:spacing w:after="0"/>
+        <w:ind w:right="67"/>
+        <w:jc w:val="left"/>
+        <w:rPr>
           <w:rFonts w:ascii="David" w:hAnsi="David" w:cs="David"/>
           <w:sz w:val="28"/>
           <w:szCs w:val="28"/>
@@ -15262,7 +15300,7 @@
         <w:ind w:right="67"/>
         <w:jc w:val="left"/>
         <w:rPr>
-          <w:rFonts w:ascii="David" w:hAnsi="David" w:cs="David"/>
+          <w:rFonts w:ascii="David" w:eastAsia="Arial" w:hAnsi="David" w:cs="David"/>
           <w:sz w:val="28"/>
           <w:szCs w:val="28"/>
         </w:rPr>
@@ -15275,6 +15313,174 @@
         </w:rPr>
         <w:t xml:space="preserve"> </w:t>
       </w:r>
+    </w:p>
+    <w:p>
+      <w:pPr>
+        <w:spacing w:after="0"/>
+        <w:ind w:right="67"/>
+        <w:jc w:val="left"/>
+        <w:rPr>
+          <w:rFonts w:ascii="David" w:eastAsia="Arial" w:hAnsi="David" w:cs="David"/>
+          <w:sz w:val="28"/>
+          <w:szCs w:val="28"/>
+        </w:rPr>
+      </w:pPr>
+    </w:p>
+    <w:p>
+      <w:pPr>
+        <w:spacing w:after="0"/>
+        <w:ind w:right="67"/>
+        <w:jc w:val="left"/>
+        <w:rPr>
+          <w:rFonts w:ascii="David" w:eastAsia="Arial" w:hAnsi="David" w:cs="David"/>
+          <w:sz w:val="28"/>
+          <w:szCs w:val="28"/>
+        </w:rPr>
+      </w:pPr>
+    </w:p>
+    <w:p>
+      <w:pPr>
+        <w:spacing w:after="0"/>
+        <w:ind w:right="67"/>
+        <w:jc w:val="left"/>
+        <w:rPr>
+          <w:rFonts w:ascii="David" w:eastAsia="Arial" w:hAnsi="David" w:cs="David"/>
+          <w:sz w:val="28"/>
+          <w:szCs w:val="28"/>
+        </w:rPr>
+      </w:pPr>
+    </w:p>
+    <w:p>
+      <w:pPr>
+        <w:spacing w:after="0"/>
+        <w:ind w:right="67"/>
+        <w:jc w:val="left"/>
+        <w:rPr>
+          <w:rFonts w:ascii="David" w:eastAsia="Arial" w:hAnsi="David" w:cs="David"/>
+          <w:sz w:val="28"/>
+          <w:szCs w:val="28"/>
+        </w:rPr>
+      </w:pPr>
+    </w:p>
+    <w:p>
+      <w:pPr>
+        <w:spacing w:after="0"/>
+        <w:ind w:right="67"/>
+        <w:jc w:val="left"/>
+        <w:rPr>
+          <w:rFonts w:ascii="David" w:eastAsia="Arial" w:hAnsi="David" w:cs="David"/>
+          <w:sz w:val="28"/>
+          <w:szCs w:val="28"/>
+        </w:rPr>
+      </w:pPr>
+    </w:p>
+    <w:p>
+      <w:pPr>
+        <w:spacing w:after="0"/>
+        <w:ind w:right="67"/>
+        <w:jc w:val="left"/>
+        <w:rPr>
+          <w:rFonts w:ascii="David" w:eastAsia="Arial" w:hAnsi="David" w:cs="David"/>
+          <w:sz w:val="28"/>
+          <w:szCs w:val="28"/>
+        </w:rPr>
+      </w:pPr>
+    </w:p>
+    <w:p>
+      <w:pPr>
+        <w:spacing w:after="0"/>
+        <w:ind w:right="67"/>
+        <w:jc w:val="left"/>
+        <w:rPr>
+          <w:rFonts w:ascii="David" w:eastAsia="Arial" w:hAnsi="David" w:cs="David"/>
+          <w:sz w:val="28"/>
+          <w:szCs w:val="28"/>
+        </w:rPr>
+      </w:pPr>
+    </w:p>
+    <w:p>
+      <w:pPr>
+        <w:spacing w:after="0"/>
+        <w:ind w:right="67"/>
+        <w:jc w:val="left"/>
+        <w:rPr>
+          <w:rFonts w:ascii="David" w:eastAsia="Arial" w:hAnsi="David" w:cs="David"/>
+          <w:sz w:val="28"/>
+          <w:szCs w:val="28"/>
+        </w:rPr>
+      </w:pPr>
+    </w:p>
+    <w:p>
+      <w:pPr>
+        <w:spacing w:after="0"/>
+        <w:ind w:right="67"/>
+        <w:jc w:val="left"/>
+        <w:rPr>
+          <w:rFonts w:ascii="David" w:eastAsia="Arial" w:hAnsi="David" w:cs="David"/>
+          <w:sz w:val="28"/>
+          <w:szCs w:val="28"/>
+        </w:rPr>
+      </w:pPr>
+    </w:p>
+    <w:p>
+      <w:pPr>
+        <w:spacing w:after="0"/>
+        <w:ind w:right="67"/>
+        <w:jc w:val="left"/>
+        <w:rPr>
+          <w:rFonts w:ascii="David" w:eastAsia="Arial" w:hAnsi="David" w:cs="David"/>
+          <w:sz w:val="28"/>
+          <w:szCs w:val="28"/>
+        </w:rPr>
+      </w:pPr>
+    </w:p>
+    <w:p>
+      <w:pPr>
+        <w:spacing w:after="0"/>
+        <w:ind w:right="67"/>
+        <w:jc w:val="left"/>
+        <w:rPr>
+          <w:rFonts w:ascii="David" w:eastAsia="Arial" w:hAnsi="David" w:cs="David"/>
+          <w:sz w:val="28"/>
+          <w:szCs w:val="28"/>
+        </w:rPr>
+      </w:pPr>
+    </w:p>
+    <w:p>
+      <w:pPr>
+        <w:spacing w:after="0"/>
+        <w:ind w:right="67"/>
+        <w:jc w:val="left"/>
+        <w:rPr>
+          <w:rFonts w:ascii="David" w:eastAsia="Arial" w:hAnsi="David" w:cs="David"/>
+          <w:sz w:val="28"/>
+          <w:szCs w:val="28"/>
+        </w:rPr>
+      </w:pPr>
+    </w:p>
+    <w:p>
+      <w:pPr>
+        <w:spacing w:after="0"/>
+        <w:ind w:right="67"/>
+        <w:jc w:val="left"/>
+        <w:rPr>
+          <w:rFonts w:ascii="David" w:eastAsia="Arial" w:hAnsi="David" w:cs="David"/>
+          <w:sz w:val="28"/>
+          <w:szCs w:val="28"/>
+        </w:rPr>
+      </w:pPr>
+    </w:p>
+    <w:p>
+      <w:pPr>
+        <w:spacing w:after="0"/>
+        <w:ind w:right="67"/>
+        <w:jc w:val="left"/>
+        <w:rPr>
+          <w:rFonts w:ascii="David" w:hAnsi="David" w:cs="David"/>
+          <w:sz w:val="28"/>
+          <w:szCs w:val="28"/>
+        </w:rPr>
+      </w:pPr>
     </w:p>
     <w:p>
       <w:pPr>
@@ -15340,6 +15546,7 @@
           <w:szCs w:val="28"/>
           <w:rtl/>
         </w:rPr>
+        <w:lastRenderedPageBreak/>
         <w:t xml:space="preserve">תכנון הבדיקות שיבוצעו  </w:t>
       </w:r>
     </w:p>
@@ -16342,7 +16549,6 @@
                 <w:sz w:val="28"/>
                 <w:szCs w:val="28"/>
               </w:rPr>
-              <w:lastRenderedPageBreak/>
               <w:t xml:space="preserve"> </w:t>
             </w:r>
           </w:p>
@@ -18234,6 +18440,7 @@
           <w:szCs w:val="28"/>
           <w:rtl/>
         </w:rPr>
+        <w:lastRenderedPageBreak/>
         <w:t>בקרת גרסאות</w:t>
       </w:r>
       <w:r>
@@ -18643,7 +18850,6 @@
           <w:sz w:val="28"/>
           <w:szCs w:val="28"/>
         </w:rPr>
-        <w:lastRenderedPageBreak/>
         <w:t xml:space="preserve"> </w:t>
       </w:r>
     </w:p>
@@ -19402,9 +19608,9 @@
       </w:r>
     </w:p>
     <w:sectPr>
-      <w:footerReference w:type="even" r:id="rId21"/>
-      <w:footerReference w:type="default" r:id="rId22"/>
-      <w:footerReference w:type="first" r:id="rId23"/>
+      <w:footerReference w:type="even" r:id="rId24"/>
+      <w:footerReference w:type="default" r:id="rId25"/>
+      <w:footerReference w:type="first" r:id="rId26"/>
       <w:pgSz w:w="11906" w:h="16841"/>
       <w:pgMar w:top="719" w:right="1460" w:bottom="289" w:left="223" w:header="720" w:footer="720" w:gutter="0"/>
       <w:cols w:space="720"/>
@@ -25227,7 +25433,7 @@
     <w:lsdException w:name="Unresolved Mention" w:semiHidden="1" w:unhideWhenUsed="1"/>
     <w:lsdException w:name="Smart Link" w:semiHidden="1" w:unhideWhenUsed="1"/>
   </w:latentStyles>
-  <w:style w:type="paragraph" w:default="1" w:styleId="a">
+  <w:style w:type="paragraph" w:default="1" w:styleId="Normal">
     <w:name w:val="Normal"/>
     <w:qFormat/>
     <w:rsid w:val="00FA5028"/>
@@ -25240,10 +25446,10 @@
       <w:color w:val="000000"/>
     </w:rPr>
   </w:style>
-  <w:style w:type="paragraph" w:styleId="1">
+  <w:style w:type="paragraph" w:styleId="Heading1">
     <w:name w:val="heading 1"/>
-    <w:next w:val="a"/>
-    <w:link w:val="10"/>
+    <w:next w:val="Normal"/>
+    <w:link w:val="Heading1Char"/>
     <w:uiPriority w:val="9"/>
     <w:qFormat/>
     <w:pPr>
@@ -25261,13 +25467,13 @@
       <w:sz w:val="24"/>
     </w:rPr>
   </w:style>
-  <w:style w:type="character" w:default="1" w:styleId="a0">
+  <w:style w:type="character" w:default="1" w:styleId="DefaultParagraphFont">
     <w:name w:val="Default Paragraph Font"/>
     <w:uiPriority w:val="1"/>
     <w:semiHidden/>
     <w:unhideWhenUsed/>
   </w:style>
-  <w:style w:type="table" w:default="1" w:styleId="a1">
+  <w:style w:type="table" w:default="1" w:styleId="TableNormal">
     <w:name w:val="Normal Table"/>
     <w:uiPriority w:val="99"/>
     <w:semiHidden/>
@@ -25282,15 +25488,15 @@
       </w:tblCellMar>
     </w:tblPr>
   </w:style>
-  <w:style w:type="numbering" w:default="1" w:styleId="a2">
+  <w:style w:type="numbering" w:default="1" w:styleId="NoList">
     <w:name w:val="No List"/>
     <w:uiPriority w:val="99"/>
     <w:semiHidden/>
     <w:unhideWhenUsed/>
   </w:style>
-  <w:style w:type="character" w:customStyle="1" w:styleId="10">
-    <w:name w:val="כותרת 1 תו"/>
-    <w:link w:val="1"/>
+  <w:style w:type="character" w:customStyle="1" w:styleId="Heading1Char">
+    <w:name w:val="Heading 1 Char"/>
+    <w:link w:val="Heading1"/>
     <w:rPr>
       <w:rFonts w:ascii="Arial" w:eastAsia="Arial" w:hAnsi="Arial" w:cs="Arial"/>
       <w:b/>
@@ -25312,9 +25518,9 @@
       </w:tblCellMar>
     </w:tblPr>
   </w:style>
-  <w:style w:type="paragraph" w:styleId="a3">
+  <w:style w:type="paragraph" w:styleId="ListParagraph">
     <w:name w:val="List Paragraph"/>
-    <w:basedOn w:val="a"/>
+    <w:basedOn w:val="Normal"/>
     <w:uiPriority w:val="34"/>
     <w:qFormat/>
     <w:rsid w:val="00C20BB5"/>
@@ -25325,7 +25531,7 @@
   </w:style>
   <w:style w:type="character" w:styleId="Hyperlink">
     <w:name w:val="Hyperlink"/>
-    <w:basedOn w:val="a0"/>
+    <w:basedOn w:val="DefaultParagraphFont"/>
     <w:uiPriority w:val="99"/>
     <w:unhideWhenUsed/>
     <w:rsid w:val="0053395E"/>
@@ -25334,9 +25540,9 @@
       <w:u w:val="single"/>
     </w:rPr>
   </w:style>
-  <w:style w:type="character" w:styleId="a4">
+  <w:style w:type="character" w:styleId="UnresolvedMention">
     <w:name w:val="Unresolved Mention"/>
-    <w:basedOn w:val="a0"/>
+    <w:basedOn w:val="DefaultParagraphFont"/>
     <w:uiPriority w:val="99"/>
     <w:semiHidden/>
     <w:unhideWhenUsed/>
@@ -25348,7 +25554,7 @@
   </w:style>
   <w:style w:type="character" w:styleId="FollowedHyperlink">
     <w:name w:val="FollowedHyperlink"/>
-    <w:basedOn w:val="a0"/>
+    <w:basedOn w:val="DefaultParagraphFont"/>
     <w:uiPriority w:val="99"/>
     <w:semiHidden/>
     <w:unhideWhenUsed/>
